--- a/docs/informe_final_f4_grupo_5.docx
+++ b/docs/informe_final_f4_grupo_5.docx
@@ -9,16 +9,20 @@
         <w:jc w:val="center"/>
       </w:pPr>
       <w:r>
+        <w:rPr>
+          <w:noProof/>
+        </w:rPr>
         <w:drawing>
-          <wp:inline xmlns:a="http://schemas.openxmlformats.org/drawingml/2006/main" xmlns:pic="http://schemas.openxmlformats.org/drawingml/2006/picture">
+          <wp:inline distT="0" distB="0" distL="0" distR="0" wp14:anchorId="42C892C2" wp14:editId="23B2EEFA">
             <wp:extent cx="1417320" cy="1144102"/>
+            <wp:effectExtent l="0" t="0" r="0" b="0"/>
             <wp:docPr id="1" name="Picture 1"/>
             <wp:cNvGraphicFramePr>
-              <a:graphicFrameLocks noChangeAspect="1"/>
+              <a:graphicFrameLocks xmlns:a="http://schemas.openxmlformats.org/drawingml/2006/main" noChangeAspect="1"/>
             </wp:cNvGraphicFramePr>
-            <a:graphic>
+            <a:graphic xmlns:a="http://schemas.openxmlformats.org/drawingml/2006/main">
               <a:graphicData uri="http://schemas.openxmlformats.org/drawingml/2006/picture">
-                <pic:pic>
+                <pic:pic xmlns:pic="http://schemas.openxmlformats.org/drawingml/2006/picture">
                   <pic:nvPicPr>
                     <pic:cNvPr id="0" name="image.png"/>
                     <pic:cNvPicPr/>
@@ -34,7 +38,9 @@
                       <a:off x="0" y="0"/>
                       <a:ext cx="1417320" cy="1144102"/>
                     </a:xfrm>
-                    <a:prstGeom prst="rect"/>
+                    <a:prstGeom prst="rect">
+                      <a:avLst/>
+                    </a:prstGeom>
                   </pic:spPr>
                 </pic:pic>
               </a:graphicData>
@@ -48,45 +54,30 @@
     <w:p>
       <w:pPr>
         <w:widowControl/>
-        <w:spacing w:before="0" w:after="160" w:line="259" w:lineRule="auto"/>
+        <w:spacing w:after="160" w:line="259" w:lineRule="auto"/>
         <w:jc w:val="center"/>
       </w:pPr>
       <w:r>
-        <w:rPr>
-          <w:rFonts w:ascii="Arial" w:hAnsi="Arial" w:eastAsia="Arial"/>
-          <w:color w:val="000000"/>
-          <w:sz w:val="22"/>
-        </w:rPr>
         <w:t>MCDI500 • PROGRAMACIÓN PARA LA CIENCIA DE DATOS</w:t>
       </w:r>
     </w:p>
     <w:p>
       <w:pPr>
         <w:widowControl/>
-        <w:spacing w:before="0" w:after="160" w:line="259" w:lineRule="auto"/>
+        <w:spacing w:after="160" w:line="259" w:lineRule="auto"/>
         <w:jc w:val="center"/>
       </w:pPr>
       <w:r>
-        <w:rPr>
-          <w:rFonts w:ascii="Arial" w:hAnsi="Arial" w:eastAsia="Arial"/>
-          <w:color w:val="000000"/>
-          <w:sz w:val="22"/>
-        </w:rPr>
         <w:t>MAGÍSTER EN CIENCIA DE DATOS E INTELIGENCIA ARTIFICIAL</w:t>
       </w:r>
     </w:p>
     <w:p>
       <w:pPr>
         <w:widowControl/>
-        <w:spacing w:before="0" w:after="160" w:line="259" w:lineRule="auto"/>
+        <w:spacing w:after="160" w:line="259" w:lineRule="auto"/>
         <w:jc w:val="center"/>
       </w:pPr>
       <w:r>
-        <w:rPr>
-          <w:rFonts w:ascii="Arial" w:hAnsi="Arial" w:eastAsia="Arial"/>
-          <w:color w:val="000000"/>
-          <w:sz w:val="22"/>
-        </w:rPr>
         <w:t>UNIVERSIDAD ANDRÉS BELLO</w:t>
       </w:r>
     </w:p>
@@ -99,102 +90,66 @@
         <w:jc w:val="center"/>
       </w:pPr>
       <w:r>
-        <w:rPr>
-          <w:rFonts w:ascii="Arial" w:hAnsi="Arial" w:eastAsia="Arial"/>
-          <w:b/>
-          <w:color w:val="000000"/>
-          <w:sz w:val="22"/>
-        </w:rPr>
         <w:t>Análisis de ofertas en licitaciones públicas del sector Salud</w:t>
       </w:r>
     </w:p>
     <w:p>
       <w:pPr>
         <w:widowControl/>
-        <w:spacing w:before="0" w:after="160" w:line="259" w:lineRule="auto"/>
+        <w:spacing w:after="160" w:line="259" w:lineRule="auto"/>
         <w:jc w:val="center"/>
       </w:pPr>
       <w:r>
-        <w:rPr>
-          <w:rFonts w:ascii="Arial" w:hAnsi="Arial" w:eastAsia="Arial"/>
-          <w:color w:val="000000"/>
-          <w:sz w:val="22"/>
-        </w:rPr>
         <w:t>Proyecto final integrador Fase 4: análisis, reproducibilidad y comunicación de resultados</w:t>
       </w:r>
     </w:p>
     <w:p>
       <w:pPr>
         <w:widowControl/>
-        <w:spacing w:before="0" w:after="360" w:line="259" w:lineRule="auto"/>
+        <w:spacing w:after="360" w:line="259" w:lineRule="auto"/>
         <w:jc w:val="center"/>
       </w:pPr>
       <w:r>
-        <w:rPr>
-          <w:rFonts w:ascii="Arial" w:hAnsi="Arial" w:eastAsia="Arial"/>
-          <w:color w:val="000000"/>
-          <w:sz w:val="22"/>
-        </w:rPr>
         <w:t>Repositorio: github.com/vbravo29/mcdi500-licitaciones-salud</w:t>
       </w:r>
     </w:p>
     <w:p>
       <w:pPr>
         <w:widowControl/>
-        <w:spacing w:before="0" w:after="100" w:line="259" w:lineRule="auto"/>
+        <w:spacing w:after="100" w:line="259" w:lineRule="auto"/>
         <w:jc w:val="center"/>
       </w:pPr>
       <w:r>
-        <w:rPr>
-          <w:rFonts w:ascii="Arial" w:hAnsi="Arial" w:eastAsia="Arial"/>
-          <w:color w:val="000000"/>
-          <w:sz w:val="22"/>
-        </w:rPr>
         <w:t>Grupo 5</w:t>
       </w:r>
     </w:p>
     <w:p>
       <w:pPr>
         <w:widowControl/>
-        <w:spacing w:before="0" w:after="100" w:line="259" w:lineRule="auto"/>
+        <w:spacing w:after="100" w:line="259" w:lineRule="auto"/>
         <w:jc w:val="center"/>
       </w:pPr>
       <w:r>
-        <w:rPr>
-          <w:rFonts w:ascii="Arial" w:hAnsi="Arial" w:eastAsia="Arial"/>
-          <w:color w:val="000000"/>
-          <w:sz w:val="22"/>
-        </w:rPr>
         <w:t>Víctor Bravo Barrera</w:t>
       </w:r>
     </w:p>
     <w:p>
       <w:pPr>
         <w:widowControl/>
-        <w:spacing w:before="0" w:after="100" w:line="259" w:lineRule="auto"/>
+        <w:spacing w:after="100" w:line="259" w:lineRule="auto"/>
         <w:jc w:val="center"/>
       </w:pPr>
       <w:r>
-        <w:rPr>
-          <w:rFonts w:ascii="Arial" w:hAnsi="Arial" w:eastAsia="Arial"/>
-          <w:color w:val="000000"/>
-          <w:sz w:val="22"/>
-        </w:rPr>
         <w:t>Nayadeth Garrido Ibáñez</w:t>
       </w:r>
     </w:p>
     <w:p>
       <w:pPr>
         <w:widowControl/>
-        <w:spacing w:before="0" w:after="100" w:line="259" w:lineRule="auto"/>
+        <w:spacing w:after="100" w:line="259" w:lineRule="auto"/>
         <w:jc w:val="center"/>
       </w:pPr>
       <w:r>
-        <w:rPr>
-          <w:rFonts w:ascii="Arial" w:hAnsi="Arial" w:eastAsia="Arial"/>
-          <w:color w:val="000000"/>
-          <w:sz w:val="22"/>
-        </w:rPr>
         <w:t>Mauricio Cid</w:t>
       </w:r>
     </w:p>
@@ -202,31 +157,27 @@
     <w:p>
       <w:pPr>
         <w:widowControl/>
-        <w:spacing w:before="0" w:after="140" w:line="259" w:lineRule="auto"/>
+        <w:spacing w:after="140" w:line="259" w:lineRule="auto"/>
         <w:jc w:val="center"/>
       </w:pPr>
       <w:r>
-        <w:rPr>
-          <w:rFonts w:ascii="Arial" w:hAnsi="Arial" w:eastAsia="Arial"/>
-          <w:color w:val="000000"/>
-          <w:sz w:val="22"/>
-        </w:rPr>
         <w:t>Docente: Omar Salinas Silva</w:t>
       </w:r>
     </w:p>
     <w:p>
       <w:pPr>
         <w:widowControl/>
-        <w:spacing w:before="0" w:after="140" w:line="259" w:lineRule="auto"/>
+        <w:spacing w:after="140" w:line="259" w:lineRule="auto"/>
         <w:jc w:val="center"/>
       </w:pPr>
       <w:r>
-        <w:rPr>
-          <w:rFonts w:ascii="Arial" w:hAnsi="Arial" w:eastAsia="Arial"/>
-          <w:color w:val="000000"/>
-          <w:sz w:val="22"/>
-        </w:rPr>
-        <w:t>Fecha: 3 de octubre de 2026</w:t>
+        <w:t xml:space="preserve">Fecha: </w:t>
+      </w:r>
+      <w:r>
+        <w:t xml:space="preserve">4 </w:t>
+      </w:r>
+      <w:r>
+        <w:t>de octubre de 2026</w:t>
       </w:r>
     </w:p>
     <w:p>
@@ -241,215 +192,939 @@
     <w:p>
       <w:pPr>
         <w:widowControl/>
-        <w:spacing w:before="0" w:after="120" w:line="259" w:lineRule="auto"/>
-        <w:jc w:val="left"/>
-      </w:pPr>
-      <w:r>
-        <w:rPr>
-          <w:rFonts w:ascii="Arial" w:hAnsi="Arial" w:eastAsia="Arial"/>
+        <w:spacing w:line="259" w:lineRule="auto"/>
+      </w:pPr>
+      <w:r>
+        <w:rPr>
           <w:b/>
-          <w:color w:val="000000"/>
-          <w:sz w:val="22"/>
-        </w:rPr>
+        </w:rPr>
+        <w:lastRenderedPageBreak/>
         <w:t>Índice de contenidos</w:t>
       </w:r>
     </w:p>
     <w:p>
       <w:pPr>
+        <w:pStyle w:val="TDC1"/>
+        <w:tabs>
+          <w:tab w:val="right" w:leader="dot" w:pos="9926"/>
+        </w:tabs>
+        <w:rPr>
+          <w:rFonts w:asciiTheme="minorHAnsi" w:eastAsiaTheme="minorEastAsia" w:hAnsiTheme="minorHAnsi" w:cstheme="minorBidi"/>
+          <w:noProof/>
+          <w:color w:val="auto"/>
+          <w:kern w:val="2"/>
+          <w:sz w:val="24"/>
+          <w:szCs w:val="24"/>
+          <w:lang w:eastAsia="es-CL"/>
+          <w14:ligatures w14:val="standardContextual"/>
+        </w:rPr>
+      </w:pPr>
+      <w:r>
+        <w:fldChar w:fldCharType="begin"/>
+      </w:r>
+      <w:r>
+        <w:instrText xml:space="preserve"> TOC \o "1-2" \h \z \u </w:instrText>
+      </w:r>
+      <w:r>
+        <w:fldChar w:fldCharType="separate"/>
+      </w:r>
+      <w:hyperlink w:anchor="_Toc241930165" w:history="1">
+        <w:r>
+          <w:rPr>
+            <w:rStyle w:val="Hipervnculo"/>
+            <w:noProof/>
+          </w:rPr>
+          <w:t>1. Introducción y contextualización</w:t>
+        </w:r>
+        <w:r>
+          <w:rPr>
+            <w:noProof/>
+            <w:webHidden/>
+          </w:rPr>
+          <w:tab/>
+        </w:r>
+        <w:r>
+          <w:rPr>
+            <w:noProof/>
+            <w:webHidden/>
+          </w:rPr>
+          <w:fldChar w:fldCharType="begin"/>
+        </w:r>
+        <w:r>
+          <w:rPr>
+            <w:noProof/>
+            <w:webHidden/>
+          </w:rPr>
+          <w:instrText xml:space="preserve"> PAGEREF _Toc241930165 \h </w:instrText>
+        </w:r>
+        <w:r>
+          <w:rPr>
+            <w:noProof/>
+            <w:webHidden/>
+          </w:rPr>
+        </w:r>
+        <w:r>
+          <w:rPr>
+            <w:noProof/>
+            <w:webHidden/>
+          </w:rPr>
+          <w:fldChar w:fldCharType="separate"/>
+        </w:r>
+        <w:r>
+          <w:rPr>
+            <w:noProof/>
+            <w:webHidden/>
+          </w:rPr>
+          <w:t>3</w:t>
+        </w:r>
+        <w:r>
+          <w:rPr>
+            <w:noProof/>
+            <w:webHidden/>
+          </w:rPr>
+          <w:fldChar w:fldCharType="end"/>
+        </w:r>
+      </w:hyperlink>
+    </w:p>
+    <w:p>
+      <w:pPr>
+        <w:pStyle w:val="TDC1"/>
+        <w:tabs>
+          <w:tab w:val="right" w:leader="dot" w:pos="9926"/>
+        </w:tabs>
+        <w:rPr>
+          <w:rFonts w:asciiTheme="minorHAnsi" w:eastAsiaTheme="minorEastAsia" w:hAnsiTheme="minorHAnsi" w:cstheme="minorBidi"/>
+          <w:noProof/>
+          <w:color w:val="auto"/>
+          <w:kern w:val="2"/>
+          <w:sz w:val="24"/>
+          <w:szCs w:val="24"/>
+          <w:lang w:eastAsia="es-CL"/>
+          <w14:ligatures w14:val="standardContextual"/>
+        </w:rPr>
+      </w:pPr>
+      <w:hyperlink w:anchor="_Toc241930166" w:history="1">
+        <w:r>
+          <w:rPr>
+            <w:rStyle w:val="Hipervnculo"/>
+            <w:noProof/>
+          </w:rPr>
+          <w:t>2. Problema, objetivos e hipótesis</w:t>
+        </w:r>
+        <w:r>
+          <w:rPr>
+            <w:noProof/>
+            <w:webHidden/>
+          </w:rPr>
+          <w:tab/>
+        </w:r>
+        <w:r>
+          <w:rPr>
+            <w:noProof/>
+            <w:webHidden/>
+          </w:rPr>
+          <w:fldChar w:fldCharType="begin"/>
+        </w:r>
+        <w:r>
+          <w:rPr>
+            <w:noProof/>
+            <w:webHidden/>
+          </w:rPr>
+          <w:instrText xml:space="preserve"> PAGEREF _Toc241930166 \h </w:instrText>
+        </w:r>
+        <w:r>
+          <w:rPr>
+            <w:noProof/>
+            <w:webHidden/>
+          </w:rPr>
+        </w:r>
+        <w:r>
+          <w:rPr>
+            <w:noProof/>
+            <w:webHidden/>
+          </w:rPr>
+          <w:fldChar w:fldCharType="separate"/>
+        </w:r>
+        <w:r>
+          <w:rPr>
+            <w:noProof/>
+            <w:webHidden/>
+          </w:rPr>
+          <w:t>3</w:t>
+        </w:r>
+        <w:r>
+          <w:rPr>
+            <w:noProof/>
+            <w:webHidden/>
+          </w:rPr>
+          <w:fldChar w:fldCharType="end"/>
+        </w:r>
+      </w:hyperlink>
+    </w:p>
+    <w:p>
+      <w:pPr>
+        <w:pStyle w:val="TDC1"/>
+        <w:tabs>
+          <w:tab w:val="right" w:leader="dot" w:pos="9926"/>
+        </w:tabs>
+        <w:rPr>
+          <w:rFonts w:asciiTheme="minorHAnsi" w:eastAsiaTheme="minorEastAsia" w:hAnsiTheme="minorHAnsi" w:cstheme="minorBidi"/>
+          <w:noProof/>
+          <w:color w:val="auto"/>
+          <w:kern w:val="2"/>
+          <w:sz w:val="24"/>
+          <w:szCs w:val="24"/>
+          <w:lang w:eastAsia="es-CL"/>
+          <w14:ligatures w14:val="standardContextual"/>
+        </w:rPr>
+      </w:pPr>
+      <w:hyperlink w:anchor="_Toc241930167" w:history="1">
+        <w:r>
+          <w:rPr>
+            <w:rStyle w:val="Hipervnculo"/>
+            <w:noProof/>
+          </w:rPr>
+          <w:t>3. Metodología del desarrollo técnico</w:t>
+        </w:r>
+        <w:r>
+          <w:rPr>
+            <w:noProof/>
+            <w:webHidden/>
+          </w:rPr>
+          <w:tab/>
+        </w:r>
+        <w:r>
+          <w:rPr>
+            <w:noProof/>
+            <w:webHidden/>
+          </w:rPr>
+          <w:fldChar w:fldCharType="begin"/>
+        </w:r>
+        <w:r>
+          <w:rPr>
+            <w:noProof/>
+            <w:webHidden/>
+          </w:rPr>
+          <w:instrText xml:space="preserve"> PAGEREF _Toc241930167 \h </w:instrText>
+        </w:r>
+        <w:r>
+          <w:rPr>
+            <w:noProof/>
+            <w:webHidden/>
+          </w:rPr>
+        </w:r>
+        <w:r>
+          <w:rPr>
+            <w:noProof/>
+            <w:webHidden/>
+          </w:rPr>
+          <w:fldChar w:fldCharType="separate"/>
+        </w:r>
+        <w:r>
+          <w:rPr>
+            <w:noProof/>
+            <w:webHidden/>
+          </w:rPr>
+          <w:t>4</w:t>
+        </w:r>
+        <w:r>
+          <w:rPr>
+            <w:noProof/>
+            <w:webHidden/>
+          </w:rPr>
+          <w:fldChar w:fldCharType="end"/>
+        </w:r>
+      </w:hyperlink>
+    </w:p>
+    <w:p>
+      <w:pPr>
+        <w:pStyle w:val="TDC2"/>
+        <w:tabs>
+          <w:tab w:val="right" w:leader="dot" w:pos="9926"/>
+        </w:tabs>
+        <w:rPr>
+          <w:rFonts w:asciiTheme="minorHAnsi" w:eastAsiaTheme="minorEastAsia" w:hAnsiTheme="minorHAnsi" w:cstheme="minorBidi"/>
+          <w:noProof/>
+          <w:color w:val="auto"/>
+          <w:kern w:val="2"/>
+          <w:sz w:val="24"/>
+          <w:szCs w:val="24"/>
+          <w:lang w:eastAsia="es-CL"/>
+          <w14:ligatures w14:val="standardContextual"/>
+        </w:rPr>
+      </w:pPr>
+      <w:hyperlink w:anchor="_Toc241930168" w:history="1">
+        <w:r>
+          <w:rPr>
+            <w:rStyle w:val="Hipervnculo"/>
+            <w:noProof/>
+          </w:rPr>
+          <w:t>3.1 Integración de las fases F1-F4</w:t>
+        </w:r>
+        <w:r>
+          <w:rPr>
+            <w:noProof/>
+            <w:webHidden/>
+          </w:rPr>
+          <w:tab/>
+        </w:r>
+        <w:r>
+          <w:rPr>
+            <w:noProof/>
+            <w:webHidden/>
+          </w:rPr>
+          <w:fldChar w:fldCharType="begin"/>
+        </w:r>
+        <w:r>
+          <w:rPr>
+            <w:noProof/>
+            <w:webHidden/>
+          </w:rPr>
+          <w:instrText xml:space="preserve"> PAGEREF _Toc241930168 \h </w:instrText>
+        </w:r>
+        <w:r>
+          <w:rPr>
+            <w:noProof/>
+            <w:webHidden/>
+          </w:rPr>
+        </w:r>
+        <w:r>
+          <w:rPr>
+            <w:noProof/>
+            <w:webHidden/>
+          </w:rPr>
+          <w:fldChar w:fldCharType="separate"/>
+        </w:r>
+        <w:r>
+          <w:rPr>
+            <w:noProof/>
+            <w:webHidden/>
+          </w:rPr>
+          <w:t>4</w:t>
+        </w:r>
+        <w:r>
+          <w:rPr>
+            <w:noProof/>
+            <w:webHidden/>
+          </w:rPr>
+          <w:fldChar w:fldCharType="end"/>
+        </w:r>
+      </w:hyperlink>
+    </w:p>
+    <w:p>
+      <w:pPr>
+        <w:pStyle w:val="TDC2"/>
+        <w:tabs>
+          <w:tab w:val="right" w:leader="dot" w:pos="9926"/>
+        </w:tabs>
+        <w:rPr>
+          <w:rFonts w:asciiTheme="minorHAnsi" w:eastAsiaTheme="minorEastAsia" w:hAnsiTheme="minorHAnsi" w:cstheme="minorBidi"/>
+          <w:noProof/>
+          <w:color w:val="auto"/>
+          <w:kern w:val="2"/>
+          <w:sz w:val="24"/>
+          <w:szCs w:val="24"/>
+          <w:lang w:eastAsia="es-CL"/>
+          <w14:ligatures w14:val="standardContextual"/>
+        </w:rPr>
+      </w:pPr>
+      <w:hyperlink w:anchor="_Toc241930169" w:history="1">
+        <w:r>
+          <w:rPr>
+            <w:rStyle w:val="Hipervnculo"/>
+            <w:noProof/>
+          </w:rPr>
+          <w:t>3.2 Herramientas, reproducibilidad y control de versiones</w:t>
+        </w:r>
+        <w:r>
+          <w:rPr>
+            <w:noProof/>
+            <w:webHidden/>
+          </w:rPr>
+          <w:tab/>
+        </w:r>
+        <w:r>
+          <w:rPr>
+            <w:noProof/>
+            <w:webHidden/>
+          </w:rPr>
+          <w:fldChar w:fldCharType="begin"/>
+        </w:r>
+        <w:r>
+          <w:rPr>
+            <w:noProof/>
+            <w:webHidden/>
+          </w:rPr>
+          <w:instrText xml:space="preserve"> PAGEREF _Toc241930169 \h </w:instrText>
+        </w:r>
+        <w:r>
+          <w:rPr>
+            <w:noProof/>
+            <w:webHidden/>
+          </w:rPr>
+        </w:r>
+        <w:r>
+          <w:rPr>
+            <w:noProof/>
+            <w:webHidden/>
+          </w:rPr>
+          <w:fldChar w:fldCharType="separate"/>
+        </w:r>
+        <w:r>
+          <w:rPr>
+            <w:noProof/>
+            <w:webHidden/>
+          </w:rPr>
+          <w:t>5</w:t>
+        </w:r>
+        <w:r>
+          <w:rPr>
+            <w:noProof/>
+            <w:webHidden/>
+          </w:rPr>
+          <w:fldChar w:fldCharType="end"/>
+        </w:r>
+      </w:hyperlink>
+    </w:p>
+    <w:p>
+      <w:pPr>
+        <w:pStyle w:val="TDC2"/>
+        <w:tabs>
+          <w:tab w:val="right" w:leader="dot" w:pos="9926"/>
+        </w:tabs>
+        <w:rPr>
+          <w:rFonts w:asciiTheme="minorHAnsi" w:eastAsiaTheme="minorEastAsia" w:hAnsiTheme="minorHAnsi" w:cstheme="minorBidi"/>
+          <w:noProof/>
+          <w:color w:val="auto"/>
+          <w:kern w:val="2"/>
+          <w:sz w:val="24"/>
+          <w:szCs w:val="24"/>
+          <w:lang w:eastAsia="es-CL"/>
+          <w14:ligatures w14:val="standardContextual"/>
+        </w:rPr>
+      </w:pPr>
+      <w:hyperlink w:anchor="_Toc241930170" w:history="1">
+        <w:r>
+          <w:rPr>
+            <w:rStyle w:val="Hipervnculo"/>
+            <w:noProof/>
+          </w:rPr>
+          <w:t>3.3 Eficiencia, validación y programación orientada a objetos</w:t>
+        </w:r>
+        <w:r>
+          <w:rPr>
+            <w:noProof/>
+            <w:webHidden/>
+          </w:rPr>
+          <w:tab/>
+        </w:r>
+        <w:r>
+          <w:rPr>
+            <w:noProof/>
+            <w:webHidden/>
+          </w:rPr>
+          <w:fldChar w:fldCharType="begin"/>
+        </w:r>
+        <w:r>
+          <w:rPr>
+            <w:noProof/>
+            <w:webHidden/>
+          </w:rPr>
+          <w:instrText xml:space="preserve"> PAGEREF _Toc241930170 \h </w:instrText>
+        </w:r>
+        <w:r>
+          <w:rPr>
+            <w:noProof/>
+            <w:webHidden/>
+          </w:rPr>
+        </w:r>
+        <w:r>
+          <w:rPr>
+            <w:noProof/>
+            <w:webHidden/>
+          </w:rPr>
+          <w:fldChar w:fldCharType="separate"/>
+        </w:r>
+        <w:r>
+          <w:rPr>
+            <w:noProof/>
+            <w:webHidden/>
+          </w:rPr>
+          <w:t>5</w:t>
+        </w:r>
+        <w:r>
+          <w:rPr>
+            <w:noProof/>
+            <w:webHidden/>
+          </w:rPr>
+          <w:fldChar w:fldCharType="end"/>
+        </w:r>
+      </w:hyperlink>
+    </w:p>
+    <w:p>
+      <w:pPr>
+        <w:pStyle w:val="TDC1"/>
+        <w:tabs>
+          <w:tab w:val="right" w:leader="dot" w:pos="9926"/>
+        </w:tabs>
+        <w:rPr>
+          <w:rFonts w:asciiTheme="minorHAnsi" w:eastAsiaTheme="minorEastAsia" w:hAnsiTheme="minorHAnsi" w:cstheme="minorBidi"/>
+          <w:noProof/>
+          <w:color w:val="auto"/>
+          <w:kern w:val="2"/>
+          <w:sz w:val="24"/>
+          <w:szCs w:val="24"/>
+          <w:lang w:eastAsia="es-CL"/>
+          <w14:ligatures w14:val="standardContextual"/>
+        </w:rPr>
+      </w:pPr>
+      <w:hyperlink w:anchor="_Toc241930171" w:history="1">
+        <w:r>
+          <w:rPr>
+            <w:rStyle w:val="Hipervnculo"/>
+            <w:noProof/>
+          </w:rPr>
+          <w:t>4. Resultados y discusión</w:t>
+        </w:r>
+        <w:r>
+          <w:rPr>
+            <w:noProof/>
+            <w:webHidden/>
+          </w:rPr>
+          <w:tab/>
+        </w:r>
+        <w:r>
+          <w:rPr>
+            <w:noProof/>
+            <w:webHidden/>
+          </w:rPr>
+          <w:fldChar w:fldCharType="begin"/>
+        </w:r>
+        <w:r>
+          <w:rPr>
+            <w:noProof/>
+            <w:webHidden/>
+          </w:rPr>
+          <w:instrText xml:space="preserve"> PAGEREF _Toc241930171 \h </w:instrText>
+        </w:r>
+        <w:r>
+          <w:rPr>
+            <w:noProof/>
+            <w:webHidden/>
+          </w:rPr>
+        </w:r>
+        <w:r>
+          <w:rPr>
+            <w:noProof/>
+            <w:webHidden/>
+          </w:rPr>
+          <w:fldChar w:fldCharType="separate"/>
+        </w:r>
+        <w:r>
+          <w:rPr>
+            <w:noProof/>
+            <w:webHidden/>
+          </w:rPr>
+          <w:t>6</w:t>
+        </w:r>
+        <w:r>
+          <w:rPr>
+            <w:noProof/>
+            <w:webHidden/>
+          </w:rPr>
+          <w:fldChar w:fldCharType="end"/>
+        </w:r>
+      </w:hyperlink>
+    </w:p>
+    <w:p>
+      <w:pPr>
+        <w:pStyle w:val="TDC2"/>
+        <w:tabs>
+          <w:tab w:val="right" w:leader="dot" w:pos="9926"/>
+        </w:tabs>
+        <w:rPr>
+          <w:rFonts w:asciiTheme="minorHAnsi" w:eastAsiaTheme="minorEastAsia" w:hAnsiTheme="minorHAnsi" w:cstheme="minorBidi"/>
+          <w:noProof/>
+          <w:color w:val="auto"/>
+          <w:kern w:val="2"/>
+          <w:sz w:val="24"/>
+          <w:szCs w:val="24"/>
+          <w:lang w:eastAsia="es-CL"/>
+          <w14:ligatures w14:val="standardContextual"/>
+        </w:rPr>
+      </w:pPr>
+      <w:hyperlink w:anchor="_Toc241930172" w:history="1">
+        <w:r>
+          <w:rPr>
+            <w:rStyle w:val="Hipervnculo"/>
+            <w:noProof/>
+          </w:rPr>
+          <w:t>4.1 Resultados por tipo de licitación</w:t>
+        </w:r>
+        <w:r>
+          <w:rPr>
+            <w:noProof/>
+            <w:webHidden/>
+          </w:rPr>
+          <w:tab/>
+        </w:r>
+        <w:r>
+          <w:rPr>
+            <w:noProof/>
+            <w:webHidden/>
+          </w:rPr>
+          <w:fldChar w:fldCharType="begin"/>
+        </w:r>
+        <w:r>
+          <w:rPr>
+            <w:noProof/>
+            <w:webHidden/>
+          </w:rPr>
+          <w:instrText xml:space="preserve"> PAGEREF _Toc241930172 \h </w:instrText>
+        </w:r>
+        <w:r>
+          <w:rPr>
+            <w:noProof/>
+            <w:webHidden/>
+          </w:rPr>
+        </w:r>
+        <w:r>
+          <w:rPr>
+            <w:noProof/>
+            <w:webHidden/>
+          </w:rPr>
+          <w:fldChar w:fldCharType="separate"/>
+        </w:r>
+        <w:r>
+          <w:rPr>
+            <w:noProof/>
+            <w:webHidden/>
+          </w:rPr>
+          <w:t>7</w:t>
+        </w:r>
+        <w:r>
+          <w:rPr>
+            <w:noProof/>
+            <w:webHidden/>
+          </w:rPr>
+          <w:fldChar w:fldCharType="end"/>
+        </w:r>
+      </w:hyperlink>
+    </w:p>
+    <w:p>
+      <w:pPr>
+        <w:pStyle w:val="TDC2"/>
+        <w:tabs>
+          <w:tab w:val="right" w:leader="dot" w:pos="9926"/>
+        </w:tabs>
+        <w:rPr>
+          <w:rFonts w:asciiTheme="minorHAnsi" w:eastAsiaTheme="minorEastAsia" w:hAnsiTheme="minorHAnsi" w:cstheme="minorBidi"/>
+          <w:noProof/>
+          <w:color w:val="auto"/>
+          <w:kern w:val="2"/>
+          <w:sz w:val="24"/>
+          <w:szCs w:val="24"/>
+          <w:lang w:eastAsia="es-CL"/>
+          <w14:ligatures w14:val="standardContextual"/>
+        </w:rPr>
+      </w:pPr>
+      <w:hyperlink w:anchor="_Toc241930173" w:history="1">
+        <w:r>
+          <w:rPr>
+            <w:rStyle w:val="Hipervnculo"/>
+            <w:noProof/>
+          </w:rPr>
+          <w:t>4.2 Plazos de cierre y discusión</w:t>
+        </w:r>
+        <w:r>
+          <w:rPr>
+            <w:noProof/>
+            <w:webHidden/>
+          </w:rPr>
+          <w:tab/>
+        </w:r>
+        <w:r>
+          <w:rPr>
+            <w:noProof/>
+            <w:webHidden/>
+          </w:rPr>
+          <w:fldChar w:fldCharType="begin"/>
+        </w:r>
+        <w:r>
+          <w:rPr>
+            <w:noProof/>
+            <w:webHidden/>
+          </w:rPr>
+          <w:instrText xml:space="preserve"> PAGEREF _Toc241930173 \h </w:instrText>
+        </w:r>
+        <w:r>
+          <w:rPr>
+            <w:noProof/>
+            <w:webHidden/>
+          </w:rPr>
+        </w:r>
+        <w:r>
+          <w:rPr>
+            <w:noProof/>
+            <w:webHidden/>
+          </w:rPr>
+          <w:fldChar w:fldCharType="separate"/>
+        </w:r>
+        <w:r>
+          <w:rPr>
+            <w:noProof/>
+            <w:webHidden/>
+          </w:rPr>
+          <w:t>8</w:t>
+        </w:r>
+        <w:r>
+          <w:rPr>
+            <w:noProof/>
+            <w:webHidden/>
+          </w:rPr>
+          <w:fldChar w:fldCharType="end"/>
+        </w:r>
+      </w:hyperlink>
+    </w:p>
+    <w:p>
+      <w:pPr>
+        <w:pStyle w:val="TDC1"/>
+        <w:tabs>
+          <w:tab w:val="right" w:leader="dot" w:pos="9926"/>
+        </w:tabs>
+        <w:rPr>
+          <w:rFonts w:asciiTheme="minorHAnsi" w:eastAsiaTheme="minorEastAsia" w:hAnsiTheme="minorHAnsi" w:cstheme="minorBidi"/>
+          <w:noProof/>
+          <w:color w:val="auto"/>
+          <w:kern w:val="2"/>
+          <w:sz w:val="24"/>
+          <w:szCs w:val="24"/>
+          <w:lang w:eastAsia="es-CL"/>
+          <w14:ligatures w14:val="standardContextual"/>
+        </w:rPr>
+      </w:pPr>
+      <w:hyperlink w:anchor="_Toc241930174" w:history="1">
+        <w:r>
+          <w:rPr>
+            <w:rStyle w:val="Hipervnculo"/>
+            <w:noProof/>
+          </w:rPr>
+          <w:t>5. Conclusiones y recomendaciones</w:t>
+        </w:r>
+        <w:r>
+          <w:rPr>
+            <w:noProof/>
+            <w:webHidden/>
+          </w:rPr>
+          <w:tab/>
+        </w:r>
+        <w:r>
+          <w:rPr>
+            <w:noProof/>
+            <w:webHidden/>
+          </w:rPr>
+          <w:fldChar w:fldCharType="begin"/>
+        </w:r>
+        <w:r>
+          <w:rPr>
+            <w:noProof/>
+            <w:webHidden/>
+          </w:rPr>
+          <w:instrText xml:space="preserve"> PAGEREF _Toc241930174 \h </w:instrText>
+        </w:r>
+        <w:r>
+          <w:rPr>
+            <w:noProof/>
+            <w:webHidden/>
+          </w:rPr>
+        </w:r>
+        <w:r>
+          <w:rPr>
+            <w:noProof/>
+            <w:webHidden/>
+          </w:rPr>
+          <w:fldChar w:fldCharType="separate"/>
+        </w:r>
+        <w:r>
+          <w:rPr>
+            <w:noProof/>
+            <w:webHidden/>
+          </w:rPr>
+          <w:t>9</w:t>
+        </w:r>
+        <w:r>
+          <w:rPr>
+            <w:noProof/>
+            <w:webHidden/>
+          </w:rPr>
+          <w:fldChar w:fldCharType="end"/>
+        </w:r>
+      </w:hyperlink>
+    </w:p>
+    <w:p>
+      <w:pPr>
+        <w:pStyle w:val="TDC1"/>
+        <w:tabs>
+          <w:tab w:val="right" w:leader="dot" w:pos="9926"/>
+        </w:tabs>
+        <w:rPr>
+          <w:rFonts w:asciiTheme="minorHAnsi" w:eastAsiaTheme="minorEastAsia" w:hAnsiTheme="minorHAnsi" w:cstheme="minorBidi"/>
+          <w:noProof/>
+          <w:color w:val="auto"/>
+          <w:kern w:val="2"/>
+          <w:sz w:val="24"/>
+          <w:szCs w:val="24"/>
+          <w:lang w:eastAsia="es-CL"/>
+          <w14:ligatures w14:val="standardContextual"/>
+        </w:rPr>
+      </w:pPr>
+      <w:hyperlink w:anchor="_Toc241930175" w:history="1">
+        <w:r>
+          <w:rPr>
+            <w:rStyle w:val="Hipervnculo"/>
+            <w:noProof/>
+          </w:rPr>
+          <w:t>6. Trazabilidad de mejoras</w:t>
+        </w:r>
+        <w:r>
+          <w:rPr>
+            <w:noProof/>
+            <w:webHidden/>
+          </w:rPr>
+          <w:tab/>
+        </w:r>
+        <w:r>
+          <w:rPr>
+            <w:noProof/>
+            <w:webHidden/>
+          </w:rPr>
+          <w:fldChar w:fldCharType="begin"/>
+        </w:r>
+        <w:r>
+          <w:rPr>
+            <w:noProof/>
+            <w:webHidden/>
+          </w:rPr>
+          <w:instrText xml:space="preserve"> PAGEREF _Toc241930175 \h </w:instrText>
+        </w:r>
+        <w:r>
+          <w:rPr>
+            <w:noProof/>
+            <w:webHidden/>
+          </w:rPr>
+        </w:r>
+        <w:r>
+          <w:rPr>
+            <w:noProof/>
+            <w:webHidden/>
+          </w:rPr>
+          <w:fldChar w:fldCharType="separate"/>
+        </w:r>
+        <w:r>
+          <w:rPr>
+            <w:noProof/>
+            <w:webHidden/>
+          </w:rPr>
+          <w:t>9</w:t>
+        </w:r>
+        <w:r>
+          <w:rPr>
+            <w:noProof/>
+            <w:webHidden/>
+          </w:rPr>
+          <w:fldChar w:fldCharType="end"/>
+        </w:r>
+      </w:hyperlink>
+    </w:p>
+    <w:p>
+      <w:pPr>
+        <w:pStyle w:val="TDC1"/>
+        <w:tabs>
+          <w:tab w:val="right" w:leader="dot" w:pos="9926"/>
+        </w:tabs>
+        <w:rPr>
+          <w:rFonts w:asciiTheme="minorHAnsi" w:eastAsiaTheme="minorEastAsia" w:hAnsiTheme="minorHAnsi" w:cstheme="minorBidi"/>
+          <w:noProof/>
+          <w:color w:val="auto"/>
+          <w:kern w:val="2"/>
+          <w:sz w:val="24"/>
+          <w:szCs w:val="24"/>
+          <w:lang w:eastAsia="es-CL"/>
+          <w14:ligatures w14:val="standardContextual"/>
+        </w:rPr>
+      </w:pPr>
+      <w:hyperlink w:anchor="_Toc241930176" w:history="1">
+        <w:r>
+          <w:rPr>
+            <w:rStyle w:val="Hipervnculo"/>
+            <w:noProof/>
+          </w:rPr>
+          <w:t>7. Bibliografía</w:t>
+        </w:r>
+        <w:r>
+          <w:rPr>
+            <w:noProof/>
+            <w:webHidden/>
+          </w:rPr>
+          <w:tab/>
+        </w:r>
+        <w:r>
+          <w:rPr>
+            <w:noProof/>
+            <w:webHidden/>
+          </w:rPr>
+          <w:fldChar w:fldCharType="begin"/>
+        </w:r>
+        <w:r>
+          <w:rPr>
+            <w:noProof/>
+            <w:webHidden/>
+          </w:rPr>
+          <w:instrText xml:space="preserve"> PAGEREF _Toc241930176 \h </w:instrText>
+        </w:r>
+        <w:r>
+          <w:rPr>
+            <w:noProof/>
+            <w:webHidden/>
+          </w:rPr>
+        </w:r>
+        <w:r>
+          <w:rPr>
+            <w:noProof/>
+            <w:webHidden/>
+          </w:rPr>
+          <w:fldChar w:fldCharType="separate"/>
+        </w:r>
+        <w:r>
+          <w:rPr>
+            <w:noProof/>
+            <w:webHidden/>
+          </w:rPr>
+          <w:t>10</w:t>
+        </w:r>
+        <w:r>
+          <w:rPr>
+            <w:noProof/>
+            <w:webHidden/>
+          </w:rPr>
+          <w:fldChar w:fldCharType="end"/>
+        </w:r>
+      </w:hyperlink>
+    </w:p>
+    <w:p>
+      <w:pPr>
         <w:widowControl/>
-        <w:spacing w:after="0" w:before="0" w:line="276" w:lineRule="auto"/>
-        <w:jc w:val="left"/>
-      </w:pPr>
-      <w:r>
-        <w:rPr>
-          <w:rFonts w:ascii="Arial" w:hAnsi="Arial" w:eastAsia="Arial"/>
-          <w:color w:val="000000"/>
-          <w:sz w:val="22"/>
-        </w:rPr>
-        <w:fldChar w:fldCharType="begin"/>
-      </w:r>
-      <w:r>
-        <w:rPr>
-          <w:rFonts w:ascii="Arial" w:hAnsi="Arial" w:eastAsia="Arial"/>
-          <w:color w:val="000000"/>
-          <w:sz w:val="22"/>
-        </w:rPr>
-        <w:instrText xml:space="preserve"> TOC \o "1-2" \h \z \u </w:instrText>
-      </w:r>
-      <w:r>
-        <w:rPr>
-          <w:rFonts w:ascii="Arial" w:hAnsi="Arial" w:eastAsia="Arial"/>
-          <w:color w:val="000000"/>
-          <w:sz w:val="22"/>
-        </w:rPr>
-        <w:fldChar w:fldCharType="separate"/>
-      </w:r>
-      <w:r>
-        <w:rPr>
-          <w:rFonts w:ascii="Arial" w:hAnsi="Arial" w:eastAsia="Arial"/>
-          <w:color w:val="000000"/>
-          <w:sz w:val="22"/>
-        </w:rPr>
-        <w:t>1. Introducción y contextualización.......................................3</w:t>
-      </w:r>
-      <w:r>
-        <w:rPr>
-          <w:rFonts w:ascii="Arial" w:hAnsi="Arial" w:eastAsia="Arial"/>
-          <w:color w:val="000000"/>
-          <w:sz w:val="22"/>
-        </w:rPr>
-        <w:br/>
-      </w:r>
-      <w:r>
-        <w:rPr>
-          <w:rFonts w:ascii="Arial" w:hAnsi="Arial" w:eastAsia="Arial"/>
-          <w:color w:val="000000"/>
-          <w:sz w:val="22"/>
-        </w:rPr>
-        <w:t>2. Problema, objetivos e hipótesis........................................3</w:t>
-      </w:r>
-      <w:r>
-        <w:rPr>
-          <w:rFonts w:ascii="Arial" w:hAnsi="Arial" w:eastAsia="Arial"/>
-          <w:color w:val="000000"/>
-          <w:sz w:val="22"/>
-        </w:rPr>
-        <w:br/>
-      </w:r>
-      <w:r>
-        <w:rPr>
-          <w:rFonts w:ascii="Arial" w:hAnsi="Arial" w:eastAsia="Arial"/>
-          <w:color w:val="000000"/>
-          <w:sz w:val="22"/>
-        </w:rPr>
-        <w:t>3. Metodología del desarrollo técnico.....................................4</w:t>
-      </w:r>
-      <w:r>
-        <w:rPr>
-          <w:rFonts w:ascii="Arial" w:hAnsi="Arial" w:eastAsia="Arial"/>
-          <w:color w:val="000000"/>
-          <w:sz w:val="22"/>
-        </w:rPr>
-        <w:br/>
-      </w:r>
-      <w:r>
-        <w:rPr>
-          <w:rFonts w:ascii="Arial" w:hAnsi="Arial" w:eastAsia="Arial"/>
-          <w:color w:val="000000"/>
-          <w:sz w:val="22"/>
-        </w:rPr>
-        <w:t>    3.1 Integración de las fases F1-F4....................................4</w:t>
-      </w:r>
-      <w:r>
-        <w:rPr>
-          <w:rFonts w:ascii="Arial" w:hAnsi="Arial" w:eastAsia="Arial"/>
-          <w:color w:val="000000"/>
-          <w:sz w:val="22"/>
-        </w:rPr>
-        <w:br/>
-      </w:r>
-      <w:r>
-        <w:rPr>
-          <w:rFonts w:ascii="Arial" w:hAnsi="Arial" w:eastAsia="Arial"/>
-          <w:color w:val="000000"/>
-          <w:sz w:val="22"/>
-        </w:rPr>
-        <w:t>    3.2 Herramientas, reproducibilidad y control de versiones.............5</w:t>
-      </w:r>
-      <w:r>
-        <w:rPr>
-          <w:rFonts w:ascii="Arial" w:hAnsi="Arial" w:eastAsia="Arial"/>
-          <w:color w:val="000000"/>
-          <w:sz w:val="22"/>
-        </w:rPr>
-        <w:br/>
-      </w:r>
-      <w:r>
-        <w:rPr>
-          <w:rFonts w:ascii="Arial" w:hAnsi="Arial" w:eastAsia="Arial"/>
-          <w:color w:val="000000"/>
-          <w:sz w:val="22"/>
-        </w:rPr>
-        <w:t>    3.3 Eficiencia, validación y programación orientada a objetos.........5</w:t>
-      </w:r>
-      <w:r>
-        <w:rPr>
-          <w:rFonts w:ascii="Arial" w:hAnsi="Arial" w:eastAsia="Arial"/>
-          <w:color w:val="000000"/>
-          <w:sz w:val="22"/>
-        </w:rPr>
-        <w:br/>
-      </w:r>
-      <w:r>
-        <w:rPr>
-          <w:rFonts w:ascii="Arial" w:hAnsi="Arial" w:eastAsia="Arial"/>
-          <w:color w:val="000000"/>
-          <w:sz w:val="22"/>
-        </w:rPr>
-        <w:t>4. Resultados y discusión.................................................6</w:t>
-      </w:r>
-      <w:r>
-        <w:rPr>
-          <w:rFonts w:ascii="Arial" w:hAnsi="Arial" w:eastAsia="Arial"/>
-          <w:color w:val="000000"/>
-          <w:sz w:val="22"/>
-        </w:rPr>
-        <w:br/>
-      </w:r>
-      <w:r>
-        <w:rPr>
-          <w:rFonts w:ascii="Arial" w:hAnsi="Arial" w:eastAsia="Arial"/>
-          <w:color w:val="000000"/>
-          <w:sz w:val="22"/>
-        </w:rPr>
-        <w:t>5. Conclusiones y recomendaciones.........................................9</w:t>
-      </w:r>
-      <w:r>
-        <w:rPr>
-          <w:rFonts w:ascii="Arial" w:hAnsi="Arial" w:eastAsia="Arial"/>
-          <w:color w:val="000000"/>
-          <w:sz w:val="22"/>
-        </w:rPr>
-        <w:br/>
-      </w:r>
-      <w:r>
-        <w:rPr>
-          <w:rFonts w:ascii="Arial" w:hAnsi="Arial" w:eastAsia="Arial"/>
-          <w:color w:val="000000"/>
-          <w:sz w:val="22"/>
-        </w:rPr>
-        <w:t>6. Trazabilidad de mejoras................................................9</w:t>
-      </w:r>
-      <w:r>
-        <w:rPr>
-          <w:rFonts w:ascii="Arial" w:hAnsi="Arial" w:eastAsia="Arial"/>
-          <w:color w:val="000000"/>
-          <w:sz w:val="22"/>
-        </w:rPr>
-        <w:br/>
-      </w:r>
-      <w:r>
-        <w:rPr>
-          <w:rFonts w:ascii="Arial" w:hAnsi="Arial" w:eastAsia="Arial"/>
-          <w:color w:val="000000"/>
-          <w:sz w:val="22"/>
-        </w:rPr>
-        <w:t>7. Bibliografía...........................................................10</w:t>
-      </w:r>
-      <w:r>
-        <w:rPr>
-          <w:rFonts w:ascii="Arial" w:hAnsi="Arial" w:eastAsia="Arial"/>
-          <w:color w:val="000000"/>
-          <w:sz w:val="22"/>
-        </w:rPr>
+        <w:spacing w:after="0"/>
+      </w:pPr>
+      <w:r>
         <w:fldChar w:fldCharType="end"/>
       </w:r>
     </w:p>
     <w:p>
       <w:pPr>
         <w:sectPr>
-          <w:headerReference w:type="default" r:id="rId55"/>
-          <w:footerReference w:type="default" r:id="rId56"/>
+          <w:headerReference w:type="default" r:id="rId12"/>
+          <w:footerReference w:type="default" r:id="rId13"/>
           <w:pgSz w:w="12240" w:h="15840"/>
           <w:pgMar w:top="1152" w:right="1152" w:bottom="1296" w:left="1152" w:header="432" w:footer="576" w:gutter="0"/>
           <w:cols w:space="720"/>
@@ -459,201 +1134,155 @@
     <w:p>
       <w:pPr>
         <w:pStyle w:val="Ttulo1"/>
-        <w:keepNext/>
         <w:spacing w:before="160" w:after="80"/>
-        <w:jc w:val="left"/>
-      </w:pPr>
-      <w:r>
-        <w:rPr>
-          <w:rFonts w:ascii="Arial" w:hAnsi="Arial" w:eastAsia="Arial"/>
+      </w:pPr>
+      <w:bookmarkStart w:id="0" w:name="_Toc241930165"/>
+      <w:r>
+        <w:lastRenderedPageBreak/>
+        <w:t>1. Introducción y contextualización</w:t>
+      </w:r>
+      <w:bookmarkEnd w:id="0"/>
+    </w:p>
+    <w:p>
+      <w:pPr>
+        <w:widowControl/>
+        <w:spacing w:after="100" w:line="259" w:lineRule="auto"/>
+        <w:jc w:val="both"/>
+      </w:pPr>
+      <w:r>
+        <w:t xml:space="preserve">Este informe integra las cuatro fases del proyecto de análisis de ofertas en licitaciones públicas del sector Salud. El trabajo utiliza el reporte de Datos Abiertos de </w:t>
+      </w:r>
+      <w:proofErr w:type="spellStart"/>
+      <w:r>
+        <w:t>ChileCompra</w:t>
+      </w:r>
+      <w:proofErr w:type="spellEnd"/>
+      <w:r>
+        <w:t xml:space="preserve"> de marzo de 2026, compuesto por 44.226 ofertas y 74 variables. La unidad de observación es una oferta asociada a un ítem; por ello, una misma licitación puede aparecer varias veces. El análisis busca describir diferencias en la proporción de ofertas ganadoras y en los plazos de cierre, con un flujo reproducible que conserva el archivo original, valida cada transformación y comunica los resultados mediante tres visualizaciones finales (</w:t>
+      </w:r>
+      <w:proofErr w:type="spellStart"/>
+      <w:r>
+        <w:t>ChileCompra</w:t>
+      </w:r>
+      <w:proofErr w:type="spellEnd"/>
+      <w:r>
+        <w:t>, s. f.).</w:t>
+      </w:r>
+    </w:p>
+    <w:p>
+      <w:pPr>
+        <w:widowControl/>
+        <w:spacing w:after="100" w:line="259" w:lineRule="auto"/>
+        <w:jc w:val="both"/>
+      </w:pPr>
+      <w:r>
+        <w:t>El problema es relevante porque los porcentajes pueden inducir conclusiones erróneas si se mezclan procesos no adjudicados, se usa un denominador global o se ignora que ciertas categorías tienen muy pocos casos. Resolverlo requiere programación para leer y transformar el archivo de forma consistente, pruebas para detectar errores, mediciones para escoger una implementación eficiente y visualizaciones que permitan interpretar los patrones sin presentar relaciones descriptivas como causales.</w:t>
+      </w:r>
+    </w:p>
+    <w:p>
+      <w:pPr>
+        <w:pStyle w:val="Ttulo1"/>
+        <w:spacing w:before="160" w:after="80"/>
+      </w:pPr>
+      <w:bookmarkStart w:id="1" w:name="_Toc241930166"/>
+      <w:r>
+        <w:t>2. Problema, objetivos e hipótesis</w:t>
+      </w:r>
+      <w:bookmarkEnd w:id="1"/>
+    </w:p>
+    <w:p>
+      <w:pPr>
+        <w:widowControl/>
+        <w:spacing w:after="100" w:line="259" w:lineRule="auto"/>
+        <w:jc w:val="both"/>
+      </w:pPr>
+      <w:r>
+        <w:rPr>
           <w:b/>
-          <w:color w:val="000000"/>
-          <w:sz w:val="22"/>
-        </w:rPr>
-        <w:t>1. Introducción y contextualización</w:t>
-      </w:r>
-    </w:p>
-    <w:p>
-      <w:pPr>
-        <w:keepLines w:val="0"/>
+        </w:rPr>
+        <w:t xml:space="preserve">Problema. </w:t>
+      </w:r>
+      <w:r>
+        <w:t>Se requiere establecer cómo varía la proporción de ofertas ganadoras según el tamaño del proveedor y el tipo de licitación, y si los procesos de distinto monto ofrecen plazos de cierre diferentes. El cálculo se restringe a procesos adjudicados y usa como denominador las ofertas con resultado válido de cada grupo.</w:t>
+      </w:r>
+    </w:p>
+    <w:p>
+      <w:pPr>
         <w:widowControl/>
-        <w:spacing w:before="0" w:after="100" w:line="259" w:lineRule="auto"/>
+        <w:spacing w:after="100" w:line="259" w:lineRule="auto"/>
         <w:jc w:val="both"/>
       </w:pPr>
       <w:r>
         <w:rPr>
-          <w:rFonts w:ascii="Arial" w:hAnsi="Arial" w:eastAsia="Arial"/>
-          <w:i w:val="0"/>
-          <w:color w:val="000000"/>
-          <w:sz w:val="22"/>
-        </w:rPr>
-        <w:t>Este informe integra las cuatro fases del proyecto de análisis de ofertas en licitaciones públicas del sector Salud. El trabajo utiliza el reporte de Datos Abiertos de ChileCompra de marzo de 2026, compuesto por 44.226 ofertas y 74 variables. La unidad de observación es una oferta asociada a un ítem; por ello, una misma licitación puede aparecer varias veces. El análisis busca describir diferencias en la proporción de ofertas ganadoras y en los plazos de cierre, con un flujo reproducible que conserva el archivo original, valida cada transformación y comunica los resultados mediante tres visualizaciones finales (ChileCompra, s. f.).</w:t>
-      </w:r>
-    </w:p>
-    <w:p>
-      <w:pPr>
-        <w:keepLines w:val="0"/>
+          <w:b/>
+        </w:rPr>
+        <w:t xml:space="preserve">Objetivo general. </w:t>
+      </w:r>
+      <w:r>
+        <w:t>Desarrollar y documentar un flujo reproducible en Python que prepare, valide, analice y comunique los patrones de adjudicación del sector Salud observados en marzo de 2026.</w:t>
+      </w:r>
+    </w:p>
+    <w:p>
+      <w:pPr>
         <w:widowControl/>
-        <w:spacing w:before="0" w:after="100" w:line="259" w:lineRule="auto"/>
+        <w:spacing w:after="100" w:line="259" w:lineRule="auto"/>
         <w:jc w:val="both"/>
       </w:pPr>
       <w:r>
         <w:rPr>
-          <w:rFonts w:ascii="Arial" w:hAnsi="Arial" w:eastAsia="Arial"/>
-          <w:i w:val="0"/>
-          <w:color w:val="000000"/>
-          <w:sz w:val="22"/>
-        </w:rPr>
-        <w:t>El problema es relevante porque los porcentajes pueden inducir conclusiones erróneas si se mezclan procesos no adjudicados, se usa un denominador global o se ignora que ciertas categorías tienen muy pocos casos. Resolverlo requiere programación para leer y transformar el archivo de forma consistente, pruebas para detectar errores, mediciones para escoger una implementación eficiente y visualizaciones que permitan interpretar los patrones sin presentar relaciones descriptivas como causales.</w:t>
-      </w:r>
-    </w:p>
-    <w:p>
-      <w:pPr>
-        <w:pStyle w:val="Ttulo1"/>
-        <w:keepNext/>
-        <w:spacing w:before="160" w:after="80"/>
-        <w:jc w:val="left"/>
-      </w:pPr>
-      <w:r>
-        <w:rPr>
-          <w:rFonts w:ascii="Arial" w:hAnsi="Arial" w:eastAsia="Arial"/>
           <w:b/>
-          <w:color w:val="000000"/>
-          <w:sz w:val="22"/>
-        </w:rPr>
-        <w:t>2. Problema, objetivos e hipótesis</w:t>
-      </w:r>
-    </w:p>
-    <w:p>
-      <w:pPr>
-        <w:keepLines w:val="0"/>
+        </w:rPr>
+        <w:t xml:space="preserve">Objetivos específicos. </w:t>
+      </w:r>
+      <w:r>
+        <w:t>(1) conservar la trazabilidad entre datos originales y resultados; (2) comparar alternativas algorítmicas equivalentes; (3) aplicar una arquitectura modular y orientada a objetos; (4) contrastar la hipótesis mediante tres visualizaciones; y (5) documentar límites, decisiones y mejoras entre F1 y F4.</w:t>
+      </w:r>
+    </w:p>
+    <w:p>
+      <w:pPr>
         <w:widowControl/>
-        <w:spacing w:before="0" w:after="100" w:line="259" w:lineRule="auto"/>
+        <w:spacing w:after="100" w:line="259" w:lineRule="auto"/>
         <w:jc w:val="both"/>
       </w:pPr>
       <w:r>
         <w:rPr>
-          <w:rFonts w:ascii="Arial" w:hAnsi="Arial" w:eastAsia="Arial"/>
           <w:b/>
-          <w:color w:val="000000"/>
-          <w:sz w:val="22"/>
-        </w:rPr>
-        <w:t xml:space="preserve">Problema. </w:t>
-      </w:r>
-      <w:r>
-        <w:rPr>
-          <w:rFonts w:ascii="Arial" w:hAnsi="Arial" w:eastAsia="Arial"/>
-          <w:color w:val="000000"/>
-          <w:sz w:val="22"/>
-        </w:rPr>
-        <w:t>Se requiere establecer cómo varía la proporción de ofertas ganadoras según el tamaño del proveedor y el tipo de licitación, y si los procesos de distinto monto ofrecen plazos de cierre diferentes. El cálculo se restringe a procesos adjudicados y usa como denominador las ofertas con resultado válido de cada grupo.</w:t>
-      </w:r>
-    </w:p>
-    <w:p>
-      <w:pPr>
-        <w:keepLines w:val="0"/>
+        </w:rPr>
+        <w:t xml:space="preserve">Hipótesis. </w:t>
+      </w:r>
+      <w:r>
+        <w:t>La proporción de ofertas ganadoras aumenta con el tamaño del proveedor: las empresas grandes ganan una mayor parte de sus ofertas que las micro y pequeñas. Las preguntas complementarias examinan si esa proporción cambia según el tipo de licitación y si el plazo de cierre aumenta con el monto del proceso.</w:t>
+      </w:r>
+    </w:p>
+    <w:p>
+      <w:pPr>
         <w:widowControl/>
-        <w:spacing w:before="0" w:after="100" w:line="259" w:lineRule="auto"/>
+        <w:spacing w:after="0" w:line="259" w:lineRule="auto"/>
         <w:jc w:val="both"/>
       </w:pPr>
       <w:r>
         <w:rPr>
-          <w:rFonts w:ascii="Arial" w:hAnsi="Arial" w:eastAsia="Arial"/>
           <w:b/>
-          <w:color w:val="000000"/>
-          <w:sz w:val="22"/>
-        </w:rPr>
-        <w:t xml:space="preserve">Objetivo general. </w:t>
-      </w:r>
-      <w:r>
-        <w:rPr>
-          <w:rFonts w:ascii="Arial" w:hAnsi="Arial" w:eastAsia="Arial"/>
-          <w:color w:val="000000"/>
-          <w:sz w:val="22"/>
-        </w:rPr>
-        <w:t>Desarrollar y documentar un flujo reproducible en Python que prepare, valide, analice y comunique los patrones de adjudicación del sector Salud observados en marzo de 2026.</w:t>
-      </w:r>
-    </w:p>
-    <w:p>
-      <w:pPr>
-        <w:keepLines w:val="0"/>
-        <w:widowControl/>
-        <w:spacing w:before="0" w:after="100" w:line="259" w:lineRule="auto"/>
-        <w:jc w:val="both"/>
-      </w:pPr>
-      <w:r>
-        <w:rPr>
-          <w:rFonts w:ascii="Arial" w:hAnsi="Arial" w:eastAsia="Arial"/>
-          <w:b/>
-          <w:color w:val="000000"/>
-          <w:sz w:val="22"/>
-        </w:rPr>
-        <w:t xml:space="preserve">Objetivos específicos. </w:t>
-      </w:r>
-      <w:r>
-        <w:rPr>
-          <w:rFonts w:ascii="Arial" w:hAnsi="Arial" w:eastAsia="Arial"/>
-          <w:color w:val="000000"/>
-          <w:sz w:val="22"/>
-        </w:rPr>
-        <w:t>(1) conservar la trazabilidad entre datos originales y resultados; (2) comparar alternativas algorítmicas equivalentes; (3) aplicar una arquitectura modular y orientada a objetos; (4) contrastar la hipótesis mediante tres visualizaciones; y (5) documentar límites, decisiones y mejoras entre F1 y F4.</w:t>
-      </w:r>
-    </w:p>
-    <w:p>
-      <w:pPr>
-        <w:keepLines w:val="0"/>
-        <w:widowControl/>
-        <w:spacing w:before="0" w:after="100" w:line="259" w:lineRule="auto"/>
-        <w:jc w:val="both"/>
-      </w:pPr>
-      <w:r>
-        <w:rPr>
-          <w:rFonts w:ascii="Arial" w:hAnsi="Arial" w:eastAsia="Arial"/>
-          <w:b/>
-          <w:color w:val="000000"/>
-          <w:sz w:val="22"/>
-        </w:rPr>
-        <w:t xml:space="preserve">Hipótesis. </w:t>
-      </w:r>
-      <w:r>
-        <w:rPr>
-          <w:rFonts w:ascii="Arial" w:hAnsi="Arial" w:eastAsia="Arial"/>
-          <w:color w:val="000000"/>
-          <w:sz w:val="22"/>
-        </w:rPr>
-        <w:t>La proporción de ofertas ganadoras aumenta con el tamaño del proveedor: las empresas grandes ganan una mayor parte de sus ofertas que las micro y pequeñas. Las preguntas complementarias examinan si esa proporción cambia según el tipo de licitación y si el plazo de cierre aumenta con el monto del proceso.</w:t>
-      </w:r>
-    </w:p>
-    <w:p>
-      <w:pPr>
-        <w:keepLines w:val="0"/>
-        <w:widowControl/>
-        <w:spacing w:before="0" w:after="0" w:line="259" w:lineRule="auto"/>
-        <w:jc w:val="both"/>
-      </w:pPr>
-      <w:r>
-        <w:rPr>
-          <w:rFonts w:ascii="Arial" w:hAnsi="Arial" w:eastAsia="Arial"/>
-          <w:b/>
-          <w:color w:val="000000"/>
-          <w:sz w:val="22"/>
         </w:rPr>
         <w:t xml:space="preserve">Alcance y supuestos. </w:t>
       </w:r>
       <w:r>
-        <w:rPr>
-          <w:rFonts w:ascii="Arial" w:hAnsi="Arial" w:eastAsia="Arial"/>
-          <w:color w:val="000000"/>
-          <w:sz w:val="22"/>
-        </w:rPr>
-        <w:t>El análisis es descriptivo, cubre un mes y un sector, y no demuestra causalidad. Se supone que las etiquetas de resultado y tipo de licitación reflejan el registro administrativo; las fechas centinela de 1900 no se interpretan como fechas reales; y la categoría NoClasificado se conserva para no asignar un tamaño empresarial sin evidencia.</w:t>
+        <w:t xml:space="preserve">El análisis es descriptivo, cubre un mes y un sector, y no demuestra causalidad. Se supone que las etiquetas de resultado y tipo de licitación reflejan el registro administrativo; las fechas centinela de 1900 no se interpretan como fechas reales; y la categoría </w:t>
+      </w:r>
+      <w:proofErr w:type="spellStart"/>
+      <w:r>
+        <w:t>NoClasificado</w:t>
+      </w:r>
+      <w:proofErr w:type="spellEnd"/>
+      <w:r>
+        <w:t xml:space="preserve"> se conserva para no asignar un tamaño empresarial sin evidencia.</w:t>
       </w:r>
     </w:p>
     <w:p>
       <w:pPr>
         <w:sectPr>
-          <w:headerReference w:type="default" r:id="rId57"/>
-          <w:footerReference w:type="default" r:id="rId58"/>
+          <w:headerReference w:type="default" r:id="rId14"/>
+          <w:footerReference w:type="default" r:id="rId15"/>
           <w:pgSz w:w="12240" w:h="15840"/>
           <w:pgMar w:top="1152" w:right="1152" w:bottom="1296" w:left="1152" w:header="432" w:footer="576" w:gutter="0"/>
           <w:cols w:space="720"/>
@@ -663,51 +1292,33 @@
     <w:p>
       <w:pPr>
         <w:pStyle w:val="Ttulo1"/>
-        <w:keepNext/>
         <w:spacing w:before="160" w:after="80"/>
-        <w:jc w:val="left"/>
-      </w:pPr>
-      <w:r>
-        <w:rPr>
-          <w:rFonts w:ascii="Arial" w:hAnsi="Arial" w:eastAsia="Arial"/>
-          <w:b/>
-          <w:color w:val="000000"/>
-          <w:sz w:val="22"/>
-        </w:rPr>
+      </w:pPr>
+      <w:bookmarkStart w:id="2" w:name="_Toc241930167"/>
+      <w:r>
+        <w:lastRenderedPageBreak/>
         <w:t>3. Metodología del desarrollo técnico</w:t>
       </w:r>
+      <w:bookmarkEnd w:id="2"/>
     </w:p>
     <w:p>
       <w:pPr>
         <w:pStyle w:val="Ttulo2"/>
-        <w:keepNext/>
         <w:spacing w:before="100" w:after="80"/>
-        <w:jc w:val="left"/>
-      </w:pPr>
-      <w:r>
-        <w:rPr>
-          <w:rFonts w:ascii="Arial" w:hAnsi="Arial" w:eastAsia="Arial"/>
-          <w:b/>
-          <w:color w:val="000000"/>
-          <w:sz w:val="22"/>
-        </w:rPr>
+      </w:pPr>
+      <w:bookmarkStart w:id="3" w:name="_Toc241930168"/>
+      <w:r>
         <w:t>3.1 Integración de las fases F1-F4</w:t>
       </w:r>
-    </w:p>
-    <w:p>
-      <w:pPr>
-        <w:keepLines w:val="0"/>
+      <w:bookmarkEnd w:id="3"/>
+    </w:p>
+    <w:p>
+      <w:pPr>
         <w:widowControl/>
-        <w:spacing w:before="0" w:after="100" w:line="259" w:lineRule="auto"/>
+        <w:spacing w:after="100" w:line="259" w:lineRule="auto"/>
         <w:jc w:val="both"/>
       </w:pPr>
       <w:r>
-        <w:rPr>
-          <w:rFonts w:ascii="Arial" w:hAnsi="Arial" w:eastAsia="Arial"/>
-          <w:i w:val="0"/>
-          <w:color w:val="000000"/>
-          <w:sz w:val="22"/>
-        </w:rPr>
         <w:t>El proyecto se construyó como una secuencia acumulativa. Cada fase dejó un artefacto ejecutable y una evidencia verificable, de modo que las mejoras posteriores no reemplazaran silenciosamente las decisiones anteriores.</w:t>
       </w:r>
     </w:p>
@@ -715,15 +1326,11 @@
       <w:pPr>
         <w:keepNext/>
         <w:widowControl/>
-        <w:spacing w:before="0" w:after="0" w:line="259" w:lineRule="auto"/>
-        <w:jc w:val="left"/>
-      </w:pPr>
-      <w:r>
-        <w:rPr>
-          <w:rFonts w:ascii="Arial" w:hAnsi="Arial" w:eastAsia="Arial"/>
+        <w:spacing w:after="0" w:line="259" w:lineRule="auto"/>
+      </w:pPr>
+      <w:r>
+        <w:rPr>
           <w:b/>
-          <w:color w:val="000000"/>
-          <w:sz w:val="22"/>
         </w:rPr>
         <w:t>Tabla 1</w:t>
       </w:r>
@@ -732,52 +1339,49 @@
       <w:pPr>
         <w:keepNext/>
         <w:widowControl/>
-        <w:spacing w:before="0" w:after="60" w:line="259" w:lineRule="auto"/>
-        <w:jc w:val="left"/>
-      </w:pPr>
-      <w:r>
-        <w:rPr>
-          <w:rFonts w:ascii="Arial" w:hAnsi="Arial" w:eastAsia="Arial"/>
+        <w:spacing w:after="60" w:line="259" w:lineRule="auto"/>
+      </w:pPr>
+      <w:r>
+        <w:rPr>
           <w:i/>
-          <w:color w:val="000000"/>
-          <w:sz w:val="22"/>
         </w:rPr>
         <w:t>Síntesis metodológica de las fases del proyecto</w:t>
       </w:r>
     </w:p>
     <w:tbl>
       <w:tblPr>
-        <w:tblW w:type="auto" w:w="0"/>
+        <w:tblW w:w="0" w:type="auto"/>
         <w:jc w:val="center"/>
+        <w:tblBorders>
+          <w:top w:val="single" w:sz="5" w:space="0" w:color="B8CCE4"/>
+          <w:left w:val="single" w:sz="5" w:space="0" w:color="B8CCE4"/>
+          <w:bottom w:val="single" w:sz="5" w:space="0" w:color="B8CCE4"/>
+          <w:right w:val="single" w:sz="5" w:space="0" w:color="B8CCE4"/>
+          <w:insideH w:val="single" w:sz="5" w:space="0" w:color="B8CCE4"/>
+          <w:insideV w:val="single" w:sz="5" w:space="0" w:color="B8CCE4"/>
+        </w:tblBorders>
         <w:tblLayout w:type="fixed"/>
-        <w:tblLook w:firstColumn="1" w:firstRow="1" w:lastColumn="0" w:lastRow="0" w:noHBand="0" w:noVBand="1" w:val="04A0"/>
-        <w:tblBorders>
-          <w:top w:val="single" w:sz="5" w:color="B8CCE4"/>
-          <w:left w:val="single" w:sz="5" w:color="B8CCE4"/>
-          <w:bottom w:val="single" w:sz="5" w:color="B8CCE4"/>
-          <w:right w:val="single" w:sz="5" w:color="B8CCE4"/>
-          <w:insideH w:val="single" w:sz="5" w:color="B8CCE4"/>
-          <w:insideV w:val="single" w:sz="5" w:color="B8CCE4"/>
-        </w:tblBorders>
+        <w:tblLook w:val="04A0" w:firstRow="1" w:lastRow="0" w:firstColumn="1" w:lastColumn="0" w:noHBand="0" w:noVBand="1"/>
       </w:tblPr>
       <w:tblGrid>
-        <w:gridCol w:w="3312"/>
-        <w:gridCol w:w="3312"/>
-        <w:gridCol w:w="3312"/>
+        <w:gridCol w:w="792"/>
+        <w:gridCol w:w="5112"/>
+        <w:gridCol w:w="3816"/>
       </w:tblGrid>
       <w:tr>
         <w:trPr>
           <w:tblHeader/>
+          <w:jc w:val="center"/>
         </w:trPr>
         <w:tc>
           <w:tcPr>
-            <w:tcW w:type="dxa" w:w="792"/>
-            <w:shd w:fill="28558A"/>
+            <w:tcW w:w="792" w:type="dxa"/>
+            <w:shd w:val="clear" w:color="auto" w:fill="28558A"/>
             <w:tcMar>
               <w:top w:w="70" w:type="dxa"/>
-              <w:start w:w="80" w:type="dxa"/>
+              <w:left w:w="80" w:type="dxa"/>
               <w:bottom w:w="70" w:type="dxa"/>
-              <w:end w:w="80" w:type="dxa"/>
+              <w:right w:w="80" w:type="dxa"/>
             </w:tcMar>
             <w:vAlign w:val="center"/>
           </w:tcPr>
@@ -788,7 +1392,6 @@
             </w:pPr>
             <w:r>
               <w:rPr>
-                <w:rFonts w:ascii="Arial" w:hAnsi="Arial" w:eastAsia="Arial"/>
                 <w:b/>
                 <w:color w:val="FFFFFF"/>
                 <w:sz w:val="19"/>
@@ -799,13 +1402,13 @@
         </w:tc>
         <w:tc>
           <w:tcPr>
-            <w:tcW w:type="dxa" w:w="5112"/>
-            <w:shd w:fill="28558A"/>
+            <w:tcW w:w="5112" w:type="dxa"/>
+            <w:shd w:val="clear" w:color="auto" w:fill="28558A"/>
             <w:tcMar>
               <w:top w:w="70" w:type="dxa"/>
-              <w:start w:w="80" w:type="dxa"/>
+              <w:left w:w="80" w:type="dxa"/>
               <w:bottom w:w="70" w:type="dxa"/>
-              <w:end w:w="80" w:type="dxa"/>
+              <w:right w:w="80" w:type="dxa"/>
             </w:tcMar>
             <w:vAlign w:val="center"/>
           </w:tcPr>
@@ -816,7 +1419,6 @@
             </w:pPr>
             <w:r>
               <w:rPr>
-                <w:rFonts w:ascii="Arial" w:hAnsi="Arial" w:eastAsia="Arial"/>
                 <w:b/>
                 <w:color w:val="FFFFFF"/>
                 <w:sz w:val="19"/>
@@ -827,13 +1429,13 @@
         </w:tc>
         <w:tc>
           <w:tcPr>
-            <w:tcW w:type="dxa" w:w="3816"/>
-            <w:shd w:fill="28558A"/>
+            <w:tcW w:w="3816" w:type="dxa"/>
+            <w:shd w:val="clear" w:color="auto" w:fill="28558A"/>
             <w:tcMar>
               <w:top w:w="70" w:type="dxa"/>
-              <w:start w:w="80" w:type="dxa"/>
+              <w:left w:w="80" w:type="dxa"/>
               <w:bottom w:w="70" w:type="dxa"/>
-              <w:end w:w="80" w:type="dxa"/>
+              <w:right w:w="80" w:type="dxa"/>
             </w:tcMar>
             <w:vAlign w:val="center"/>
           </w:tcPr>
@@ -844,7 +1446,6 @@
             </w:pPr>
             <w:r>
               <w:rPr>
-                <w:rFonts w:ascii="Arial" w:hAnsi="Arial" w:eastAsia="Arial"/>
                 <w:b/>
                 <w:color w:val="FFFFFF"/>
                 <w:sz w:val="19"/>
@@ -855,27 +1456,27 @@
         </w:tc>
       </w:tr>
       <w:tr>
+        <w:trPr>
+          <w:jc w:val="center"/>
+        </w:trPr>
         <w:tc>
           <w:tcPr>
-            <w:tcW w:type="dxa" w:w="792"/>
-            <w:vAlign w:val="center"/>
+            <w:tcW w:w="792" w:type="dxa"/>
             <w:tcMar>
               <w:top w:w="70" w:type="dxa"/>
-              <w:start w:w="80" w:type="dxa"/>
+              <w:left w:w="80" w:type="dxa"/>
               <w:bottom w:w="70" w:type="dxa"/>
-              <w:end w:w="80" w:type="dxa"/>
+              <w:right w:w="80" w:type="dxa"/>
             </w:tcMar>
+            <w:vAlign w:val="center"/>
           </w:tcPr>
           <w:p>
             <w:pPr>
               <w:spacing w:after="0" w:line="240" w:lineRule="auto"/>
-              <w:jc w:val="left"/>
             </w:pPr>
             <w:r>
               <w:rPr>
-                <w:rFonts w:ascii="Arial" w:hAnsi="Arial" w:eastAsia="Arial"/>
                 <w:b/>
-                <w:color w:val="000000"/>
                 <w:sz w:val="19"/>
               </w:rPr>
               <w:t>F1</w:t>
@@ -884,25 +1485,21 @@
         </w:tc>
         <w:tc>
           <w:tcPr>
-            <w:tcW w:type="dxa" w:w="5112"/>
-            <w:vAlign w:val="center"/>
+            <w:tcW w:w="5112" w:type="dxa"/>
             <w:tcMar>
               <w:top w:w="70" w:type="dxa"/>
-              <w:start w:w="80" w:type="dxa"/>
+              <w:left w:w="80" w:type="dxa"/>
               <w:bottom w:w="70" w:type="dxa"/>
-              <w:end w:w="80" w:type="dxa"/>
+              <w:right w:w="80" w:type="dxa"/>
             </w:tcMar>
+            <w:vAlign w:val="center"/>
           </w:tcPr>
           <w:p>
             <w:pPr>
               <w:spacing w:after="0" w:line="240" w:lineRule="auto"/>
-              <w:jc w:val="left"/>
             </w:pPr>
             <w:r>
               <w:rPr>
-                <w:rFonts w:ascii="Arial" w:hAnsi="Arial" w:eastAsia="Arial"/>
-                <w:b w:val="0"/>
-                <w:color w:val="000000"/>
                 <w:sz w:val="19"/>
               </w:rPr>
               <w:t>Definición del problema, unidad de análisis, fuente y entorno reproducible.</w:t>
@@ -911,25 +1508,21 @@
         </w:tc>
         <w:tc>
           <w:tcPr>
-            <w:tcW w:type="dxa" w:w="3816"/>
-            <w:vAlign w:val="center"/>
+            <w:tcW w:w="3816" w:type="dxa"/>
             <w:tcMar>
               <w:top w:w="70" w:type="dxa"/>
-              <w:start w:w="80" w:type="dxa"/>
+              <w:left w:w="80" w:type="dxa"/>
               <w:bottom w:w="70" w:type="dxa"/>
-              <w:end w:w="80" w:type="dxa"/>
+              <w:right w:w="80" w:type="dxa"/>
             </w:tcMar>
+            <w:vAlign w:val="center"/>
           </w:tcPr>
           <w:p>
             <w:pPr>
               <w:spacing w:after="0" w:line="240" w:lineRule="auto"/>
-              <w:jc w:val="left"/>
             </w:pPr>
             <w:r>
               <w:rPr>
-                <w:rFonts w:ascii="Arial" w:hAnsi="Arial" w:eastAsia="Arial"/>
-                <w:b w:val="0"/>
-                <w:color w:val="000000"/>
                 <w:sz w:val="19"/>
               </w:rPr>
               <w:t>F1_Definición.ipynb y verificar_f1.py</w:t>
@@ -938,28 +1531,28 @@
         </w:tc>
       </w:tr>
       <w:tr>
+        <w:trPr>
+          <w:jc w:val="center"/>
+        </w:trPr>
         <w:tc>
           <w:tcPr>
-            <w:tcW w:type="dxa" w:w="792"/>
-            <w:shd w:fill="EDF3F8"/>
-            <w:vAlign w:val="center"/>
+            <w:tcW w:w="792" w:type="dxa"/>
+            <w:shd w:val="clear" w:color="auto" w:fill="EDF3F8"/>
             <w:tcMar>
               <w:top w:w="70" w:type="dxa"/>
-              <w:start w:w="80" w:type="dxa"/>
+              <w:left w:w="80" w:type="dxa"/>
               <w:bottom w:w="70" w:type="dxa"/>
-              <w:end w:w="80" w:type="dxa"/>
+              <w:right w:w="80" w:type="dxa"/>
             </w:tcMar>
+            <w:vAlign w:val="center"/>
           </w:tcPr>
           <w:p>
             <w:pPr>
               <w:spacing w:after="0" w:line="240" w:lineRule="auto"/>
-              <w:jc w:val="left"/>
             </w:pPr>
             <w:r>
               <w:rPr>
-                <w:rFonts w:ascii="Arial" w:hAnsi="Arial" w:eastAsia="Arial"/>
                 <w:b/>
-                <w:color w:val="000000"/>
                 <w:sz w:val="19"/>
               </w:rPr>
               <w:t>F2</w:t>
@@ -968,26 +1561,22 @@
         </w:tc>
         <w:tc>
           <w:tcPr>
-            <w:tcW w:type="dxa" w:w="5112"/>
-            <w:shd w:fill="EDF3F8"/>
-            <w:vAlign w:val="center"/>
+            <w:tcW w:w="5112" w:type="dxa"/>
+            <w:shd w:val="clear" w:color="auto" w:fill="EDF3F8"/>
             <w:tcMar>
               <w:top w:w="70" w:type="dxa"/>
-              <w:start w:w="80" w:type="dxa"/>
+              <w:left w:w="80" w:type="dxa"/>
               <w:bottom w:w="70" w:type="dxa"/>
-              <w:end w:w="80" w:type="dxa"/>
+              <w:right w:w="80" w:type="dxa"/>
             </w:tcMar>
+            <w:vAlign w:val="center"/>
           </w:tcPr>
           <w:p>
             <w:pPr>
               <w:spacing w:after="0" w:line="240" w:lineRule="auto"/>
-              <w:jc w:val="left"/>
             </w:pPr>
             <w:r>
               <w:rPr>
-                <w:rFonts w:ascii="Arial" w:hAnsi="Arial" w:eastAsia="Arial"/>
-                <w:b w:val="0"/>
-                <w:color w:val="000000"/>
                 <w:sz w:val="19"/>
               </w:rPr>
               <w:t>Exploración de 74 variables; limpieza, fechas, categorías, variables derivadas y validación.</w:t>
@@ -996,26 +1585,22 @@
         </w:tc>
         <w:tc>
           <w:tcPr>
-            <w:tcW w:type="dxa" w:w="3816"/>
-            <w:shd w:fill="EDF3F8"/>
-            <w:vAlign w:val="center"/>
+            <w:tcW w:w="3816" w:type="dxa"/>
+            <w:shd w:val="clear" w:color="auto" w:fill="EDF3F8"/>
             <w:tcMar>
               <w:top w:w="70" w:type="dxa"/>
-              <w:start w:w="80" w:type="dxa"/>
+              <w:left w:w="80" w:type="dxa"/>
               <w:bottom w:w="70" w:type="dxa"/>
-              <w:end w:w="80" w:type="dxa"/>
+              <w:right w:w="80" w:type="dxa"/>
             </w:tcMar>
+            <w:vAlign w:val="center"/>
           </w:tcPr>
           <w:p>
             <w:pPr>
               <w:spacing w:after="0" w:line="240" w:lineRule="auto"/>
-              <w:jc w:val="left"/>
             </w:pPr>
             <w:r>
               <w:rPr>
-                <w:rFonts w:ascii="Arial" w:hAnsi="Arial" w:eastAsia="Arial"/>
-                <w:b w:val="0"/>
-                <w:color w:val="000000"/>
                 <w:sz w:val="19"/>
               </w:rPr>
               <w:t>F2_Preprocesamiento.ipynb y CSV derivados</w:t>
@@ -1024,27 +1609,27 @@
         </w:tc>
       </w:tr>
       <w:tr>
+        <w:trPr>
+          <w:jc w:val="center"/>
+        </w:trPr>
         <w:tc>
           <w:tcPr>
-            <w:tcW w:type="dxa" w:w="792"/>
-            <w:vAlign w:val="center"/>
+            <w:tcW w:w="792" w:type="dxa"/>
             <w:tcMar>
               <w:top w:w="70" w:type="dxa"/>
-              <w:start w:w="80" w:type="dxa"/>
+              <w:left w:w="80" w:type="dxa"/>
               <w:bottom w:w="70" w:type="dxa"/>
-              <w:end w:w="80" w:type="dxa"/>
+              <w:right w:w="80" w:type="dxa"/>
             </w:tcMar>
+            <w:vAlign w:val="center"/>
           </w:tcPr>
           <w:p>
             <w:pPr>
               <w:spacing w:after="0" w:line="240" w:lineRule="auto"/>
-              <w:jc w:val="left"/>
             </w:pPr>
             <w:r>
               <w:rPr>
-                <w:rFonts w:ascii="Arial" w:hAnsi="Arial" w:eastAsia="Arial"/>
                 <w:b/>
-                <w:color w:val="000000"/>
                 <w:sz w:val="19"/>
               </w:rPr>
               <w:t>F3</w:t>
@@ -1053,52 +1638,58 @@
         </w:tc>
         <w:tc>
           <w:tcPr>
-            <w:tcW w:type="dxa" w:w="5112"/>
-            <w:vAlign w:val="center"/>
+            <w:tcW w:w="5112" w:type="dxa"/>
             <w:tcMar>
               <w:top w:w="70" w:type="dxa"/>
-              <w:start w:w="80" w:type="dxa"/>
+              <w:left w:w="80" w:type="dxa"/>
               <w:bottom w:w="70" w:type="dxa"/>
-              <w:end w:w="80" w:type="dxa"/>
+              <w:right w:w="80" w:type="dxa"/>
             </w:tcMar>
+            <w:vAlign w:val="center"/>
           </w:tcPr>
           <w:p>
             <w:pPr>
               <w:spacing w:after="0" w:line="240" w:lineRule="auto"/>
-              <w:jc w:val="left"/>
             </w:pPr>
             <w:r>
               <w:rPr>
-                <w:rFonts w:ascii="Arial" w:hAnsi="Arial" w:eastAsia="Arial"/>
-                <w:b w:val="0"/>
-                <w:color w:val="000000"/>
                 <w:sz w:val="19"/>
               </w:rPr>
-              <w:t>Separación modular, POO, algoritmos iterativo, recursivo y agrupado; pruebas y benchmarks.</w:t>
+              <w:t xml:space="preserve">Separación modular, POO, algoritmos iterativo, recursivo y agrupado; pruebas y </w:t>
+            </w:r>
+            <w:proofErr w:type="spellStart"/>
+            <w:r>
+              <w:rPr>
+                <w:sz w:val="19"/>
+              </w:rPr>
+              <w:t>benchmarks</w:t>
+            </w:r>
+            <w:proofErr w:type="spellEnd"/>
+            <w:r>
+              <w:rPr>
+                <w:sz w:val="19"/>
+              </w:rPr>
+              <w:t>.</w:t>
             </w:r>
           </w:p>
         </w:tc>
         <w:tc>
           <w:tcPr>
-            <w:tcW w:type="dxa" w:w="3816"/>
-            <w:vAlign w:val="center"/>
+            <w:tcW w:w="3816" w:type="dxa"/>
             <w:tcMar>
               <w:top w:w="70" w:type="dxa"/>
-              <w:start w:w="80" w:type="dxa"/>
+              <w:left w:w="80" w:type="dxa"/>
               <w:bottom w:w="70" w:type="dxa"/>
-              <w:end w:w="80" w:type="dxa"/>
+              <w:right w:w="80" w:type="dxa"/>
             </w:tcMar>
+            <w:vAlign w:val="center"/>
           </w:tcPr>
           <w:p>
             <w:pPr>
               <w:spacing w:after="0" w:line="240" w:lineRule="auto"/>
-              <w:jc w:val="left"/>
             </w:pPr>
             <w:r>
               <w:rPr>
-                <w:rFonts w:ascii="Arial" w:hAnsi="Arial" w:eastAsia="Arial"/>
-                <w:b w:val="0"/>
-                <w:color w:val="000000"/>
                 <w:sz w:val="19"/>
               </w:rPr>
               <w:t>F3_Algoritmos.ipynb, 29 pruebas y evidencias</w:t>
@@ -1107,28 +1698,28 @@
         </w:tc>
       </w:tr>
       <w:tr>
+        <w:trPr>
+          <w:jc w:val="center"/>
+        </w:trPr>
         <w:tc>
           <w:tcPr>
-            <w:tcW w:type="dxa" w:w="792"/>
-            <w:shd w:fill="EDF3F8"/>
-            <w:vAlign w:val="center"/>
+            <w:tcW w:w="792" w:type="dxa"/>
+            <w:shd w:val="clear" w:color="auto" w:fill="EDF3F8"/>
             <w:tcMar>
               <w:top w:w="70" w:type="dxa"/>
-              <w:start w:w="80" w:type="dxa"/>
+              <w:left w:w="80" w:type="dxa"/>
               <w:bottom w:w="70" w:type="dxa"/>
-              <w:end w:w="80" w:type="dxa"/>
+              <w:right w:w="80" w:type="dxa"/>
             </w:tcMar>
+            <w:vAlign w:val="center"/>
           </w:tcPr>
           <w:p>
             <w:pPr>
               <w:spacing w:after="0" w:line="240" w:lineRule="auto"/>
-              <w:jc w:val="left"/>
             </w:pPr>
             <w:r>
               <w:rPr>
-                <w:rFonts w:ascii="Arial" w:hAnsi="Arial" w:eastAsia="Arial"/>
                 <w:b/>
-                <w:color w:val="000000"/>
                 <w:sz w:val="19"/>
               </w:rPr>
               <w:t>F4</w:t>
@@ -1137,26 +1728,22 @@
         </w:tc>
         <w:tc>
           <w:tcPr>
-            <w:tcW w:type="dxa" w:w="5112"/>
-            <w:shd w:fill="EDF3F8"/>
-            <w:vAlign w:val="center"/>
+            <w:tcW w:w="5112" w:type="dxa"/>
+            <w:shd w:val="clear" w:color="auto" w:fill="EDF3F8"/>
             <w:tcMar>
               <w:top w:w="70" w:type="dxa"/>
-              <w:start w:w="80" w:type="dxa"/>
+              <w:left w:w="80" w:type="dxa"/>
               <w:bottom w:w="70" w:type="dxa"/>
-              <w:end w:w="80" w:type="dxa"/>
+              <w:right w:w="80" w:type="dxa"/>
             </w:tcMar>
+            <w:vAlign w:val="center"/>
           </w:tcPr>
           <w:p>
             <w:pPr>
               <w:spacing w:after="0" w:line="240" w:lineRule="auto"/>
-              <w:jc w:val="left"/>
             </w:pPr>
             <w:r>
               <w:rPr>
-                <w:rFonts w:ascii="Arial" w:hAnsi="Arial" w:eastAsia="Arial"/>
-                <w:b w:val="0"/>
-                <w:color w:val="000000"/>
                 <w:sz w:val="19"/>
               </w:rPr>
               <w:t>Reutilización del pipeline validado, tres gráficos, interpretación y comunicación final.</w:t>
@@ -1165,26 +1752,22 @@
         </w:tc>
         <w:tc>
           <w:tcPr>
-            <w:tcW w:type="dxa" w:w="3816"/>
-            <w:shd w:fill="EDF3F8"/>
-            <w:vAlign w:val="center"/>
+            <w:tcW w:w="3816" w:type="dxa"/>
+            <w:shd w:val="clear" w:color="auto" w:fill="EDF3F8"/>
             <w:tcMar>
               <w:top w:w="70" w:type="dxa"/>
-              <w:start w:w="80" w:type="dxa"/>
+              <w:left w:w="80" w:type="dxa"/>
               <w:bottom w:w="70" w:type="dxa"/>
-              <w:end w:w="80" w:type="dxa"/>
+              <w:right w:w="80" w:type="dxa"/>
             </w:tcMar>
+            <w:vAlign w:val="center"/>
           </w:tcPr>
           <w:p>
             <w:pPr>
               <w:spacing w:after="0" w:line="240" w:lineRule="auto"/>
-              <w:jc w:val="left"/>
             </w:pPr>
             <w:r>
               <w:rPr>
-                <w:rFonts w:ascii="Arial" w:hAnsi="Arial" w:eastAsia="Arial"/>
-                <w:b w:val="0"/>
-                <w:color w:val="000000"/>
                 <w:sz w:val="19"/>
               </w:rPr>
               <w:t>F4_Comunicacion.ipynb y figuras</w:t>
@@ -1201,22 +1784,18 @@
     <w:p>
       <w:pPr>
         <w:widowControl/>
-        <w:spacing w:before="0" w:after="80" w:line="259" w:lineRule="auto"/>
+        <w:spacing w:after="80" w:line="259" w:lineRule="auto"/>
         <w:jc w:val="both"/>
       </w:pPr>
       <w:r>
         <w:rPr>
-          <w:rFonts w:ascii="Arial" w:hAnsi="Arial" w:eastAsia="Arial"/>
           <w:i/>
-          <w:color w:val="000000"/>
           <w:sz w:val="19"/>
         </w:rPr>
         <w:t xml:space="preserve">Nota. </w:t>
       </w:r>
       <w:r>
         <w:rPr>
-          <w:rFonts w:ascii="Arial" w:hAnsi="Arial" w:eastAsia="Arial"/>
-          <w:color w:val="000000"/>
           <w:sz w:val="19"/>
         </w:rPr>
         <w:t>Elaboración propia a partir de los notebooks y verificadores del repositorio.</w:t>
@@ -1224,43 +1803,53 @@
     </w:p>
     <w:p>
       <w:pPr>
-        <w:keepLines w:val="0"/>
         <w:widowControl/>
-        <w:spacing w:before="0" w:after="100" w:line="259" w:lineRule="auto"/>
+        <w:spacing w:after="100" w:line="259" w:lineRule="auto"/>
         <w:jc w:val="both"/>
       </w:pPr>
       <w:r>
-        <w:rPr>
-          <w:rFonts w:ascii="Arial" w:hAnsi="Arial" w:eastAsia="Arial"/>
-          <w:i w:val="0"/>
-          <w:color w:val="000000"/>
-          <w:sz w:val="22"/>
-        </w:rPr>
-        <w:t>En F2 se eliminaron únicamente tres columnas completamente vacías; 7.613 valores del año 1900 en la fecha estimada de evaluación se convirtieron en valores ausentes; se normalizaron espacios en categorías; y se calcularon oferta_ganadora, licitacion_adjudicada y plazo_cierre_dias. No se imputaron los faltantes parciales porque las variables del análisis estaban completas, y no se escalaron variables porque no se entrenó un modelo que lo requiriera. Las 44.226 filas se conservaron.</w:t>
-      </w:r>
-    </w:p>
-    <w:p>
-      <w:pPr>
-        <w:keepLines w:val="0"/>
+        <w:t xml:space="preserve">En F2 se eliminaron únicamente tres columnas completamente vacías; 7.613 valores del año 1900 en la fecha estimada de evaluación se convirtieron en valores ausentes; se normalizaron espacios en categorías; y se calcularon </w:t>
+      </w:r>
+      <w:proofErr w:type="spellStart"/>
+      <w:r>
+        <w:t>oferta_ganadora</w:t>
+      </w:r>
+      <w:proofErr w:type="spellEnd"/>
+      <w:r>
+        <w:t xml:space="preserve">, </w:t>
+      </w:r>
+      <w:proofErr w:type="spellStart"/>
+      <w:r>
+        <w:t>licitacion_adjudicada</w:t>
+      </w:r>
+      <w:proofErr w:type="spellEnd"/>
+      <w:r>
+        <w:t xml:space="preserve"> y </w:t>
+      </w:r>
+      <w:proofErr w:type="spellStart"/>
+      <w:r>
+        <w:t>plazo_cierre_dias</w:t>
+      </w:r>
+      <w:proofErr w:type="spellEnd"/>
+      <w:r>
+        <w:t>. No se imputaron los faltantes parciales porque las variables del análisis estaban completas, y no se escalaron variables porque no se entrenó un modelo que lo requiriera. Las 44.226 filas se conservaron.</w:t>
+      </w:r>
+    </w:p>
+    <w:p>
+      <w:pPr>
         <w:widowControl/>
-        <w:spacing w:before="0" w:after="0" w:line="259" w:lineRule="auto"/>
+        <w:spacing w:after="0" w:line="259" w:lineRule="auto"/>
         <w:jc w:val="both"/>
       </w:pPr>
       <w:r>
-        <w:rPr>
-          <w:rFonts w:ascii="Arial" w:hAnsi="Arial" w:eastAsia="Arial"/>
-          <w:i w:val="0"/>
-          <w:color w:val="000000"/>
-          <w:sz w:val="22"/>
-        </w:rPr>
         <w:t>El flujo final puede resumirse como: CSV original → verificación SHA-256 → lectura de siete columnas → limpieza sin mutar la entrada → seis reglas de calidad → cálculo agrupado → tablas y figuras. Antes de graficar, el notebook F4 comprueba que las proporciones coincidan con la función de referencia de F2. Esta equivalencia conecta entradas, procesamiento y resultados y evita que una optimización cambie la respuesta analítica.</w:t>
       </w:r>
     </w:p>
     <w:p>
       <w:pPr>
         <w:sectPr>
-          <w:headerReference w:type="default" r:id="rId59"/>
-          <w:footerReference w:type="default" r:id="rId60"/>
+          <w:headerReference w:type="default" r:id="rId16"/>
+          <w:footerReference w:type="default" r:id="rId17"/>
           <w:pgSz w:w="12240" w:h="15840"/>
           <w:pgMar w:top="1152" w:right="1152" w:bottom="1296" w:left="1152" w:header="432" w:footer="576" w:gutter="0"/>
           <w:cols w:space="720"/>
@@ -1270,84 +1859,156 @@
     <w:p>
       <w:pPr>
         <w:pStyle w:val="Ttulo2"/>
-        <w:keepNext/>
         <w:spacing w:before="100" w:after="80"/>
-        <w:jc w:val="left"/>
-      </w:pPr>
-      <w:r>
-        <w:rPr>
-          <w:rFonts w:ascii="Arial" w:hAnsi="Arial" w:eastAsia="Arial"/>
-          <w:b/>
-          <w:color w:val="000000"/>
-          <w:sz w:val="22"/>
-        </w:rPr>
+      </w:pPr>
+      <w:bookmarkStart w:id="4" w:name="_Toc241930169"/>
+      <w:r>
+        <w:lastRenderedPageBreak/>
         <w:t>3.2 Herramientas, reproducibilidad y control de versiones</w:t>
       </w:r>
-    </w:p>
-    <w:p>
-      <w:pPr>
-        <w:keepLines w:val="0"/>
+      <w:bookmarkEnd w:id="4"/>
+    </w:p>
+    <w:p>
+      <w:pPr>
         <w:widowControl/>
-        <w:spacing w:before="0" w:after="100" w:line="259" w:lineRule="auto"/>
+        <w:spacing w:after="100" w:line="259" w:lineRule="auto"/>
         <w:jc w:val="both"/>
       </w:pPr>
       <w:r>
-        <w:rPr>
-          <w:rFonts w:ascii="Arial" w:hAnsi="Arial" w:eastAsia="Arial"/>
-          <w:i w:val="0"/>
-          <w:color w:val="000000"/>
-          <w:sz w:val="22"/>
-        </w:rPr>
-        <w:t>El ecosistema combina Python, NumPy, pandas, Jupyter, Matplotlib, Seaborn y unittest. requirements.txt registra las dependencias; los verificadores ejecutan los notebooks en un kernel nuevo; y los archivos de evidencias guardan fecha, versiones, número de celdas, errores y huellas del código y de los datos. El CSV original permanece versionado y los derivados reproducibles quedan fuera de Git para no duplicar archivos grandes. El historial usa ramas, commits descriptivos y .mailmap para mantener la autoría trazable.</w:t>
+        <w:t xml:space="preserve">El ecosistema combina Python, </w:t>
+      </w:r>
+      <w:proofErr w:type="spellStart"/>
+      <w:r>
+        <w:t>NumPy</w:t>
+      </w:r>
+      <w:proofErr w:type="spellEnd"/>
+      <w:r>
+        <w:t xml:space="preserve">, pandas, </w:t>
+      </w:r>
+      <w:proofErr w:type="spellStart"/>
+      <w:r>
+        <w:t>Jupyter</w:t>
+      </w:r>
+      <w:proofErr w:type="spellEnd"/>
+      <w:r>
+        <w:t xml:space="preserve">, </w:t>
+      </w:r>
+      <w:proofErr w:type="spellStart"/>
+      <w:r>
+        <w:t>Matplotlib</w:t>
+      </w:r>
+      <w:proofErr w:type="spellEnd"/>
+      <w:r>
+        <w:t xml:space="preserve">, Seaborn y </w:t>
+      </w:r>
+      <w:proofErr w:type="spellStart"/>
+      <w:r>
+        <w:t>unittest</w:t>
+      </w:r>
+      <w:proofErr w:type="spellEnd"/>
+      <w:r>
+        <w:t xml:space="preserve">. requirements.txt registra las dependencias; los verificadores ejecutan los notebooks en un </w:t>
+      </w:r>
+      <w:proofErr w:type="spellStart"/>
+      <w:r>
+        <w:t>kernel</w:t>
+      </w:r>
+      <w:proofErr w:type="spellEnd"/>
+      <w:r>
+        <w:t xml:space="preserve"> nuevo; y los archivos de evidencias guardan fecha, versiones, número de celdas, errores y huellas del código y de los datos. El CSV original permanece versionado y los derivados reproducibles quedan fuera de Git para no duplicar archivos grandes. El historial usa ramas, </w:t>
+      </w:r>
+      <w:proofErr w:type="spellStart"/>
+      <w:r>
+        <w:t>commits</w:t>
+      </w:r>
+      <w:proofErr w:type="spellEnd"/>
+      <w:r>
+        <w:t xml:space="preserve"> descriptivos </w:t>
+      </w:r>
+      <w:proofErr w:type="gramStart"/>
+      <w:r>
+        <w:t>y .</w:t>
+      </w:r>
+      <w:proofErr w:type="spellStart"/>
+      <w:r>
+        <w:t>mailmap</w:t>
+      </w:r>
+      <w:proofErr w:type="spellEnd"/>
+      <w:proofErr w:type="gramEnd"/>
+      <w:r>
+        <w:t xml:space="preserve"> para mantener la autoría trazable.</w:t>
       </w:r>
     </w:p>
     <w:p>
       <w:pPr>
         <w:pStyle w:val="Ttulo2"/>
-        <w:keepNext/>
         <w:spacing w:before="100" w:after="80"/>
-        <w:jc w:val="left"/>
-      </w:pPr>
-      <w:r>
-        <w:rPr>
-          <w:rFonts w:ascii="Arial" w:hAnsi="Arial" w:eastAsia="Arial"/>
-          <w:b/>
-          <w:color w:val="000000"/>
-          <w:sz w:val="22"/>
-        </w:rPr>
+      </w:pPr>
+      <w:bookmarkStart w:id="5" w:name="_Toc241930170"/>
+      <w:r>
         <w:t>3.3 Eficiencia, validación y programación orientada a objetos</w:t>
       </w:r>
-    </w:p>
-    <w:p>
-      <w:pPr>
-        <w:keepLines w:val="0"/>
+      <w:bookmarkEnd w:id="5"/>
+    </w:p>
+    <w:p>
+      <w:pPr>
         <w:widowControl/>
-        <w:spacing w:before="0" w:after="100" w:line="259" w:lineRule="auto"/>
+        <w:spacing w:after="100" w:line="259" w:lineRule="auto"/>
         <w:jc w:val="both"/>
       </w:pPr>
       <w:r>
-        <w:rPr>
-          <w:rFonts w:ascii="Arial" w:hAnsi="Arial" w:eastAsia="Arial"/>
-          <w:i w:val="0"/>
-          <w:color w:val="000000"/>
-          <w:sz w:val="22"/>
-        </w:rPr>
-        <w:t>Se compararon cuatro implementaciones equivalentes mediante timeit: la referencia F2, una iterativa, una recursiva por división y conquista y una agrupada con pandas. Las pruebas usaron muestras de 100, 1.000, 10.000 y 44.226 filas, siete rondas de tres ejecuciones y orden alternado. En el conjunto completo, la variante agrupada alcanzó medianas de 19,02 ms por tamaño de proveedor y 20,96 ms por tipo de licitación, aproximadamente 1,16 veces más rápida que la referencia. El cambio más importante fue leer solo siete de 74 columnas: el flujo completo bajó de 1.199 a 506 ms y el DataFrame leído de 195,7 a 8,9 MiB. Estas cifras describen el equipo y las versiones registradas; no prueban superioridad universal (Python Software Foundation, s. f.-a, s. f.-b; The pandas development team, s. f.-a).</w:t>
+        <w:t xml:space="preserve">Se compararon cuatro implementaciones equivalentes mediante </w:t>
+      </w:r>
+      <w:proofErr w:type="spellStart"/>
+      <w:r>
+        <w:t>timeit</w:t>
+      </w:r>
+      <w:proofErr w:type="spellEnd"/>
+      <w:r>
+        <w:t xml:space="preserve">: la referencia F2, una iterativa, una recursiva por división y conquista y una agrupada con pandas. Las pruebas usaron muestras de 100, 1.000, 10.000 y 44.226 filas, siete rondas de tres ejecuciones y orden alternado. En el conjunto completo, la variante agrupada alcanzó medianas de 19,02 ms por tamaño de proveedor y 20,96 ms por tipo de licitación, aproximadamente 1,16 veces más rápida que la referencia. El cambio más importante fue leer solo siete de 74 columnas: el flujo completo bajó de 1.199 a 506 ms y el </w:t>
+      </w:r>
+      <w:proofErr w:type="spellStart"/>
+      <w:r>
+        <w:t>DataFrame</w:t>
+      </w:r>
+      <w:proofErr w:type="spellEnd"/>
+      <w:r>
+        <w:t xml:space="preserve"> leído de 195,7 a 8,9 MiB. Estas cifras describen el equipo y las versiones registradas; no prueban superioridad universal (Python Software </w:t>
+      </w:r>
+      <w:proofErr w:type="spellStart"/>
+      <w:r>
+        <w:t>Foundation</w:t>
+      </w:r>
+      <w:proofErr w:type="spellEnd"/>
+      <w:r>
+        <w:t xml:space="preserve">, s. f.-a, s. f.-b; The pandas </w:t>
+      </w:r>
+      <w:proofErr w:type="spellStart"/>
+      <w:r>
+        <w:t>development</w:t>
+      </w:r>
+      <w:proofErr w:type="spellEnd"/>
+      <w:r>
+        <w:t xml:space="preserve"> </w:t>
+      </w:r>
+      <w:proofErr w:type="spellStart"/>
+      <w:r>
+        <w:t>team</w:t>
+      </w:r>
+      <w:proofErr w:type="spellEnd"/>
+      <w:r>
+        <w:t>, s. f.-a).</w:t>
       </w:r>
     </w:p>
     <w:p>
       <w:pPr>
         <w:keepNext/>
         <w:widowControl/>
-        <w:spacing w:before="0" w:after="0" w:line="259" w:lineRule="auto"/>
-        <w:jc w:val="left"/>
-      </w:pPr>
-      <w:r>
-        <w:rPr>
-          <w:rFonts w:ascii="Arial" w:hAnsi="Arial" w:eastAsia="Arial"/>
+        <w:spacing w:after="0" w:line="259" w:lineRule="auto"/>
+      </w:pPr>
+      <w:r>
+        <w:rPr>
           <w:b/>
-          <w:color w:val="000000"/>
-          <w:sz w:val="22"/>
         </w:rPr>
         <w:t>Tabla 2</w:t>
       </w:r>
@@ -1356,52 +2017,49 @@
       <w:pPr>
         <w:keepNext/>
         <w:widowControl/>
-        <w:spacing w:before="0" w:after="60" w:line="259" w:lineRule="auto"/>
-        <w:jc w:val="left"/>
-      </w:pPr>
-      <w:r>
-        <w:rPr>
-          <w:rFonts w:ascii="Arial" w:hAnsi="Arial" w:eastAsia="Arial"/>
+        <w:spacing w:after="60" w:line="259" w:lineRule="auto"/>
+      </w:pPr>
+      <w:r>
+        <w:rPr>
           <w:i/>
-          <w:color w:val="000000"/>
-          <w:sz w:val="22"/>
         </w:rPr>
         <w:t>Arquitectura, principios orientados a objetos y verificación</w:t>
       </w:r>
     </w:p>
     <w:tbl>
       <w:tblPr>
-        <w:tblW w:type="auto" w:w="0"/>
+        <w:tblW w:w="0" w:type="auto"/>
         <w:jc w:val="center"/>
+        <w:tblBorders>
+          <w:top w:val="single" w:sz="5" w:space="0" w:color="B8CCE4"/>
+          <w:left w:val="single" w:sz="5" w:space="0" w:color="B8CCE4"/>
+          <w:bottom w:val="single" w:sz="5" w:space="0" w:color="B8CCE4"/>
+          <w:right w:val="single" w:sz="5" w:space="0" w:color="B8CCE4"/>
+          <w:insideH w:val="single" w:sz="5" w:space="0" w:color="B8CCE4"/>
+          <w:insideV w:val="single" w:sz="5" w:space="0" w:color="B8CCE4"/>
+        </w:tblBorders>
         <w:tblLayout w:type="fixed"/>
-        <w:tblLook w:firstColumn="1" w:firstRow="1" w:lastColumn="0" w:lastRow="0" w:noHBand="0" w:noVBand="1" w:val="04A0"/>
-        <w:tblBorders>
-          <w:top w:val="single" w:sz="5" w:color="B8CCE4"/>
-          <w:left w:val="single" w:sz="5" w:color="B8CCE4"/>
-          <w:bottom w:val="single" w:sz="5" w:color="B8CCE4"/>
-          <w:right w:val="single" w:sz="5" w:color="B8CCE4"/>
-          <w:insideH w:val="single" w:sz="5" w:color="B8CCE4"/>
-          <w:insideV w:val="single" w:sz="5" w:color="B8CCE4"/>
-        </w:tblBorders>
+        <w:tblLook w:val="04A0" w:firstRow="1" w:lastRow="0" w:firstColumn="1" w:lastColumn="0" w:noHBand="0" w:noVBand="1"/>
       </w:tblPr>
       <w:tblGrid>
-        <w:gridCol w:w="3312"/>
-        <w:gridCol w:w="3312"/>
-        <w:gridCol w:w="3312"/>
+        <w:gridCol w:w="1440"/>
+        <w:gridCol w:w="5184"/>
+        <w:gridCol w:w="3096"/>
       </w:tblGrid>
       <w:tr>
         <w:trPr>
           <w:tblHeader/>
+          <w:jc w:val="center"/>
         </w:trPr>
         <w:tc>
           <w:tcPr>
-            <w:tcW w:type="dxa" w:w="1440"/>
-            <w:shd w:fill="28558A"/>
+            <w:tcW w:w="1440" w:type="dxa"/>
+            <w:shd w:val="clear" w:color="auto" w:fill="28558A"/>
             <w:tcMar>
               <w:top w:w="70" w:type="dxa"/>
-              <w:start w:w="80" w:type="dxa"/>
+              <w:left w:w="80" w:type="dxa"/>
               <w:bottom w:w="70" w:type="dxa"/>
-              <w:end w:w="80" w:type="dxa"/>
+              <w:right w:w="80" w:type="dxa"/>
             </w:tcMar>
             <w:vAlign w:val="center"/>
           </w:tcPr>
@@ -1412,7 +2070,6 @@
             </w:pPr>
             <w:r>
               <w:rPr>
-                <w:rFonts w:ascii="Arial" w:hAnsi="Arial" w:eastAsia="Arial"/>
                 <w:b/>
                 <w:color w:val="FFFFFF"/>
                 <w:sz w:val="18"/>
@@ -1423,13 +2080,13 @@
         </w:tc>
         <w:tc>
           <w:tcPr>
-            <w:tcW w:type="dxa" w:w="5184"/>
-            <w:shd w:fill="28558A"/>
+            <w:tcW w:w="5184" w:type="dxa"/>
+            <w:shd w:val="clear" w:color="auto" w:fill="28558A"/>
             <w:tcMar>
               <w:top w:w="70" w:type="dxa"/>
-              <w:start w:w="80" w:type="dxa"/>
+              <w:left w:w="80" w:type="dxa"/>
               <w:bottom w:w="70" w:type="dxa"/>
-              <w:end w:w="80" w:type="dxa"/>
+              <w:right w:w="80" w:type="dxa"/>
             </w:tcMar>
             <w:vAlign w:val="center"/>
           </w:tcPr>
@@ -1440,7 +2097,6 @@
             </w:pPr>
             <w:r>
               <w:rPr>
-                <w:rFonts w:ascii="Arial" w:hAnsi="Arial" w:eastAsia="Arial"/>
                 <w:b/>
                 <w:color w:val="FFFFFF"/>
                 <w:sz w:val="18"/>
@@ -1451,13 +2107,13 @@
         </w:tc>
         <w:tc>
           <w:tcPr>
-            <w:tcW w:type="dxa" w:w="3096"/>
-            <w:shd w:fill="28558A"/>
+            <w:tcW w:w="3096" w:type="dxa"/>
+            <w:shd w:val="clear" w:color="auto" w:fill="28558A"/>
             <w:tcMar>
               <w:top w:w="70" w:type="dxa"/>
-              <w:start w:w="80" w:type="dxa"/>
+              <w:left w:w="80" w:type="dxa"/>
               <w:bottom w:w="70" w:type="dxa"/>
-              <w:end w:w="80" w:type="dxa"/>
+              <w:right w:w="80" w:type="dxa"/>
             </w:tcMar>
             <w:vAlign w:val="center"/>
           </w:tcPr>
@@ -1468,7 +2124,6 @@
             </w:pPr>
             <w:r>
               <w:rPr>
-                <w:rFonts w:ascii="Arial" w:hAnsi="Arial" w:eastAsia="Arial"/>
                 <w:b/>
                 <w:color w:val="FFFFFF"/>
                 <w:sz w:val="18"/>
@@ -1479,27 +2134,27 @@
         </w:tc>
       </w:tr>
       <w:tr>
+        <w:trPr>
+          <w:jc w:val="center"/>
+        </w:trPr>
         <w:tc>
           <w:tcPr>
-            <w:tcW w:type="dxa" w:w="1440"/>
-            <w:vAlign w:val="center"/>
+            <w:tcW w:w="1440" w:type="dxa"/>
             <w:tcMar>
               <w:top w:w="70" w:type="dxa"/>
-              <w:start w:w="80" w:type="dxa"/>
+              <w:left w:w="80" w:type="dxa"/>
               <w:bottom w:w="70" w:type="dxa"/>
-              <w:end w:w="80" w:type="dxa"/>
+              <w:right w:w="80" w:type="dxa"/>
             </w:tcMar>
+            <w:vAlign w:val="center"/>
           </w:tcPr>
           <w:p>
             <w:pPr>
               <w:spacing w:after="0" w:line="240" w:lineRule="auto"/>
-              <w:jc w:val="left"/>
             </w:pPr>
             <w:r>
               <w:rPr>
-                <w:rFonts w:ascii="Arial" w:hAnsi="Arial" w:eastAsia="Arial"/>
                 <w:b/>
-                <w:color w:val="000000"/>
                 <w:sz w:val="18"/>
               </w:rPr>
               <w:t>Lectura</w:t>
@@ -1508,52 +2163,66 @@
         </w:tc>
         <w:tc>
           <w:tcPr>
-            <w:tcW w:type="dxa" w:w="5184"/>
-            <w:vAlign w:val="center"/>
+            <w:tcW w:w="5184" w:type="dxa"/>
             <w:tcMar>
               <w:top w:w="70" w:type="dxa"/>
-              <w:start w:w="80" w:type="dxa"/>
+              <w:left w:w="80" w:type="dxa"/>
               <w:bottom w:w="70" w:type="dxa"/>
-              <w:end w:w="80" w:type="dxa"/>
+              <w:right w:w="80" w:type="dxa"/>
             </w:tcMar>
+            <w:vAlign w:val="center"/>
           </w:tcPr>
           <w:p>
             <w:pPr>
               <w:spacing w:after="0" w:line="240" w:lineRule="auto"/>
-              <w:jc w:val="left"/>
             </w:pPr>
+            <w:proofErr w:type="spellStart"/>
             <w:r>
               <w:rPr>
-                <w:rFonts w:ascii="Arial" w:hAnsi="Arial" w:eastAsia="Arial"/>
-                <w:b w:val="0"/>
-                <w:color w:val="000000"/>
                 <w:sz w:val="18"/>
               </w:rPr>
-              <w:t>LectorDatos define el contrato y LectorCSV implementa la lectura.</w:t>
+              <w:t>LectorDatos</w:t>
+            </w:r>
+            <w:proofErr w:type="spellEnd"/>
+            <w:r>
+              <w:rPr>
+                <w:sz w:val="18"/>
+              </w:rPr>
+              <w:t xml:space="preserve"> define el contrato y </w:t>
+            </w:r>
+            <w:proofErr w:type="spellStart"/>
+            <w:r>
+              <w:rPr>
+                <w:sz w:val="18"/>
+              </w:rPr>
+              <w:t>LectorCSV</w:t>
+            </w:r>
+            <w:proofErr w:type="spellEnd"/>
+            <w:r>
+              <w:rPr>
+                <w:sz w:val="18"/>
+              </w:rPr>
+              <w:t xml:space="preserve"> implementa la lectura.</w:t>
             </w:r>
           </w:p>
         </w:tc>
         <w:tc>
           <w:tcPr>
-            <w:tcW w:type="dxa" w:w="3096"/>
-            <w:vAlign w:val="center"/>
+            <w:tcW w:w="3096" w:type="dxa"/>
             <w:tcMar>
               <w:top w:w="70" w:type="dxa"/>
-              <w:start w:w="80" w:type="dxa"/>
+              <w:left w:w="80" w:type="dxa"/>
               <w:bottom w:w="70" w:type="dxa"/>
-              <w:end w:w="80" w:type="dxa"/>
+              <w:right w:w="80" w:type="dxa"/>
             </w:tcMar>
+            <w:vAlign w:val="center"/>
           </w:tcPr>
           <w:p>
             <w:pPr>
               <w:spacing w:after="0" w:line="240" w:lineRule="auto"/>
-              <w:jc w:val="left"/>
             </w:pPr>
             <w:r>
               <w:rPr>
-                <w:rFonts w:ascii="Arial" w:hAnsi="Arial" w:eastAsia="Arial"/>
-                <w:b w:val="0"/>
-                <w:color w:val="000000"/>
                 <w:sz w:val="18"/>
               </w:rPr>
               <w:t>Herencia y sustitución polimórfica.</w:t>
@@ -1562,28 +2231,28 @@
         </w:tc>
       </w:tr>
       <w:tr>
+        <w:trPr>
+          <w:jc w:val="center"/>
+        </w:trPr>
         <w:tc>
           <w:tcPr>
-            <w:tcW w:type="dxa" w:w="1440"/>
-            <w:shd w:fill="EDF3F8"/>
-            <w:vAlign w:val="center"/>
+            <w:tcW w:w="1440" w:type="dxa"/>
+            <w:shd w:val="clear" w:color="auto" w:fill="EDF3F8"/>
             <w:tcMar>
               <w:top w:w="70" w:type="dxa"/>
-              <w:start w:w="80" w:type="dxa"/>
+              <w:left w:w="80" w:type="dxa"/>
               <w:bottom w:w="70" w:type="dxa"/>
-              <w:end w:w="80" w:type="dxa"/>
+              <w:right w:w="80" w:type="dxa"/>
             </w:tcMar>
+            <w:vAlign w:val="center"/>
           </w:tcPr>
           <w:p>
             <w:pPr>
               <w:spacing w:after="0" w:line="240" w:lineRule="auto"/>
-              <w:jc w:val="left"/>
             </w:pPr>
             <w:r>
               <w:rPr>
-                <w:rFonts w:ascii="Arial" w:hAnsi="Arial" w:eastAsia="Arial"/>
                 <w:b/>
-                <w:color w:val="000000"/>
                 <w:sz w:val="18"/>
               </w:rPr>
               <w:t>Limpieza</w:t>
@@ -1592,54 +2261,54 @@
         </w:tc>
         <w:tc>
           <w:tcPr>
-            <w:tcW w:type="dxa" w:w="5184"/>
-            <w:shd w:fill="EDF3F8"/>
-            <w:vAlign w:val="center"/>
+            <w:tcW w:w="5184" w:type="dxa"/>
+            <w:shd w:val="clear" w:color="auto" w:fill="EDF3F8"/>
             <w:tcMar>
               <w:top w:w="70" w:type="dxa"/>
-              <w:start w:w="80" w:type="dxa"/>
+              <w:left w:w="80" w:type="dxa"/>
               <w:bottom w:w="70" w:type="dxa"/>
-              <w:end w:w="80" w:type="dxa"/>
+              <w:right w:w="80" w:type="dxa"/>
             </w:tcMar>
+            <w:vAlign w:val="center"/>
           </w:tcPr>
           <w:p>
             <w:pPr>
               <w:spacing w:after="0" w:line="240" w:lineRule="auto"/>
-              <w:jc w:val="left"/>
             </w:pPr>
+            <w:proofErr w:type="spellStart"/>
             <w:r>
               <w:rPr>
-                <w:rFonts w:ascii="Arial" w:hAnsi="Arial" w:eastAsia="Arial"/>
-                <w:b w:val="0"/>
-                <w:color w:val="000000"/>
                 <w:sz w:val="18"/>
               </w:rPr>
-              <w:t>LimpiadorLicitaciones coordina transformaciones y protege su resumen interno.</w:t>
+              <w:t>LimpiadorLicitaciones</w:t>
+            </w:r>
+            <w:proofErr w:type="spellEnd"/>
+            <w:r>
+              <w:rPr>
+                <w:sz w:val="18"/>
+              </w:rPr>
+              <w:t xml:space="preserve"> coordina transformaciones y protege su resumen interno.</w:t>
             </w:r>
           </w:p>
         </w:tc>
         <w:tc>
           <w:tcPr>
-            <w:tcW w:type="dxa" w:w="3096"/>
-            <w:shd w:fill="EDF3F8"/>
-            <w:vAlign w:val="center"/>
+            <w:tcW w:w="3096" w:type="dxa"/>
+            <w:shd w:val="clear" w:color="auto" w:fill="EDF3F8"/>
             <w:tcMar>
               <w:top w:w="70" w:type="dxa"/>
-              <w:start w:w="80" w:type="dxa"/>
+              <w:left w:w="80" w:type="dxa"/>
               <w:bottom w:w="70" w:type="dxa"/>
-              <w:end w:w="80" w:type="dxa"/>
+              <w:right w:w="80" w:type="dxa"/>
             </w:tcMar>
+            <w:vAlign w:val="center"/>
           </w:tcPr>
           <w:p>
             <w:pPr>
               <w:spacing w:after="0" w:line="240" w:lineRule="auto"/>
-              <w:jc w:val="left"/>
             </w:pPr>
             <w:r>
               <w:rPr>
-                <w:rFonts w:ascii="Arial" w:hAnsi="Arial" w:eastAsia="Arial"/>
-                <w:b w:val="0"/>
-                <w:color w:val="000000"/>
                 <w:sz w:val="18"/>
               </w:rPr>
               <w:t>La copia devuelta no altera el estado.</w:t>
@@ -1648,27 +2317,27 @@
         </w:tc>
       </w:tr>
       <w:tr>
+        <w:trPr>
+          <w:jc w:val="center"/>
+        </w:trPr>
         <w:tc>
           <w:tcPr>
-            <w:tcW w:type="dxa" w:w="1440"/>
-            <w:vAlign w:val="center"/>
+            <w:tcW w:w="1440" w:type="dxa"/>
             <w:tcMar>
               <w:top w:w="70" w:type="dxa"/>
-              <w:start w:w="80" w:type="dxa"/>
+              <w:left w:w="80" w:type="dxa"/>
               <w:bottom w:w="70" w:type="dxa"/>
-              <w:end w:w="80" w:type="dxa"/>
+              <w:right w:w="80" w:type="dxa"/>
             </w:tcMar>
+            <w:vAlign w:val="center"/>
           </w:tcPr>
           <w:p>
             <w:pPr>
               <w:spacing w:after="0" w:line="240" w:lineRule="auto"/>
-              <w:jc w:val="left"/>
             </w:pPr>
             <w:r>
               <w:rPr>
-                <w:rFonts w:ascii="Arial" w:hAnsi="Arial" w:eastAsia="Arial"/>
                 <w:b/>
-                <w:color w:val="000000"/>
                 <w:sz w:val="18"/>
               </w:rPr>
               <w:t>Validación</w:t>
@@ -1677,52 +2346,52 @@
         </w:tc>
         <w:tc>
           <w:tcPr>
-            <w:tcW w:type="dxa" w:w="5184"/>
-            <w:vAlign w:val="center"/>
+            <w:tcW w:w="5184" w:type="dxa"/>
             <w:tcMar>
               <w:top w:w="70" w:type="dxa"/>
-              <w:start w:w="80" w:type="dxa"/>
+              <w:left w:w="80" w:type="dxa"/>
               <w:bottom w:w="70" w:type="dxa"/>
-              <w:end w:w="80" w:type="dxa"/>
+              <w:right w:w="80" w:type="dxa"/>
             </w:tcMar>
+            <w:vAlign w:val="center"/>
           </w:tcPr>
           <w:p>
             <w:pPr>
               <w:spacing w:after="0" w:line="240" w:lineRule="auto"/>
-              <w:jc w:val="left"/>
             </w:pPr>
+            <w:proofErr w:type="spellStart"/>
             <w:r>
               <w:rPr>
-                <w:rFonts w:ascii="Arial" w:hAnsi="Arial" w:eastAsia="Arial"/>
-                <w:b w:val="0"/>
-                <w:color w:val="000000"/>
                 <w:sz w:val="18"/>
               </w:rPr>
-              <w:t>ReglaValidacion permite reglas intercambiables; el validador las compone.</w:t>
+              <w:t>ReglaValidacion</w:t>
+            </w:r>
+            <w:proofErr w:type="spellEnd"/>
+            <w:r>
+              <w:rPr>
+                <w:sz w:val="18"/>
+              </w:rPr>
+              <w:t xml:space="preserve"> permite reglas intercambiables; el validador las compone.</w:t>
             </w:r>
           </w:p>
         </w:tc>
         <w:tc>
           <w:tcPr>
-            <w:tcW w:type="dxa" w:w="3096"/>
-            <w:vAlign w:val="center"/>
+            <w:tcW w:w="3096" w:type="dxa"/>
             <w:tcMar>
               <w:top w:w="70" w:type="dxa"/>
-              <w:start w:w="80" w:type="dxa"/>
+              <w:left w:w="80" w:type="dxa"/>
               <w:bottom w:w="70" w:type="dxa"/>
-              <w:end w:w="80" w:type="dxa"/>
+              <w:right w:w="80" w:type="dxa"/>
             </w:tcMar>
+            <w:vAlign w:val="center"/>
           </w:tcPr>
           <w:p>
             <w:pPr>
               <w:spacing w:after="0" w:line="240" w:lineRule="auto"/>
-              <w:jc w:val="left"/>
             </w:pPr>
             <w:r>
               <w:rPr>
-                <w:rFonts w:ascii="Arial" w:hAnsi="Arial" w:eastAsia="Arial"/>
-                <w:b w:val="0"/>
-                <w:color w:val="000000"/>
                 <w:sz w:val="18"/>
               </w:rPr>
               <w:t>Lista vacía rechazada y casos de error cubiertos.</w:t>
@@ -1731,28 +2400,28 @@
         </w:tc>
       </w:tr>
       <w:tr>
+        <w:trPr>
+          <w:jc w:val="center"/>
+        </w:trPr>
         <w:tc>
           <w:tcPr>
-            <w:tcW w:type="dxa" w:w="1440"/>
-            <w:shd w:fill="EDF3F8"/>
-            <w:vAlign w:val="center"/>
+            <w:tcW w:w="1440" w:type="dxa"/>
+            <w:shd w:val="clear" w:color="auto" w:fill="EDF3F8"/>
             <w:tcMar>
               <w:top w:w="70" w:type="dxa"/>
-              <w:start w:w="80" w:type="dxa"/>
+              <w:left w:w="80" w:type="dxa"/>
               <w:bottom w:w="70" w:type="dxa"/>
-              <w:end w:w="80" w:type="dxa"/>
+              <w:right w:w="80" w:type="dxa"/>
             </w:tcMar>
+            <w:vAlign w:val="center"/>
           </w:tcPr>
           <w:p>
             <w:pPr>
               <w:spacing w:after="0" w:line="240" w:lineRule="auto"/>
-              <w:jc w:val="left"/>
             </w:pPr>
             <w:r>
               <w:rPr>
-                <w:rFonts w:ascii="Arial" w:hAnsi="Arial" w:eastAsia="Arial"/>
                 <w:b/>
-                <w:color w:val="000000"/>
                 <w:sz w:val="18"/>
               </w:rPr>
               <w:t>Análisis</w:t>
@@ -1761,26 +2430,22 @@
         </w:tc>
         <w:tc>
           <w:tcPr>
-            <w:tcW w:type="dxa" w:w="5184"/>
-            <w:shd w:fill="EDF3F8"/>
-            <w:vAlign w:val="center"/>
+            <w:tcW w:w="5184" w:type="dxa"/>
+            <w:shd w:val="clear" w:color="auto" w:fill="EDF3F8"/>
             <w:tcMar>
               <w:top w:w="70" w:type="dxa"/>
-              <w:start w:w="80" w:type="dxa"/>
+              <w:left w:w="80" w:type="dxa"/>
               <w:bottom w:w="70" w:type="dxa"/>
-              <w:end w:w="80" w:type="dxa"/>
+              <w:right w:w="80" w:type="dxa"/>
             </w:tcMar>
+            <w:vAlign w:val="center"/>
           </w:tcPr>
           <w:p>
             <w:pPr>
               <w:spacing w:after="0" w:line="240" w:lineRule="auto"/>
-              <w:jc w:val="left"/>
             </w:pPr>
             <w:r>
               <w:rPr>
-                <w:rFonts w:ascii="Arial" w:hAnsi="Arial" w:eastAsia="Arial"/>
-                <w:b w:val="0"/>
-                <w:color w:val="000000"/>
                 <w:sz w:val="18"/>
               </w:rPr>
               <w:t>Funciones con la misma firma actúan como estrategias comparables.</w:t>
@@ -1789,26 +2454,22 @@
         </w:tc>
         <w:tc>
           <w:tcPr>
-            <w:tcW w:type="dxa" w:w="3096"/>
-            <w:shd w:fill="EDF3F8"/>
-            <w:vAlign w:val="center"/>
+            <w:tcW w:w="3096" w:type="dxa"/>
+            <w:shd w:val="clear" w:color="auto" w:fill="EDF3F8"/>
             <w:tcMar>
               <w:top w:w="70" w:type="dxa"/>
-              <w:start w:w="80" w:type="dxa"/>
+              <w:left w:w="80" w:type="dxa"/>
               <w:bottom w:w="70" w:type="dxa"/>
-              <w:end w:w="80" w:type="dxa"/>
+              <w:right w:w="80" w:type="dxa"/>
             </w:tcMar>
+            <w:vAlign w:val="center"/>
           </w:tcPr>
           <w:p>
             <w:pPr>
               <w:spacing w:after="0" w:line="240" w:lineRule="auto"/>
-              <w:jc w:val="left"/>
             </w:pPr>
             <w:r>
               <w:rPr>
-                <w:rFonts w:ascii="Arial" w:hAnsi="Arial" w:eastAsia="Arial"/>
-                <w:b w:val="0"/>
-                <w:color w:val="000000"/>
                 <w:sz w:val="18"/>
               </w:rPr>
               <w:t>Equivalencia con F2 antes de medir.</w:t>
@@ -1825,22 +2486,18 @@
     <w:p>
       <w:pPr>
         <w:widowControl/>
-        <w:spacing w:before="0" w:after="80" w:line="259" w:lineRule="auto"/>
+        <w:spacing w:after="80" w:line="259" w:lineRule="auto"/>
         <w:jc w:val="both"/>
       </w:pPr>
       <w:r>
         <w:rPr>
-          <w:rFonts w:ascii="Arial" w:hAnsi="Arial" w:eastAsia="Arial"/>
           <w:i/>
-          <w:color w:val="000000"/>
           <w:sz w:val="19"/>
         </w:rPr>
         <w:t xml:space="preserve">Nota. </w:t>
       </w:r>
       <w:r>
         <w:rPr>
-          <w:rFonts w:ascii="Arial" w:hAnsi="Arial" w:eastAsia="Arial"/>
-          <w:color w:val="000000"/>
           <w:sz w:val="19"/>
         </w:rPr>
         <w:t>La suite F3 contiene 29 pruebas y F4 añade 10 pruebas de visualización; todas finalizaron correctamente en los notebooks ejecutados.</w:t>
@@ -1848,26 +2505,51 @@
     </w:p>
     <w:p>
       <w:pPr>
-        <w:keepLines w:val="0"/>
         <w:widowControl/>
-        <w:spacing w:before="0" w:after="0" w:line="259" w:lineRule="auto"/>
+        <w:spacing w:after="0" w:line="259" w:lineRule="auto"/>
         <w:jc w:val="both"/>
       </w:pPr>
       <w:r>
-        <w:rPr>
-          <w:rFonts w:ascii="Arial" w:hAnsi="Arial" w:eastAsia="Arial"/>
-          <w:i w:val="0"/>
-          <w:color w:val="000000"/>
-          <w:sz w:val="22"/>
-        </w:rPr>
-        <w:t>La herencia aparece en las interfaces abstractas LectorDatos y ReglaValidacion; el polimorfismo permite que el validador invoque validar sin conocer la regla concreta; y el encapsulamiento impide que una modificación externa del resumen del limpiador cambie su estado. La corrección específica de ValidadorDatasetProcesado distingue None -que selecciona reglas predeterminadas- de una lista vacía -que produce un error explícito-.</w:t>
+        <w:t xml:space="preserve">La herencia aparece en las interfaces abstractas </w:t>
+      </w:r>
+      <w:proofErr w:type="spellStart"/>
+      <w:r>
+        <w:t>LectorDatos</w:t>
+      </w:r>
+      <w:proofErr w:type="spellEnd"/>
+      <w:r>
+        <w:t xml:space="preserve"> y </w:t>
+      </w:r>
+      <w:proofErr w:type="spellStart"/>
+      <w:r>
+        <w:t>ReglaValidacion</w:t>
+      </w:r>
+      <w:proofErr w:type="spellEnd"/>
+      <w:r>
+        <w:t xml:space="preserve">; el polimorfismo permite que el validador invoque validar sin conocer la regla concreta; y el encapsulamiento impide que una modificación externa del resumen del limpiador cambie su estado. La corrección específica de </w:t>
+      </w:r>
+      <w:proofErr w:type="spellStart"/>
+      <w:r>
+        <w:t>ValidadorDatasetProcesado</w:t>
+      </w:r>
+      <w:proofErr w:type="spellEnd"/>
+      <w:r>
+        <w:t xml:space="preserve"> distingue </w:t>
+      </w:r>
+      <w:proofErr w:type="spellStart"/>
+      <w:r>
+        <w:t>None</w:t>
+      </w:r>
+      <w:proofErr w:type="spellEnd"/>
+      <w:r>
+        <w:t xml:space="preserve"> -que selecciona reglas predeterminadas- de una lista vacía -que produce un error explícito-.</w:t>
       </w:r>
     </w:p>
     <w:p>
       <w:pPr>
         <w:sectPr>
-          <w:headerReference w:type="default" r:id="rId61"/>
-          <w:footerReference w:type="default" r:id="rId62"/>
+          <w:headerReference w:type="default" r:id="rId18"/>
+          <w:footerReference w:type="default" r:id="rId19"/>
           <w:pgSz w:w="12240" w:h="15840"/>
           <w:pgMar w:top="1152" w:right="1152" w:bottom="1296" w:left="1152" w:header="432" w:footer="576" w:gutter="0"/>
           <w:cols w:space="720"/>
@@ -1877,34 +2559,22 @@
     <w:p>
       <w:pPr>
         <w:pStyle w:val="Ttulo1"/>
-        <w:keepNext/>
         <w:spacing w:before="160" w:after="80"/>
-        <w:jc w:val="left"/>
-      </w:pPr>
-      <w:r>
-        <w:rPr>
-          <w:rFonts w:ascii="Arial" w:hAnsi="Arial" w:eastAsia="Arial"/>
-          <w:b/>
-          <w:color w:val="000000"/>
-          <w:sz w:val="22"/>
-        </w:rPr>
+      </w:pPr>
+      <w:bookmarkStart w:id="6" w:name="_Toc241930171"/>
+      <w:r>
+        <w:lastRenderedPageBreak/>
         <w:t>4. Resultados y discusión</w:t>
       </w:r>
-    </w:p>
-    <w:p>
-      <w:pPr>
-        <w:keepLines w:val="0"/>
+      <w:bookmarkEnd w:id="6"/>
+    </w:p>
+    <w:p>
+      <w:pPr>
         <w:widowControl/>
-        <w:spacing w:before="0" w:after="100" w:line="259" w:lineRule="auto"/>
+        <w:spacing w:after="100" w:line="259" w:lineRule="auto"/>
         <w:jc w:val="both"/>
       </w:pPr>
       <w:r>
-        <w:rPr>
-          <w:rFonts w:ascii="Arial" w:hAnsi="Arial" w:eastAsia="Arial"/>
-          <w:i w:val="0"/>
-          <w:color w:val="000000"/>
-          <w:sz w:val="22"/>
-        </w:rPr>
         <w:t>Las tablas de F4 se construyeron con 44.025 ofertas válidas pertenecientes a procesos adjudicados. Cada porcentaje utiliza su propio grupo como denominador. Las figuras se generaron desde el notebook ejecutado y conservan títulos, ejes, fuente y señalización de categorías con poco respaldo.</w:t>
       </w:r>
     </w:p>
@@ -1912,15 +2582,11 @@
       <w:pPr>
         <w:keepNext/>
         <w:widowControl/>
-        <w:spacing w:before="0" w:after="0" w:line="259" w:lineRule="auto"/>
-        <w:jc w:val="left"/>
-      </w:pPr>
-      <w:r>
-        <w:rPr>
-          <w:rFonts w:ascii="Arial" w:hAnsi="Arial" w:eastAsia="Arial"/>
+        <w:spacing w:after="0" w:line="259" w:lineRule="auto"/>
+      </w:pPr>
+      <w:r>
+        <w:rPr>
           <w:b/>
-          <w:color w:val="000000"/>
-          <w:sz w:val="22"/>
         </w:rPr>
         <w:t>Figura 1</w:t>
       </w:r>
@@ -1929,15 +2595,11 @@
       <w:pPr>
         <w:keepNext/>
         <w:widowControl/>
-        <w:spacing w:before="0" w:after="60" w:line="259" w:lineRule="auto"/>
-        <w:jc w:val="left"/>
-      </w:pPr>
-      <w:r>
-        <w:rPr>
-          <w:rFonts w:ascii="Arial" w:hAnsi="Arial" w:eastAsia="Arial"/>
+        <w:spacing w:after="60" w:line="259" w:lineRule="auto"/>
+      </w:pPr>
+      <w:r>
+        <w:rPr>
           <w:i/>
-          <w:color w:val="000000"/>
-          <w:sz w:val="22"/>
         </w:rPr>
         <w:t>Proporción de ofertas ganadoras según el tamaño del proveedor</w:t>
       </w:r>
@@ -1949,22 +2611,26 @@
         <w:jc w:val="center"/>
       </w:pPr>
       <w:r>
+        <w:rPr>
+          <w:noProof/>
+        </w:rPr>
         <w:drawing>
-          <wp:inline xmlns:a="http://schemas.openxmlformats.org/drawingml/2006/main" xmlns:pic="http://schemas.openxmlformats.org/drawingml/2006/picture">
+          <wp:inline distT="0" distB="0" distL="0" distR="0" wp14:anchorId="22869FC6" wp14:editId="21AC3630">
             <wp:extent cx="5715000" cy="3158289"/>
+            <wp:effectExtent l="0" t="0" r="0" b="0"/>
             <wp:docPr id="2" name="Picture 2"/>
             <wp:cNvGraphicFramePr>
-              <a:graphicFrameLocks noChangeAspect="1"/>
+              <a:graphicFrameLocks xmlns:a="http://schemas.openxmlformats.org/drawingml/2006/main" noChangeAspect="1"/>
             </wp:cNvGraphicFramePr>
-            <a:graphic>
+            <a:graphic xmlns:a="http://schemas.openxmlformats.org/drawingml/2006/main">
               <a:graphicData uri="http://schemas.openxmlformats.org/drawingml/2006/picture">
-                <pic:pic>
+                <pic:pic xmlns:pic="http://schemas.openxmlformats.org/drawingml/2006/picture">
                   <pic:nvPicPr>
                     <pic:cNvPr id="0" name="grafico1_tamano_proveedor.png"/>
                     <pic:cNvPicPr/>
                   </pic:nvPicPr>
                   <pic:blipFill>
-                    <a:blip r:embed="rId65"/>
+                    <a:blip r:embed="rId20"/>
                     <a:stretch>
                       <a:fillRect/>
                     </a:stretch>
@@ -1974,7 +2640,9 @@
                       <a:off x="0" y="0"/>
                       <a:ext cx="5715000" cy="3158289"/>
                     </a:xfrm>
-                    <a:prstGeom prst="rect"/>
+                    <a:prstGeom prst="rect">
+                      <a:avLst/>
+                    </a:prstGeom>
                   </pic:spPr>
                 </pic:pic>
               </a:graphicData>
@@ -1986,49 +2654,52 @@
     <w:p>
       <w:pPr>
         <w:widowControl/>
-        <w:spacing w:before="0" w:after="80" w:line="259" w:lineRule="auto"/>
+        <w:spacing w:after="80" w:line="259" w:lineRule="auto"/>
         <w:jc w:val="both"/>
       </w:pPr>
       <w:r>
         <w:rPr>
-          <w:rFonts w:ascii="Arial" w:hAnsi="Arial" w:eastAsia="Arial"/>
           <w:i/>
-          <w:color w:val="000000"/>
           <w:sz w:val="19"/>
         </w:rPr>
         <w:t xml:space="preserve">Nota. </w:t>
       </w:r>
       <w:r>
         <w:rPr>
-          <w:rFonts w:ascii="Arial" w:hAnsi="Arial" w:eastAsia="Arial"/>
-          <w:color w:val="000000"/>
           <w:sz w:val="19"/>
         </w:rPr>
-        <w:t>Elaboración propia a partir de Datos Abiertos de ChileCompra, marzo de 2026. n = 44.025 ofertas válidas en procesos adjudicados.</w:t>
-      </w:r>
-    </w:p>
-    <w:p>
-      <w:pPr>
-        <w:keepLines w:val="0"/>
+        <w:t xml:space="preserve">Elaboración propia a partir de Datos Abiertos de </w:t>
+      </w:r>
+      <w:proofErr w:type="spellStart"/>
+      <w:r>
+        <w:rPr>
+          <w:sz w:val="19"/>
+        </w:rPr>
+        <w:t>ChileCompra</w:t>
+      </w:r>
+      <w:proofErr w:type="spellEnd"/>
+      <w:r>
+        <w:rPr>
+          <w:sz w:val="19"/>
+        </w:rPr>
+        <w:t>, marzo de 2026. n = 44.025 ofertas válidas en procesos adjudicados.</w:t>
+      </w:r>
+    </w:p>
+    <w:p>
+      <w:pPr>
         <w:widowControl/>
-        <w:spacing w:before="0" w:after="0" w:line="259" w:lineRule="auto"/>
+        <w:spacing w:after="0" w:line="259" w:lineRule="auto"/>
         <w:jc w:val="both"/>
       </w:pPr>
       <w:r>
-        <w:rPr>
-          <w:rFonts w:ascii="Arial" w:hAnsi="Arial" w:eastAsia="Arial"/>
-          <w:i w:val="0"/>
-          <w:color w:val="000000"/>
-          <w:sz w:val="22"/>
-        </w:rPr>
         <w:t>Las empresas grandes ganan el 66,8 % de sus ofertas, 7,6 puntos porcentuales sobre el total y 14,8 puntos sobre las micro (52,0 %). El orden micro, pequeña, mediana y grande coincide con la hipótesis, pero el aumento no es gradual: micro, pequeña y mediana se concentran en un rango de 3,5 puntos y el salto se produce en las grandes. Por ello, la evidencia respalda la dirección de la hipótesis, no una relación lineal entre tamaño y éxito. Además, las grandes reúnen 18.830 ofertas válidas, por lo que influyen de manera importante en el promedio general.</w:t>
       </w:r>
     </w:p>
     <w:p>
       <w:pPr>
         <w:sectPr>
-          <w:headerReference w:type="default" r:id="rId63"/>
-          <w:footerReference w:type="default" r:id="rId64"/>
+          <w:headerReference w:type="default" r:id="rId21"/>
+          <w:footerReference w:type="default" r:id="rId22"/>
           <w:pgSz w:w="12240" w:h="15840"/>
           <w:pgMar w:top="1152" w:right="1152" w:bottom="1296" w:left="1152" w:header="432" w:footer="576" w:gutter="0"/>
           <w:cols w:space="720"/>
@@ -2038,33 +2709,24 @@
     <w:p>
       <w:pPr>
         <w:pStyle w:val="Ttulo2"/>
-        <w:keepNext/>
         <w:spacing w:before="100" w:after="80"/>
-        <w:jc w:val="left"/>
-      </w:pPr>
-      <w:r>
-        <w:rPr>
-          <w:rFonts w:ascii="Arial" w:hAnsi="Arial" w:eastAsia="Arial"/>
-          <w:b/>
-          <w:color w:val="000000"/>
-          <w:sz w:val="22"/>
-        </w:rPr>
+      </w:pPr>
+      <w:bookmarkStart w:id="7" w:name="_Toc241930172"/>
+      <w:r>
+        <w:lastRenderedPageBreak/>
         <w:t>4.1 Resultados por tipo de licitación</w:t>
       </w:r>
+      <w:bookmarkEnd w:id="7"/>
     </w:p>
     <w:p>
       <w:pPr>
         <w:keepNext/>
         <w:widowControl/>
-        <w:spacing w:before="0" w:after="0" w:line="259" w:lineRule="auto"/>
-        <w:jc w:val="left"/>
-      </w:pPr>
-      <w:r>
-        <w:rPr>
-          <w:rFonts w:ascii="Arial" w:hAnsi="Arial" w:eastAsia="Arial"/>
+        <w:spacing w:after="0" w:line="259" w:lineRule="auto"/>
+      </w:pPr>
+      <w:r>
+        <w:rPr>
           <w:b/>
-          <w:color w:val="000000"/>
-          <w:sz w:val="22"/>
         </w:rPr>
         <w:t>Figura 2</w:t>
       </w:r>
@@ -2073,15 +2735,11 @@
       <w:pPr>
         <w:keepNext/>
         <w:widowControl/>
-        <w:spacing w:before="0" w:after="60" w:line="259" w:lineRule="auto"/>
-        <w:jc w:val="left"/>
-      </w:pPr>
-      <w:r>
-        <w:rPr>
-          <w:rFonts w:ascii="Arial" w:hAnsi="Arial" w:eastAsia="Arial"/>
+        <w:spacing w:after="60" w:line="259" w:lineRule="auto"/>
+      </w:pPr>
+      <w:r>
+        <w:rPr>
           <w:i/>
-          <w:color w:val="000000"/>
-          <w:sz w:val="22"/>
         </w:rPr>
         <w:t>Proporción de ofertas ganadoras según el tipo de licitación</w:t>
       </w:r>
@@ -2093,22 +2751,26 @@
         <w:jc w:val="center"/>
       </w:pPr>
       <w:r>
+        <w:rPr>
+          <w:noProof/>
+        </w:rPr>
         <w:drawing>
-          <wp:inline xmlns:a="http://schemas.openxmlformats.org/drawingml/2006/main" xmlns:pic="http://schemas.openxmlformats.org/drawingml/2006/picture">
+          <wp:inline distT="0" distB="0" distL="0" distR="0" wp14:anchorId="66A79F4F" wp14:editId="47978BAA">
             <wp:extent cx="5486400" cy="3753853"/>
+            <wp:effectExtent l="0" t="0" r="0" b="0"/>
             <wp:docPr id="3" name="Picture 3"/>
             <wp:cNvGraphicFramePr>
-              <a:graphicFrameLocks noChangeAspect="1"/>
+              <a:graphicFrameLocks xmlns:a="http://schemas.openxmlformats.org/drawingml/2006/main" noChangeAspect="1"/>
             </wp:cNvGraphicFramePr>
-            <a:graphic>
+            <a:graphic xmlns:a="http://schemas.openxmlformats.org/drawingml/2006/main">
               <a:graphicData uri="http://schemas.openxmlformats.org/drawingml/2006/picture">
-                <pic:pic>
+                <pic:pic xmlns:pic="http://schemas.openxmlformats.org/drawingml/2006/picture">
                   <pic:nvPicPr>
                     <pic:cNvPr id="0" name="grafico2_tipo_licitacion.png"/>
                     <pic:cNvPicPr/>
                   </pic:nvPicPr>
                   <pic:blipFill>
-                    <a:blip r:embed="rId68"/>
+                    <a:blip r:embed="rId23"/>
                     <a:stretch>
                       <a:fillRect/>
                     </a:stretch>
@@ -2118,7 +2780,9 @@
                       <a:off x="0" y="0"/>
                       <a:ext cx="5486400" cy="3753853"/>
                     </a:xfrm>
-                    <a:prstGeom prst="rect"/>
+                    <a:prstGeom prst="rect">
+                      <a:avLst/>
+                    </a:prstGeom>
                   </pic:spPr>
                 </pic:pic>
               </a:graphicData>
@@ -2130,49 +2794,52 @@
     <w:p>
       <w:pPr>
         <w:widowControl/>
-        <w:spacing w:before="0" w:after="80" w:line="259" w:lineRule="auto"/>
+        <w:spacing w:after="80" w:line="259" w:lineRule="auto"/>
         <w:jc w:val="both"/>
       </w:pPr>
       <w:r>
         <w:rPr>
-          <w:rFonts w:ascii="Arial" w:hAnsi="Arial" w:eastAsia="Arial"/>
           <w:i/>
-          <w:color w:val="000000"/>
           <w:sz w:val="19"/>
         </w:rPr>
         <w:t xml:space="preserve">Nota. </w:t>
       </w:r>
       <w:r>
         <w:rPr>
-          <w:rFonts w:ascii="Arial" w:hAnsi="Arial" w:eastAsia="Arial"/>
-          <w:color w:val="000000"/>
           <w:sz w:val="19"/>
         </w:rPr>
-        <w:t>Elaboración propia a partir de Datos Abiertos de ChileCompra, marzo de 2026. Los tipos con menos de 100 ofertas se muestran con menor énfasis visual.</w:t>
-      </w:r>
-    </w:p>
-    <w:p>
-      <w:pPr>
-        <w:keepLines w:val="0"/>
+        <w:t xml:space="preserve">Elaboración propia a partir de Datos Abiertos de </w:t>
+      </w:r>
+      <w:proofErr w:type="spellStart"/>
+      <w:r>
+        <w:rPr>
+          <w:sz w:val="19"/>
+        </w:rPr>
+        <w:t>ChileCompra</w:t>
+      </w:r>
+      <w:proofErr w:type="spellEnd"/>
+      <w:r>
+        <w:rPr>
+          <w:sz w:val="19"/>
+        </w:rPr>
+        <w:t>, marzo de 2026. Los tipos con menos de 100 ofertas se muestran con menor énfasis visual.</w:t>
+      </w:r>
+    </w:p>
+    <w:p>
+      <w:pPr>
         <w:widowControl/>
-        <w:spacing w:before="0" w:after="0" w:line="259" w:lineRule="auto"/>
+        <w:spacing w:after="0" w:line="259" w:lineRule="auto"/>
         <w:jc w:val="both"/>
       </w:pPr>
       <w:r>
-        <w:rPr>
-          <w:rFonts w:ascii="Arial" w:hAnsi="Arial" w:eastAsia="Arial"/>
-          <w:i w:val="0"/>
-          <w:color w:val="000000"/>
-          <w:sz w:val="22"/>
-        </w:rPr>
         <w:t>Las licitaciones públicas concentran el 99,8 % de las ofertas. En los procesos sobre 100 UTM, la proporción ganadora disminuye al aumentar el monto: 62,3 % en LE, 56,0 % en LP y 51,5 % en LR. Las licitaciones menores a 100 UTM alcanzan 57,7 % y no siguen ese orden. Los porcentajes de procesos privados -entre 50,0 % y 91,7 %- se basan en solo 2, 12 y 72 ofertas; se informan por transparencia, pero no sostienen una comparación estable. El resultado muestra que el tipo y el tramo del proceso importan para describir el éxito observado, aunque el diseño no permite atribuir causalidad.</w:t>
       </w:r>
     </w:p>
     <w:p>
       <w:pPr>
         <w:sectPr>
-          <w:headerReference w:type="default" r:id="rId66"/>
-          <w:footerReference w:type="default" r:id="rId67"/>
+          <w:headerReference w:type="default" r:id="rId24"/>
+          <w:footerReference w:type="default" r:id="rId25"/>
           <w:pgSz w:w="12240" w:h="15840"/>
           <w:pgMar w:top="1152" w:right="1152" w:bottom="1296" w:left="1152" w:header="432" w:footer="576" w:gutter="0"/>
           <w:cols w:space="720"/>
@@ -2182,33 +2849,24 @@
     <w:p>
       <w:pPr>
         <w:pStyle w:val="Ttulo2"/>
-        <w:keepNext/>
         <w:spacing w:before="100" w:after="80"/>
-        <w:jc w:val="left"/>
-      </w:pPr>
-      <w:r>
-        <w:rPr>
-          <w:rFonts w:ascii="Arial" w:hAnsi="Arial" w:eastAsia="Arial"/>
-          <w:b/>
-          <w:color w:val="000000"/>
-          <w:sz w:val="22"/>
-        </w:rPr>
+      </w:pPr>
+      <w:bookmarkStart w:id="8" w:name="_Toc241930173"/>
+      <w:r>
+        <w:lastRenderedPageBreak/>
         <w:t>4.2 Plazos de cierre y discusión</w:t>
       </w:r>
+      <w:bookmarkEnd w:id="8"/>
     </w:p>
     <w:p>
       <w:pPr>
         <w:keepNext/>
         <w:widowControl/>
-        <w:spacing w:before="0" w:after="0" w:line="259" w:lineRule="auto"/>
-        <w:jc w:val="left"/>
-      </w:pPr>
-      <w:r>
-        <w:rPr>
-          <w:rFonts w:ascii="Arial" w:hAnsi="Arial" w:eastAsia="Arial"/>
+        <w:spacing w:after="0" w:line="259" w:lineRule="auto"/>
+      </w:pPr>
+      <w:r>
+        <w:rPr>
           <w:b/>
-          <w:color w:val="000000"/>
-          <w:sz w:val="22"/>
         </w:rPr>
         <w:t>Figura 3</w:t>
       </w:r>
@@ -2217,15 +2875,11 @@
       <w:pPr>
         <w:keepNext/>
         <w:widowControl/>
-        <w:spacing w:before="0" w:after="60" w:line="259" w:lineRule="auto"/>
-        <w:jc w:val="left"/>
-      </w:pPr>
-      <w:r>
-        <w:rPr>
-          <w:rFonts w:ascii="Arial" w:hAnsi="Arial" w:eastAsia="Arial"/>
+        <w:spacing w:after="60" w:line="259" w:lineRule="auto"/>
+      </w:pPr>
+      <w:r>
+        <w:rPr>
           <w:i/>
-          <w:color w:val="000000"/>
-          <w:sz w:val="22"/>
         </w:rPr>
         <w:t>Distribución del plazo de cierre según el tipo de licitación</w:t>
       </w:r>
@@ -2237,22 +2891,26 @@
         <w:jc w:val="center"/>
       </w:pPr>
       <w:r>
+        <w:rPr>
+          <w:noProof/>
+        </w:rPr>
         <w:drawing>
-          <wp:inline xmlns:a="http://schemas.openxmlformats.org/drawingml/2006/main" xmlns:pic="http://schemas.openxmlformats.org/drawingml/2006/picture">
+          <wp:inline distT="0" distB="0" distL="0" distR="0" wp14:anchorId="1BD5DD2A" wp14:editId="76925704">
             <wp:extent cx="5440680" cy="3822794"/>
+            <wp:effectExtent l="0" t="0" r="0" b="0"/>
             <wp:docPr id="4" name="Picture 4"/>
             <wp:cNvGraphicFramePr>
-              <a:graphicFrameLocks noChangeAspect="1"/>
+              <a:graphicFrameLocks xmlns:a="http://schemas.openxmlformats.org/drawingml/2006/main" noChangeAspect="1"/>
             </wp:cNvGraphicFramePr>
-            <a:graphic>
+            <a:graphic xmlns:a="http://schemas.openxmlformats.org/drawingml/2006/main">
               <a:graphicData uri="http://schemas.openxmlformats.org/drawingml/2006/picture">
-                <pic:pic>
+                <pic:pic xmlns:pic="http://schemas.openxmlformats.org/drawingml/2006/picture">
                   <pic:nvPicPr>
                     <pic:cNvPr id="0" name="grafico3_plazo_cierre.png"/>
                     <pic:cNvPicPr/>
                   </pic:nvPicPr>
                   <pic:blipFill>
-                    <a:blip r:embed="rId71"/>
+                    <a:blip r:embed="rId26"/>
                     <a:stretch>
                       <a:fillRect/>
                     </a:stretch>
@@ -2262,7 +2920,9 @@
                       <a:off x="0" y="0"/>
                       <a:ext cx="5440680" cy="3822794"/>
                     </a:xfrm>
-                    <a:prstGeom prst="rect"/>
+                    <a:prstGeom prst="rect">
+                      <a:avLst/>
+                    </a:prstGeom>
                   </pic:spPr>
                 </pic:pic>
               </a:graphicData>
@@ -2274,22 +2934,18 @@
     <w:p>
       <w:pPr>
         <w:widowControl/>
-        <w:spacing w:before="0" w:after="80" w:line="259" w:lineRule="auto"/>
+        <w:spacing w:after="80" w:line="259" w:lineRule="auto"/>
         <w:jc w:val="both"/>
       </w:pPr>
       <w:r>
         <w:rPr>
-          <w:rFonts w:ascii="Arial" w:hAnsi="Arial" w:eastAsia="Arial"/>
           <w:i/>
-          <w:color w:val="000000"/>
           <w:sz w:val="19"/>
         </w:rPr>
         <w:t xml:space="preserve">Nota. </w:t>
       </w:r>
       <w:r>
         <w:rPr>
-          <w:rFonts w:ascii="Arial" w:hAnsi="Arial" w:eastAsia="Arial"/>
-          <w:color w:val="000000"/>
           <w:sz w:val="19"/>
         </w:rPr>
         <w:t>Elaboración propia a partir de 1.864 licitaciones únicas. Los tipos con menos de 30 procesos se muestran como puntos individuales.</w:t>
@@ -2297,51 +2953,43 @@
     </w:p>
     <w:p>
       <w:pPr>
-        <w:keepLines w:val="0"/>
         <w:widowControl/>
-        <w:spacing w:before="0" w:after="100" w:line="259" w:lineRule="auto"/>
+        <w:spacing w:after="100" w:line="259" w:lineRule="auto"/>
         <w:jc w:val="both"/>
       </w:pPr>
       <w:r>
-        <w:rPr>
-          <w:rFonts w:ascii="Arial" w:hAnsi="Arial" w:eastAsia="Arial"/>
-          <w:i w:val="0"/>
-          <w:color w:val="000000"/>
-          <w:sz w:val="22"/>
-        </w:rPr>
         <w:t>El plazo mediano de las licitaciones públicas aumenta con el monto: 7,2 días en L1, 11,0 en LE, 20,0 en LP y 32,0 en LR. Las cajas muestran un patrón escalonado y los plazos de hasta 61 días se concentran en procesos LR; por ello se conservaron como observaciones plausibles y no como errores. Leído junto con la Figura 2, los procesos de mayor monto otorgan más tiempo para ofertar y presentan una menor proporción de ofertas ganadoras. Esta coexistencia es descriptiva y no demuestra que el plazo cause la diferencia.</w:t>
       </w:r>
     </w:p>
     <w:p>
       <w:pPr>
-        <w:keepLines w:val="0"/>
         <w:widowControl/>
-        <w:spacing w:before="0" w:after="0" w:line="259" w:lineRule="auto"/>
+        <w:spacing w:after="0" w:line="259" w:lineRule="auto"/>
         <w:jc w:val="both"/>
       </w:pPr>
       <w:r>
         <w:rPr>
-          <w:rFonts w:ascii="Arial" w:hAnsi="Arial" w:eastAsia="Arial"/>
           <w:b/>
-          <w:color w:val="000000"/>
-          <w:sz w:val="22"/>
         </w:rPr>
         <w:t xml:space="preserve">Limitaciones y riesgos. </w:t>
       </w:r>
       <w:r>
-        <w:rPr>
-          <w:rFonts w:ascii="Arial" w:hAnsi="Arial" w:eastAsia="Arial"/>
-          <w:color w:val="000000"/>
-          <w:sz w:val="22"/>
-        </w:rPr>
-        <w:t>El conjunto cubre un solo mes y el sector Salud, no permite observar tendencias temporales ni generalizar a todo el sistema. Los porcentajes por oferta dan mayor peso a licitaciones con más ítems u oferentes; 3.379 ofertas válidas no tienen tamaño de proveedor clasificado; y no se controlan monto ofertado, producto, institución compradora u otras variables. Las categorías privadas tienen tamaños muy pequeños. En términos técnicos, las mediciones dependen del equipo y de la caché, y tracemalloc no representa toda la memoria del proceso.</w:t>
+        <w:t xml:space="preserve">El conjunto cubre un solo mes y el sector Salud, no permite observar tendencias temporales ni generalizar a todo el sistema. Los porcentajes por oferta dan mayor peso a licitaciones con más ítems u oferentes; 3.379 ofertas válidas no tienen tamaño de proveedor clasificado; y no se controlan monto ofertado, producto, institución compradora u otras variables. Las categorías privadas tienen tamaños muy pequeños. En términos técnicos, las mediciones dependen del equipo y de la caché, y </w:t>
+      </w:r>
+      <w:proofErr w:type="spellStart"/>
+      <w:r>
+        <w:t>tracemalloc</w:t>
+      </w:r>
+      <w:proofErr w:type="spellEnd"/>
+      <w:r>
+        <w:t xml:space="preserve"> no representa toda la memoria del proceso.</w:t>
       </w:r>
     </w:p>
     <w:p>
       <w:pPr>
         <w:sectPr>
-          <w:headerReference w:type="default" r:id="rId69"/>
-          <w:footerReference w:type="default" r:id="rId70"/>
+          <w:headerReference w:type="default" r:id="rId27"/>
+          <w:footerReference w:type="default" r:id="rId28"/>
           <w:pgSz w:w="12240" w:h="15840"/>
           <w:pgMar w:top="1152" w:right="1152" w:bottom="1296" w:left="1152" w:header="432" w:footer="576" w:gutter="0"/>
           <w:cols w:space="720"/>
@@ -2351,101 +2999,73 @@
     <w:p>
       <w:pPr>
         <w:pStyle w:val="Ttulo1"/>
-        <w:keepNext/>
         <w:spacing w:before="160" w:after="80"/>
-        <w:jc w:val="left"/>
-      </w:pPr>
-      <w:r>
-        <w:rPr>
-          <w:rFonts w:ascii="Arial" w:hAnsi="Arial" w:eastAsia="Arial"/>
-          <w:b/>
-          <w:color w:val="000000"/>
-          <w:sz w:val="22"/>
-        </w:rPr>
+      </w:pPr>
+      <w:bookmarkStart w:id="9" w:name="_Toc241930174"/>
+      <w:r>
+        <w:lastRenderedPageBreak/>
         <w:t>5. Conclusiones y recomendaciones</w:t>
       </w:r>
-    </w:p>
-    <w:p>
-      <w:pPr>
-        <w:keepLines w:val="0"/>
+      <w:bookmarkEnd w:id="9"/>
+    </w:p>
+    <w:p>
+      <w:pPr>
         <w:widowControl/>
-        <w:spacing w:before="0" w:after="100" w:line="259" w:lineRule="auto"/>
+        <w:spacing w:after="100" w:line="259" w:lineRule="auto"/>
         <w:jc w:val="both"/>
       </w:pPr>
       <w:r>
-        <w:rPr>
-          <w:rFonts w:ascii="Arial" w:hAnsi="Arial" w:eastAsia="Arial"/>
-          <w:i w:val="0"/>
-          <w:color w:val="000000"/>
-          <w:sz w:val="22"/>
-        </w:rPr>
         <w:t>El proyecto confirma que es posible responder la pregunta analítica con un flujo reproducible, modular y verificable. La hipótesis se cumple en su dirección: las empresas grandes presentan la mayor proporción de ofertas ganadoras; sin embargo, la diferencia se concentra en ese grupo y no forma una progresión uniforme. En las licitaciones públicas sobre 100 UTM, el porcentaje ganador disminuye al aumentar el monto, mientras el plazo mediano de cierre crece de 11 a 32 días.</w:t>
       </w:r>
     </w:p>
     <w:p>
       <w:pPr>
-        <w:keepLines w:val="0"/>
         <w:widowControl/>
-        <w:spacing w:before="0" w:after="100" w:line="259" w:lineRule="auto"/>
+        <w:spacing w:after="100" w:line="259" w:lineRule="auto"/>
         <w:jc w:val="both"/>
       </w:pPr>
       <w:r>
-        <w:rPr>
-          <w:rFonts w:ascii="Arial" w:hAnsi="Arial" w:eastAsia="Arial"/>
-          <w:i w:val="0"/>
-          <w:color w:val="000000"/>
-          <w:sz w:val="22"/>
-        </w:rPr>
         <w:t>La principal mejora técnica no provino solo de cambiar el algoritmo, sino de reducir los datos que ingresan al cálculo. Leer siete columnas con tipos definidos disminuyó el tiempo total y la memoria sin modificar los resultados. La variante agrupada resultó apropiada para el volumen completo, mientras que las alternativas iterativa y recursiva fueron competitivas en muestras pequeñas. Esta evidencia justifica una elección situada, no una regla general.</w:t>
       </w:r>
     </w:p>
     <w:p>
       <w:pPr>
-        <w:keepLines w:val="0"/>
         <w:widowControl/>
-        <w:spacing w:before="0" w:after="100" w:line="259" w:lineRule="auto"/>
+        <w:spacing w:after="100" w:line="259" w:lineRule="auto"/>
         <w:jc w:val="both"/>
       </w:pPr>
       <w:r>
-        <w:rPr>
-          <w:rFonts w:ascii="Arial" w:hAnsi="Arial" w:eastAsia="Arial"/>
-          <w:i w:val="0"/>
-          <w:color w:val="000000"/>
-          <w:sz w:val="22"/>
-        </w:rPr>
-        <w:t>La arquitectura orientada a objetos separa lectura, limpieza y validación; las pruebas cubren comportamiento normal, límites y excepciones; y los verificadores conectan notebooks, código y evidencias. Como mejora futura se recomienda ampliar el período de observación, comparar sectores, analizar por licitación además de por oferta, incorporar variables de monto y producto, y repetir los benchmarks en otros equipos.</w:t>
+        <w:t xml:space="preserve">La arquitectura orientada a objetos separa lectura, limpieza y validación; las pruebas cubren comportamiento normal, límites y excepciones; y los verificadores conectan notebooks, código y evidencias. Como mejora futura se recomienda ampliar el período de observación, comparar sectores, analizar por licitación además de por oferta, incorporar variables de monto y producto, y repetir los </w:t>
+      </w:r>
+      <w:proofErr w:type="spellStart"/>
+      <w:r>
+        <w:t>benchmarks</w:t>
+      </w:r>
+      <w:proofErr w:type="spellEnd"/>
+      <w:r>
+        <w:t xml:space="preserve"> en otros equipos.</w:t>
       </w:r>
     </w:p>
     <w:p>
       <w:pPr>
         <w:pStyle w:val="Ttulo1"/>
-        <w:keepNext/>
         <w:spacing w:before="160" w:after="80"/>
-        <w:jc w:val="left"/>
-      </w:pPr>
-      <w:r>
-        <w:rPr>
-          <w:rFonts w:ascii="Arial" w:hAnsi="Arial" w:eastAsia="Arial"/>
-          <w:b/>
-          <w:color w:val="000000"/>
-          <w:sz w:val="22"/>
-        </w:rPr>
+      </w:pPr>
+      <w:bookmarkStart w:id="10" w:name="_Toc241930175"/>
+      <w:r>
         <w:t>6. Trazabilidad de mejoras</w:t>
       </w:r>
+      <w:bookmarkEnd w:id="10"/>
     </w:p>
     <w:p>
       <w:pPr>
         <w:keepNext/>
         <w:widowControl/>
-        <w:spacing w:before="0" w:after="0" w:line="259" w:lineRule="auto"/>
-        <w:jc w:val="left"/>
-      </w:pPr>
-      <w:r>
-        <w:rPr>
-          <w:rFonts w:ascii="Arial" w:hAnsi="Arial" w:eastAsia="Arial"/>
+        <w:spacing w:after="0" w:line="259" w:lineRule="auto"/>
+      </w:pPr>
+      <w:r>
+        <w:rPr>
           <w:b/>
-          <w:color w:val="000000"/>
-          <w:sz w:val="22"/>
         </w:rPr>
         <w:t>Tabla 3</w:t>
       </w:r>
@@ -2454,52 +3074,49 @@
       <w:pPr>
         <w:keepNext/>
         <w:widowControl/>
-        <w:spacing w:before="0" w:after="60" w:line="259" w:lineRule="auto"/>
-        <w:jc w:val="left"/>
-      </w:pPr>
-      <w:r>
-        <w:rPr>
-          <w:rFonts w:ascii="Arial" w:hAnsi="Arial" w:eastAsia="Arial"/>
+        <w:spacing w:after="60" w:line="259" w:lineRule="auto"/>
+      </w:pPr>
+      <w:r>
+        <w:rPr>
           <w:i/>
-          <w:color w:val="000000"/>
-          <w:sz w:val="22"/>
         </w:rPr>
         <w:t>Observaciones recibidas y acciones incorporadas</w:t>
       </w:r>
     </w:p>
     <w:tbl>
       <w:tblPr>
-        <w:tblW w:type="auto" w:w="0"/>
+        <w:tblW w:w="0" w:type="auto"/>
         <w:jc w:val="center"/>
+        <w:tblBorders>
+          <w:top w:val="single" w:sz="5" w:space="0" w:color="B8CCE4"/>
+          <w:left w:val="single" w:sz="5" w:space="0" w:color="B8CCE4"/>
+          <w:bottom w:val="single" w:sz="5" w:space="0" w:color="B8CCE4"/>
+          <w:right w:val="single" w:sz="5" w:space="0" w:color="B8CCE4"/>
+          <w:insideH w:val="single" w:sz="5" w:space="0" w:color="B8CCE4"/>
+          <w:insideV w:val="single" w:sz="5" w:space="0" w:color="B8CCE4"/>
+        </w:tblBorders>
         <w:tblLayout w:type="fixed"/>
-        <w:tblLook w:firstColumn="1" w:firstRow="1" w:lastColumn="0" w:lastRow="0" w:noHBand="0" w:noVBand="1" w:val="04A0"/>
-        <w:tblBorders>
-          <w:top w:val="single" w:sz="5" w:color="B8CCE4"/>
-          <w:left w:val="single" w:sz="5" w:color="B8CCE4"/>
-          <w:bottom w:val="single" w:sz="5" w:color="B8CCE4"/>
-          <w:right w:val="single" w:sz="5" w:color="B8CCE4"/>
-          <w:insideH w:val="single" w:sz="5" w:color="B8CCE4"/>
-          <w:insideV w:val="single" w:sz="5" w:color="B8CCE4"/>
-        </w:tblBorders>
+        <w:tblLook w:val="04A0" w:firstRow="1" w:lastRow="0" w:firstColumn="1" w:lastColumn="0" w:noHBand="0" w:noVBand="1"/>
       </w:tblPr>
       <w:tblGrid>
-        <w:gridCol w:w="3312"/>
-        <w:gridCol w:w="3312"/>
-        <w:gridCol w:w="3312"/>
+        <w:gridCol w:w="2376"/>
+        <w:gridCol w:w="4896"/>
+        <w:gridCol w:w="2448"/>
       </w:tblGrid>
       <w:tr>
         <w:trPr>
           <w:tblHeader/>
+          <w:jc w:val="center"/>
         </w:trPr>
         <w:tc>
           <w:tcPr>
-            <w:tcW w:type="dxa" w:w="2376"/>
-            <w:shd w:fill="28558A"/>
+            <w:tcW w:w="2376" w:type="dxa"/>
+            <w:shd w:val="clear" w:color="auto" w:fill="28558A"/>
             <w:tcMar>
               <w:top w:w="70" w:type="dxa"/>
-              <w:start w:w="80" w:type="dxa"/>
+              <w:left w:w="80" w:type="dxa"/>
               <w:bottom w:w="70" w:type="dxa"/>
-              <w:end w:w="80" w:type="dxa"/>
+              <w:right w:w="80" w:type="dxa"/>
             </w:tcMar>
             <w:vAlign w:val="center"/>
           </w:tcPr>
@@ -2510,7 +3127,6 @@
             </w:pPr>
             <w:r>
               <w:rPr>
-                <w:rFonts w:ascii="Arial" w:hAnsi="Arial" w:eastAsia="Arial"/>
                 <w:b/>
                 <w:color w:val="FFFFFF"/>
                 <w:sz w:val="17"/>
@@ -2521,13 +3137,13 @@
         </w:tc>
         <w:tc>
           <w:tcPr>
-            <w:tcW w:type="dxa" w:w="4896"/>
-            <w:shd w:fill="28558A"/>
+            <w:tcW w:w="4896" w:type="dxa"/>
+            <w:shd w:val="clear" w:color="auto" w:fill="28558A"/>
             <w:tcMar>
               <w:top w:w="70" w:type="dxa"/>
-              <w:start w:w="80" w:type="dxa"/>
+              <w:left w:w="80" w:type="dxa"/>
               <w:bottom w:w="70" w:type="dxa"/>
-              <w:end w:w="80" w:type="dxa"/>
+              <w:right w:w="80" w:type="dxa"/>
             </w:tcMar>
             <w:vAlign w:val="center"/>
           </w:tcPr>
@@ -2538,7 +3154,6 @@
             </w:pPr>
             <w:r>
               <w:rPr>
-                <w:rFonts w:ascii="Arial" w:hAnsi="Arial" w:eastAsia="Arial"/>
                 <w:b/>
                 <w:color w:val="FFFFFF"/>
                 <w:sz w:val="17"/>
@@ -2549,13 +3164,13 @@
         </w:tc>
         <w:tc>
           <w:tcPr>
-            <w:tcW w:type="dxa" w:w="2448"/>
-            <w:shd w:fill="28558A"/>
+            <w:tcW w:w="2448" w:type="dxa"/>
+            <w:shd w:val="clear" w:color="auto" w:fill="28558A"/>
             <w:tcMar>
               <w:top w:w="70" w:type="dxa"/>
-              <w:start w:w="80" w:type="dxa"/>
+              <w:left w:w="80" w:type="dxa"/>
               <w:bottom w:w="70" w:type="dxa"/>
-              <w:end w:w="80" w:type="dxa"/>
+              <w:right w:w="80" w:type="dxa"/>
             </w:tcMar>
             <w:vAlign w:val="center"/>
           </w:tcPr>
@@ -2566,7 +3181,6 @@
             </w:pPr>
             <w:r>
               <w:rPr>
-                <w:rFonts w:ascii="Arial" w:hAnsi="Arial" w:eastAsia="Arial"/>
                 <w:b/>
                 <w:color w:val="FFFFFF"/>
                 <w:sz w:val="17"/>
@@ -2577,27 +3191,27 @@
         </w:tc>
       </w:tr>
       <w:tr>
+        <w:trPr>
+          <w:jc w:val="center"/>
+        </w:trPr>
         <w:tc>
           <w:tcPr>
-            <w:tcW w:type="dxa" w:w="2376"/>
-            <w:vAlign w:val="center"/>
+            <w:tcW w:w="2376" w:type="dxa"/>
             <w:tcMar>
               <w:top w:w="70" w:type="dxa"/>
-              <w:start w:w="80" w:type="dxa"/>
+              <w:left w:w="80" w:type="dxa"/>
               <w:bottom w:w="70" w:type="dxa"/>
-              <w:end w:w="80" w:type="dxa"/>
+              <w:right w:w="80" w:type="dxa"/>
             </w:tcMar>
+            <w:vAlign w:val="center"/>
           </w:tcPr>
           <w:p>
             <w:pPr>
               <w:spacing w:after="0" w:line="240" w:lineRule="auto"/>
-              <w:jc w:val="left"/>
             </w:pPr>
             <w:r>
               <w:rPr>
-                <w:rFonts w:ascii="Arial" w:hAnsi="Arial" w:eastAsia="Arial"/>
                 <w:b/>
-                <w:color w:val="000000"/>
                 <w:sz w:val="17"/>
               </w:rPr>
               <w:t>Precisar unidad y denominador</w:t>
@@ -2606,25 +3220,21 @@
         </w:tc>
         <w:tc>
           <w:tcPr>
-            <w:tcW w:type="dxa" w:w="4896"/>
-            <w:vAlign w:val="center"/>
+            <w:tcW w:w="4896" w:type="dxa"/>
             <w:tcMar>
               <w:top w:w="70" w:type="dxa"/>
-              <w:start w:w="80" w:type="dxa"/>
+              <w:left w:w="80" w:type="dxa"/>
               <w:bottom w:w="70" w:type="dxa"/>
-              <w:end w:w="80" w:type="dxa"/>
+              <w:right w:w="80" w:type="dxa"/>
             </w:tcMar>
+            <w:vAlign w:val="center"/>
           </w:tcPr>
           <w:p>
             <w:pPr>
               <w:spacing w:after="0" w:line="240" w:lineRule="auto"/>
-              <w:jc w:val="left"/>
             </w:pPr>
             <w:r>
               <w:rPr>
-                <w:rFonts w:ascii="Arial" w:hAnsi="Arial" w:eastAsia="Arial"/>
-                <w:b w:val="0"/>
-                <w:color w:val="000000"/>
                 <w:sz w:val="17"/>
               </w:rPr>
               <w:t>Se explicitó oferta por ítem y denominador propio por grupo en F1, F2 y README.</w:t>
@@ -2633,25 +3243,21 @@
         </w:tc>
         <w:tc>
           <w:tcPr>
-            <w:tcW w:type="dxa" w:w="2448"/>
-            <w:vAlign w:val="center"/>
+            <w:tcW w:w="2448" w:type="dxa"/>
             <w:tcMar>
               <w:top w:w="70" w:type="dxa"/>
-              <w:start w:w="80" w:type="dxa"/>
+              <w:left w:w="80" w:type="dxa"/>
               <w:bottom w:w="70" w:type="dxa"/>
-              <w:end w:w="80" w:type="dxa"/>
+              <w:right w:w="80" w:type="dxa"/>
             </w:tcMar>
+            <w:vAlign w:val="center"/>
           </w:tcPr>
           <w:p>
             <w:pPr>
               <w:spacing w:after="0" w:line="240" w:lineRule="auto"/>
-              <w:jc w:val="left"/>
             </w:pPr>
             <w:r>
               <w:rPr>
-                <w:rFonts w:ascii="Arial" w:hAnsi="Arial" w:eastAsia="Arial"/>
-                <w:b w:val="0"/>
-                <w:color w:val="000000"/>
                 <w:sz w:val="17"/>
               </w:rPr>
               <w:t>Interpretación consistente.</w:t>
@@ -2660,28 +3266,28 @@
         </w:tc>
       </w:tr>
       <w:tr>
+        <w:trPr>
+          <w:jc w:val="center"/>
+        </w:trPr>
         <w:tc>
           <w:tcPr>
-            <w:tcW w:type="dxa" w:w="2376"/>
-            <w:shd w:fill="EDF3F8"/>
-            <w:vAlign w:val="center"/>
+            <w:tcW w:w="2376" w:type="dxa"/>
+            <w:shd w:val="clear" w:color="auto" w:fill="EDF3F8"/>
             <w:tcMar>
               <w:top w:w="70" w:type="dxa"/>
-              <w:start w:w="80" w:type="dxa"/>
+              <w:left w:w="80" w:type="dxa"/>
               <w:bottom w:w="70" w:type="dxa"/>
-              <w:end w:w="80" w:type="dxa"/>
+              <w:right w:w="80" w:type="dxa"/>
             </w:tcMar>
+            <w:vAlign w:val="center"/>
           </w:tcPr>
           <w:p>
             <w:pPr>
               <w:spacing w:after="0" w:line="240" w:lineRule="auto"/>
-              <w:jc w:val="left"/>
             </w:pPr>
             <w:r>
               <w:rPr>
-                <w:rFonts w:ascii="Arial" w:hAnsi="Arial" w:eastAsia="Arial"/>
                 <w:b/>
-                <w:color w:val="000000"/>
                 <w:sz w:val="17"/>
               </w:rPr>
               <w:t>F3 debía evaluar estructura y eficiencia</w:t>
@@ -2690,54 +3296,74 @@
         </w:tc>
         <w:tc>
           <w:tcPr>
-            <w:tcW w:type="dxa" w:w="4896"/>
-            <w:shd w:fill="EDF3F8"/>
-            <w:vAlign w:val="center"/>
+            <w:tcW w:w="4896" w:type="dxa"/>
+            <w:shd w:val="clear" w:color="auto" w:fill="EDF3F8"/>
             <w:tcMar>
               <w:top w:w="70" w:type="dxa"/>
-              <w:start w:w="80" w:type="dxa"/>
+              <w:left w:w="80" w:type="dxa"/>
               <w:bottom w:w="70" w:type="dxa"/>
-              <w:end w:w="80" w:type="dxa"/>
+              <w:right w:w="80" w:type="dxa"/>
             </w:tcMar>
+            <w:vAlign w:val="center"/>
           </w:tcPr>
           <w:p>
             <w:pPr>
               <w:spacing w:after="0" w:line="240" w:lineRule="auto"/>
-              <w:jc w:val="left"/>
             </w:pPr>
             <w:r>
               <w:rPr>
-                <w:rFonts w:ascii="Arial" w:hAnsi="Arial" w:eastAsia="Arial"/>
-                <w:b w:val="0"/>
-                <w:color w:val="000000"/>
                 <w:sz w:val="17"/>
               </w:rPr>
-              <w:t>Clases, módulos, cuatro algoritmos, timeit y memoria; commits 48e62d3–87b1526.</w:t>
+              <w:t xml:space="preserve">Clases, módulos, cuatro algoritmos, </w:t>
+            </w:r>
+            <w:proofErr w:type="spellStart"/>
+            <w:r>
+              <w:rPr>
+                <w:sz w:val="17"/>
+              </w:rPr>
+              <w:t>timeit</w:t>
+            </w:r>
+            <w:proofErr w:type="spellEnd"/>
+            <w:r>
+              <w:rPr>
+                <w:sz w:val="17"/>
+              </w:rPr>
+              <w:t xml:space="preserve"> y memoria; </w:t>
+            </w:r>
+            <w:proofErr w:type="spellStart"/>
+            <w:r>
+              <w:rPr>
+                <w:sz w:val="17"/>
+              </w:rPr>
+              <w:t>commits</w:t>
+            </w:r>
+            <w:proofErr w:type="spellEnd"/>
+            <w:r>
+              <w:rPr>
+                <w:sz w:val="17"/>
+              </w:rPr>
+              <w:t xml:space="preserve"> 48e62d3–87b1526.</w:t>
             </w:r>
           </w:p>
         </w:tc>
         <w:tc>
           <w:tcPr>
-            <w:tcW w:type="dxa" w:w="2448"/>
-            <w:shd w:fill="EDF3F8"/>
-            <w:vAlign w:val="center"/>
+            <w:tcW w:w="2448" w:type="dxa"/>
+            <w:shd w:val="clear" w:color="auto" w:fill="EDF3F8"/>
             <w:tcMar>
               <w:top w:w="70" w:type="dxa"/>
-              <w:start w:w="80" w:type="dxa"/>
+              <w:left w:w="80" w:type="dxa"/>
               <w:bottom w:w="70" w:type="dxa"/>
-              <w:end w:w="80" w:type="dxa"/>
+              <w:right w:w="80" w:type="dxa"/>
             </w:tcMar>
+            <w:vAlign w:val="center"/>
           </w:tcPr>
           <w:p>
             <w:pPr>
               <w:spacing w:after="0" w:line="240" w:lineRule="auto"/>
-              <w:jc w:val="left"/>
             </w:pPr>
             <w:r>
               <w:rPr>
-                <w:rFonts w:ascii="Arial" w:hAnsi="Arial" w:eastAsia="Arial"/>
-                <w:b w:val="0"/>
-                <w:color w:val="000000"/>
                 <w:sz w:val="17"/>
               </w:rPr>
               <w:t>Modularidad y elección verificable.</w:t>
@@ -2746,27 +3372,27 @@
         </w:tc>
       </w:tr>
       <w:tr>
+        <w:trPr>
+          <w:jc w:val="center"/>
+        </w:trPr>
         <w:tc>
           <w:tcPr>
-            <w:tcW w:type="dxa" w:w="2376"/>
-            <w:vAlign w:val="center"/>
+            <w:tcW w:w="2376" w:type="dxa"/>
             <w:tcMar>
               <w:top w:w="70" w:type="dxa"/>
-              <w:start w:w="80" w:type="dxa"/>
+              <w:left w:w="80" w:type="dxa"/>
               <w:bottom w:w="70" w:type="dxa"/>
-              <w:end w:w="80" w:type="dxa"/>
+              <w:right w:w="80" w:type="dxa"/>
             </w:tcMar>
+            <w:vAlign w:val="center"/>
           </w:tcPr>
           <w:p>
             <w:pPr>
               <w:spacing w:after="0" w:line="240" w:lineRule="auto"/>
-              <w:jc w:val="left"/>
             </w:pPr>
             <w:r>
               <w:rPr>
-                <w:rFonts w:ascii="Arial" w:hAnsi="Arial" w:eastAsia="Arial"/>
                 <w:b/>
-                <w:color w:val="000000"/>
                 <w:sz w:val="17"/>
               </w:rPr>
               <w:t>Corregir validación y encapsulamiento</w:t>
@@ -2775,52 +3401,58 @@
         </w:tc>
         <w:tc>
           <w:tcPr>
-            <w:tcW w:type="dxa" w:w="4896"/>
-            <w:vAlign w:val="center"/>
+            <w:tcW w:w="4896" w:type="dxa"/>
             <w:tcMar>
               <w:top w:w="70" w:type="dxa"/>
-              <w:start w:w="80" w:type="dxa"/>
+              <w:left w:w="80" w:type="dxa"/>
               <w:bottom w:w="70" w:type="dxa"/>
-              <w:end w:w="80" w:type="dxa"/>
+              <w:right w:w="80" w:type="dxa"/>
             </w:tcMar>
+            <w:vAlign w:val="center"/>
           </w:tcPr>
           <w:p>
             <w:pPr>
               <w:spacing w:after="0" w:line="240" w:lineRule="auto"/>
-              <w:jc w:val="left"/>
             </w:pPr>
             <w:r>
               <w:rPr>
-                <w:rFonts w:ascii="Arial" w:hAnsi="Arial" w:eastAsia="Arial"/>
-                <w:b w:val="0"/>
-                <w:color w:val="000000"/>
                 <w:sz w:val="17"/>
               </w:rPr>
-              <w:t>Lista vacía rechazada y resumen defensivo; commit d90111e y pruebas F3.</w:t>
+              <w:t xml:space="preserve">Lista vacía rechazada y resumen defensivo; </w:t>
+            </w:r>
+            <w:proofErr w:type="spellStart"/>
+            <w:r>
+              <w:rPr>
+                <w:sz w:val="17"/>
+              </w:rPr>
+              <w:t>commit</w:t>
+            </w:r>
+            <w:proofErr w:type="spellEnd"/>
+            <w:r>
+              <w:rPr>
+                <w:sz w:val="17"/>
+              </w:rPr>
+              <w:t xml:space="preserve"> d90111e y pruebas F3.</w:t>
             </w:r>
           </w:p>
         </w:tc>
         <w:tc>
           <w:tcPr>
-            <w:tcW w:type="dxa" w:w="2448"/>
-            <w:vAlign w:val="center"/>
+            <w:tcW w:w="2448" w:type="dxa"/>
             <w:tcMar>
               <w:top w:w="70" w:type="dxa"/>
-              <w:start w:w="80" w:type="dxa"/>
+              <w:left w:w="80" w:type="dxa"/>
               <w:bottom w:w="70" w:type="dxa"/>
-              <w:end w:w="80" w:type="dxa"/>
+              <w:right w:w="80" w:type="dxa"/>
             </w:tcMar>
+            <w:vAlign w:val="center"/>
           </w:tcPr>
           <w:p>
             <w:pPr>
               <w:spacing w:after="0" w:line="240" w:lineRule="auto"/>
-              <w:jc w:val="left"/>
             </w:pPr>
             <w:r>
               <w:rPr>
-                <w:rFonts w:ascii="Arial" w:hAnsi="Arial" w:eastAsia="Arial"/>
-                <w:b w:val="0"/>
-                <w:color w:val="000000"/>
                 <w:sz w:val="17"/>
               </w:rPr>
               <w:t>Errores explícitos y estado protegido.</w:t>
@@ -2829,28 +3461,28 @@
         </w:tc>
       </w:tr>
       <w:tr>
+        <w:trPr>
+          <w:jc w:val="center"/>
+        </w:trPr>
         <w:tc>
           <w:tcPr>
-            <w:tcW w:type="dxa" w:w="2376"/>
-            <w:shd w:fill="EDF3F8"/>
-            <w:vAlign w:val="center"/>
+            <w:tcW w:w="2376" w:type="dxa"/>
+            <w:shd w:val="clear" w:color="auto" w:fill="EDF3F8"/>
             <w:tcMar>
               <w:top w:w="70" w:type="dxa"/>
-              <w:start w:w="80" w:type="dxa"/>
+              <w:left w:w="80" w:type="dxa"/>
               <w:bottom w:w="70" w:type="dxa"/>
-              <w:end w:w="80" w:type="dxa"/>
+              <w:right w:w="80" w:type="dxa"/>
             </w:tcMar>
+            <w:vAlign w:val="center"/>
           </w:tcPr>
           <w:p>
             <w:pPr>
               <w:spacing w:after="0" w:line="240" w:lineRule="auto"/>
-              <w:jc w:val="left"/>
             </w:pPr>
             <w:r>
               <w:rPr>
-                <w:rFonts w:ascii="Arial" w:hAnsi="Arial" w:eastAsia="Arial"/>
                 <w:b/>
-                <w:color w:val="000000"/>
                 <w:sz w:val="17"/>
               </w:rPr>
               <w:t>Comunicar resultados finales</w:t>
@@ -2859,54 +3491,60 @@
         </w:tc>
         <w:tc>
           <w:tcPr>
-            <w:tcW w:type="dxa" w:w="4896"/>
-            <w:shd w:fill="EDF3F8"/>
-            <w:vAlign w:val="center"/>
+            <w:tcW w:w="4896" w:type="dxa"/>
+            <w:shd w:val="clear" w:color="auto" w:fill="EDF3F8"/>
             <w:tcMar>
               <w:top w:w="70" w:type="dxa"/>
-              <w:start w:w="80" w:type="dxa"/>
+              <w:left w:w="80" w:type="dxa"/>
               <w:bottom w:w="70" w:type="dxa"/>
-              <w:end w:w="80" w:type="dxa"/>
+              <w:right w:w="80" w:type="dxa"/>
             </w:tcMar>
+            <w:vAlign w:val="center"/>
           </w:tcPr>
           <w:p>
             <w:pPr>
               <w:spacing w:after="0" w:line="240" w:lineRule="auto"/>
-              <w:jc w:val="left"/>
             </w:pPr>
             <w:r>
               <w:rPr>
-                <w:rFonts w:ascii="Arial" w:hAnsi="Arial" w:eastAsia="Arial"/>
-                <w:b w:val="0"/>
-                <w:color w:val="000000"/>
                 <w:sz w:val="17"/>
               </w:rPr>
-              <w:t>Notebook F4, tres gráficos y 10 pruebas; commit 5da8f2a.</w:t>
+              <w:t xml:space="preserve">Notebook F4, tres gráficos y 10 pruebas; </w:t>
+            </w:r>
+            <w:proofErr w:type="spellStart"/>
+            <w:r>
+              <w:rPr>
+                <w:sz w:val="17"/>
+              </w:rPr>
+              <w:t>commit</w:t>
+            </w:r>
+            <w:proofErr w:type="spellEnd"/>
+            <w:r>
+              <w:rPr>
+                <w:sz w:val="17"/>
+              </w:rPr>
+              <w:t xml:space="preserve"> 5da8f2a.</w:t>
             </w:r>
           </w:p>
         </w:tc>
         <w:tc>
           <w:tcPr>
-            <w:tcW w:type="dxa" w:w="2448"/>
-            <w:shd w:fill="EDF3F8"/>
-            <w:vAlign w:val="center"/>
+            <w:tcW w:w="2448" w:type="dxa"/>
+            <w:shd w:val="clear" w:color="auto" w:fill="EDF3F8"/>
             <w:tcMar>
               <w:top w:w="70" w:type="dxa"/>
-              <w:start w:w="80" w:type="dxa"/>
+              <w:left w:w="80" w:type="dxa"/>
               <w:bottom w:w="70" w:type="dxa"/>
-              <w:end w:w="80" w:type="dxa"/>
+              <w:right w:w="80" w:type="dxa"/>
             </w:tcMar>
+            <w:vAlign w:val="center"/>
           </w:tcPr>
           <w:p>
             <w:pPr>
               <w:spacing w:after="0" w:line="240" w:lineRule="auto"/>
-              <w:jc w:val="left"/>
             </w:pPr>
             <w:r>
               <w:rPr>
-                <w:rFonts w:ascii="Arial" w:hAnsi="Arial" w:eastAsia="Arial"/>
-                <w:b w:val="0"/>
-                <w:color w:val="000000"/>
                 <w:sz w:val="17"/>
               </w:rPr>
               <w:t>Hallazgos claros y reproducibles.</w:t>
@@ -2923,32 +3561,42 @@
     <w:p>
       <w:pPr>
         <w:widowControl/>
-        <w:spacing w:before="0" w:after="80" w:line="259" w:lineRule="auto"/>
+        <w:spacing w:after="80" w:line="259" w:lineRule="auto"/>
         <w:jc w:val="both"/>
       </w:pPr>
       <w:r>
         <w:rPr>
-          <w:rFonts w:ascii="Arial" w:hAnsi="Arial" w:eastAsia="Arial"/>
           <w:i/>
-          <w:color w:val="000000"/>
           <w:sz w:val="19"/>
         </w:rPr>
         <w:t xml:space="preserve">Nota. </w:t>
       </w:r>
       <w:r>
         <w:rPr>
-          <w:rFonts w:ascii="Arial" w:hAnsi="Arial" w:eastAsia="Arial"/>
-          <w:color w:val="000000"/>
           <w:sz w:val="19"/>
         </w:rPr>
-        <w:t>El historial completo se conserva en Git; los commits citados permiten verificar la evolución entre fases.</w:t>
+        <w:t xml:space="preserve">El historial completo se conserva en Git; los </w:t>
+      </w:r>
+      <w:proofErr w:type="spellStart"/>
+      <w:r>
+        <w:rPr>
+          <w:sz w:val="19"/>
+        </w:rPr>
+        <w:t>commits</w:t>
+      </w:r>
+      <w:proofErr w:type="spellEnd"/>
+      <w:r>
+        <w:rPr>
+          <w:sz w:val="19"/>
+        </w:rPr>
+        <w:t xml:space="preserve"> citados permiten verificar la evolución entre fases.</w:t>
       </w:r>
     </w:p>
     <w:p>
       <w:pPr>
         <w:sectPr>
-          <w:headerReference w:type="default" r:id="rId72"/>
-          <w:footerReference w:type="default" r:id="rId73"/>
+          <w:headerReference w:type="default" r:id="rId29"/>
+          <w:footerReference w:type="default" r:id="rId30"/>
           <w:pgSz w:w="12240" w:h="15840"/>
           <w:pgMar w:top="1152" w:right="1152" w:bottom="1296" w:left="1152" w:header="432" w:footer="576" w:gutter="0"/>
           <w:cols w:space="720"/>
@@ -2958,218 +3606,1124 @@
     <w:p>
       <w:pPr>
         <w:pStyle w:val="Ttulo1"/>
-        <w:keepNext/>
         <w:spacing w:before="160" w:after="80"/>
-        <w:jc w:val="left"/>
-      </w:pPr>
-      <w:r>
-        <w:rPr>
-          <w:rFonts w:ascii="Arial" w:hAnsi="Arial" w:eastAsia="Arial"/>
-          <w:b/>
-          <w:color w:val="000000"/>
-          <w:sz w:val="22"/>
-        </w:rPr>
+      </w:pPr>
+      <w:bookmarkStart w:id="11" w:name="_Toc241930176"/>
+      <w:r>
+        <w:lastRenderedPageBreak/>
         <w:t>7. Bibliografía</w:t>
       </w:r>
+      <w:bookmarkEnd w:id="11"/>
     </w:p>
     <w:p>
       <w:pPr>
         <w:spacing w:after="100" w:line="240" w:lineRule="auto"/>
         <w:ind w:left="403" w:hanging="403"/>
-        <w:jc w:val="left"/>
-      </w:pPr>
-      <w:r>
-        <w:rPr>
-          <w:rFonts w:ascii="Arial" w:hAnsi="Arial" w:eastAsia="Arial"/>
-          <w:color w:val="000000"/>
-          <w:sz w:val="21"/>
-        </w:rPr>
-        <w:t>ChileCompra. (s. f.). Datos abiertos del sistema de compras públicas. https://datos-abiertos.chilecompra.cl/descargas</w:t>
+      </w:pPr>
+      <w:proofErr w:type="spellStart"/>
+      <w:r>
+        <w:rPr>
+          <w:sz w:val="21"/>
+        </w:rPr>
+        <w:t>ChileCompra</w:t>
+      </w:r>
+      <w:proofErr w:type="spellEnd"/>
+      <w:r>
+        <w:rPr>
+          <w:sz w:val="21"/>
+        </w:rPr>
+        <w:t>. (s. f.). Datos abiertos del sistema de compras públicas. https://datos-abiertos.chilecompra.cl/descargas</w:t>
       </w:r>
     </w:p>
     <w:p>
       <w:pPr>
         <w:spacing w:after="100" w:line="240" w:lineRule="auto"/>
         <w:ind w:left="403" w:hanging="403"/>
-        <w:jc w:val="left"/>
-      </w:pPr>
-      <w:r>
-        <w:rPr>
-          <w:rFonts w:ascii="Arial" w:hAnsi="Arial" w:eastAsia="Arial"/>
-          <w:color w:val="000000"/>
-          <w:sz w:val="21"/>
-        </w:rPr>
-        <w:t>Cormen, T. H., Leiserson, C. E., Rivest, R. L., &amp; Stein, C. (2022). Introduction to algorithms (4.ª ed.). MIT Press.</w:t>
+      </w:pPr>
+      <w:proofErr w:type="spellStart"/>
+      <w:r>
+        <w:rPr>
+          <w:sz w:val="21"/>
+        </w:rPr>
+        <w:t>Cormen</w:t>
+      </w:r>
+      <w:proofErr w:type="spellEnd"/>
+      <w:r>
+        <w:rPr>
+          <w:sz w:val="21"/>
+        </w:rPr>
+        <w:t xml:space="preserve">, T. H., Leiserson, C. E., Rivest, R. L., &amp; Stein, C. (2022). </w:t>
+      </w:r>
+      <w:proofErr w:type="spellStart"/>
+      <w:r>
+        <w:rPr>
+          <w:sz w:val="21"/>
+        </w:rPr>
+        <w:t>Introduction</w:t>
+      </w:r>
+      <w:proofErr w:type="spellEnd"/>
+      <w:r>
+        <w:rPr>
+          <w:sz w:val="21"/>
+        </w:rPr>
+        <w:t xml:space="preserve"> </w:t>
+      </w:r>
+      <w:proofErr w:type="spellStart"/>
+      <w:r>
+        <w:rPr>
+          <w:sz w:val="21"/>
+        </w:rPr>
+        <w:t>to</w:t>
+      </w:r>
+      <w:proofErr w:type="spellEnd"/>
+      <w:r>
+        <w:rPr>
+          <w:sz w:val="21"/>
+        </w:rPr>
+        <w:t xml:space="preserve"> </w:t>
+      </w:r>
+      <w:proofErr w:type="spellStart"/>
+      <w:r>
+        <w:rPr>
+          <w:sz w:val="21"/>
+        </w:rPr>
+        <w:t>algorithms</w:t>
+      </w:r>
+      <w:proofErr w:type="spellEnd"/>
+      <w:r>
+        <w:rPr>
+          <w:sz w:val="21"/>
+        </w:rPr>
+        <w:t xml:space="preserve"> (4.ª ed.). MIT Press.</w:t>
       </w:r>
     </w:p>
     <w:p>
       <w:pPr>
         <w:spacing w:after="100" w:line="240" w:lineRule="auto"/>
         <w:ind w:left="403" w:hanging="403"/>
-        <w:jc w:val="left"/>
-      </w:pPr>
-      <w:r>
-        <w:rPr>
-          <w:rFonts w:ascii="Arial" w:hAnsi="Arial" w:eastAsia="Arial"/>
-          <w:color w:val="000000"/>
-          <w:sz w:val="21"/>
-        </w:rPr>
-        <w:t>Hunter, J. D. (2007). Matplotlib: A 2D graphics environment. Computing in Science &amp; Engineering, 9(3), 90–95. https://doi.org/10.1109/MCSE.2007.55</w:t>
+      </w:pPr>
+      <w:r>
+        <w:rPr>
+          <w:sz w:val="21"/>
+        </w:rPr>
+        <w:t xml:space="preserve">Hunter, J. D. (2007). </w:t>
+      </w:r>
+      <w:proofErr w:type="spellStart"/>
+      <w:r>
+        <w:rPr>
+          <w:sz w:val="21"/>
+        </w:rPr>
+        <w:t>Matplotlib</w:t>
+      </w:r>
+      <w:proofErr w:type="spellEnd"/>
+      <w:r>
+        <w:rPr>
+          <w:sz w:val="21"/>
+        </w:rPr>
+        <w:t xml:space="preserve">: A 2D </w:t>
+      </w:r>
+      <w:proofErr w:type="spellStart"/>
+      <w:r>
+        <w:rPr>
+          <w:sz w:val="21"/>
+        </w:rPr>
+        <w:t>graphics</w:t>
+      </w:r>
+      <w:proofErr w:type="spellEnd"/>
+      <w:r>
+        <w:rPr>
+          <w:sz w:val="21"/>
+        </w:rPr>
+        <w:t xml:space="preserve"> </w:t>
+      </w:r>
+      <w:proofErr w:type="spellStart"/>
+      <w:r>
+        <w:rPr>
+          <w:sz w:val="21"/>
+        </w:rPr>
+        <w:t>environment</w:t>
+      </w:r>
+      <w:proofErr w:type="spellEnd"/>
+      <w:r>
+        <w:rPr>
+          <w:sz w:val="21"/>
+        </w:rPr>
+        <w:t xml:space="preserve">. Computing in </w:t>
+      </w:r>
+      <w:proofErr w:type="spellStart"/>
+      <w:r>
+        <w:rPr>
+          <w:sz w:val="21"/>
+        </w:rPr>
+        <w:t>Science</w:t>
+      </w:r>
+      <w:proofErr w:type="spellEnd"/>
+      <w:r>
+        <w:rPr>
+          <w:sz w:val="21"/>
+        </w:rPr>
+        <w:t xml:space="preserve"> &amp; </w:t>
+      </w:r>
+      <w:proofErr w:type="spellStart"/>
+      <w:r>
+        <w:rPr>
+          <w:sz w:val="21"/>
+        </w:rPr>
+        <w:t>Engineering</w:t>
+      </w:r>
+      <w:proofErr w:type="spellEnd"/>
+      <w:r>
+        <w:rPr>
+          <w:sz w:val="21"/>
+        </w:rPr>
+        <w:t>, 9(3), 90–95. https://doi.org/10.1109/MCSE.2007.55</w:t>
       </w:r>
     </w:p>
     <w:p>
       <w:pPr>
         <w:spacing w:after="100" w:line="240" w:lineRule="auto"/>
         <w:ind w:left="403" w:hanging="403"/>
-        <w:jc w:val="left"/>
-      </w:pPr>
-      <w:r>
-        <w:rPr>
-          <w:rFonts w:ascii="Arial" w:hAnsi="Arial" w:eastAsia="Arial"/>
-          <w:color w:val="000000"/>
-          <w:sz w:val="21"/>
-        </w:rPr>
-        <w:t>Lott, S. F., &amp; Phillips, D. (2021). Python object-oriented programming: Build robust and maintainable object-oriented Python applications and libraries (4.ª ed.). Packt Publishing.</w:t>
+      </w:pPr>
+      <w:r>
+        <w:rPr>
+          <w:sz w:val="21"/>
+        </w:rPr>
+        <w:t xml:space="preserve">Lott, S. F., &amp; Phillips, D. (2021). Python </w:t>
+      </w:r>
+      <w:proofErr w:type="spellStart"/>
+      <w:r>
+        <w:rPr>
+          <w:sz w:val="21"/>
+        </w:rPr>
+        <w:t>object-oriented</w:t>
+      </w:r>
+      <w:proofErr w:type="spellEnd"/>
+      <w:r>
+        <w:rPr>
+          <w:sz w:val="21"/>
+        </w:rPr>
+        <w:t xml:space="preserve"> </w:t>
+      </w:r>
+      <w:proofErr w:type="spellStart"/>
+      <w:r>
+        <w:rPr>
+          <w:sz w:val="21"/>
+        </w:rPr>
+        <w:t>programming</w:t>
+      </w:r>
+      <w:proofErr w:type="spellEnd"/>
+      <w:r>
+        <w:rPr>
+          <w:sz w:val="21"/>
+        </w:rPr>
+        <w:t xml:space="preserve">: </w:t>
+      </w:r>
+      <w:proofErr w:type="spellStart"/>
+      <w:r>
+        <w:rPr>
+          <w:sz w:val="21"/>
+        </w:rPr>
+        <w:t>Build</w:t>
+      </w:r>
+      <w:proofErr w:type="spellEnd"/>
+      <w:r>
+        <w:rPr>
+          <w:sz w:val="21"/>
+        </w:rPr>
+        <w:t xml:space="preserve"> </w:t>
+      </w:r>
+      <w:proofErr w:type="spellStart"/>
+      <w:r>
+        <w:rPr>
+          <w:sz w:val="21"/>
+        </w:rPr>
+        <w:t>robust</w:t>
+      </w:r>
+      <w:proofErr w:type="spellEnd"/>
+      <w:r>
+        <w:rPr>
+          <w:sz w:val="21"/>
+        </w:rPr>
+        <w:t xml:space="preserve"> and </w:t>
+      </w:r>
+      <w:proofErr w:type="spellStart"/>
+      <w:r>
+        <w:rPr>
+          <w:sz w:val="21"/>
+        </w:rPr>
+        <w:t>maintainable</w:t>
+      </w:r>
+      <w:proofErr w:type="spellEnd"/>
+      <w:r>
+        <w:rPr>
+          <w:sz w:val="21"/>
+        </w:rPr>
+        <w:t xml:space="preserve"> </w:t>
+      </w:r>
+      <w:proofErr w:type="spellStart"/>
+      <w:r>
+        <w:rPr>
+          <w:sz w:val="21"/>
+        </w:rPr>
+        <w:t>object-oriented</w:t>
+      </w:r>
+      <w:proofErr w:type="spellEnd"/>
+      <w:r>
+        <w:rPr>
+          <w:sz w:val="21"/>
+        </w:rPr>
+        <w:t xml:space="preserve"> Python </w:t>
+      </w:r>
+      <w:proofErr w:type="spellStart"/>
+      <w:r>
+        <w:rPr>
+          <w:sz w:val="21"/>
+        </w:rPr>
+        <w:t>applications</w:t>
+      </w:r>
+      <w:proofErr w:type="spellEnd"/>
+      <w:r>
+        <w:rPr>
+          <w:sz w:val="21"/>
+        </w:rPr>
+        <w:t xml:space="preserve"> and </w:t>
+      </w:r>
+      <w:proofErr w:type="spellStart"/>
+      <w:r>
+        <w:rPr>
+          <w:sz w:val="21"/>
+        </w:rPr>
+        <w:t>libraries</w:t>
+      </w:r>
+      <w:proofErr w:type="spellEnd"/>
+      <w:r>
+        <w:rPr>
+          <w:sz w:val="21"/>
+        </w:rPr>
+        <w:t xml:space="preserve"> (4.ª ed.). </w:t>
+      </w:r>
+      <w:proofErr w:type="spellStart"/>
+      <w:r>
+        <w:rPr>
+          <w:sz w:val="21"/>
+        </w:rPr>
+        <w:t>Packt</w:t>
+      </w:r>
+      <w:proofErr w:type="spellEnd"/>
+      <w:r>
+        <w:rPr>
+          <w:sz w:val="21"/>
+        </w:rPr>
+        <w:t xml:space="preserve"> Publishing.</w:t>
       </w:r>
     </w:p>
     <w:p>
       <w:pPr>
         <w:spacing w:after="100" w:line="240" w:lineRule="auto"/>
         <w:ind w:left="403" w:hanging="403"/>
-        <w:jc w:val="left"/>
-      </w:pPr>
-      <w:r>
-        <w:rPr>
-          <w:rFonts w:ascii="Arial" w:hAnsi="Arial" w:eastAsia="Arial"/>
-          <w:color w:val="000000"/>
-          <w:sz w:val="21"/>
-        </w:rPr>
-        <w:t>McKinney, W. (2022). Python for data analysis: Data wrangling with pandas, NumPy, and Jupyter (3.ª ed.). O’Reilly Media.</w:t>
+      </w:pPr>
+      <w:r>
+        <w:rPr>
+          <w:sz w:val="21"/>
+        </w:rPr>
+        <w:t xml:space="preserve">McKinney, W. (2022). Python </w:t>
+      </w:r>
+      <w:proofErr w:type="spellStart"/>
+      <w:r>
+        <w:rPr>
+          <w:sz w:val="21"/>
+        </w:rPr>
+        <w:t>for</w:t>
+      </w:r>
+      <w:proofErr w:type="spellEnd"/>
+      <w:r>
+        <w:rPr>
+          <w:sz w:val="21"/>
+        </w:rPr>
+        <w:t xml:space="preserve"> data </w:t>
+      </w:r>
+      <w:proofErr w:type="spellStart"/>
+      <w:r>
+        <w:rPr>
+          <w:sz w:val="21"/>
+        </w:rPr>
+        <w:t>analysis</w:t>
+      </w:r>
+      <w:proofErr w:type="spellEnd"/>
+      <w:r>
+        <w:rPr>
+          <w:sz w:val="21"/>
+        </w:rPr>
+        <w:t xml:space="preserve">: Data </w:t>
+      </w:r>
+      <w:proofErr w:type="spellStart"/>
+      <w:r>
+        <w:rPr>
+          <w:sz w:val="21"/>
+        </w:rPr>
+        <w:t>wrangling</w:t>
+      </w:r>
+      <w:proofErr w:type="spellEnd"/>
+      <w:r>
+        <w:rPr>
+          <w:sz w:val="21"/>
+        </w:rPr>
+        <w:t xml:space="preserve"> </w:t>
+      </w:r>
+      <w:proofErr w:type="spellStart"/>
+      <w:r>
+        <w:rPr>
+          <w:sz w:val="21"/>
+        </w:rPr>
+        <w:t>with</w:t>
+      </w:r>
+      <w:proofErr w:type="spellEnd"/>
+      <w:r>
+        <w:rPr>
+          <w:sz w:val="21"/>
+        </w:rPr>
+        <w:t xml:space="preserve"> pandas, </w:t>
+      </w:r>
+      <w:proofErr w:type="spellStart"/>
+      <w:r>
+        <w:rPr>
+          <w:sz w:val="21"/>
+        </w:rPr>
+        <w:t>NumPy</w:t>
+      </w:r>
+      <w:proofErr w:type="spellEnd"/>
+      <w:r>
+        <w:rPr>
+          <w:sz w:val="21"/>
+        </w:rPr>
+        <w:t xml:space="preserve">, and </w:t>
+      </w:r>
+      <w:proofErr w:type="spellStart"/>
+      <w:r>
+        <w:rPr>
+          <w:sz w:val="21"/>
+        </w:rPr>
+        <w:t>Jupyter</w:t>
+      </w:r>
+      <w:proofErr w:type="spellEnd"/>
+      <w:r>
+        <w:rPr>
+          <w:sz w:val="21"/>
+        </w:rPr>
+        <w:t xml:space="preserve"> (3.ª ed.). O’Reilly Media.</w:t>
       </w:r>
     </w:p>
     <w:p>
       <w:pPr>
         <w:spacing w:after="100" w:line="240" w:lineRule="auto"/>
         <w:ind w:left="403" w:hanging="403"/>
-        <w:jc w:val="left"/>
-      </w:pPr>
-      <w:r>
-        <w:rPr>
-          <w:rFonts w:ascii="Arial" w:hAnsi="Arial" w:eastAsia="Arial"/>
-          <w:color w:val="000000"/>
-          <w:sz w:val="21"/>
-        </w:rPr>
-        <w:t>Python Software Foundation. (s. f.-a). timeit - Measure execution time of small code snippets. Python 3 documentation. https://docs.python.org/3/library/timeit.html</w:t>
+      </w:pPr>
+      <w:r>
+        <w:rPr>
+          <w:sz w:val="21"/>
+        </w:rPr>
+        <w:t xml:space="preserve">Python Software </w:t>
+      </w:r>
+      <w:proofErr w:type="spellStart"/>
+      <w:r>
+        <w:rPr>
+          <w:sz w:val="21"/>
+        </w:rPr>
+        <w:t>Foundation</w:t>
+      </w:r>
+      <w:proofErr w:type="spellEnd"/>
+      <w:r>
+        <w:rPr>
+          <w:sz w:val="21"/>
+        </w:rPr>
+        <w:t xml:space="preserve">. (s. f.-a). </w:t>
+      </w:r>
+      <w:proofErr w:type="spellStart"/>
+      <w:r>
+        <w:rPr>
+          <w:sz w:val="21"/>
+        </w:rPr>
+        <w:t>timeit</w:t>
+      </w:r>
+      <w:proofErr w:type="spellEnd"/>
+      <w:r>
+        <w:rPr>
+          <w:sz w:val="21"/>
+        </w:rPr>
+        <w:t xml:space="preserve"> - </w:t>
+      </w:r>
+      <w:proofErr w:type="spellStart"/>
+      <w:r>
+        <w:rPr>
+          <w:sz w:val="21"/>
+        </w:rPr>
+        <w:t>Measure</w:t>
+      </w:r>
+      <w:proofErr w:type="spellEnd"/>
+      <w:r>
+        <w:rPr>
+          <w:sz w:val="21"/>
+        </w:rPr>
+        <w:t xml:space="preserve"> </w:t>
+      </w:r>
+      <w:proofErr w:type="spellStart"/>
+      <w:r>
+        <w:rPr>
+          <w:sz w:val="21"/>
+        </w:rPr>
+        <w:t>execution</w:t>
+      </w:r>
+      <w:proofErr w:type="spellEnd"/>
+      <w:r>
+        <w:rPr>
+          <w:sz w:val="21"/>
+        </w:rPr>
+        <w:t xml:space="preserve"> time </w:t>
+      </w:r>
+      <w:proofErr w:type="spellStart"/>
+      <w:r>
+        <w:rPr>
+          <w:sz w:val="21"/>
+        </w:rPr>
+        <w:t>of</w:t>
+      </w:r>
+      <w:proofErr w:type="spellEnd"/>
+      <w:r>
+        <w:rPr>
+          <w:sz w:val="21"/>
+        </w:rPr>
+        <w:t xml:space="preserve"> </w:t>
+      </w:r>
+      <w:proofErr w:type="spellStart"/>
+      <w:r>
+        <w:rPr>
+          <w:sz w:val="21"/>
+        </w:rPr>
+        <w:t>small</w:t>
+      </w:r>
+      <w:proofErr w:type="spellEnd"/>
+      <w:r>
+        <w:rPr>
+          <w:sz w:val="21"/>
+        </w:rPr>
+        <w:t xml:space="preserve"> </w:t>
+      </w:r>
+      <w:proofErr w:type="spellStart"/>
+      <w:r>
+        <w:rPr>
+          <w:sz w:val="21"/>
+        </w:rPr>
+        <w:t>code</w:t>
+      </w:r>
+      <w:proofErr w:type="spellEnd"/>
+      <w:r>
+        <w:rPr>
+          <w:sz w:val="21"/>
+        </w:rPr>
+        <w:t xml:space="preserve"> </w:t>
+      </w:r>
+      <w:proofErr w:type="spellStart"/>
+      <w:r>
+        <w:rPr>
+          <w:sz w:val="21"/>
+        </w:rPr>
+        <w:t>snippets</w:t>
+      </w:r>
+      <w:proofErr w:type="spellEnd"/>
+      <w:r>
+        <w:rPr>
+          <w:sz w:val="21"/>
+        </w:rPr>
+        <w:t xml:space="preserve">. Python 3 </w:t>
+      </w:r>
+      <w:proofErr w:type="spellStart"/>
+      <w:r>
+        <w:rPr>
+          <w:sz w:val="21"/>
+        </w:rPr>
+        <w:t>documentation</w:t>
+      </w:r>
+      <w:proofErr w:type="spellEnd"/>
+      <w:r>
+        <w:rPr>
+          <w:sz w:val="21"/>
+        </w:rPr>
+        <w:t>. https://docs.python.org/3/library/timeit.html</w:t>
       </w:r>
     </w:p>
     <w:p>
       <w:pPr>
         <w:spacing w:after="100" w:line="240" w:lineRule="auto"/>
         <w:ind w:left="403" w:hanging="403"/>
-        <w:jc w:val="left"/>
-      </w:pPr>
-      <w:r>
-        <w:rPr>
-          <w:rFonts w:ascii="Arial" w:hAnsi="Arial" w:eastAsia="Arial"/>
-          <w:color w:val="000000"/>
-          <w:sz w:val="21"/>
-        </w:rPr>
-        <w:t>Python Software Foundation. (s. f.-b). tracemalloc - Trace memory allocations. Python 3 documentation. https://docs.python.org/3/library/tracemalloc.html</w:t>
+      </w:pPr>
+      <w:r>
+        <w:rPr>
+          <w:sz w:val="21"/>
+        </w:rPr>
+        <w:t xml:space="preserve">Python Software </w:t>
+      </w:r>
+      <w:proofErr w:type="spellStart"/>
+      <w:r>
+        <w:rPr>
+          <w:sz w:val="21"/>
+        </w:rPr>
+        <w:t>Foundation</w:t>
+      </w:r>
+      <w:proofErr w:type="spellEnd"/>
+      <w:r>
+        <w:rPr>
+          <w:sz w:val="21"/>
+        </w:rPr>
+        <w:t xml:space="preserve">. (s. f.-b). </w:t>
+      </w:r>
+      <w:proofErr w:type="spellStart"/>
+      <w:r>
+        <w:rPr>
+          <w:sz w:val="21"/>
+        </w:rPr>
+        <w:t>tracemalloc</w:t>
+      </w:r>
+      <w:proofErr w:type="spellEnd"/>
+      <w:r>
+        <w:rPr>
+          <w:sz w:val="21"/>
+        </w:rPr>
+        <w:t xml:space="preserve"> - Trace </w:t>
+      </w:r>
+      <w:proofErr w:type="spellStart"/>
+      <w:r>
+        <w:rPr>
+          <w:sz w:val="21"/>
+        </w:rPr>
+        <w:t>memory</w:t>
+      </w:r>
+      <w:proofErr w:type="spellEnd"/>
+      <w:r>
+        <w:rPr>
+          <w:sz w:val="21"/>
+        </w:rPr>
+        <w:t xml:space="preserve"> </w:t>
+      </w:r>
+      <w:proofErr w:type="spellStart"/>
+      <w:r>
+        <w:rPr>
+          <w:sz w:val="21"/>
+        </w:rPr>
+        <w:t>allocations</w:t>
+      </w:r>
+      <w:proofErr w:type="spellEnd"/>
+      <w:r>
+        <w:rPr>
+          <w:sz w:val="21"/>
+        </w:rPr>
+        <w:t xml:space="preserve">. Python 3 </w:t>
+      </w:r>
+      <w:proofErr w:type="spellStart"/>
+      <w:r>
+        <w:rPr>
+          <w:sz w:val="21"/>
+        </w:rPr>
+        <w:t>documentation</w:t>
+      </w:r>
+      <w:proofErr w:type="spellEnd"/>
+      <w:r>
+        <w:rPr>
+          <w:sz w:val="21"/>
+        </w:rPr>
+        <w:t>. https://docs.python.org/3/library/tracemalloc.html</w:t>
       </w:r>
     </w:p>
     <w:p>
       <w:pPr>
         <w:spacing w:after="100" w:line="240" w:lineRule="auto"/>
         <w:ind w:left="403" w:hanging="403"/>
-        <w:jc w:val="left"/>
-      </w:pPr>
-      <w:r>
-        <w:rPr>
-          <w:rFonts w:ascii="Arial" w:hAnsi="Arial" w:eastAsia="Arial"/>
-          <w:color w:val="000000"/>
-          <w:sz w:val="21"/>
-        </w:rPr>
-        <w:t>Python Software Foundation. (s. f.-c). abc - Abstract base classes. Python 3 documentation. https://docs.python.org/3/library/abc.html</w:t>
+      </w:pPr>
+      <w:r>
+        <w:rPr>
+          <w:sz w:val="21"/>
+        </w:rPr>
+        <w:t xml:space="preserve">Python Software </w:t>
+      </w:r>
+      <w:proofErr w:type="spellStart"/>
+      <w:r>
+        <w:rPr>
+          <w:sz w:val="21"/>
+        </w:rPr>
+        <w:t>Foundation</w:t>
+      </w:r>
+      <w:proofErr w:type="spellEnd"/>
+      <w:r>
+        <w:rPr>
+          <w:sz w:val="21"/>
+        </w:rPr>
+        <w:t xml:space="preserve">. (s. f.-c). </w:t>
+      </w:r>
+      <w:proofErr w:type="spellStart"/>
+      <w:r>
+        <w:rPr>
+          <w:sz w:val="21"/>
+        </w:rPr>
+        <w:t>abc</w:t>
+      </w:r>
+      <w:proofErr w:type="spellEnd"/>
+      <w:r>
+        <w:rPr>
+          <w:sz w:val="21"/>
+        </w:rPr>
+        <w:t xml:space="preserve"> - </w:t>
+      </w:r>
+      <w:proofErr w:type="spellStart"/>
+      <w:r>
+        <w:rPr>
+          <w:sz w:val="21"/>
+        </w:rPr>
+        <w:t>Abstract</w:t>
+      </w:r>
+      <w:proofErr w:type="spellEnd"/>
+      <w:r>
+        <w:rPr>
+          <w:sz w:val="21"/>
+        </w:rPr>
+        <w:t xml:space="preserve"> base </w:t>
+      </w:r>
+      <w:proofErr w:type="spellStart"/>
+      <w:r>
+        <w:rPr>
+          <w:sz w:val="21"/>
+        </w:rPr>
+        <w:t>classes</w:t>
+      </w:r>
+      <w:proofErr w:type="spellEnd"/>
+      <w:r>
+        <w:rPr>
+          <w:sz w:val="21"/>
+        </w:rPr>
+        <w:t xml:space="preserve">. Python 3 </w:t>
+      </w:r>
+      <w:proofErr w:type="spellStart"/>
+      <w:r>
+        <w:rPr>
+          <w:sz w:val="21"/>
+        </w:rPr>
+        <w:t>documentation</w:t>
+      </w:r>
+      <w:proofErr w:type="spellEnd"/>
+      <w:r>
+        <w:rPr>
+          <w:sz w:val="21"/>
+        </w:rPr>
+        <w:t>. https://docs.python.org/3/library/abc.html</w:t>
       </w:r>
     </w:p>
     <w:p>
       <w:pPr>
         <w:spacing w:after="100" w:line="240" w:lineRule="auto"/>
         <w:ind w:left="403" w:hanging="403"/>
-        <w:jc w:val="left"/>
-      </w:pPr>
-      <w:r>
-        <w:rPr>
-          <w:rFonts w:ascii="Arial" w:hAnsi="Arial" w:eastAsia="Arial"/>
-          <w:color w:val="000000"/>
-          <w:sz w:val="21"/>
-        </w:rPr>
-        <w:t>Samuel, S., &amp; Mietchen, D. (2024). Computational reproducibility of Jupyter notebooks from biomedical publications. GigaScience, 13, giae113. https://doi.org/10.1093/gigascience/giae113</w:t>
+      </w:pPr>
+      <w:r>
+        <w:rPr>
+          <w:sz w:val="21"/>
+        </w:rPr>
+        <w:t xml:space="preserve">Samuel, S., &amp; </w:t>
+      </w:r>
+      <w:proofErr w:type="spellStart"/>
+      <w:r>
+        <w:rPr>
+          <w:sz w:val="21"/>
+        </w:rPr>
+        <w:t>Mietchen</w:t>
+      </w:r>
+      <w:proofErr w:type="spellEnd"/>
+      <w:r>
+        <w:rPr>
+          <w:sz w:val="21"/>
+        </w:rPr>
+        <w:t xml:space="preserve">, D. (2024). </w:t>
+      </w:r>
+      <w:proofErr w:type="spellStart"/>
+      <w:r>
+        <w:rPr>
+          <w:sz w:val="21"/>
+        </w:rPr>
+        <w:t>Computational</w:t>
+      </w:r>
+      <w:proofErr w:type="spellEnd"/>
+      <w:r>
+        <w:rPr>
+          <w:sz w:val="21"/>
+        </w:rPr>
+        <w:t xml:space="preserve"> </w:t>
+      </w:r>
+      <w:proofErr w:type="spellStart"/>
+      <w:r>
+        <w:rPr>
+          <w:sz w:val="21"/>
+        </w:rPr>
+        <w:t>reproducibility</w:t>
+      </w:r>
+      <w:proofErr w:type="spellEnd"/>
+      <w:r>
+        <w:rPr>
+          <w:sz w:val="21"/>
+        </w:rPr>
+        <w:t xml:space="preserve"> </w:t>
+      </w:r>
+      <w:proofErr w:type="spellStart"/>
+      <w:r>
+        <w:rPr>
+          <w:sz w:val="21"/>
+        </w:rPr>
+        <w:t>of</w:t>
+      </w:r>
+      <w:proofErr w:type="spellEnd"/>
+      <w:r>
+        <w:rPr>
+          <w:sz w:val="21"/>
+        </w:rPr>
+        <w:t xml:space="preserve"> </w:t>
+      </w:r>
+      <w:proofErr w:type="spellStart"/>
+      <w:r>
+        <w:rPr>
+          <w:sz w:val="21"/>
+        </w:rPr>
+        <w:t>Jupyter</w:t>
+      </w:r>
+      <w:proofErr w:type="spellEnd"/>
+      <w:r>
+        <w:rPr>
+          <w:sz w:val="21"/>
+        </w:rPr>
+        <w:t xml:space="preserve"> notebooks </w:t>
+      </w:r>
+      <w:proofErr w:type="spellStart"/>
+      <w:r>
+        <w:rPr>
+          <w:sz w:val="21"/>
+        </w:rPr>
+        <w:t>from</w:t>
+      </w:r>
+      <w:proofErr w:type="spellEnd"/>
+      <w:r>
+        <w:rPr>
+          <w:sz w:val="21"/>
+        </w:rPr>
+        <w:t xml:space="preserve"> </w:t>
+      </w:r>
+      <w:proofErr w:type="spellStart"/>
+      <w:r>
+        <w:rPr>
+          <w:sz w:val="21"/>
+        </w:rPr>
+        <w:t>biomedical</w:t>
+      </w:r>
+      <w:proofErr w:type="spellEnd"/>
+      <w:r>
+        <w:rPr>
+          <w:sz w:val="21"/>
+        </w:rPr>
+        <w:t xml:space="preserve"> </w:t>
+      </w:r>
+      <w:proofErr w:type="spellStart"/>
+      <w:r>
+        <w:rPr>
+          <w:sz w:val="21"/>
+        </w:rPr>
+        <w:t>publications</w:t>
+      </w:r>
+      <w:proofErr w:type="spellEnd"/>
+      <w:r>
+        <w:rPr>
+          <w:sz w:val="21"/>
+        </w:rPr>
+        <w:t xml:space="preserve">. </w:t>
+      </w:r>
+      <w:proofErr w:type="spellStart"/>
+      <w:r>
+        <w:rPr>
+          <w:sz w:val="21"/>
+        </w:rPr>
+        <w:t>GigaScience</w:t>
+      </w:r>
+      <w:proofErr w:type="spellEnd"/>
+      <w:r>
+        <w:rPr>
+          <w:sz w:val="21"/>
+        </w:rPr>
+        <w:t>, 13, giae113. https://doi.org/10.1093/gigascience/giae113</w:t>
       </w:r>
     </w:p>
     <w:p>
       <w:pPr>
         <w:spacing w:after="100" w:line="240" w:lineRule="auto"/>
         <w:ind w:left="403" w:hanging="403"/>
-        <w:jc w:val="left"/>
-      </w:pPr>
-      <w:r>
-        <w:rPr>
-          <w:rFonts w:ascii="Arial" w:hAnsi="Arial" w:eastAsia="Arial"/>
-          <w:color w:val="000000"/>
-          <w:sz w:val="21"/>
-        </w:rPr>
-        <w:t>The pandas development team. (s. f.-a). pandas.DataFrame.groupby. pandas documentation. https://pandas.pydata.org/docs/reference/api/pandas.DataFrame.groupby.html</w:t>
+      </w:pPr>
+      <w:r>
+        <w:rPr>
+          <w:sz w:val="21"/>
+        </w:rPr>
+        <w:t xml:space="preserve">The pandas </w:t>
+      </w:r>
+      <w:proofErr w:type="spellStart"/>
+      <w:r>
+        <w:rPr>
+          <w:sz w:val="21"/>
+        </w:rPr>
+        <w:t>development</w:t>
+      </w:r>
+      <w:proofErr w:type="spellEnd"/>
+      <w:r>
+        <w:rPr>
+          <w:sz w:val="21"/>
+        </w:rPr>
+        <w:t xml:space="preserve"> </w:t>
+      </w:r>
+      <w:proofErr w:type="spellStart"/>
+      <w:r>
+        <w:rPr>
+          <w:sz w:val="21"/>
+        </w:rPr>
+        <w:t>team</w:t>
+      </w:r>
+      <w:proofErr w:type="spellEnd"/>
+      <w:r>
+        <w:rPr>
+          <w:sz w:val="21"/>
+        </w:rPr>
+        <w:t xml:space="preserve">. (s. f.-a). </w:t>
+      </w:r>
+      <w:proofErr w:type="spellStart"/>
+      <w:proofErr w:type="gramStart"/>
+      <w:r>
+        <w:rPr>
+          <w:sz w:val="21"/>
+        </w:rPr>
+        <w:t>pandas.DataFrame.groupby</w:t>
+      </w:r>
+      <w:proofErr w:type="spellEnd"/>
+      <w:proofErr w:type="gramEnd"/>
+      <w:r>
+        <w:rPr>
+          <w:sz w:val="21"/>
+        </w:rPr>
+        <w:t xml:space="preserve">. pandas </w:t>
+      </w:r>
+      <w:proofErr w:type="spellStart"/>
+      <w:r>
+        <w:rPr>
+          <w:sz w:val="21"/>
+        </w:rPr>
+        <w:t>documentation</w:t>
+      </w:r>
+      <w:proofErr w:type="spellEnd"/>
+      <w:r>
+        <w:rPr>
+          <w:sz w:val="21"/>
+        </w:rPr>
+        <w:t>. https://pandas.pydata.org/docs/reference/api/pandas.DataFrame.groupby.html</w:t>
       </w:r>
     </w:p>
     <w:p>
       <w:pPr>
         <w:spacing w:after="100" w:line="240" w:lineRule="auto"/>
         <w:ind w:left="403" w:hanging="403"/>
-        <w:jc w:val="left"/>
-      </w:pPr>
-      <w:r>
-        <w:rPr>
-          <w:rFonts w:ascii="Arial" w:hAnsi="Arial" w:eastAsia="Arial"/>
-          <w:color w:val="000000"/>
-          <w:sz w:val="21"/>
-        </w:rPr>
-        <w:t>The pandas development team. (s. f.-b). pandas.read_csv. pandas documentation. https://pandas.pydata.org/docs/reference/api/pandas.read_csv.html</w:t>
+      </w:pPr>
+      <w:r>
+        <w:rPr>
+          <w:sz w:val="21"/>
+        </w:rPr>
+        <w:t xml:space="preserve">The pandas </w:t>
+      </w:r>
+      <w:proofErr w:type="spellStart"/>
+      <w:r>
+        <w:rPr>
+          <w:sz w:val="21"/>
+        </w:rPr>
+        <w:t>development</w:t>
+      </w:r>
+      <w:proofErr w:type="spellEnd"/>
+      <w:r>
+        <w:rPr>
+          <w:sz w:val="21"/>
+        </w:rPr>
+        <w:t xml:space="preserve"> </w:t>
+      </w:r>
+      <w:proofErr w:type="spellStart"/>
+      <w:r>
+        <w:rPr>
+          <w:sz w:val="21"/>
+        </w:rPr>
+        <w:t>team</w:t>
+      </w:r>
+      <w:proofErr w:type="spellEnd"/>
+      <w:r>
+        <w:rPr>
+          <w:sz w:val="21"/>
+        </w:rPr>
+        <w:t xml:space="preserve">. (s. f.-b). </w:t>
+      </w:r>
+      <w:proofErr w:type="spellStart"/>
+      <w:proofErr w:type="gramStart"/>
+      <w:r>
+        <w:rPr>
+          <w:sz w:val="21"/>
+        </w:rPr>
+        <w:t>pandas.read</w:t>
+      </w:r>
+      <w:proofErr w:type="gramEnd"/>
+      <w:r>
+        <w:rPr>
+          <w:sz w:val="21"/>
+        </w:rPr>
+        <w:t>_csv</w:t>
+      </w:r>
+      <w:proofErr w:type="spellEnd"/>
+      <w:r>
+        <w:rPr>
+          <w:sz w:val="21"/>
+        </w:rPr>
+        <w:t xml:space="preserve">. pandas </w:t>
+      </w:r>
+      <w:proofErr w:type="spellStart"/>
+      <w:r>
+        <w:rPr>
+          <w:sz w:val="21"/>
+        </w:rPr>
+        <w:t>documentation</w:t>
+      </w:r>
+      <w:proofErr w:type="spellEnd"/>
+      <w:r>
+        <w:rPr>
+          <w:sz w:val="21"/>
+        </w:rPr>
+        <w:t>. https://pandas.pydata.org/docs/reference/api/pandas.read_csv.html</w:t>
       </w:r>
     </w:p>
     <w:p>
       <w:pPr>
         <w:spacing w:after="100" w:line="240" w:lineRule="auto"/>
         <w:ind w:left="403" w:hanging="403"/>
-        <w:jc w:val="left"/>
-      </w:pPr>
-      <w:r>
-        <w:rPr>
-          <w:rFonts w:ascii="Arial" w:hAnsi="Arial" w:eastAsia="Arial"/>
-          <w:color w:val="000000"/>
-          <w:sz w:val="21"/>
-        </w:rPr>
-        <w:t>Universidad Andrés Bello. (2026). Proyecto final integrador Fase 4: Análisis, reproducibilidad y comunicación de resultados [Pauta y rúbrica del curso MCDI500]. Canvas UNAB.</w:t>
+      </w:pPr>
+      <w:r>
+        <w:rPr>
+          <w:sz w:val="21"/>
+        </w:rPr>
+        <w:t xml:space="preserve">Universidad Andrés Bello. (2026). Proyecto final integrador Fase 4: Análisis, reproducibilidad y comunicación de resultados [Pauta y rúbrica del curso MCDI500]. </w:t>
+      </w:r>
+      <w:proofErr w:type="spellStart"/>
+      <w:r>
+        <w:rPr>
+          <w:sz w:val="21"/>
+        </w:rPr>
+        <w:t>Canvas</w:t>
+      </w:r>
+      <w:proofErr w:type="spellEnd"/>
+      <w:r>
+        <w:rPr>
+          <w:sz w:val="21"/>
+        </w:rPr>
+        <w:t xml:space="preserve"> UNAB.</w:t>
       </w:r>
     </w:p>
     <w:p>
       <w:pPr>
         <w:spacing w:after="100" w:line="240" w:lineRule="auto"/>
         <w:ind w:left="403" w:hanging="403"/>
-        <w:jc w:val="left"/>
-      </w:pPr>
-      <w:r>
-        <w:rPr>
-          <w:rFonts w:ascii="Arial" w:hAnsi="Arial" w:eastAsia="Arial"/>
-          <w:color w:val="000000"/>
-          <w:sz w:val="21"/>
-        </w:rPr>
-        <w:t>Waskom, M. L. (2021). seaborn: Statistical data visualization. Journal of Open Source Software, 6(60), 3021. https://doi.org/10.21105/joss.03021</w:t>
+      </w:pPr>
+      <w:r>
+        <w:rPr>
+          <w:sz w:val="21"/>
+        </w:rPr>
+        <w:t xml:space="preserve">Waskom, M. L. (2021). </w:t>
+      </w:r>
+      <w:proofErr w:type="spellStart"/>
+      <w:r>
+        <w:rPr>
+          <w:sz w:val="21"/>
+        </w:rPr>
+        <w:t>seaborn</w:t>
+      </w:r>
+      <w:proofErr w:type="spellEnd"/>
+      <w:r>
+        <w:rPr>
+          <w:sz w:val="21"/>
+        </w:rPr>
+        <w:t xml:space="preserve">: </w:t>
+      </w:r>
+      <w:proofErr w:type="spellStart"/>
+      <w:r>
+        <w:rPr>
+          <w:sz w:val="21"/>
+        </w:rPr>
+        <w:t>Statistical</w:t>
+      </w:r>
+      <w:proofErr w:type="spellEnd"/>
+      <w:r>
+        <w:rPr>
+          <w:sz w:val="21"/>
+        </w:rPr>
+        <w:t xml:space="preserve"> data </w:t>
+      </w:r>
+      <w:proofErr w:type="spellStart"/>
+      <w:r>
+        <w:rPr>
+          <w:sz w:val="21"/>
+        </w:rPr>
+        <w:t>visualization</w:t>
+      </w:r>
+      <w:proofErr w:type="spellEnd"/>
+      <w:r>
+        <w:rPr>
+          <w:sz w:val="21"/>
+        </w:rPr>
+        <w:t xml:space="preserve">. </w:t>
+      </w:r>
+      <w:proofErr w:type="spellStart"/>
+      <w:r>
+        <w:rPr>
+          <w:sz w:val="21"/>
+        </w:rPr>
+        <w:t>Journal</w:t>
+      </w:r>
+      <w:proofErr w:type="spellEnd"/>
+      <w:r>
+        <w:rPr>
+          <w:sz w:val="21"/>
+        </w:rPr>
+        <w:t xml:space="preserve"> </w:t>
+      </w:r>
+      <w:proofErr w:type="spellStart"/>
+      <w:r>
+        <w:rPr>
+          <w:sz w:val="21"/>
+        </w:rPr>
+        <w:t>of</w:t>
+      </w:r>
+      <w:proofErr w:type="spellEnd"/>
+      <w:r>
+        <w:rPr>
+          <w:sz w:val="21"/>
+        </w:rPr>
+        <w:t xml:space="preserve"> Open </w:t>
+      </w:r>
+      <w:proofErr w:type="spellStart"/>
+      <w:r>
+        <w:rPr>
+          <w:sz w:val="21"/>
+        </w:rPr>
+        <w:t>Source</w:t>
+      </w:r>
+      <w:proofErr w:type="spellEnd"/>
+      <w:r>
+        <w:rPr>
+          <w:sz w:val="21"/>
+        </w:rPr>
+        <w:t xml:space="preserve"> Software, 6(60), 3021. https://doi.org/10.21105/joss.03021</w:t>
       </w:r>
     </w:p>
     <w:sectPr>
-      <w:headerReference w:type="default" r:id="rId74"/>
-      <w:footerReference w:type="default" r:id="rId75"/>
+      <w:headerReference w:type="default" r:id="rId31"/>
+      <w:footerReference w:type="default" r:id="rId32"/>
       <w:pgSz w:w="12240" w:h="15840"/>
       <w:pgMar w:top="1152" w:right="1152" w:bottom="1296" w:left="1152" w:header="432" w:footer="576" w:gutter="0"/>
       <w:cols w:space="720"/>
@@ -3199,35 +4753,32 @@
 
 <file path=word/footer1.xml><?xml version="1.0" encoding="utf-8"?>
 <w:ftr xmlns:wpc="http://schemas.microsoft.com/office/word/2010/wordprocessingCanvas" xmlns:cx="http://schemas.microsoft.com/office/drawing/2014/chartex" xmlns:cx1="http://schemas.microsoft.com/office/drawing/2015/9/8/chartex" xmlns:cx2="http://schemas.microsoft.com/office/drawing/2015/10/21/chartex" xmlns:cx3="http://schemas.microsoft.com/office/drawing/2016/5/9/chartex" xmlns:cx4="http://schemas.microsoft.com/office/drawing/2016/5/10/chartex" xmlns:cx5="http://schemas.microsoft.com/office/drawing/2016/5/11/chartex" xmlns:cx6="http://schemas.microsoft.com/office/drawing/2016/5/12/chartex" xmlns:cx7="http://schemas.microsoft.com/office/drawing/2016/5/13/chartex" xmlns:cx8="http://schemas.microsoft.com/office/drawing/2016/5/14/chartex" xmlns:mc="http://schemas.openxmlformats.org/markup-compatibility/2006" xmlns:aink="http://schemas.microsoft.com/office/drawing/2016/ink" xmlns:am3d="http://schemas.microsoft.com/office/drawing/2017/model3d" xmlns:o="urn:schemas-microsoft-com:office:office" xmlns:oel="http://schemas.microsoft.com/office/2019/extlst" xmlns:r="http://schemas.openxmlformats.org/officeDocument/2006/relationships" xmlns:m="http://schemas.openxmlformats.org/officeDocument/2006/math" xmlns:v="urn:schemas-microsoft-com:vml" xmlns:wp14="http://schemas.microsoft.com/office/word/2010/wordprocessingDrawing" xmlns:wp="http://schemas.openxmlformats.org/drawingml/2006/wordprocessingDrawing" xmlns:w10="urn:schemas-microsoft-com:office:word" xmlns:w="http://schemas.openxmlformats.org/wordprocessingml/2006/main" xmlns:w14="http://schemas.microsoft.com/office/word/2010/wordml" xmlns:w15="http://schemas.microsoft.com/office/word/2012/wordml" xmlns:w16cex="http://schemas.microsoft.com/office/word/2018/wordml/cex" xmlns:w16cid="http://schemas.microsoft.com/office/word/2016/wordml/cid" xmlns:w16="http://schemas.microsoft.com/office/word/2018/wordml" xmlns:w16du="http://schemas.microsoft.com/office/word/2023/wordml/word16du" xmlns:w16sdtdh="http://schemas.microsoft.com/office/word/2020/wordml/sdtdatahash" xmlns:w16sdtfl="http://schemas.microsoft.com/office/word/2024/wordml/sdtformatlock" xmlns:w16se="http://schemas.microsoft.com/office/word/2015/wordml/symex" xmlns:wpg="http://schemas.microsoft.com/office/word/2010/wordprocessingGroup" xmlns:wpi="http://schemas.microsoft.com/office/word/2010/wordprocessingInk" xmlns:wne="http://schemas.microsoft.com/office/word/2006/wordml" xmlns:wps="http://schemas.microsoft.com/office/word/2010/wordprocessingShape" mc:Ignorable="w14 w15 w16se w16cid w16 w16cex w16sdtdh w16sdtfl w16du wp14">
-  <w:p/>
-</w:ftr>
-</file>
-
-<file path=word/footer10.xml><?xml version="1.0" encoding="utf-8"?>
-<w:ftr xmlns:m="http://schemas.openxmlformats.org/officeDocument/2006/math" xmlns:mc="http://schemas.openxmlformats.org/markup-compatibility/2006" xmlns:mo="http://schemas.microsoft.com/office/mac/office/2008/main" xmlns:mv="urn:schemas-microsoft-com:mac:vml" xmlns:o="urn:schemas-microsoft-com:office:office" xmlns:r="http://schemas.openxmlformats.org/officeDocument/2006/relationships" xmlns:v="urn:schemas-microsoft-com:vml" xmlns:w10="urn:schemas-microsoft-com:office:word" xmlns:w14="http://schemas.microsoft.com/office/word/2010/wordml" xmlns:w="http://schemas.openxmlformats.org/wordprocessingml/2006/main" xmlns:wne="http://schemas.microsoft.com/office/word/2006/wordml" xmlns:wp14="http://schemas.microsoft.com/office/word/2010/wordprocessingDrawing" xmlns:wp="http://schemas.openxmlformats.org/drawingml/2006/wordprocessingDrawing" xmlns:wpc="http://schemas.microsoft.com/office/word/2010/wordprocessingCanvas" xmlns:wpg="http://schemas.microsoft.com/office/word/2010/wordprocessingGroup" xmlns:wpi="http://schemas.microsoft.com/office/word/2010/wordprocessingInk" xmlns:wps="http://schemas.microsoft.com/office/word/2010/wordprocessingShape" mc:Ignorable="w14 wp14">
   <w:tbl>
     <w:tblPr>
-      <w:tblW w:type="auto" w:w="0"/>
+      <w:tblW w:w="0" w:type="auto"/>
       <w:jc w:val="center"/>
-      <w:tblLook w:firstColumn="1" w:firstRow="1" w:lastColumn="0" w:lastRow="0" w:noHBand="0" w:noVBand="1" w:val="04A0"/>
+      <w:tblLook w:val="04A0" w:firstRow="1" w:lastRow="0" w:firstColumn="1" w:lastColumn="0" w:noHBand="0" w:noVBand="1"/>
     </w:tblPr>
     <w:tblGrid>
-      <w:gridCol w:w="3312"/>
-      <w:gridCol w:w="3312"/>
-      <w:gridCol w:w="3312"/>
+      <w:gridCol w:w="3960"/>
+      <w:gridCol w:w="2016"/>
+      <w:gridCol w:w="3960"/>
     </w:tblGrid>
     <w:tr>
+      <w:trPr>
+        <w:jc w:val="center"/>
+      </w:trPr>
       <w:tc>
         <w:tcPr>
-          <w:tcW w:type="dxa" w:w="3960"/>
+          <w:tcW w:w="3960" w:type="dxa"/>
           <w:tcBorders>
-            <w:top w:val="single" w:sz="6" w:color="28558A"/>
+            <w:top w:val="single" w:sz="6" w:space="0" w:color="28558A"/>
           </w:tcBorders>
           <w:tcMar>
             <w:top w:w="0" w:type="dxa"/>
-            <w:start w:w="25" w:type="dxa"/>
+            <w:left w:w="25" w:type="dxa"/>
             <w:bottom w:w="0" w:type="dxa"/>
-            <w:end w:w="25" w:type="dxa"/>
+            <w:right w:w="25" w:type="dxa"/>
           </w:tcMar>
           <w:vAlign w:val="center"/>
         </w:tcPr>
@@ -3235,12 +4786,12 @@
       </w:tc>
       <w:tc>
         <w:tcPr>
-          <w:tcW w:type="dxa" w:w="2016"/>
+          <w:tcW w:w="2016" w:type="dxa"/>
           <w:tcMar>
             <w:top w:w="0" w:type="dxa"/>
-            <w:start w:w="25" w:type="dxa"/>
+            <w:left w:w="25" w:type="dxa"/>
             <w:bottom w:w="0" w:type="dxa"/>
-            <w:end w:w="25" w:type="dxa"/>
+            <w:right w:w="25" w:type="dxa"/>
           </w:tcMar>
           <w:vAlign w:val="center"/>
         </w:tcPr>
@@ -3250,16 +4801,20 @@
             <w:jc w:val="center"/>
           </w:pPr>
           <w:r>
+            <w:rPr>
+              <w:noProof/>
+            </w:rPr>
             <w:drawing>
-              <wp:inline xmlns:a="http://schemas.openxmlformats.org/drawingml/2006/main" xmlns:pic="http://schemas.openxmlformats.org/drawingml/2006/picture">
+              <wp:inline distT="0" distB="0" distL="0" distR="0" wp14:anchorId="363AFFC0" wp14:editId="107236E7">
                 <wp:extent cx="1051560" cy="352024"/>
-                <wp:docPr id="1" name="Picture 1"/>
+                <wp:effectExtent l="0" t="0" r="0" b="0"/>
+                <wp:docPr id="2030484208" name="Picture 1"/>
                 <wp:cNvGraphicFramePr>
-                  <a:graphicFrameLocks noChangeAspect="1"/>
+                  <a:graphicFrameLocks xmlns:a="http://schemas.openxmlformats.org/drawingml/2006/main" noChangeAspect="1"/>
                 </wp:cNvGraphicFramePr>
-                <a:graphic>
+                <a:graphic xmlns:a="http://schemas.openxmlformats.org/drawingml/2006/main">
                   <a:graphicData uri="http://schemas.openxmlformats.org/drawingml/2006/picture">
-                    <pic:pic>
+                    <pic:pic xmlns:pic="http://schemas.openxmlformats.org/drawingml/2006/picture">
                       <pic:nvPicPr>
                         <pic:cNvPr id="0" name="image.png"/>
                         <pic:cNvPicPr/>
@@ -3275,7 +4830,9 @@
                           <a:off x="0" y="0"/>
                           <a:ext cx="1051560" cy="352024"/>
                         </a:xfrm>
-                        <a:prstGeom prst="rect"/>
+                        <a:prstGeom prst="rect">
+                          <a:avLst/>
+                        </a:prstGeom>
                       </pic:spPr>
                     </pic:pic>
                   </a:graphicData>
@@ -3287,15 +4844,15 @@
       </w:tc>
       <w:tc>
         <w:tcPr>
-          <w:tcW w:type="dxa" w:w="3960"/>
+          <w:tcW w:w="3960" w:type="dxa"/>
           <w:tcBorders>
-            <w:top w:val="single" w:sz="6" w:color="28558A"/>
+            <w:top w:val="single" w:sz="6" w:space="0" w:color="28558A"/>
           </w:tcBorders>
           <w:tcMar>
             <w:top w:w="0" w:type="dxa"/>
-            <w:start w:w="25" w:type="dxa"/>
+            <w:left w:w="25" w:type="dxa"/>
             <w:bottom w:w="0" w:type="dxa"/>
-            <w:end w:w="25" w:type="dxa"/>
+            <w:right w:w="25" w:type="dxa"/>
           </w:tcMar>
           <w:vAlign w:val="center"/>
         </w:tcPr>
@@ -3311,6 +4868,15 @@
             <w:instrText xml:space="preserve"> PAGE </w:instrText>
           </w:r>
           <w:r>
+            <w:fldChar w:fldCharType="separate"/>
+          </w:r>
+          <w:r>
+            <w:rPr>
+              <w:noProof/>
+            </w:rPr>
+            <w:t>2</w:t>
+          </w:r>
+          <w:r>
             <w:fldChar w:fldCharType="end"/>
           </w:r>
         </w:p>
@@ -3320,31 +4886,34 @@
 </w:ftr>
 </file>
 
-<file path=word/footer11.xml><?xml version="1.0" encoding="utf-8"?>
-<w:ftr xmlns:m="http://schemas.openxmlformats.org/officeDocument/2006/math" xmlns:mc="http://schemas.openxmlformats.org/markup-compatibility/2006" xmlns:mo="http://schemas.microsoft.com/office/mac/office/2008/main" xmlns:mv="urn:schemas-microsoft-com:mac:vml" xmlns:o="urn:schemas-microsoft-com:office:office" xmlns:r="http://schemas.openxmlformats.org/officeDocument/2006/relationships" xmlns:v="urn:schemas-microsoft-com:vml" xmlns:w10="urn:schemas-microsoft-com:office:word" xmlns:w14="http://schemas.microsoft.com/office/word/2010/wordml" xmlns:w="http://schemas.openxmlformats.org/wordprocessingml/2006/main" xmlns:wne="http://schemas.microsoft.com/office/word/2006/wordml" xmlns:wp14="http://schemas.microsoft.com/office/word/2010/wordprocessingDrawing" xmlns:wp="http://schemas.openxmlformats.org/drawingml/2006/wordprocessingDrawing" xmlns:wpc="http://schemas.microsoft.com/office/word/2010/wordprocessingCanvas" xmlns:wpg="http://schemas.microsoft.com/office/word/2010/wordprocessingGroup" xmlns:wpi="http://schemas.microsoft.com/office/word/2010/wordprocessingInk" xmlns:wps="http://schemas.microsoft.com/office/word/2010/wordprocessingShape" mc:Ignorable="w14 wp14">
+<file path=word/footer2.xml><?xml version="1.0" encoding="utf-8"?>
+<w:ftr xmlns:wpc="http://schemas.microsoft.com/office/word/2010/wordprocessingCanvas" xmlns:cx="http://schemas.microsoft.com/office/drawing/2014/chartex" xmlns:cx1="http://schemas.microsoft.com/office/drawing/2015/9/8/chartex" xmlns:cx2="http://schemas.microsoft.com/office/drawing/2015/10/21/chartex" xmlns:cx3="http://schemas.microsoft.com/office/drawing/2016/5/9/chartex" xmlns:cx4="http://schemas.microsoft.com/office/drawing/2016/5/10/chartex" xmlns:cx5="http://schemas.microsoft.com/office/drawing/2016/5/11/chartex" xmlns:cx6="http://schemas.microsoft.com/office/drawing/2016/5/12/chartex" xmlns:cx7="http://schemas.microsoft.com/office/drawing/2016/5/13/chartex" xmlns:cx8="http://schemas.microsoft.com/office/drawing/2016/5/14/chartex" xmlns:mc="http://schemas.openxmlformats.org/markup-compatibility/2006" xmlns:aink="http://schemas.microsoft.com/office/drawing/2016/ink" xmlns:am3d="http://schemas.microsoft.com/office/drawing/2017/model3d" xmlns:o="urn:schemas-microsoft-com:office:office" xmlns:oel="http://schemas.microsoft.com/office/2019/extlst" xmlns:r="http://schemas.openxmlformats.org/officeDocument/2006/relationships" xmlns:m="http://schemas.openxmlformats.org/officeDocument/2006/math" xmlns:v="urn:schemas-microsoft-com:vml" xmlns:wp14="http://schemas.microsoft.com/office/word/2010/wordprocessingDrawing" xmlns:wp="http://schemas.openxmlformats.org/drawingml/2006/wordprocessingDrawing" xmlns:w10="urn:schemas-microsoft-com:office:word" xmlns:w="http://schemas.openxmlformats.org/wordprocessingml/2006/main" xmlns:w14="http://schemas.microsoft.com/office/word/2010/wordml" xmlns:w15="http://schemas.microsoft.com/office/word/2012/wordml" xmlns:w16cex="http://schemas.microsoft.com/office/word/2018/wordml/cex" xmlns:w16cid="http://schemas.microsoft.com/office/word/2016/wordml/cid" xmlns:w16="http://schemas.microsoft.com/office/word/2018/wordml" xmlns:w16du="http://schemas.microsoft.com/office/word/2023/wordml/word16du" xmlns:w16sdtdh="http://schemas.microsoft.com/office/word/2020/wordml/sdtdatahash" xmlns:w16sdtfl="http://schemas.microsoft.com/office/word/2024/wordml/sdtformatlock" xmlns:w16se="http://schemas.microsoft.com/office/word/2015/wordml/symex" xmlns:wpg="http://schemas.microsoft.com/office/word/2010/wordprocessingGroup" xmlns:wpi="http://schemas.microsoft.com/office/word/2010/wordprocessingInk" xmlns:wne="http://schemas.microsoft.com/office/word/2006/wordml" xmlns:wps="http://schemas.microsoft.com/office/word/2010/wordprocessingShape" mc:Ignorable="w14 w15 w16se w16cid w16 w16cex w16sdtdh w16sdtfl w16du wp14">
   <w:tbl>
     <w:tblPr>
-      <w:tblW w:type="auto" w:w="0"/>
+      <w:tblW w:w="0" w:type="auto"/>
       <w:jc w:val="center"/>
-      <w:tblLook w:firstColumn="1" w:firstRow="1" w:lastColumn="0" w:lastRow="0" w:noHBand="0" w:noVBand="1" w:val="04A0"/>
+      <w:tblLook w:val="04A0" w:firstRow="1" w:lastRow="0" w:firstColumn="1" w:lastColumn="0" w:noHBand="0" w:noVBand="1"/>
     </w:tblPr>
     <w:tblGrid>
-      <w:gridCol w:w="3312"/>
-      <w:gridCol w:w="3312"/>
-      <w:gridCol w:w="3312"/>
+      <w:gridCol w:w="3960"/>
+      <w:gridCol w:w="2016"/>
+      <w:gridCol w:w="3960"/>
     </w:tblGrid>
     <w:tr>
+      <w:trPr>
+        <w:jc w:val="center"/>
+      </w:trPr>
       <w:tc>
         <w:tcPr>
-          <w:tcW w:type="dxa" w:w="3960"/>
+          <w:tcW w:w="3960" w:type="dxa"/>
           <w:tcBorders>
-            <w:top w:val="single" w:sz="6" w:color="28558A"/>
+            <w:top w:val="single" w:sz="6" w:space="0" w:color="28558A"/>
           </w:tcBorders>
           <w:tcMar>
             <w:top w:w="0" w:type="dxa"/>
-            <w:start w:w="25" w:type="dxa"/>
+            <w:left w:w="25" w:type="dxa"/>
             <w:bottom w:w="0" w:type="dxa"/>
-            <w:end w:w="25" w:type="dxa"/>
+            <w:right w:w="25" w:type="dxa"/>
           </w:tcMar>
           <w:vAlign w:val="center"/>
         </w:tcPr>
@@ -3352,12 +4921,12 @@
       </w:tc>
       <w:tc>
         <w:tcPr>
-          <w:tcW w:type="dxa" w:w="2016"/>
+          <w:tcW w:w="2016" w:type="dxa"/>
           <w:tcMar>
             <w:top w:w="0" w:type="dxa"/>
-            <w:start w:w="25" w:type="dxa"/>
+            <w:left w:w="25" w:type="dxa"/>
             <w:bottom w:w="0" w:type="dxa"/>
-            <w:end w:w="25" w:type="dxa"/>
+            <w:right w:w="25" w:type="dxa"/>
           </w:tcMar>
           <w:vAlign w:val="center"/>
         </w:tcPr>
@@ -3367,16 +4936,20 @@
             <w:jc w:val="center"/>
           </w:pPr>
           <w:r>
+            <w:rPr>
+              <w:noProof/>
+            </w:rPr>
             <w:drawing>
-              <wp:inline xmlns:a="http://schemas.openxmlformats.org/drawingml/2006/main" xmlns:pic="http://schemas.openxmlformats.org/drawingml/2006/picture">
+              <wp:inline distT="0" distB="0" distL="0" distR="0" wp14:anchorId="6062A0EB" wp14:editId="42C42F69">
                 <wp:extent cx="1051560" cy="352024"/>
-                <wp:docPr id="1" name="Picture 1"/>
+                <wp:effectExtent l="0" t="0" r="0" b="0"/>
+                <wp:docPr id="901895031" name="Picture 1"/>
                 <wp:cNvGraphicFramePr>
-                  <a:graphicFrameLocks noChangeAspect="1"/>
+                  <a:graphicFrameLocks xmlns:a="http://schemas.openxmlformats.org/drawingml/2006/main" noChangeAspect="1"/>
                 </wp:cNvGraphicFramePr>
-                <a:graphic>
+                <a:graphic xmlns:a="http://schemas.openxmlformats.org/drawingml/2006/main">
                   <a:graphicData uri="http://schemas.openxmlformats.org/drawingml/2006/picture">
-                    <pic:pic>
+                    <pic:pic xmlns:pic="http://schemas.openxmlformats.org/drawingml/2006/picture">
                       <pic:nvPicPr>
                         <pic:cNvPr id="0" name="image.png"/>
                         <pic:cNvPicPr/>
@@ -3392,7 +4965,9 @@
                           <a:off x="0" y="0"/>
                           <a:ext cx="1051560" cy="352024"/>
                         </a:xfrm>
-                        <a:prstGeom prst="rect"/>
+                        <a:prstGeom prst="rect">
+                          <a:avLst/>
+                        </a:prstGeom>
                       </pic:spPr>
                     </pic:pic>
                   </a:graphicData>
@@ -3404,15 +4979,15 @@
       </w:tc>
       <w:tc>
         <w:tcPr>
-          <w:tcW w:type="dxa" w:w="3960"/>
+          <w:tcW w:w="3960" w:type="dxa"/>
           <w:tcBorders>
-            <w:top w:val="single" w:sz="6" w:color="28558A"/>
+            <w:top w:val="single" w:sz="6" w:space="0" w:color="28558A"/>
           </w:tcBorders>
           <w:tcMar>
             <w:top w:w="0" w:type="dxa"/>
-            <w:start w:w="25" w:type="dxa"/>
+            <w:left w:w="25" w:type="dxa"/>
             <w:bottom w:w="0" w:type="dxa"/>
-            <w:end w:w="25" w:type="dxa"/>
+            <w:right w:w="25" w:type="dxa"/>
           </w:tcMar>
           <w:vAlign w:val="center"/>
         </w:tcPr>
@@ -3428,6 +5003,15 @@
             <w:instrText xml:space="preserve"> PAGE </w:instrText>
           </w:r>
           <w:r>
+            <w:fldChar w:fldCharType="separate"/>
+          </w:r>
+          <w:r>
+            <w:rPr>
+              <w:noProof/>
+            </w:rPr>
+            <w:t>3</w:t>
+          </w:r>
+          <w:r>
             <w:fldChar w:fldCharType="end"/>
           </w:r>
         </w:p>
@@ -3437,31 +5021,34 @@
 </w:ftr>
 </file>
 
-<file path=word/footer12.xml><?xml version="1.0" encoding="utf-8"?>
-<w:ftr xmlns:m="http://schemas.openxmlformats.org/officeDocument/2006/math" xmlns:mc="http://schemas.openxmlformats.org/markup-compatibility/2006" xmlns:mo="http://schemas.microsoft.com/office/mac/office/2008/main" xmlns:mv="urn:schemas-microsoft-com:mac:vml" xmlns:o="urn:schemas-microsoft-com:office:office" xmlns:r="http://schemas.openxmlformats.org/officeDocument/2006/relationships" xmlns:v="urn:schemas-microsoft-com:vml" xmlns:w10="urn:schemas-microsoft-com:office:word" xmlns:w14="http://schemas.microsoft.com/office/word/2010/wordml" xmlns:w="http://schemas.openxmlformats.org/wordprocessingml/2006/main" xmlns:wne="http://schemas.microsoft.com/office/word/2006/wordml" xmlns:wp14="http://schemas.microsoft.com/office/word/2010/wordprocessingDrawing" xmlns:wp="http://schemas.openxmlformats.org/drawingml/2006/wordprocessingDrawing" xmlns:wpc="http://schemas.microsoft.com/office/word/2010/wordprocessingCanvas" xmlns:wpg="http://schemas.microsoft.com/office/word/2010/wordprocessingGroup" xmlns:wpi="http://schemas.microsoft.com/office/word/2010/wordprocessingInk" xmlns:wps="http://schemas.microsoft.com/office/word/2010/wordprocessingShape" mc:Ignorable="w14 wp14">
+<file path=word/footer3.xml><?xml version="1.0" encoding="utf-8"?>
+<w:ftr xmlns:wpc="http://schemas.microsoft.com/office/word/2010/wordprocessingCanvas" xmlns:cx="http://schemas.microsoft.com/office/drawing/2014/chartex" xmlns:cx1="http://schemas.microsoft.com/office/drawing/2015/9/8/chartex" xmlns:cx2="http://schemas.microsoft.com/office/drawing/2015/10/21/chartex" xmlns:cx3="http://schemas.microsoft.com/office/drawing/2016/5/9/chartex" xmlns:cx4="http://schemas.microsoft.com/office/drawing/2016/5/10/chartex" xmlns:cx5="http://schemas.microsoft.com/office/drawing/2016/5/11/chartex" xmlns:cx6="http://schemas.microsoft.com/office/drawing/2016/5/12/chartex" xmlns:cx7="http://schemas.microsoft.com/office/drawing/2016/5/13/chartex" xmlns:cx8="http://schemas.microsoft.com/office/drawing/2016/5/14/chartex" xmlns:mc="http://schemas.openxmlformats.org/markup-compatibility/2006" xmlns:aink="http://schemas.microsoft.com/office/drawing/2016/ink" xmlns:am3d="http://schemas.microsoft.com/office/drawing/2017/model3d" xmlns:o="urn:schemas-microsoft-com:office:office" xmlns:oel="http://schemas.microsoft.com/office/2019/extlst" xmlns:r="http://schemas.openxmlformats.org/officeDocument/2006/relationships" xmlns:m="http://schemas.openxmlformats.org/officeDocument/2006/math" xmlns:v="urn:schemas-microsoft-com:vml" xmlns:wp14="http://schemas.microsoft.com/office/word/2010/wordprocessingDrawing" xmlns:wp="http://schemas.openxmlformats.org/drawingml/2006/wordprocessingDrawing" xmlns:w10="urn:schemas-microsoft-com:office:word" xmlns:w="http://schemas.openxmlformats.org/wordprocessingml/2006/main" xmlns:w14="http://schemas.microsoft.com/office/word/2010/wordml" xmlns:w15="http://schemas.microsoft.com/office/word/2012/wordml" xmlns:w16cex="http://schemas.microsoft.com/office/word/2018/wordml/cex" xmlns:w16cid="http://schemas.microsoft.com/office/word/2016/wordml/cid" xmlns:w16="http://schemas.microsoft.com/office/word/2018/wordml" xmlns:w16du="http://schemas.microsoft.com/office/word/2023/wordml/word16du" xmlns:w16sdtdh="http://schemas.microsoft.com/office/word/2020/wordml/sdtdatahash" xmlns:w16sdtfl="http://schemas.microsoft.com/office/word/2024/wordml/sdtformatlock" xmlns:w16se="http://schemas.microsoft.com/office/word/2015/wordml/symex" xmlns:wpg="http://schemas.microsoft.com/office/word/2010/wordprocessingGroup" xmlns:wpi="http://schemas.microsoft.com/office/word/2010/wordprocessingInk" xmlns:wne="http://schemas.microsoft.com/office/word/2006/wordml" xmlns:wps="http://schemas.microsoft.com/office/word/2010/wordprocessingShape" mc:Ignorable="w14 w15 w16se w16cid w16 w16cex w16sdtdh w16sdtfl w16du wp14">
   <w:tbl>
     <w:tblPr>
-      <w:tblW w:type="auto" w:w="0"/>
+      <w:tblW w:w="0" w:type="auto"/>
       <w:jc w:val="center"/>
-      <w:tblLook w:firstColumn="1" w:firstRow="1" w:lastColumn="0" w:lastRow="0" w:noHBand="0" w:noVBand="1" w:val="04A0"/>
+      <w:tblLook w:val="04A0" w:firstRow="1" w:lastRow="0" w:firstColumn="1" w:lastColumn="0" w:noHBand="0" w:noVBand="1"/>
     </w:tblPr>
     <w:tblGrid>
-      <w:gridCol w:w="3312"/>
-      <w:gridCol w:w="3312"/>
-      <w:gridCol w:w="3312"/>
+      <w:gridCol w:w="3960"/>
+      <w:gridCol w:w="2016"/>
+      <w:gridCol w:w="3960"/>
     </w:tblGrid>
     <w:tr>
+      <w:trPr>
+        <w:jc w:val="center"/>
+      </w:trPr>
       <w:tc>
         <w:tcPr>
-          <w:tcW w:type="dxa" w:w="3960"/>
+          <w:tcW w:w="3960" w:type="dxa"/>
           <w:tcBorders>
-            <w:top w:val="single" w:sz="6" w:color="28558A"/>
+            <w:top w:val="single" w:sz="6" w:space="0" w:color="28558A"/>
           </w:tcBorders>
           <w:tcMar>
             <w:top w:w="0" w:type="dxa"/>
-            <w:start w:w="25" w:type="dxa"/>
+            <w:left w:w="25" w:type="dxa"/>
             <w:bottom w:w="0" w:type="dxa"/>
-            <w:end w:w="25" w:type="dxa"/>
+            <w:right w:w="25" w:type="dxa"/>
           </w:tcMar>
           <w:vAlign w:val="center"/>
         </w:tcPr>
@@ -3469,12 +5056,12 @@
       </w:tc>
       <w:tc>
         <w:tcPr>
-          <w:tcW w:type="dxa" w:w="2016"/>
+          <w:tcW w:w="2016" w:type="dxa"/>
           <w:tcMar>
             <w:top w:w="0" w:type="dxa"/>
-            <w:start w:w="25" w:type="dxa"/>
+            <w:left w:w="25" w:type="dxa"/>
             <w:bottom w:w="0" w:type="dxa"/>
-            <w:end w:w="25" w:type="dxa"/>
+            <w:right w:w="25" w:type="dxa"/>
           </w:tcMar>
           <w:vAlign w:val="center"/>
         </w:tcPr>
@@ -3484,16 +5071,20 @@
             <w:jc w:val="center"/>
           </w:pPr>
           <w:r>
+            <w:rPr>
+              <w:noProof/>
+            </w:rPr>
             <w:drawing>
-              <wp:inline xmlns:a="http://schemas.openxmlformats.org/drawingml/2006/main" xmlns:pic="http://schemas.openxmlformats.org/drawingml/2006/picture">
+              <wp:inline distT="0" distB="0" distL="0" distR="0" wp14:anchorId="32CEDCDD" wp14:editId="44FBE4CC">
                 <wp:extent cx="1051560" cy="352024"/>
-                <wp:docPr id="1" name="Picture 1"/>
+                <wp:effectExtent l="0" t="0" r="0" b="0"/>
+                <wp:docPr id="1241731065" name="Picture 1"/>
                 <wp:cNvGraphicFramePr>
-                  <a:graphicFrameLocks noChangeAspect="1"/>
+                  <a:graphicFrameLocks xmlns:a="http://schemas.openxmlformats.org/drawingml/2006/main" noChangeAspect="1"/>
                 </wp:cNvGraphicFramePr>
-                <a:graphic>
+                <a:graphic xmlns:a="http://schemas.openxmlformats.org/drawingml/2006/main">
                   <a:graphicData uri="http://schemas.openxmlformats.org/drawingml/2006/picture">
-                    <pic:pic>
+                    <pic:pic xmlns:pic="http://schemas.openxmlformats.org/drawingml/2006/picture">
                       <pic:nvPicPr>
                         <pic:cNvPr id="0" name="image.png"/>
                         <pic:cNvPicPr/>
@@ -3509,7 +5100,9 @@
                           <a:off x="0" y="0"/>
                           <a:ext cx="1051560" cy="352024"/>
                         </a:xfrm>
-                        <a:prstGeom prst="rect"/>
+                        <a:prstGeom prst="rect">
+                          <a:avLst/>
+                        </a:prstGeom>
                       </pic:spPr>
                     </pic:pic>
                   </a:graphicData>
@@ -3521,15 +5114,15 @@
       </w:tc>
       <w:tc>
         <w:tcPr>
-          <w:tcW w:type="dxa" w:w="3960"/>
+          <w:tcW w:w="3960" w:type="dxa"/>
           <w:tcBorders>
-            <w:top w:val="single" w:sz="6" w:color="28558A"/>
+            <w:top w:val="single" w:sz="6" w:space="0" w:color="28558A"/>
           </w:tcBorders>
           <w:tcMar>
             <w:top w:w="0" w:type="dxa"/>
-            <w:start w:w="25" w:type="dxa"/>
+            <w:left w:w="25" w:type="dxa"/>
             <w:bottom w:w="0" w:type="dxa"/>
-            <w:end w:w="25" w:type="dxa"/>
+            <w:right w:w="25" w:type="dxa"/>
           </w:tcMar>
           <w:vAlign w:val="center"/>
         </w:tcPr>
@@ -3545,6 +5138,15 @@
             <w:instrText xml:space="preserve"> PAGE </w:instrText>
           </w:r>
           <w:r>
+            <w:fldChar w:fldCharType="separate"/>
+          </w:r>
+          <w:r>
+            <w:rPr>
+              <w:noProof/>
+            </w:rPr>
+            <w:t>4</w:t>
+          </w:r>
+          <w:r>
             <w:fldChar w:fldCharType="end"/>
           </w:r>
         </w:p>
@@ -3554,270 +5156,34 @@
 </w:ftr>
 </file>
 
-<file path=word/footer2.xml><?xml version="1.0" encoding="utf-8"?>
+<file path=word/footer4.xml><?xml version="1.0" encoding="utf-8"?>
 <w:ftr xmlns:wpc="http://schemas.microsoft.com/office/word/2010/wordprocessingCanvas" xmlns:cx="http://schemas.microsoft.com/office/drawing/2014/chartex" xmlns:cx1="http://schemas.microsoft.com/office/drawing/2015/9/8/chartex" xmlns:cx2="http://schemas.microsoft.com/office/drawing/2015/10/21/chartex" xmlns:cx3="http://schemas.microsoft.com/office/drawing/2016/5/9/chartex" xmlns:cx4="http://schemas.microsoft.com/office/drawing/2016/5/10/chartex" xmlns:cx5="http://schemas.microsoft.com/office/drawing/2016/5/11/chartex" xmlns:cx6="http://schemas.microsoft.com/office/drawing/2016/5/12/chartex" xmlns:cx7="http://schemas.microsoft.com/office/drawing/2016/5/13/chartex" xmlns:cx8="http://schemas.microsoft.com/office/drawing/2016/5/14/chartex" xmlns:mc="http://schemas.openxmlformats.org/markup-compatibility/2006" xmlns:aink="http://schemas.microsoft.com/office/drawing/2016/ink" xmlns:am3d="http://schemas.microsoft.com/office/drawing/2017/model3d" xmlns:o="urn:schemas-microsoft-com:office:office" xmlns:oel="http://schemas.microsoft.com/office/2019/extlst" xmlns:r="http://schemas.openxmlformats.org/officeDocument/2006/relationships" xmlns:m="http://schemas.openxmlformats.org/officeDocument/2006/math" xmlns:v="urn:schemas-microsoft-com:vml" xmlns:wp14="http://schemas.microsoft.com/office/word/2010/wordprocessingDrawing" xmlns:wp="http://schemas.openxmlformats.org/drawingml/2006/wordprocessingDrawing" xmlns:w10="urn:schemas-microsoft-com:office:word" xmlns:w="http://schemas.openxmlformats.org/wordprocessingml/2006/main" xmlns:w14="http://schemas.microsoft.com/office/word/2010/wordml" xmlns:w15="http://schemas.microsoft.com/office/word/2012/wordml" xmlns:w16cex="http://schemas.microsoft.com/office/word/2018/wordml/cex" xmlns:w16cid="http://schemas.microsoft.com/office/word/2016/wordml/cid" xmlns:w16="http://schemas.microsoft.com/office/word/2018/wordml" xmlns:w16du="http://schemas.microsoft.com/office/word/2023/wordml/word16du" xmlns:w16sdtdh="http://schemas.microsoft.com/office/word/2020/wordml/sdtdatahash" xmlns:w16sdtfl="http://schemas.microsoft.com/office/word/2024/wordml/sdtformatlock" xmlns:w16se="http://schemas.microsoft.com/office/word/2015/wordml/symex" xmlns:wpg="http://schemas.microsoft.com/office/word/2010/wordprocessingGroup" xmlns:wpi="http://schemas.microsoft.com/office/word/2010/wordprocessingInk" xmlns:wne="http://schemas.microsoft.com/office/word/2006/wordml" xmlns:wps="http://schemas.microsoft.com/office/word/2010/wordprocessingShape" mc:Ignorable="w14 w15 w16se w16cid w16 w16cex w16sdtdh w16sdtfl w16du wp14">
-  <w:p>
-    <w:pPr>
-      <w:pStyle w:val="Textoindependiente"/>
-      <w:spacing w:line="14" w:lineRule="auto"/>
-      <w:jc w:val="right"/>
-    </w:pPr>
-    <w:r>
-      <w:rPr>
-        <w:noProof/>
-      </w:rPr>
-      <w:drawing>
-        <wp:anchor distT="0" distB="0" distL="0" distR="0" simplePos="0" relativeHeight="487502336" behindDoc="1" locked="0" layoutInCell="1" allowOverlap="1" wp14:anchorId="48AD0833" wp14:editId="3120761A">
-          <wp:simplePos x="0" y="0"/>
-          <wp:positionH relativeFrom="page">
-            <wp:posOffset>3467634</wp:posOffset>
-          </wp:positionH>
-          <wp:positionV relativeFrom="page">
-            <wp:posOffset>9201987</wp:posOffset>
-          </wp:positionV>
-          <wp:extent cx="1108929" cy="372558"/>
-          <wp:effectExtent l="0" t="0" r="0" b="0"/>
-          <wp:wrapNone/>
-          <wp:docPr id="16" name="Image 16"/>
-          <wp:cNvGraphicFramePr>
-            <a:graphicFrameLocks xmlns:a="http://schemas.openxmlformats.org/drawingml/2006/main"/>
-          </wp:cNvGraphicFramePr>
-          <a:graphic xmlns:a="http://schemas.openxmlformats.org/drawingml/2006/main">
-            <a:graphicData uri="http://schemas.openxmlformats.org/drawingml/2006/picture">
-              <pic:pic xmlns:pic="http://schemas.openxmlformats.org/drawingml/2006/picture">
-                <pic:nvPicPr>
-                  <pic:cNvPr id="16" name="Image 16"/>
-                  <pic:cNvPicPr/>
-                </pic:nvPicPr>
-                <pic:blipFill>
-                  <a:blip r:embed="rId1" cstate="print"/>
-                  <a:stretch>
-                    <a:fillRect/>
-                  </a:stretch>
-                </pic:blipFill>
-                <pic:spPr>
-                  <a:xfrm>
-                    <a:off x="0" y="0"/>
-                    <a:ext cx="1108929" cy="372558"/>
-                  </a:xfrm>
-                  <a:prstGeom prst="rect">
-                    <a:avLst/>
-                  </a:prstGeom>
-                </pic:spPr>
-              </pic:pic>
-            </a:graphicData>
-          </a:graphic>
-        </wp:anchor>
-      </w:drawing>
-    </w:r>
-    <w:r>
-      <w:rPr>
-        <w:noProof/>
-      </w:rPr>
-      <mc:AlternateContent>
-        <mc:Choice Requires="wps">
-          <w:drawing>
-            <wp:anchor distT="0" distB="0" distL="0" distR="0" simplePos="0" relativeHeight="487502848" behindDoc="1" locked="0" layoutInCell="1" allowOverlap="1" wp14:anchorId="455F9AA9" wp14:editId="7FBD2FB7">
-              <wp:simplePos x="0" y="0"/>
-              <wp:positionH relativeFrom="page">
-                <wp:posOffset>540000</wp:posOffset>
-              </wp:positionH>
-              <wp:positionV relativeFrom="page">
-                <wp:posOffset>9396637</wp:posOffset>
-              </wp:positionV>
-              <wp:extent cx="2770505" cy="1270"/>
-              <wp:effectExtent l="0" t="0" r="0" b="0"/>
-              <wp:wrapNone/>
-              <wp:docPr id="17" name="Graphic 17"/>
-              <wp:cNvGraphicFramePr>
-                <a:graphicFrameLocks xmlns:a="http://schemas.openxmlformats.org/drawingml/2006/main"/>
-              </wp:cNvGraphicFramePr>
-              <a:graphic xmlns:a="http://schemas.openxmlformats.org/drawingml/2006/main">
-                <a:graphicData uri="http://schemas.microsoft.com/office/word/2010/wordprocessingShape">
-                  <wps:wsp>
-                    <wps:cNvSpPr>
-                      <a:spLocks/>
-                    </wps:cNvSpPr>
-                    <wps:spPr>
-                      <a:xfrm>
-                        <a:off x="0" y="0"/>
-                        <a:ext cx="2770505" cy="1270"/>
-                      </a:xfrm>
-                      <a:custGeom>
-                        <a:avLst/>
-                        <a:gdLst/>
-                        <a:ahLst/>
-                        <a:cxnLst/>
-                        <a:rect l="l" t="t" r="r" b="b"/>
-                        <a:pathLst>
-                          <a:path w="2770505">
-                            <a:moveTo>
-                              <a:pt x="0" y="0"/>
-                            </a:moveTo>
-                            <a:lnTo>
-                              <a:pt x="2770204" y="0"/>
-                            </a:lnTo>
-                          </a:path>
-                        </a:pathLst>
-                      </a:custGeom>
-                      <a:ln w="9525">
-                        <a:solidFill>
-                          <a:srgbClr val="1D4B63"/>
-                        </a:solidFill>
-                        <a:prstDash val="solid"/>
-                      </a:ln>
-                    </wps:spPr>
-                    <wps:bodyPr wrap="square" lIns="0" tIns="0" rIns="0" bIns="0" rtlCol="0">
-                      <a:prstTxWarp prst="textNoShape">
-                        <a:avLst/>
-                      </a:prstTxWarp>
-                      <a:noAutofit/>
-                    </wps:bodyPr>
-                  </wps:wsp>
-                </a:graphicData>
-              </a:graphic>
-            </wp:anchor>
-          </w:drawing>
-        </mc:Choice>
-        <mc:Fallback>
-          <w:pict>
-            <v:shape w14:anchorId="100BB4DC" id="Graphic 17" o:spid="_x0000_s1026" style="position:absolute;margin-left:42.5pt;margin-top:739.9pt;width:218.15pt;height:.1pt;z-index:-15813632;visibility:visible;mso-wrap-style:square;mso-wrap-distance-left:0;mso-wrap-distance-top:0;mso-wrap-distance-right:0;mso-wrap-distance-bottom:0;mso-position-horizontal:absolute;mso-position-horizontal-relative:page;mso-position-vertical:absolute;mso-position-vertical-relative:page;v-text-anchor:top" coordsize="2770505,1270" o:gfxdata="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" path="m,l2770204,e" filled="f" strokecolor="#1d4b63">
-              <v:path arrowok="t"/>
-              <w10:wrap anchorx="page" anchory="page"/>
-            </v:shape>
-          </w:pict>
-        </mc:Fallback>
-      </mc:AlternateContent>
-    </w:r>
-    <w:r>
-      <w:rPr>
-        <w:noProof/>
-      </w:rPr>
-      <mc:AlternateContent>
-        <mc:Choice Requires="wps">
-          <w:drawing>
-            <wp:anchor distT="0" distB="0" distL="0" distR="0" simplePos="0" relativeHeight="487503360" behindDoc="1" locked="0" layoutInCell="1" allowOverlap="1" wp14:anchorId="17DC7605" wp14:editId="7FA85F13">
-              <wp:simplePos x="0" y="0"/>
-              <wp:positionH relativeFrom="page">
-                <wp:posOffset>4716005</wp:posOffset>
-              </wp:positionH>
-              <wp:positionV relativeFrom="page">
-                <wp:posOffset>9396637</wp:posOffset>
-              </wp:positionV>
-              <wp:extent cx="2516505" cy="1270"/>
-              <wp:effectExtent l="0" t="0" r="0" b="0"/>
-              <wp:wrapNone/>
-              <wp:docPr id="18" name="Graphic 18"/>
-              <wp:cNvGraphicFramePr>
-                <a:graphicFrameLocks xmlns:a="http://schemas.openxmlformats.org/drawingml/2006/main"/>
-              </wp:cNvGraphicFramePr>
-              <a:graphic xmlns:a="http://schemas.openxmlformats.org/drawingml/2006/main">
-                <a:graphicData uri="http://schemas.microsoft.com/office/word/2010/wordprocessingShape">
-                  <wps:wsp>
-                    <wps:cNvSpPr>
-                      <a:spLocks/>
-                    </wps:cNvSpPr>
-                    <wps:spPr>
-                      <a:xfrm>
-                        <a:off x="0" y="0"/>
-                        <a:ext cx="2516505" cy="1270"/>
-                      </a:xfrm>
-                      <a:custGeom>
-                        <a:avLst/>
-                        <a:gdLst/>
-                        <a:ahLst/>
-                        <a:cxnLst/>
-                        <a:rect l="l" t="t" r="r" b="b"/>
-                        <a:pathLst>
-                          <a:path w="2516505">
-                            <a:moveTo>
-                              <a:pt x="0" y="0"/>
-                            </a:moveTo>
-                            <a:lnTo>
-                              <a:pt x="2516399" y="0"/>
-                            </a:lnTo>
-                          </a:path>
-                        </a:pathLst>
-                      </a:custGeom>
-                      <a:ln w="9525">
-                        <a:solidFill>
-                          <a:srgbClr val="1D4B63"/>
-                        </a:solidFill>
-                        <a:prstDash val="solid"/>
-                      </a:ln>
-                    </wps:spPr>
-                    <wps:bodyPr wrap="square" lIns="0" tIns="0" rIns="0" bIns="0" rtlCol="0">
-                      <a:prstTxWarp prst="textNoShape">
-                        <a:avLst/>
-                      </a:prstTxWarp>
-                      <a:noAutofit/>
-                    </wps:bodyPr>
-                  </wps:wsp>
-                </a:graphicData>
-              </a:graphic>
-            </wp:anchor>
-          </w:drawing>
-        </mc:Choice>
-        <mc:Fallback>
-          <w:pict>
-            <v:shape w14:anchorId="17BE47DA" id="Graphic 18" o:spid="_x0000_s1026" style="position:absolute;margin-left:371.35pt;margin-top:739.9pt;width:198.15pt;height:.1pt;z-index:-15813120;visibility:visible;mso-wrap-style:square;mso-wrap-distance-left:0;mso-wrap-distance-top:0;mso-wrap-distance-right:0;mso-wrap-distance-bottom:0;mso-position-horizontal:absolute;mso-position-horizontal-relative:page;mso-position-vertical:absolute;mso-position-vertical-relative:page;v-text-anchor:top" coordsize="2516505,1270" o:gfxdata="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" path="m,l2516399,e" filled="f" strokecolor="#1d4b63">
-              <v:path arrowok="t"/>
-              <w10:wrap anchorx="page" anchory="page"/>
-            </v:shape>
-          </w:pict>
-        </mc:Fallback>
-      </mc:AlternateContent>
-    </w:r>
-    <w:r>
-      <w:fldChar w:fldCharType="begin"/>
-    </w:r>
-    <w:r>
-      <w:instrText>PAGE</w:instrText>
-    </w:r>
-    <w:r>
-      <w:fldChar w:fldCharType="separate"/>
-    </w:r>
-    <w:r>
-      <w:t>2</w:t>
-    </w:r>
-    <w:r>
-      <w:fldChar w:fldCharType="end"/>
-    </w:r>
-  </w:p>
-</w:ftr>
-</file>
-
-<file path=word/footer3.xml><?xml version="1.0" encoding="utf-8"?>
-<w:ftr xmlns:wpc="http://schemas.microsoft.com/office/word/2010/wordprocessingCanvas" xmlns:cx="http://schemas.microsoft.com/office/drawing/2014/chartex" xmlns:cx1="http://schemas.microsoft.com/office/drawing/2015/9/8/chartex" xmlns:cx2="http://schemas.microsoft.com/office/drawing/2015/10/21/chartex" xmlns:cx3="http://schemas.microsoft.com/office/drawing/2016/5/9/chartex" xmlns:cx4="http://schemas.microsoft.com/office/drawing/2016/5/10/chartex" xmlns:cx5="http://schemas.microsoft.com/office/drawing/2016/5/11/chartex" xmlns:cx6="http://schemas.microsoft.com/office/drawing/2016/5/12/chartex" xmlns:cx7="http://schemas.microsoft.com/office/drawing/2016/5/13/chartex" xmlns:cx8="http://schemas.microsoft.com/office/drawing/2016/5/14/chartex" xmlns:mc="http://schemas.openxmlformats.org/markup-compatibility/2006" xmlns:aink="http://schemas.microsoft.com/office/drawing/2016/ink" xmlns:am3d="http://schemas.microsoft.com/office/drawing/2017/model3d" xmlns:o="urn:schemas-microsoft-com:office:office" xmlns:oel="http://schemas.microsoft.com/office/2019/extlst" xmlns:r="http://schemas.openxmlformats.org/officeDocument/2006/relationships" xmlns:m="http://schemas.openxmlformats.org/officeDocument/2006/math" xmlns:v="urn:schemas-microsoft-com:vml" xmlns:wp14="http://schemas.microsoft.com/office/word/2010/wordprocessingDrawing" xmlns:wp="http://schemas.openxmlformats.org/drawingml/2006/wordprocessingDrawing" xmlns:w10="urn:schemas-microsoft-com:office:word" xmlns:w="http://schemas.openxmlformats.org/wordprocessingml/2006/main" xmlns:w14="http://schemas.microsoft.com/office/word/2010/wordml" xmlns:w15="http://schemas.microsoft.com/office/word/2012/wordml" xmlns:w16cex="http://schemas.microsoft.com/office/word/2018/wordml/cex" xmlns:w16cid="http://schemas.microsoft.com/office/word/2016/wordml/cid" xmlns:w16="http://schemas.microsoft.com/office/word/2018/wordml" xmlns:w16du="http://schemas.microsoft.com/office/word/2023/wordml/word16du" xmlns:w16sdtdh="http://schemas.microsoft.com/office/word/2020/wordml/sdtdatahash" xmlns:w16sdtfl="http://schemas.microsoft.com/office/word/2024/wordml/sdtformatlock" xmlns:w16se="http://schemas.microsoft.com/office/word/2015/wordml/symex" xmlns:wpg="http://schemas.microsoft.com/office/word/2010/wordprocessingGroup" xmlns:wpi="http://schemas.microsoft.com/office/word/2010/wordprocessingInk" xmlns:wne="http://schemas.microsoft.com/office/word/2006/wordml" xmlns:wps="http://schemas.microsoft.com/office/word/2010/wordprocessingShape" mc:Ignorable="w14 w15 w16se w16cid w16 w16cex w16sdtdh w16sdtfl w16du wp14">
-  <w:p/>
-</w:ftr>
-</file>
-
-<file path=word/footer4.xml><?xml version="1.0" encoding="utf-8"?>
-<w:ftr xmlns:m="http://schemas.openxmlformats.org/officeDocument/2006/math" xmlns:mc="http://schemas.openxmlformats.org/markup-compatibility/2006" xmlns:mo="http://schemas.microsoft.com/office/mac/office/2008/main" xmlns:mv="urn:schemas-microsoft-com:mac:vml" xmlns:o="urn:schemas-microsoft-com:office:office" xmlns:r="http://schemas.openxmlformats.org/officeDocument/2006/relationships" xmlns:v="urn:schemas-microsoft-com:vml" xmlns:w10="urn:schemas-microsoft-com:office:word" xmlns:w14="http://schemas.microsoft.com/office/word/2010/wordml" xmlns:w="http://schemas.openxmlformats.org/wordprocessingml/2006/main" xmlns:wne="http://schemas.microsoft.com/office/word/2006/wordml" xmlns:wp14="http://schemas.microsoft.com/office/word/2010/wordprocessingDrawing" xmlns:wp="http://schemas.openxmlformats.org/drawingml/2006/wordprocessingDrawing" xmlns:wpc="http://schemas.microsoft.com/office/word/2010/wordprocessingCanvas" xmlns:wpg="http://schemas.microsoft.com/office/word/2010/wordprocessingGroup" xmlns:wpi="http://schemas.microsoft.com/office/word/2010/wordprocessingInk" xmlns:wps="http://schemas.microsoft.com/office/word/2010/wordprocessingShape" mc:Ignorable="w14 wp14">
   <w:tbl>
     <w:tblPr>
-      <w:tblW w:type="auto" w:w="0"/>
+      <w:tblW w:w="0" w:type="auto"/>
       <w:jc w:val="center"/>
-      <w:tblLook w:firstColumn="1" w:firstRow="1" w:lastColumn="0" w:lastRow="0" w:noHBand="0" w:noVBand="1" w:val="04A0"/>
+      <w:tblLook w:val="04A0" w:firstRow="1" w:lastRow="0" w:firstColumn="1" w:lastColumn="0" w:noHBand="0" w:noVBand="1"/>
     </w:tblPr>
     <w:tblGrid>
-      <w:gridCol w:w="3312"/>
-      <w:gridCol w:w="3312"/>
-      <w:gridCol w:w="3312"/>
+      <w:gridCol w:w="3960"/>
+      <w:gridCol w:w="2016"/>
+      <w:gridCol w:w="3960"/>
     </w:tblGrid>
     <w:tr>
+      <w:trPr>
+        <w:jc w:val="center"/>
+      </w:trPr>
       <w:tc>
         <w:tcPr>
-          <w:tcW w:type="dxa" w:w="3960"/>
+          <w:tcW w:w="3960" w:type="dxa"/>
           <w:tcBorders>
-            <w:top w:val="single" w:sz="6" w:color="28558A"/>
+            <w:top w:val="single" w:sz="6" w:space="0" w:color="28558A"/>
           </w:tcBorders>
           <w:tcMar>
             <w:top w:w="0" w:type="dxa"/>
-            <w:start w:w="25" w:type="dxa"/>
+            <w:left w:w="25" w:type="dxa"/>
             <w:bottom w:w="0" w:type="dxa"/>
-            <w:end w:w="25" w:type="dxa"/>
+            <w:right w:w="25" w:type="dxa"/>
           </w:tcMar>
           <w:vAlign w:val="center"/>
         </w:tcPr>
@@ -3825,12 +5191,12 @@
       </w:tc>
       <w:tc>
         <w:tcPr>
-          <w:tcW w:type="dxa" w:w="2016"/>
+          <w:tcW w:w="2016" w:type="dxa"/>
           <w:tcMar>
             <w:top w:w="0" w:type="dxa"/>
-            <w:start w:w="25" w:type="dxa"/>
+            <w:left w:w="25" w:type="dxa"/>
             <w:bottom w:w="0" w:type="dxa"/>
-            <w:end w:w="25" w:type="dxa"/>
+            <w:right w:w="25" w:type="dxa"/>
           </w:tcMar>
           <w:vAlign w:val="center"/>
         </w:tcPr>
@@ -3840,16 +5206,20 @@
             <w:jc w:val="center"/>
           </w:pPr>
           <w:r>
+            <w:rPr>
+              <w:noProof/>
+            </w:rPr>
             <w:drawing>
-              <wp:inline xmlns:a="http://schemas.openxmlformats.org/drawingml/2006/main" xmlns:pic="http://schemas.openxmlformats.org/drawingml/2006/picture">
+              <wp:inline distT="0" distB="0" distL="0" distR="0" wp14:anchorId="1D60820D" wp14:editId="1A69FF25">
                 <wp:extent cx="1051560" cy="352024"/>
-                <wp:docPr id="1" name="Picture 1"/>
+                <wp:effectExtent l="0" t="0" r="0" b="0"/>
+                <wp:docPr id="1717048643" name="Picture 1"/>
                 <wp:cNvGraphicFramePr>
-                  <a:graphicFrameLocks noChangeAspect="1"/>
+                  <a:graphicFrameLocks xmlns:a="http://schemas.openxmlformats.org/drawingml/2006/main" noChangeAspect="1"/>
                 </wp:cNvGraphicFramePr>
-                <a:graphic>
+                <a:graphic xmlns:a="http://schemas.openxmlformats.org/drawingml/2006/main">
                   <a:graphicData uri="http://schemas.openxmlformats.org/drawingml/2006/picture">
-                    <pic:pic>
+                    <pic:pic xmlns:pic="http://schemas.openxmlformats.org/drawingml/2006/picture">
                       <pic:nvPicPr>
                         <pic:cNvPr id="0" name="image.png"/>
                         <pic:cNvPicPr/>
@@ -3865,7 +5235,9 @@
                           <a:off x="0" y="0"/>
                           <a:ext cx="1051560" cy="352024"/>
                         </a:xfrm>
-                        <a:prstGeom prst="rect"/>
+                        <a:prstGeom prst="rect">
+                          <a:avLst/>
+                        </a:prstGeom>
                       </pic:spPr>
                     </pic:pic>
                   </a:graphicData>
@@ -3877,15 +5249,15 @@
       </w:tc>
       <w:tc>
         <w:tcPr>
-          <w:tcW w:type="dxa" w:w="3960"/>
+          <w:tcW w:w="3960" w:type="dxa"/>
           <w:tcBorders>
-            <w:top w:val="single" w:sz="6" w:color="28558A"/>
+            <w:top w:val="single" w:sz="6" w:space="0" w:color="28558A"/>
           </w:tcBorders>
           <w:tcMar>
             <w:top w:w="0" w:type="dxa"/>
-            <w:start w:w="25" w:type="dxa"/>
+            <w:left w:w="25" w:type="dxa"/>
             <w:bottom w:w="0" w:type="dxa"/>
-            <w:end w:w="25" w:type="dxa"/>
+            <w:right w:w="25" w:type="dxa"/>
           </w:tcMar>
           <w:vAlign w:val="center"/>
         </w:tcPr>
@@ -3901,6 +5273,15 @@
             <w:instrText xml:space="preserve"> PAGE </w:instrText>
           </w:r>
           <w:r>
+            <w:fldChar w:fldCharType="separate"/>
+          </w:r>
+          <w:r>
+            <w:rPr>
+              <w:noProof/>
+            </w:rPr>
+            <w:t>5</w:t>
+          </w:r>
+          <w:r>
             <w:fldChar w:fldCharType="end"/>
           </w:r>
         </w:p>
@@ -3911,30 +5292,33 @@
 </file>
 
 <file path=word/footer5.xml><?xml version="1.0" encoding="utf-8"?>
-<w:ftr xmlns:m="http://schemas.openxmlformats.org/officeDocument/2006/math" xmlns:mc="http://schemas.openxmlformats.org/markup-compatibility/2006" xmlns:mo="http://schemas.microsoft.com/office/mac/office/2008/main" xmlns:mv="urn:schemas-microsoft-com:mac:vml" xmlns:o="urn:schemas-microsoft-com:office:office" xmlns:r="http://schemas.openxmlformats.org/officeDocument/2006/relationships" xmlns:v="urn:schemas-microsoft-com:vml" xmlns:w10="urn:schemas-microsoft-com:office:word" xmlns:w14="http://schemas.microsoft.com/office/word/2010/wordml" xmlns:w="http://schemas.openxmlformats.org/wordprocessingml/2006/main" xmlns:wne="http://schemas.microsoft.com/office/word/2006/wordml" xmlns:wp14="http://schemas.microsoft.com/office/word/2010/wordprocessingDrawing" xmlns:wp="http://schemas.openxmlformats.org/drawingml/2006/wordprocessingDrawing" xmlns:wpc="http://schemas.microsoft.com/office/word/2010/wordprocessingCanvas" xmlns:wpg="http://schemas.microsoft.com/office/word/2010/wordprocessingGroup" xmlns:wpi="http://schemas.microsoft.com/office/word/2010/wordprocessingInk" xmlns:wps="http://schemas.microsoft.com/office/word/2010/wordprocessingShape" mc:Ignorable="w14 wp14">
+<w:ftr xmlns:wpc="http://schemas.microsoft.com/office/word/2010/wordprocessingCanvas" xmlns:cx="http://schemas.microsoft.com/office/drawing/2014/chartex" xmlns:cx1="http://schemas.microsoft.com/office/drawing/2015/9/8/chartex" xmlns:cx2="http://schemas.microsoft.com/office/drawing/2015/10/21/chartex" xmlns:cx3="http://schemas.microsoft.com/office/drawing/2016/5/9/chartex" xmlns:cx4="http://schemas.microsoft.com/office/drawing/2016/5/10/chartex" xmlns:cx5="http://schemas.microsoft.com/office/drawing/2016/5/11/chartex" xmlns:cx6="http://schemas.microsoft.com/office/drawing/2016/5/12/chartex" xmlns:cx7="http://schemas.microsoft.com/office/drawing/2016/5/13/chartex" xmlns:cx8="http://schemas.microsoft.com/office/drawing/2016/5/14/chartex" xmlns:mc="http://schemas.openxmlformats.org/markup-compatibility/2006" xmlns:aink="http://schemas.microsoft.com/office/drawing/2016/ink" xmlns:am3d="http://schemas.microsoft.com/office/drawing/2017/model3d" xmlns:o="urn:schemas-microsoft-com:office:office" xmlns:oel="http://schemas.microsoft.com/office/2019/extlst" xmlns:r="http://schemas.openxmlformats.org/officeDocument/2006/relationships" xmlns:m="http://schemas.openxmlformats.org/officeDocument/2006/math" xmlns:v="urn:schemas-microsoft-com:vml" xmlns:wp14="http://schemas.microsoft.com/office/word/2010/wordprocessingDrawing" xmlns:wp="http://schemas.openxmlformats.org/drawingml/2006/wordprocessingDrawing" xmlns:w10="urn:schemas-microsoft-com:office:word" xmlns:w="http://schemas.openxmlformats.org/wordprocessingml/2006/main" xmlns:w14="http://schemas.microsoft.com/office/word/2010/wordml" xmlns:w15="http://schemas.microsoft.com/office/word/2012/wordml" xmlns:w16cex="http://schemas.microsoft.com/office/word/2018/wordml/cex" xmlns:w16cid="http://schemas.microsoft.com/office/word/2016/wordml/cid" xmlns:w16="http://schemas.microsoft.com/office/word/2018/wordml" xmlns:w16du="http://schemas.microsoft.com/office/word/2023/wordml/word16du" xmlns:w16sdtdh="http://schemas.microsoft.com/office/word/2020/wordml/sdtdatahash" xmlns:w16sdtfl="http://schemas.microsoft.com/office/word/2024/wordml/sdtformatlock" xmlns:w16se="http://schemas.microsoft.com/office/word/2015/wordml/symex" xmlns:wpg="http://schemas.microsoft.com/office/word/2010/wordprocessingGroup" xmlns:wpi="http://schemas.microsoft.com/office/word/2010/wordprocessingInk" xmlns:wne="http://schemas.microsoft.com/office/word/2006/wordml" xmlns:wps="http://schemas.microsoft.com/office/word/2010/wordprocessingShape" mc:Ignorable="w14 w15 w16se w16cid w16 w16cex w16sdtdh w16sdtfl w16du wp14">
   <w:tbl>
     <w:tblPr>
-      <w:tblW w:type="auto" w:w="0"/>
+      <w:tblW w:w="0" w:type="auto"/>
       <w:jc w:val="center"/>
-      <w:tblLook w:firstColumn="1" w:firstRow="1" w:lastColumn="0" w:lastRow="0" w:noHBand="0" w:noVBand="1" w:val="04A0"/>
+      <w:tblLook w:val="04A0" w:firstRow="1" w:lastRow="0" w:firstColumn="1" w:lastColumn="0" w:noHBand="0" w:noVBand="1"/>
     </w:tblPr>
     <w:tblGrid>
-      <w:gridCol w:w="3312"/>
-      <w:gridCol w:w="3312"/>
-      <w:gridCol w:w="3312"/>
+      <w:gridCol w:w="3960"/>
+      <w:gridCol w:w="2016"/>
+      <w:gridCol w:w="3960"/>
     </w:tblGrid>
     <w:tr>
+      <w:trPr>
+        <w:jc w:val="center"/>
+      </w:trPr>
       <w:tc>
         <w:tcPr>
-          <w:tcW w:type="dxa" w:w="3960"/>
+          <w:tcW w:w="3960" w:type="dxa"/>
           <w:tcBorders>
-            <w:top w:val="single" w:sz="6" w:color="28558A"/>
+            <w:top w:val="single" w:sz="6" w:space="0" w:color="28558A"/>
           </w:tcBorders>
           <w:tcMar>
             <w:top w:w="0" w:type="dxa"/>
-            <w:start w:w="25" w:type="dxa"/>
+            <w:left w:w="25" w:type="dxa"/>
             <w:bottom w:w="0" w:type="dxa"/>
-            <w:end w:w="25" w:type="dxa"/>
+            <w:right w:w="25" w:type="dxa"/>
           </w:tcMar>
           <w:vAlign w:val="center"/>
         </w:tcPr>
@@ -3942,12 +5326,12 @@
       </w:tc>
       <w:tc>
         <w:tcPr>
-          <w:tcW w:type="dxa" w:w="2016"/>
+          <w:tcW w:w="2016" w:type="dxa"/>
           <w:tcMar>
             <w:top w:w="0" w:type="dxa"/>
-            <w:start w:w="25" w:type="dxa"/>
+            <w:left w:w="25" w:type="dxa"/>
             <w:bottom w:w="0" w:type="dxa"/>
-            <w:end w:w="25" w:type="dxa"/>
+            <w:right w:w="25" w:type="dxa"/>
           </w:tcMar>
           <w:vAlign w:val="center"/>
         </w:tcPr>
@@ -3957,16 +5341,20 @@
             <w:jc w:val="center"/>
           </w:pPr>
           <w:r>
+            <w:rPr>
+              <w:noProof/>
+            </w:rPr>
             <w:drawing>
-              <wp:inline xmlns:a="http://schemas.openxmlformats.org/drawingml/2006/main" xmlns:pic="http://schemas.openxmlformats.org/drawingml/2006/picture">
+              <wp:inline distT="0" distB="0" distL="0" distR="0" wp14:anchorId="118CD87E" wp14:editId="635A1078">
                 <wp:extent cx="1051560" cy="352024"/>
-                <wp:docPr id="1" name="Picture 1"/>
+                <wp:effectExtent l="0" t="0" r="0" b="0"/>
+                <wp:docPr id="1353053147" name="Picture 1"/>
                 <wp:cNvGraphicFramePr>
-                  <a:graphicFrameLocks noChangeAspect="1"/>
+                  <a:graphicFrameLocks xmlns:a="http://schemas.openxmlformats.org/drawingml/2006/main" noChangeAspect="1"/>
                 </wp:cNvGraphicFramePr>
-                <a:graphic>
+                <a:graphic xmlns:a="http://schemas.openxmlformats.org/drawingml/2006/main">
                   <a:graphicData uri="http://schemas.openxmlformats.org/drawingml/2006/picture">
-                    <pic:pic>
+                    <pic:pic xmlns:pic="http://schemas.openxmlformats.org/drawingml/2006/picture">
                       <pic:nvPicPr>
                         <pic:cNvPr id="0" name="image.png"/>
                         <pic:cNvPicPr/>
@@ -3982,7 +5370,9 @@
                           <a:off x="0" y="0"/>
                           <a:ext cx="1051560" cy="352024"/>
                         </a:xfrm>
-                        <a:prstGeom prst="rect"/>
+                        <a:prstGeom prst="rect">
+                          <a:avLst/>
+                        </a:prstGeom>
                       </pic:spPr>
                     </pic:pic>
                   </a:graphicData>
@@ -3994,15 +5384,15 @@
       </w:tc>
       <w:tc>
         <w:tcPr>
-          <w:tcW w:type="dxa" w:w="3960"/>
+          <w:tcW w:w="3960" w:type="dxa"/>
           <w:tcBorders>
-            <w:top w:val="single" w:sz="6" w:color="28558A"/>
+            <w:top w:val="single" w:sz="6" w:space="0" w:color="28558A"/>
           </w:tcBorders>
           <w:tcMar>
             <w:top w:w="0" w:type="dxa"/>
-            <w:start w:w="25" w:type="dxa"/>
+            <w:left w:w="25" w:type="dxa"/>
             <w:bottom w:w="0" w:type="dxa"/>
-            <w:end w:w="25" w:type="dxa"/>
+            <w:right w:w="25" w:type="dxa"/>
           </w:tcMar>
           <w:vAlign w:val="center"/>
         </w:tcPr>
@@ -4018,6 +5408,15 @@
             <w:instrText xml:space="preserve"> PAGE </w:instrText>
           </w:r>
           <w:r>
+            <w:fldChar w:fldCharType="separate"/>
+          </w:r>
+          <w:r>
+            <w:rPr>
+              <w:noProof/>
+            </w:rPr>
+            <w:t>6</w:t>
+          </w:r>
+          <w:r>
             <w:fldChar w:fldCharType="end"/>
           </w:r>
         </w:p>
@@ -4028,30 +5427,33 @@
 </file>
 
 <file path=word/footer6.xml><?xml version="1.0" encoding="utf-8"?>
-<w:ftr xmlns:m="http://schemas.openxmlformats.org/officeDocument/2006/math" xmlns:mc="http://schemas.openxmlformats.org/markup-compatibility/2006" xmlns:mo="http://schemas.microsoft.com/office/mac/office/2008/main" xmlns:mv="urn:schemas-microsoft-com:mac:vml" xmlns:o="urn:schemas-microsoft-com:office:office" xmlns:r="http://schemas.openxmlformats.org/officeDocument/2006/relationships" xmlns:v="urn:schemas-microsoft-com:vml" xmlns:w10="urn:schemas-microsoft-com:office:word" xmlns:w14="http://schemas.microsoft.com/office/word/2010/wordml" xmlns:w="http://schemas.openxmlformats.org/wordprocessingml/2006/main" xmlns:wne="http://schemas.microsoft.com/office/word/2006/wordml" xmlns:wp14="http://schemas.microsoft.com/office/word/2010/wordprocessingDrawing" xmlns:wp="http://schemas.openxmlformats.org/drawingml/2006/wordprocessingDrawing" xmlns:wpc="http://schemas.microsoft.com/office/word/2010/wordprocessingCanvas" xmlns:wpg="http://schemas.microsoft.com/office/word/2010/wordprocessingGroup" xmlns:wpi="http://schemas.microsoft.com/office/word/2010/wordprocessingInk" xmlns:wps="http://schemas.microsoft.com/office/word/2010/wordprocessingShape" mc:Ignorable="w14 wp14">
+<w:ftr xmlns:wpc="http://schemas.microsoft.com/office/word/2010/wordprocessingCanvas" xmlns:cx="http://schemas.microsoft.com/office/drawing/2014/chartex" xmlns:cx1="http://schemas.microsoft.com/office/drawing/2015/9/8/chartex" xmlns:cx2="http://schemas.microsoft.com/office/drawing/2015/10/21/chartex" xmlns:cx3="http://schemas.microsoft.com/office/drawing/2016/5/9/chartex" xmlns:cx4="http://schemas.microsoft.com/office/drawing/2016/5/10/chartex" xmlns:cx5="http://schemas.microsoft.com/office/drawing/2016/5/11/chartex" xmlns:cx6="http://schemas.microsoft.com/office/drawing/2016/5/12/chartex" xmlns:cx7="http://schemas.microsoft.com/office/drawing/2016/5/13/chartex" xmlns:cx8="http://schemas.microsoft.com/office/drawing/2016/5/14/chartex" xmlns:mc="http://schemas.openxmlformats.org/markup-compatibility/2006" xmlns:aink="http://schemas.microsoft.com/office/drawing/2016/ink" xmlns:am3d="http://schemas.microsoft.com/office/drawing/2017/model3d" xmlns:o="urn:schemas-microsoft-com:office:office" xmlns:oel="http://schemas.microsoft.com/office/2019/extlst" xmlns:r="http://schemas.openxmlformats.org/officeDocument/2006/relationships" xmlns:m="http://schemas.openxmlformats.org/officeDocument/2006/math" xmlns:v="urn:schemas-microsoft-com:vml" xmlns:wp14="http://schemas.microsoft.com/office/word/2010/wordprocessingDrawing" xmlns:wp="http://schemas.openxmlformats.org/drawingml/2006/wordprocessingDrawing" xmlns:w10="urn:schemas-microsoft-com:office:word" xmlns:w="http://schemas.openxmlformats.org/wordprocessingml/2006/main" xmlns:w14="http://schemas.microsoft.com/office/word/2010/wordml" xmlns:w15="http://schemas.microsoft.com/office/word/2012/wordml" xmlns:w16cex="http://schemas.microsoft.com/office/word/2018/wordml/cex" xmlns:w16cid="http://schemas.microsoft.com/office/word/2016/wordml/cid" xmlns:w16="http://schemas.microsoft.com/office/word/2018/wordml" xmlns:w16du="http://schemas.microsoft.com/office/word/2023/wordml/word16du" xmlns:w16sdtdh="http://schemas.microsoft.com/office/word/2020/wordml/sdtdatahash" xmlns:w16sdtfl="http://schemas.microsoft.com/office/word/2024/wordml/sdtformatlock" xmlns:w16se="http://schemas.microsoft.com/office/word/2015/wordml/symex" xmlns:wpg="http://schemas.microsoft.com/office/word/2010/wordprocessingGroup" xmlns:wpi="http://schemas.microsoft.com/office/word/2010/wordprocessingInk" xmlns:wne="http://schemas.microsoft.com/office/word/2006/wordml" xmlns:wps="http://schemas.microsoft.com/office/word/2010/wordprocessingShape" mc:Ignorable="w14 w15 w16se w16cid w16 w16cex w16sdtdh w16sdtfl w16du wp14">
   <w:tbl>
     <w:tblPr>
-      <w:tblW w:type="auto" w:w="0"/>
+      <w:tblW w:w="0" w:type="auto"/>
       <w:jc w:val="center"/>
-      <w:tblLook w:firstColumn="1" w:firstRow="1" w:lastColumn="0" w:lastRow="0" w:noHBand="0" w:noVBand="1" w:val="04A0"/>
+      <w:tblLook w:val="04A0" w:firstRow="1" w:lastRow="0" w:firstColumn="1" w:lastColumn="0" w:noHBand="0" w:noVBand="1"/>
     </w:tblPr>
     <w:tblGrid>
-      <w:gridCol w:w="3312"/>
-      <w:gridCol w:w="3312"/>
-      <w:gridCol w:w="3312"/>
+      <w:gridCol w:w="3960"/>
+      <w:gridCol w:w="2016"/>
+      <w:gridCol w:w="3960"/>
     </w:tblGrid>
     <w:tr>
+      <w:trPr>
+        <w:jc w:val="center"/>
+      </w:trPr>
       <w:tc>
         <w:tcPr>
-          <w:tcW w:type="dxa" w:w="3960"/>
+          <w:tcW w:w="3960" w:type="dxa"/>
           <w:tcBorders>
-            <w:top w:val="single" w:sz="6" w:color="28558A"/>
+            <w:top w:val="single" w:sz="6" w:space="0" w:color="28558A"/>
           </w:tcBorders>
           <w:tcMar>
             <w:top w:w="0" w:type="dxa"/>
-            <w:start w:w="25" w:type="dxa"/>
+            <w:left w:w="25" w:type="dxa"/>
             <w:bottom w:w="0" w:type="dxa"/>
-            <w:end w:w="25" w:type="dxa"/>
+            <w:right w:w="25" w:type="dxa"/>
           </w:tcMar>
           <w:vAlign w:val="center"/>
         </w:tcPr>
@@ -4059,12 +5461,12 @@
       </w:tc>
       <w:tc>
         <w:tcPr>
-          <w:tcW w:type="dxa" w:w="2016"/>
+          <w:tcW w:w="2016" w:type="dxa"/>
           <w:tcMar>
             <w:top w:w="0" w:type="dxa"/>
-            <w:start w:w="25" w:type="dxa"/>
+            <w:left w:w="25" w:type="dxa"/>
             <w:bottom w:w="0" w:type="dxa"/>
-            <w:end w:w="25" w:type="dxa"/>
+            <w:right w:w="25" w:type="dxa"/>
           </w:tcMar>
           <w:vAlign w:val="center"/>
         </w:tcPr>
@@ -4074,16 +5476,20 @@
             <w:jc w:val="center"/>
           </w:pPr>
           <w:r>
+            <w:rPr>
+              <w:noProof/>
+            </w:rPr>
             <w:drawing>
-              <wp:inline xmlns:a="http://schemas.openxmlformats.org/drawingml/2006/main" xmlns:pic="http://schemas.openxmlformats.org/drawingml/2006/picture">
+              <wp:inline distT="0" distB="0" distL="0" distR="0" wp14:anchorId="1ADAF692" wp14:editId="5D320CE3">
                 <wp:extent cx="1051560" cy="352024"/>
-                <wp:docPr id="1" name="Picture 1"/>
+                <wp:effectExtent l="0" t="0" r="0" b="0"/>
+                <wp:docPr id="534188301" name="Picture 1"/>
                 <wp:cNvGraphicFramePr>
-                  <a:graphicFrameLocks noChangeAspect="1"/>
+                  <a:graphicFrameLocks xmlns:a="http://schemas.openxmlformats.org/drawingml/2006/main" noChangeAspect="1"/>
                 </wp:cNvGraphicFramePr>
-                <a:graphic>
+                <a:graphic xmlns:a="http://schemas.openxmlformats.org/drawingml/2006/main">
                   <a:graphicData uri="http://schemas.openxmlformats.org/drawingml/2006/picture">
-                    <pic:pic>
+                    <pic:pic xmlns:pic="http://schemas.openxmlformats.org/drawingml/2006/picture">
                       <pic:nvPicPr>
                         <pic:cNvPr id="0" name="image.png"/>
                         <pic:cNvPicPr/>
@@ -4099,7 +5505,9 @@
                           <a:off x="0" y="0"/>
                           <a:ext cx="1051560" cy="352024"/>
                         </a:xfrm>
-                        <a:prstGeom prst="rect"/>
+                        <a:prstGeom prst="rect">
+                          <a:avLst/>
+                        </a:prstGeom>
                       </pic:spPr>
                     </pic:pic>
                   </a:graphicData>
@@ -4111,15 +5519,15 @@
       </w:tc>
       <w:tc>
         <w:tcPr>
-          <w:tcW w:type="dxa" w:w="3960"/>
+          <w:tcW w:w="3960" w:type="dxa"/>
           <w:tcBorders>
-            <w:top w:val="single" w:sz="6" w:color="28558A"/>
+            <w:top w:val="single" w:sz="6" w:space="0" w:color="28558A"/>
           </w:tcBorders>
           <w:tcMar>
             <w:top w:w="0" w:type="dxa"/>
-            <w:start w:w="25" w:type="dxa"/>
+            <w:left w:w="25" w:type="dxa"/>
             <w:bottom w:w="0" w:type="dxa"/>
-            <w:end w:w="25" w:type="dxa"/>
+            <w:right w:w="25" w:type="dxa"/>
           </w:tcMar>
           <w:vAlign w:val="center"/>
         </w:tcPr>
@@ -4135,6 +5543,15 @@
             <w:instrText xml:space="preserve"> PAGE </w:instrText>
           </w:r>
           <w:r>
+            <w:fldChar w:fldCharType="separate"/>
+          </w:r>
+          <w:r>
+            <w:rPr>
+              <w:noProof/>
+            </w:rPr>
+            <w:t>7</w:t>
+          </w:r>
+          <w:r>
             <w:fldChar w:fldCharType="end"/>
           </w:r>
         </w:p>
@@ -4145,30 +5562,33 @@
 </file>
 
 <file path=word/footer7.xml><?xml version="1.0" encoding="utf-8"?>
-<w:ftr xmlns:m="http://schemas.openxmlformats.org/officeDocument/2006/math" xmlns:mc="http://schemas.openxmlformats.org/markup-compatibility/2006" xmlns:mo="http://schemas.microsoft.com/office/mac/office/2008/main" xmlns:mv="urn:schemas-microsoft-com:mac:vml" xmlns:o="urn:schemas-microsoft-com:office:office" xmlns:r="http://schemas.openxmlformats.org/officeDocument/2006/relationships" xmlns:v="urn:schemas-microsoft-com:vml" xmlns:w10="urn:schemas-microsoft-com:office:word" xmlns:w14="http://schemas.microsoft.com/office/word/2010/wordml" xmlns:w="http://schemas.openxmlformats.org/wordprocessingml/2006/main" xmlns:wne="http://schemas.microsoft.com/office/word/2006/wordml" xmlns:wp14="http://schemas.microsoft.com/office/word/2010/wordprocessingDrawing" xmlns:wp="http://schemas.openxmlformats.org/drawingml/2006/wordprocessingDrawing" xmlns:wpc="http://schemas.microsoft.com/office/word/2010/wordprocessingCanvas" xmlns:wpg="http://schemas.microsoft.com/office/word/2010/wordprocessingGroup" xmlns:wpi="http://schemas.microsoft.com/office/word/2010/wordprocessingInk" xmlns:wps="http://schemas.microsoft.com/office/word/2010/wordprocessingShape" mc:Ignorable="w14 wp14">
+<w:ftr xmlns:wpc="http://schemas.microsoft.com/office/word/2010/wordprocessingCanvas" xmlns:cx="http://schemas.microsoft.com/office/drawing/2014/chartex" xmlns:cx1="http://schemas.microsoft.com/office/drawing/2015/9/8/chartex" xmlns:cx2="http://schemas.microsoft.com/office/drawing/2015/10/21/chartex" xmlns:cx3="http://schemas.microsoft.com/office/drawing/2016/5/9/chartex" xmlns:cx4="http://schemas.microsoft.com/office/drawing/2016/5/10/chartex" xmlns:cx5="http://schemas.microsoft.com/office/drawing/2016/5/11/chartex" xmlns:cx6="http://schemas.microsoft.com/office/drawing/2016/5/12/chartex" xmlns:cx7="http://schemas.microsoft.com/office/drawing/2016/5/13/chartex" xmlns:cx8="http://schemas.microsoft.com/office/drawing/2016/5/14/chartex" xmlns:mc="http://schemas.openxmlformats.org/markup-compatibility/2006" xmlns:aink="http://schemas.microsoft.com/office/drawing/2016/ink" xmlns:am3d="http://schemas.microsoft.com/office/drawing/2017/model3d" xmlns:o="urn:schemas-microsoft-com:office:office" xmlns:oel="http://schemas.microsoft.com/office/2019/extlst" xmlns:r="http://schemas.openxmlformats.org/officeDocument/2006/relationships" xmlns:m="http://schemas.openxmlformats.org/officeDocument/2006/math" xmlns:v="urn:schemas-microsoft-com:vml" xmlns:wp14="http://schemas.microsoft.com/office/word/2010/wordprocessingDrawing" xmlns:wp="http://schemas.openxmlformats.org/drawingml/2006/wordprocessingDrawing" xmlns:w10="urn:schemas-microsoft-com:office:word" xmlns:w="http://schemas.openxmlformats.org/wordprocessingml/2006/main" xmlns:w14="http://schemas.microsoft.com/office/word/2010/wordml" xmlns:w15="http://schemas.microsoft.com/office/word/2012/wordml" xmlns:w16cex="http://schemas.microsoft.com/office/word/2018/wordml/cex" xmlns:w16cid="http://schemas.microsoft.com/office/word/2016/wordml/cid" xmlns:w16="http://schemas.microsoft.com/office/word/2018/wordml" xmlns:w16du="http://schemas.microsoft.com/office/word/2023/wordml/word16du" xmlns:w16sdtdh="http://schemas.microsoft.com/office/word/2020/wordml/sdtdatahash" xmlns:w16sdtfl="http://schemas.microsoft.com/office/word/2024/wordml/sdtformatlock" xmlns:w16se="http://schemas.microsoft.com/office/word/2015/wordml/symex" xmlns:wpg="http://schemas.microsoft.com/office/word/2010/wordprocessingGroup" xmlns:wpi="http://schemas.microsoft.com/office/word/2010/wordprocessingInk" xmlns:wne="http://schemas.microsoft.com/office/word/2006/wordml" xmlns:wps="http://schemas.microsoft.com/office/word/2010/wordprocessingShape" mc:Ignorable="w14 w15 w16se w16cid w16 w16cex w16sdtdh w16sdtfl w16du wp14">
   <w:tbl>
     <w:tblPr>
-      <w:tblW w:type="auto" w:w="0"/>
+      <w:tblW w:w="0" w:type="auto"/>
       <w:jc w:val="center"/>
-      <w:tblLook w:firstColumn="1" w:firstRow="1" w:lastColumn="0" w:lastRow="0" w:noHBand="0" w:noVBand="1" w:val="04A0"/>
+      <w:tblLook w:val="04A0" w:firstRow="1" w:lastRow="0" w:firstColumn="1" w:lastColumn="0" w:noHBand="0" w:noVBand="1"/>
     </w:tblPr>
     <w:tblGrid>
-      <w:gridCol w:w="3312"/>
-      <w:gridCol w:w="3312"/>
-      <w:gridCol w:w="3312"/>
+      <w:gridCol w:w="3960"/>
+      <w:gridCol w:w="2016"/>
+      <w:gridCol w:w="3960"/>
     </w:tblGrid>
     <w:tr>
+      <w:trPr>
+        <w:jc w:val="center"/>
+      </w:trPr>
       <w:tc>
         <w:tcPr>
-          <w:tcW w:type="dxa" w:w="3960"/>
+          <w:tcW w:w="3960" w:type="dxa"/>
           <w:tcBorders>
-            <w:top w:val="single" w:sz="6" w:color="28558A"/>
+            <w:top w:val="single" w:sz="6" w:space="0" w:color="28558A"/>
           </w:tcBorders>
           <w:tcMar>
             <w:top w:w="0" w:type="dxa"/>
-            <w:start w:w="25" w:type="dxa"/>
+            <w:left w:w="25" w:type="dxa"/>
             <w:bottom w:w="0" w:type="dxa"/>
-            <w:end w:w="25" w:type="dxa"/>
+            <w:right w:w="25" w:type="dxa"/>
           </w:tcMar>
           <w:vAlign w:val="center"/>
         </w:tcPr>
@@ -4176,12 +5596,12 @@
       </w:tc>
       <w:tc>
         <w:tcPr>
-          <w:tcW w:type="dxa" w:w="2016"/>
+          <w:tcW w:w="2016" w:type="dxa"/>
           <w:tcMar>
             <w:top w:w="0" w:type="dxa"/>
-            <w:start w:w="25" w:type="dxa"/>
+            <w:left w:w="25" w:type="dxa"/>
             <w:bottom w:w="0" w:type="dxa"/>
-            <w:end w:w="25" w:type="dxa"/>
+            <w:right w:w="25" w:type="dxa"/>
           </w:tcMar>
           <w:vAlign w:val="center"/>
         </w:tcPr>
@@ -4191,16 +5611,20 @@
             <w:jc w:val="center"/>
           </w:pPr>
           <w:r>
+            <w:rPr>
+              <w:noProof/>
+            </w:rPr>
             <w:drawing>
-              <wp:inline xmlns:a="http://schemas.openxmlformats.org/drawingml/2006/main" xmlns:pic="http://schemas.openxmlformats.org/drawingml/2006/picture">
+              <wp:inline distT="0" distB="0" distL="0" distR="0" wp14:anchorId="49585F8D" wp14:editId="5E568A59">
                 <wp:extent cx="1051560" cy="352024"/>
-                <wp:docPr id="1" name="Picture 1"/>
+                <wp:effectExtent l="0" t="0" r="0" b="0"/>
+                <wp:docPr id="667925" name="Picture 1"/>
                 <wp:cNvGraphicFramePr>
-                  <a:graphicFrameLocks noChangeAspect="1"/>
+                  <a:graphicFrameLocks xmlns:a="http://schemas.openxmlformats.org/drawingml/2006/main" noChangeAspect="1"/>
                 </wp:cNvGraphicFramePr>
-                <a:graphic>
+                <a:graphic xmlns:a="http://schemas.openxmlformats.org/drawingml/2006/main">
                   <a:graphicData uri="http://schemas.openxmlformats.org/drawingml/2006/picture">
-                    <pic:pic>
+                    <pic:pic xmlns:pic="http://schemas.openxmlformats.org/drawingml/2006/picture">
                       <pic:nvPicPr>
                         <pic:cNvPr id="0" name="image.png"/>
                         <pic:cNvPicPr/>
@@ -4216,7 +5640,9 @@
                           <a:off x="0" y="0"/>
                           <a:ext cx="1051560" cy="352024"/>
                         </a:xfrm>
-                        <a:prstGeom prst="rect"/>
+                        <a:prstGeom prst="rect">
+                          <a:avLst/>
+                        </a:prstGeom>
                       </pic:spPr>
                     </pic:pic>
                   </a:graphicData>
@@ -4228,15 +5654,15 @@
       </w:tc>
       <w:tc>
         <w:tcPr>
-          <w:tcW w:type="dxa" w:w="3960"/>
+          <w:tcW w:w="3960" w:type="dxa"/>
           <w:tcBorders>
-            <w:top w:val="single" w:sz="6" w:color="28558A"/>
+            <w:top w:val="single" w:sz="6" w:space="0" w:color="28558A"/>
           </w:tcBorders>
           <w:tcMar>
             <w:top w:w="0" w:type="dxa"/>
-            <w:start w:w="25" w:type="dxa"/>
+            <w:left w:w="25" w:type="dxa"/>
             <w:bottom w:w="0" w:type="dxa"/>
-            <w:end w:w="25" w:type="dxa"/>
+            <w:right w:w="25" w:type="dxa"/>
           </w:tcMar>
           <w:vAlign w:val="center"/>
         </w:tcPr>
@@ -4252,6 +5678,15 @@
             <w:instrText xml:space="preserve"> PAGE </w:instrText>
           </w:r>
           <w:r>
+            <w:fldChar w:fldCharType="separate"/>
+          </w:r>
+          <w:r>
+            <w:rPr>
+              <w:noProof/>
+            </w:rPr>
+            <w:t>8</w:t>
+          </w:r>
+          <w:r>
             <w:fldChar w:fldCharType="end"/>
           </w:r>
         </w:p>
@@ -4262,30 +5697,33 @@
 </file>
 
 <file path=word/footer8.xml><?xml version="1.0" encoding="utf-8"?>
-<w:ftr xmlns:m="http://schemas.openxmlformats.org/officeDocument/2006/math" xmlns:mc="http://schemas.openxmlformats.org/markup-compatibility/2006" xmlns:mo="http://schemas.microsoft.com/office/mac/office/2008/main" xmlns:mv="urn:schemas-microsoft-com:mac:vml" xmlns:o="urn:schemas-microsoft-com:office:office" xmlns:r="http://schemas.openxmlformats.org/officeDocument/2006/relationships" xmlns:v="urn:schemas-microsoft-com:vml" xmlns:w10="urn:schemas-microsoft-com:office:word" xmlns:w14="http://schemas.microsoft.com/office/word/2010/wordml" xmlns:w="http://schemas.openxmlformats.org/wordprocessingml/2006/main" xmlns:wne="http://schemas.microsoft.com/office/word/2006/wordml" xmlns:wp14="http://schemas.microsoft.com/office/word/2010/wordprocessingDrawing" xmlns:wp="http://schemas.openxmlformats.org/drawingml/2006/wordprocessingDrawing" xmlns:wpc="http://schemas.microsoft.com/office/word/2010/wordprocessingCanvas" xmlns:wpg="http://schemas.microsoft.com/office/word/2010/wordprocessingGroup" xmlns:wpi="http://schemas.microsoft.com/office/word/2010/wordprocessingInk" xmlns:wps="http://schemas.microsoft.com/office/word/2010/wordprocessingShape" mc:Ignorable="w14 wp14">
+<w:ftr xmlns:wpc="http://schemas.microsoft.com/office/word/2010/wordprocessingCanvas" xmlns:cx="http://schemas.microsoft.com/office/drawing/2014/chartex" xmlns:cx1="http://schemas.microsoft.com/office/drawing/2015/9/8/chartex" xmlns:cx2="http://schemas.microsoft.com/office/drawing/2015/10/21/chartex" xmlns:cx3="http://schemas.microsoft.com/office/drawing/2016/5/9/chartex" xmlns:cx4="http://schemas.microsoft.com/office/drawing/2016/5/10/chartex" xmlns:cx5="http://schemas.microsoft.com/office/drawing/2016/5/11/chartex" xmlns:cx6="http://schemas.microsoft.com/office/drawing/2016/5/12/chartex" xmlns:cx7="http://schemas.microsoft.com/office/drawing/2016/5/13/chartex" xmlns:cx8="http://schemas.microsoft.com/office/drawing/2016/5/14/chartex" xmlns:mc="http://schemas.openxmlformats.org/markup-compatibility/2006" xmlns:aink="http://schemas.microsoft.com/office/drawing/2016/ink" xmlns:am3d="http://schemas.microsoft.com/office/drawing/2017/model3d" xmlns:o="urn:schemas-microsoft-com:office:office" xmlns:oel="http://schemas.microsoft.com/office/2019/extlst" xmlns:r="http://schemas.openxmlformats.org/officeDocument/2006/relationships" xmlns:m="http://schemas.openxmlformats.org/officeDocument/2006/math" xmlns:v="urn:schemas-microsoft-com:vml" xmlns:wp14="http://schemas.microsoft.com/office/word/2010/wordprocessingDrawing" xmlns:wp="http://schemas.openxmlformats.org/drawingml/2006/wordprocessingDrawing" xmlns:w10="urn:schemas-microsoft-com:office:word" xmlns:w="http://schemas.openxmlformats.org/wordprocessingml/2006/main" xmlns:w14="http://schemas.microsoft.com/office/word/2010/wordml" xmlns:w15="http://schemas.microsoft.com/office/word/2012/wordml" xmlns:w16cex="http://schemas.microsoft.com/office/word/2018/wordml/cex" xmlns:w16cid="http://schemas.microsoft.com/office/word/2016/wordml/cid" xmlns:w16="http://schemas.microsoft.com/office/word/2018/wordml" xmlns:w16du="http://schemas.microsoft.com/office/word/2023/wordml/word16du" xmlns:w16sdtdh="http://schemas.microsoft.com/office/word/2020/wordml/sdtdatahash" xmlns:w16sdtfl="http://schemas.microsoft.com/office/word/2024/wordml/sdtformatlock" xmlns:w16se="http://schemas.microsoft.com/office/word/2015/wordml/symex" xmlns:wpg="http://schemas.microsoft.com/office/word/2010/wordprocessingGroup" xmlns:wpi="http://schemas.microsoft.com/office/word/2010/wordprocessingInk" xmlns:wne="http://schemas.microsoft.com/office/word/2006/wordml" xmlns:wps="http://schemas.microsoft.com/office/word/2010/wordprocessingShape" mc:Ignorable="w14 w15 w16se w16cid w16 w16cex w16sdtdh w16sdtfl w16du wp14">
   <w:tbl>
     <w:tblPr>
-      <w:tblW w:type="auto" w:w="0"/>
+      <w:tblW w:w="0" w:type="auto"/>
       <w:jc w:val="center"/>
-      <w:tblLook w:firstColumn="1" w:firstRow="1" w:lastColumn="0" w:lastRow="0" w:noHBand="0" w:noVBand="1" w:val="04A0"/>
+      <w:tblLook w:val="04A0" w:firstRow="1" w:lastRow="0" w:firstColumn="1" w:lastColumn="0" w:noHBand="0" w:noVBand="1"/>
     </w:tblPr>
     <w:tblGrid>
-      <w:gridCol w:w="3312"/>
-      <w:gridCol w:w="3312"/>
-      <w:gridCol w:w="3312"/>
+      <w:gridCol w:w="3960"/>
+      <w:gridCol w:w="2016"/>
+      <w:gridCol w:w="3960"/>
     </w:tblGrid>
     <w:tr>
+      <w:trPr>
+        <w:jc w:val="center"/>
+      </w:trPr>
       <w:tc>
         <w:tcPr>
-          <w:tcW w:type="dxa" w:w="3960"/>
+          <w:tcW w:w="3960" w:type="dxa"/>
           <w:tcBorders>
-            <w:top w:val="single" w:sz="6" w:color="28558A"/>
+            <w:top w:val="single" w:sz="6" w:space="0" w:color="28558A"/>
           </w:tcBorders>
           <w:tcMar>
             <w:top w:w="0" w:type="dxa"/>
-            <w:start w:w="25" w:type="dxa"/>
+            <w:left w:w="25" w:type="dxa"/>
             <w:bottom w:w="0" w:type="dxa"/>
-            <w:end w:w="25" w:type="dxa"/>
+            <w:right w:w="25" w:type="dxa"/>
           </w:tcMar>
           <w:vAlign w:val="center"/>
         </w:tcPr>
@@ -4293,12 +5731,12 @@
       </w:tc>
       <w:tc>
         <w:tcPr>
-          <w:tcW w:type="dxa" w:w="2016"/>
+          <w:tcW w:w="2016" w:type="dxa"/>
           <w:tcMar>
             <w:top w:w="0" w:type="dxa"/>
-            <w:start w:w="25" w:type="dxa"/>
+            <w:left w:w="25" w:type="dxa"/>
             <w:bottom w:w="0" w:type="dxa"/>
-            <w:end w:w="25" w:type="dxa"/>
+            <w:right w:w="25" w:type="dxa"/>
           </w:tcMar>
           <w:vAlign w:val="center"/>
         </w:tcPr>
@@ -4308,16 +5746,20 @@
             <w:jc w:val="center"/>
           </w:pPr>
           <w:r>
+            <w:rPr>
+              <w:noProof/>
+            </w:rPr>
             <w:drawing>
-              <wp:inline xmlns:a="http://schemas.openxmlformats.org/drawingml/2006/main" xmlns:pic="http://schemas.openxmlformats.org/drawingml/2006/picture">
+              <wp:inline distT="0" distB="0" distL="0" distR="0" wp14:anchorId="046D932C" wp14:editId="7AB3A246">
                 <wp:extent cx="1051560" cy="352024"/>
-                <wp:docPr id="1" name="Picture 1"/>
+                <wp:effectExtent l="0" t="0" r="0" b="0"/>
+                <wp:docPr id="1333821548" name="Picture 1"/>
                 <wp:cNvGraphicFramePr>
-                  <a:graphicFrameLocks noChangeAspect="1"/>
+                  <a:graphicFrameLocks xmlns:a="http://schemas.openxmlformats.org/drawingml/2006/main" noChangeAspect="1"/>
                 </wp:cNvGraphicFramePr>
-                <a:graphic>
+                <a:graphic xmlns:a="http://schemas.openxmlformats.org/drawingml/2006/main">
                   <a:graphicData uri="http://schemas.openxmlformats.org/drawingml/2006/picture">
-                    <pic:pic>
+                    <pic:pic xmlns:pic="http://schemas.openxmlformats.org/drawingml/2006/picture">
                       <pic:nvPicPr>
                         <pic:cNvPr id="0" name="image.png"/>
                         <pic:cNvPicPr/>
@@ -4333,7 +5775,9 @@
                           <a:off x="0" y="0"/>
                           <a:ext cx="1051560" cy="352024"/>
                         </a:xfrm>
-                        <a:prstGeom prst="rect"/>
+                        <a:prstGeom prst="rect">
+                          <a:avLst/>
+                        </a:prstGeom>
                       </pic:spPr>
                     </pic:pic>
                   </a:graphicData>
@@ -4345,15 +5789,15 @@
       </w:tc>
       <w:tc>
         <w:tcPr>
-          <w:tcW w:type="dxa" w:w="3960"/>
+          <w:tcW w:w="3960" w:type="dxa"/>
           <w:tcBorders>
-            <w:top w:val="single" w:sz="6" w:color="28558A"/>
+            <w:top w:val="single" w:sz="6" w:space="0" w:color="28558A"/>
           </w:tcBorders>
           <w:tcMar>
             <w:top w:w="0" w:type="dxa"/>
-            <w:start w:w="25" w:type="dxa"/>
+            <w:left w:w="25" w:type="dxa"/>
             <w:bottom w:w="0" w:type="dxa"/>
-            <w:end w:w="25" w:type="dxa"/>
+            <w:right w:w="25" w:type="dxa"/>
           </w:tcMar>
           <w:vAlign w:val="center"/>
         </w:tcPr>
@@ -4369,6 +5813,15 @@
             <w:instrText xml:space="preserve"> PAGE </w:instrText>
           </w:r>
           <w:r>
+            <w:fldChar w:fldCharType="separate"/>
+          </w:r>
+          <w:r>
+            <w:rPr>
+              <w:noProof/>
+            </w:rPr>
+            <w:t>9</w:t>
+          </w:r>
+          <w:r>
             <w:fldChar w:fldCharType="end"/>
           </w:r>
         </w:p>
@@ -4379,30 +5832,33 @@
 </file>
 
 <file path=word/footer9.xml><?xml version="1.0" encoding="utf-8"?>
-<w:ftr xmlns:m="http://schemas.openxmlformats.org/officeDocument/2006/math" xmlns:mc="http://schemas.openxmlformats.org/markup-compatibility/2006" xmlns:mo="http://schemas.microsoft.com/office/mac/office/2008/main" xmlns:mv="urn:schemas-microsoft-com:mac:vml" xmlns:o="urn:schemas-microsoft-com:office:office" xmlns:r="http://schemas.openxmlformats.org/officeDocument/2006/relationships" xmlns:v="urn:schemas-microsoft-com:vml" xmlns:w10="urn:schemas-microsoft-com:office:word" xmlns:w14="http://schemas.microsoft.com/office/word/2010/wordml" xmlns:w="http://schemas.openxmlformats.org/wordprocessingml/2006/main" xmlns:wne="http://schemas.microsoft.com/office/word/2006/wordml" xmlns:wp14="http://schemas.microsoft.com/office/word/2010/wordprocessingDrawing" xmlns:wp="http://schemas.openxmlformats.org/drawingml/2006/wordprocessingDrawing" xmlns:wpc="http://schemas.microsoft.com/office/word/2010/wordprocessingCanvas" xmlns:wpg="http://schemas.microsoft.com/office/word/2010/wordprocessingGroup" xmlns:wpi="http://schemas.microsoft.com/office/word/2010/wordprocessingInk" xmlns:wps="http://schemas.microsoft.com/office/word/2010/wordprocessingShape" mc:Ignorable="w14 wp14">
+<w:ftr xmlns:wpc="http://schemas.microsoft.com/office/word/2010/wordprocessingCanvas" xmlns:cx="http://schemas.microsoft.com/office/drawing/2014/chartex" xmlns:cx1="http://schemas.microsoft.com/office/drawing/2015/9/8/chartex" xmlns:cx2="http://schemas.microsoft.com/office/drawing/2015/10/21/chartex" xmlns:cx3="http://schemas.microsoft.com/office/drawing/2016/5/9/chartex" xmlns:cx4="http://schemas.microsoft.com/office/drawing/2016/5/10/chartex" xmlns:cx5="http://schemas.microsoft.com/office/drawing/2016/5/11/chartex" xmlns:cx6="http://schemas.microsoft.com/office/drawing/2016/5/12/chartex" xmlns:cx7="http://schemas.microsoft.com/office/drawing/2016/5/13/chartex" xmlns:cx8="http://schemas.microsoft.com/office/drawing/2016/5/14/chartex" xmlns:mc="http://schemas.openxmlformats.org/markup-compatibility/2006" xmlns:aink="http://schemas.microsoft.com/office/drawing/2016/ink" xmlns:am3d="http://schemas.microsoft.com/office/drawing/2017/model3d" xmlns:o="urn:schemas-microsoft-com:office:office" xmlns:oel="http://schemas.microsoft.com/office/2019/extlst" xmlns:r="http://schemas.openxmlformats.org/officeDocument/2006/relationships" xmlns:m="http://schemas.openxmlformats.org/officeDocument/2006/math" xmlns:v="urn:schemas-microsoft-com:vml" xmlns:wp14="http://schemas.microsoft.com/office/word/2010/wordprocessingDrawing" xmlns:wp="http://schemas.openxmlformats.org/drawingml/2006/wordprocessingDrawing" xmlns:w10="urn:schemas-microsoft-com:office:word" xmlns:w="http://schemas.openxmlformats.org/wordprocessingml/2006/main" xmlns:w14="http://schemas.microsoft.com/office/word/2010/wordml" xmlns:w15="http://schemas.microsoft.com/office/word/2012/wordml" xmlns:w16cex="http://schemas.microsoft.com/office/word/2018/wordml/cex" xmlns:w16cid="http://schemas.microsoft.com/office/word/2016/wordml/cid" xmlns:w16="http://schemas.microsoft.com/office/word/2018/wordml" xmlns:w16du="http://schemas.microsoft.com/office/word/2023/wordml/word16du" xmlns:w16sdtdh="http://schemas.microsoft.com/office/word/2020/wordml/sdtdatahash" xmlns:w16sdtfl="http://schemas.microsoft.com/office/word/2024/wordml/sdtformatlock" xmlns:w16se="http://schemas.microsoft.com/office/word/2015/wordml/symex" xmlns:wpg="http://schemas.microsoft.com/office/word/2010/wordprocessingGroup" xmlns:wpi="http://schemas.microsoft.com/office/word/2010/wordprocessingInk" xmlns:wne="http://schemas.microsoft.com/office/word/2006/wordml" xmlns:wps="http://schemas.microsoft.com/office/word/2010/wordprocessingShape" mc:Ignorable="w14 w15 w16se w16cid w16 w16cex w16sdtdh w16sdtfl w16du wp14">
   <w:tbl>
     <w:tblPr>
-      <w:tblW w:type="auto" w:w="0"/>
+      <w:tblW w:w="0" w:type="auto"/>
       <w:jc w:val="center"/>
-      <w:tblLook w:firstColumn="1" w:firstRow="1" w:lastColumn="0" w:lastRow="0" w:noHBand="0" w:noVBand="1" w:val="04A0"/>
+      <w:tblLook w:val="04A0" w:firstRow="1" w:lastRow="0" w:firstColumn="1" w:lastColumn="0" w:noHBand="0" w:noVBand="1"/>
     </w:tblPr>
     <w:tblGrid>
-      <w:gridCol w:w="3312"/>
-      <w:gridCol w:w="3312"/>
-      <w:gridCol w:w="3312"/>
+      <w:gridCol w:w="3960"/>
+      <w:gridCol w:w="2016"/>
+      <w:gridCol w:w="3960"/>
     </w:tblGrid>
     <w:tr>
+      <w:trPr>
+        <w:jc w:val="center"/>
+      </w:trPr>
       <w:tc>
         <w:tcPr>
-          <w:tcW w:type="dxa" w:w="3960"/>
+          <w:tcW w:w="3960" w:type="dxa"/>
           <w:tcBorders>
-            <w:top w:val="single" w:sz="6" w:color="28558A"/>
+            <w:top w:val="single" w:sz="6" w:space="0" w:color="28558A"/>
           </w:tcBorders>
           <w:tcMar>
             <w:top w:w="0" w:type="dxa"/>
-            <w:start w:w="25" w:type="dxa"/>
+            <w:left w:w="25" w:type="dxa"/>
             <w:bottom w:w="0" w:type="dxa"/>
-            <w:end w:w="25" w:type="dxa"/>
+            <w:right w:w="25" w:type="dxa"/>
           </w:tcMar>
           <w:vAlign w:val="center"/>
         </w:tcPr>
@@ -4410,12 +5866,12 @@
       </w:tc>
       <w:tc>
         <w:tcPr>
-          <w:tcW w:type="dxa" w:w="2016"/>
+          <w:tcW w:w="2016" w:type="dxa"/>
           <w:tcMar>
             <w:top w:w="0" w:type="dxa"/>
-            <w:start w:w="25" w:type="dxa"/>
+            <w:left w:w="25" w:type="dxa"/>
             <w:bottom w:w="0" w:type="dxa"/>
-            <w:end w:w="25" w:type="dxa"/>
+            <w:right w:w="25" w:type="dxa"/>
           </w:tcMar>
           <w:vAlign w:val="center"/>
         </w:tcPr>
@@ -4425,16 +5881,20 @@
             <w:jc w:val="center"/>
           </w:pPr>
           <w:r>
+            <w:rPr>
+              <w:noProof/>
+            </w:rPr>
             <w:drawing>
-              <wp:inline xmlns:a="http://schemas.openxmlformats.org/drawingml/2006/main" xmlns:pic="http://schemas.openxmlformats.org/drawingml/2006/picture">
+              <wp:inline distT="0" distB="0" distL="0" distR="0" wp14:anchorId="75FFFBD8" wp14:editId="786D971C">
                 <wp:extent cx="1051560" cy="352024"/>
-                <wp:docPr id="1" name="Picture 1"/>
+                <wp:effectExtent l="0" t="0" r="0" b="0"/>
+                <wp:docPr id="1201694676" name="Picture 1"/>
                 <wp:cNvGraphicFramePr>
-                  <a:graphicFrameLocks noChangeAspect="1"/>
+                  <a:graphicFrameLocks xmlns:a="http://schemas.openxmlformats.org/drawingml/2006/main" noChangeAspect="1"/>
                 </wp:cNvGraphicFramePr>
-                <a:graphic>
+                <a:graphic xmlns:a="http://schemas.openxmlformats.org/drawingml/2006/main">
                   <a:graphicData uri="http://schemas.openxmlformats.org/drawingml/2006/picture">
-                    <pic:pic>
+                    <pic:pic xmlns:pic="http://schemas.openxmlformats.org/drawingml/2006/picture">
                       <pic:nvPicPr>
                         <pic:cNvPr id="0" name="image.png"/>
                         <pic:cNvPicPr/>
@@ -4450,7 +5910,9 @@
                           <a:off x="0" y="0"/>
                           <a:ext cx="1051560" cy="352024"/>
                         </a:xfrm>
-                        <a:prstGeom prst="rect"/>
+                        <a:prstGeom prst="rect">
+                          <a:avLst/>
+                        </a:prstGeom>
                       </pic:spPr>
                     </pic:pic>
                   </a:graphicData>
@@ -4462,15 +5924,15 @@
       </w:tc>
       <w:tc>
         <w:tcPr>
-          <w:tcW w:type="dxa" w:w="3960"/>
+          <w:tcW w:w="3960" w:type="dxa"/>
           <w:tcBorders>
-            <w:top w:val="single" w:sz="6" w:color="28558A"/>
+            <w:top w:val="single" w:sz="6" w:space="0" w:color="28558A"/>
           </w:tcBorders>
           <w:tcMar>
             <w:top w:w="0" w:type="dxa"/>
-            <w:start w:w="25" w:type="dxa"/>
+            <w:left w:w="25" w:type="dxa"/>
             <w:bottom w:w="0" w:type="dxa"/>
-            <w:end w:w="25" w:type="dxa"/>
+            <w:right w:w="25" w:type="dxa"/>
           </w:tcMar>
           <w:vAlign w:val="center"/>
         </w:tcPr>
@@ -4486,6 +5948,15 @@
             <w:instrText xml:space="preserve"> PAGE </w:instrText>
           </w:r>
           <w:r>
+            <w:fldChar w:fldCharType="separate"/>
+          </w:r>
+          <w:r>
+            <w:rPr>
+              <w:noProof/>
+            </w:rPr>
+            <w:t>10</w:t>
+          </w:r>
+          <w:r>
             <w:fldChar w:fldCharType="end"/>
           </w:r>
         </w:p>
@@ -4516,38 +5987,32 @@
 
 <file path=word/header1.xml><?xml version="1.0" encoding="utf-8"?>
 <w:hdr xmlns:wpc="http://schemas.microsoft.com/office/word/2010/wordprocessingCanvas" xmlns:cx="http://schemas.microsoft.com/office/drawing/2014/chartex" xmlns:cx1="http://schemas.microsoft.com/office/drawing/2015/9/8/chartex" xmlns:cx2="http://schemas.microsoft.com/office/drawing/2015/10/21/chartex" xmlns:cx3="http://schemas.microsoft.com/office/drawing/2016/5/9/chartex" xmlns:cx4="http://schemas.microsoft.com/office/drawing/2016/5/10/chartex" xmlns:cx5="http://schemas.microsoft.com/office/drawing/2016/5/11/chartex" xmlns:cx6="http://schemas.microsoft.com/office/drawing/2016/5/12/chartex" xmlns:cx7="http://schemas.microsoft.com/office/drawing/2016/5/13/chartex" xmlns:cx8="http://schemas.microsoft.com/office/drawing/2016/5/14/chartex" xmlns:mc="http://schemas.openxmlformats.org/markup-compatibility/2006" xmlns:aink="http://schemas.microsoft.com/office/drawing/2016/ink" xmlns:am3d="http://schemas.microsoft.com/office/drawing/2017/model3d" xmlns:o="urn:schemas-microsoft-com:office:office" xmlns:oel="http://schemas.microsoft.com/office/2019/extlst" xmlns:r="http://schemas.openxmlformats.org/officeDocument/2006/relationships" xmlns:m="http://schemas.openxmlformats.org/officeDocument/2006/math" xmlns:v="urn:schemas-microsoft-com:vml" xmlns:wp14="http://schemas.microsoft.com/office/word/2010/wordprocessingDrawing" xmlns:wp="http://schemas.openxmlformats.org/drawingml/2006/wordprocessingDrawing" xmlns:w10="urn:schemas-microsoft-com:office:word" xmlns:w="http://schemas.openxmlformats.org/wordprocessingml/2006/main" xmlns:w14="http://schemas.microsoft.com/office/word/2010/wordml" xmlns:w15="http://schemas.microsoft.com/office/word/2012/wordml" xmlns:w16cex="http://schemas.microsoft.com/office/word/2018/wordml/cex" xmlns:w16cid="http://schemas.microsoft.com/office/word/2016/wordml/cid" xmlns:w16="http://schemas.microsoft.com/office/word/2018/wordml" xmlns:w16du="http://schemas.microsoft.com/office/word/2023/wordml/word16du" xmlns:w16sdtdh="http://schemas.microsoft.com/office/word/2020/wordml/sdtdatahash" xmlns:w16sdtfl="http://schemas.microsoft.com/office/word/2024/wordml/sdtformatlock" xmlns:w16se="http://schemas.microsoft.com/office/word/2015/wordml/symex" xmlns:wpg="http://schemas.microsoft.com/office/word/2010/wordprocessingGroup" xmlns:wpi="http://schemas.microsoft.com/office/word/2010/wordprocessingInk" xmlns:wne="http://schemas.microsoft.com/office/word/2006/wordml" xmlns:wps="http://schemas.microsoft.com/office/word/2010/wordprocessingShape" mc:Ignorable="w14 w15 w16se w16cid w16 w16cex w16sdtdh w16sdtfl w16du wp14">
-  <w:p/>
-</w:hdr>
-</file>
-
-<file path=word/header10.xml><?xml version="1.0" encoding="utf-8"?>
-<w:hdr xmlns:m="http://schemas.openxmlformats.org/officeDocument/2006/math" xmlns:mc="http://schemas.openxmlformats.org/markup-compatibility/2006" xmlns:mo="http://schemas.microsoft.com/office/mac/office/2008/main" xmlns:mv="urn:schemas-microsoft-com:mac:vml" xmlns:o="urn:schemas-microsoft-com:office:office" xmlns:r="http://schemas.openxmlformats.org/officeDocument/2006/relationships" xmlns:v="urn:schemas-microsoft-com:vml" xmlns:w10="urn:schemas-microsoft-com:office:word" xmlns:w14="http://schemas.microsoft.com/office/word/2010/wordml" xmlns:w="http://schemas.openxmlformats.org/wordprocessingml/2006/main" xmlns:wne="http://schemas.microsoft.com/office/word/2006/wordml" xmlns:wp14="http://schemas.microsoft.com/office/word/2010/wordprocessingDrawing" xmlns:wp="http://schemas.openxmlformats.org/drawingml/2006/wordprocessingDrawing" xmlns:wpc="http://schemas.microsoft.com/office/word/2010/wordprocessingCanvas" xmlns:wpg="http://schemas.microsoft.com/office/word/2010/wordprocessingGroup" xmlns:wpi="http://schemas.microsoft.com/office/word/2010/wordprocessingInk" xmlns:wps="http://schemas.microsoft.com/office/word/2010/wordprocessingShape" mc:Ignorable="w14 wp14">
   <w:p>
     <w:pPr>
-      <w:tabs>
-        <w:tab w:pos="9821" w:val="right"/>
-      </w:tabs>
-      <w:spacing w:after="0"/>
       <w:pBdr>
         <w:bottom w:val="single" w:sz="6" w:space="1" w:color="28558A"/>
       </w:pBdr>
+      <w:tabs>
+        <w:tab w:val="right" w:pos="9821"/>
+      </w:tabs>
+      <w:spacing w:after="0"/>
     </w:pPr>
     <w:r>
       <w:rPr>
-        <w:rFonts w:ascii="Arial" w:hAnsi="Arial" w:eastAsia="Arial"/>
-        <w:color w:val="000000"/>
+        <w:noProof/>
         <w:sz w:val="19"/>
       </w:rPr>
       <w:drawing>
-        <wp:inline xmlns:a="http://schemas.openxmlformats.org/drawingml/2006/main" xmlns:pic="http://schemas.openxmlformats.org/drawingml/2006/picture">
+        <wp:inline distT="0" distB="0" distL="0" distR="0" wp14:anchorId="34AF3E6A" wp14:editId="41FA311D">
           <wp:extent cx="109728" cy="105339"/>
-          <wp:docPr id="1" name="Picture 1"/>
+          <wp:effectExtent l="0" t="0" r="0" b="0"/>
+          <wp:docPr id="1733155844" name="Picture 1"/>
           <wp:cNvGraphicFramePr>
-            <a:graphicFrameLocks noChangeAspect="1"/>
+            <a:graphicFrameLocks xmlns:a="http://schemas.openxmlformats.org/drawingml/2006/main" noChangeAspect="1"/>
           </wp:cNvGraphicFramePr>
-          <a:graphic>
+          <a:graphic xmlns:a="http://schemas.openxmlformats.org/drawingml/2006/main">
             <a:graphicData uri="http://schemas.openxmlformats.org/drawingml/2006/picture">
-              <pic:pic>
+              <pic:pic xmlns:pic="http://schemas.openxmlformats.org/drawingml/2006/picture">
                 <pic:nvPicPr>
                   <pic:cNvPr id="0" name="image.png"/>
                   <pic:cNvPicPr/>
@@ -4563,7 +6028,9 @@
                     <a:off x="0" y="0"/>
                     <a:ext cx="109728" cy="105339"/>
                   </a:xfrm>
-                  <a:prstGeom prst="rect"/>
+                  <a:prstGeom prst="rect">
+                    <a:avLst/>
+                  </a:prstGeom>
                 </pic:spPr>
               </pic:pic>
             </a:graphicData>
@@ -4573,32 +6040,37 @@
     </w:r>
     <w:r>
       <w:rPr>
-        <w:rFonts w:ascii="Arial" w:hAnsi="Arial" w:eastAsia="Arial"/>
-        <w:color w:val="000000"/>
         <w:sz w:val="19"/>
       </w:rPr>
       <w:tab/>
     </w:r>
     <w:r>
       <w:rPr>
-        <w:rFonts w:ascii="Arial" w:hAnsi="Arial" w:eastAsia="Arial"/>
-        <w:color w:val="000000"/>
         <w:sz w:val="19"/>
       </w:rPr>
       <w:fldChar w:fldCharType="begin"/>
     </w:r>
     <w:r>
       <w:rPr>
-        <w:rFonts w:ascii="Arial" w:hAnsi="Arial" w:eastAsia="Arial"/>
-        <w:color w:val="000000"/>
         <w:sz w:val="19"/>
       </w:rPr>
       <w:instrText xml:space="preserve"> PAGE </w:instrText>
     </w:r>
     <w:r>
       <w:rPr>
-        <w:rFonts w:ascii="Arial" w:hAnsi="Arial" w:eastAsia="Arial"/>
-        <w:color w:val="000000"/>
+        <w:sz w:val="19"/>
+      </w:rPr>
+      <w:fldChar w:fldCharType="separate"/>
+    </w:r>
+    <w:r>
+      <w:rPr>
+        <w:noProof/>
+        <w:sz w:val="19"/>
+      </w:rPr>
+      <w:t>2</w:t>
+    </w:r>
+    <w:r>
+      <w:rPr>
         <w:sz w:val="19"/>
       </w:rPr>
       <w:fldChar w:fldCharType="end"/>
@@ -4607,34 +6079,34 @@
 </w:hdr>
 </file>
 
-<file path=word/header11.xml><?xml version="1.0" encoding="utf-8"?>
-<w:hdr xmlns:m="http://schemas.openxmlformats.org/officeDocument/2006/math" xmlns:mc="http://schemas.openxmlformats.org/markup-compatibility/2006" xmlns:mo="http://schemas.microsoft.com/office/mac/office/2008/main" xmlns:mv="urn:schemas-microsoft-com:mac:vml" xmlns:o="urn:schemas-microsoft-com:office:office" xmlns:r="http://schemas.openxmlformats.org/officeDocument/2006/relationships" xmlns:v="urn:schemas-microsoft-com:vml" xmlns:w10="urn:schemas-microsoft-com:office:word" xmlns:w14="http://schemas.microsoft.com/office/word/2010/wordml" xmlns:w="http://schemas.openxmlformats.org/wordprocessingml/2006/main" xmlns:wne="http://schemas.microsoft.com/office/word/2006/wordml" xmlns:wp14="http://schemas.microsoft.com/office/word/2010/wordprocessingDrawing" xmlns:wp="http://schemas.openxmlformats.org/drawingml/2006/wordprocessingDrawing" xmlns:wpc="http://schemas.microsoft.com/office/word/2010/wordprocessingCanvas" xmlns:wpg="http://schemas.microsoft.com/office/word/2010/wordprocessingGroup" xmlns:wpi="http://schemas.microsoft.com/office/word/2010/wordprocessingInk" xmlns:wps="http://schemas.microsoft.com/office/word/2010/wordprocessingShape" mc:Ignorable="w14 wp14">
+<file path=word/header2.xml><?xml version="1.0" encoding="utf-8"?>
+<w:hdr xmlns:wpc="http://schemas.microsoft.com/office/word/2010/wordprocessingCanvas" xmlns:cx="http://schemas.microsoft.com/office/drawing/2014/chartex" xmlns:cx1="http://schemas.microsoft.com/office/drawing/2015/9/8/chartex" xmlns:cx2="http://schemas.microsoft.com/office/drawing/2015/10/21/chartex" xmlns:cx3="http://schemas.microsoft.com/office/drawing/2016/5/9/chartex" xmlns:cx4="http://schemas.microsoft.com/office/drawing/2016/5/10/chartex" xmlns:cx5="http://schemas.microsoft.com/office/drawing/2016/5/11/chartex" xmlns:cx6="http://schemas.microsoft.com/office/drawing/2016/5/12/chartex" xmlns:cx7="http://schemas.microsoft.com/office/drawing/2016/5/13/chartex" xmlns:cx8="http://schemas.microsoft.com/office/drawing/2016/5/14/chartex" xmlns:mc="http://schemas.openxmlformats.org/markup-compatibility/2006" xmlns:aink="http://schemas.microsoft.com/office/drawing/2016/ink" xmlns:am3d="http://schemas.microsoft.com/office/drawing/2017/model3d" xmlns:o="urn:schemas-microsoft-com:office:office" xmlns:oel="http://schemas.microsoft.com/office/2019/extlst" xmlns:r="http://schemas.openxmlformats.org/officeDocument/2006/relationships" xmlns:m="http://schemas.openxmlformats.org/officeDocument/2006/math" xmlns:v="urn:schemas-microsoft-com:vml" xmlns:wp14="http://schemas.microsoft.com/office/word/2010/wordprocessingDrawing" xmlns:wp="http://schemas.openxmlformats.org/drawingml/2006/wordprocessingDrawing" xmlns:w10="urn:schemas-microsoft-com:office:word" xmlns:w="http://schemas.openxmlformats.org/wordprocessingml/2006/main" xmlns:w14="http://schemas.microsoft.com/office/word/2010/wordml" xmlns:w15="http://schemas.microsoft.com/office/word/2012/wordml" xmlns:w16cex="http://schemas.microsoft.com/office/word/2018/wordml/cex" xmlns:w16cid="http://schemas.microsoft.com/office/word/2016/wordml/cid" xmlns:w16="http://schemas.microsoft.com/office/word/2018/wordml" xmlns:w16du="http://schemas.microsoft.com/office/word/2023/wordml/word16du" xmlns:w16sdtdh="http://schemas.microsoft.com/office/word/2020/wordml/sdtdatahash" xmlns:w16sdtfl="http://schemas.microsoft.com/office/word/2024/wordml/sdtformatlock" xmlns:w16se="http://schemas.microsoft.com/office/word/2015/wordml/symex" xmlns:wpg="http://schemas.microsoft.com/office/word/2010/wordprocessingGroup" xmlns:wpi="http://schemas.microsoft.com/office/word/2010/wordprocessingInk" xmlns:wne="http://schemas.microsoft.com/office/word/2006/wordml" xmlns:wps="http://schemas.microsoft.com/office/word/2010/wordprocessingShape" mc:Ignorable="w14 w15 w16se w16cid w16 w16cex w16sdtdh w16sdtfl w16du wp14">
   <w:p>
     <w:pPr>
-      <w:tabs>
-        <w:tab w:pos="9821" w:val="right"/>
-      </w:tabs>
-      <w:spacing w:after="0"/>
       <w:pBdr>
         <w:bottom w:val="single" w:sz="6" w:space="1" w:color="28558A"/>
       </w:pBdr>
+      <w:tabs>
+        <w:tab w:val="right" w:pos="9821"/>
+      </w:tabs>
+      <w:spacing w:after="0"/>
     </w:pPr>
     <w:r>
       <w:rPr>
-        <w:rFonts w:ascii="Arial" w:hAnsi="Arial" w:eastAsia="Arial"/>
-        <w:color w:val="000000"/>
+        <w:noProof/>
         <w:sz w:val="19"/>
       </w:rPr>
       <w:drawing>
-        <wp:inline xmlns:a="http://schemas.openxmlformats.org/drawingml/2006/main" xmlns:pic="http://schemas.openxmlformats.org/drawingml/2006/picture">
+        <wp:inline distT="0" distB="0" distL="0" distR="0" wp14:anchorId="08B100B5" wp14:editId="0974C97E">
           <wp:extent cx="109728" cy="105339"/>
-          <wp:docPr id="1" name="Picture 1"/>
+          <wp:effectExtent l="0" t="0" r="0" b="0"/>
+          <wp:docPr id="271269230" name="Picture 1"/>
           <wp:cNvGraphicFramePr>
-            <a:graphicFrameLocks noChangeAspect="1"/>
+            <a:graphicFrameLocks xmlns:a="http://schemas.openxmlformats.org/drawingml/2006/main" noChangeAspect="1"/>
           </wp:cNvGraphicFramePr>
-          <a:graphic>
+          <a:graphic xmlns:a="http://schemas.openxmlformats.org/drawingml/2006/main">
             <a:graphicData uri="http://schemas.openxmlformats.org/drawingml/2006/picture">
-              <pic:pic>
+              <pic:pic xmlns:pic="http://schemas.openxmlformats.org/drawingml/2006/picture">
                 <pic:nvPicPr>
                   <pic:cNvPr id="0" name="image.png"/>
                   <pic:cNvPicPr/>
@@ -4650,7 +6122,9 @@
                     <a:off x="0" y="0"/>
                     <a:ext cx="109728" cy="105339"/>
                   </a:xfrm>
-                  <a:prstGeom prst="rect"/>
+                  <a:prstGeom prst="rect">
+                    <a:avLst/>
+                  </a:prstGeom>
                 </pic:spPr>
               </pic:pic>
             </a:graphicData>
@@ -4660,32 +6134,37 @@
     </w:r>
     <w:r>
       <w:rPr>
-        <w:rFonts w:ascii="Arial" w:hAnsi="Arial" w:eastAsia="Arial"/>
-        <w:color w:val="000000"/>
         <w:sz w:val="19"/>
       </w:rPr>
       <w:tab/>
     </w:r>
     <w:r>
       <w:rPr>
-        <w:rFonts w:ascii="Arial" w:hAnsi="Arial" w:eastAsia="Arial"/>
-        <w:color w:val="000000"/>
         <w:sz w:val="19"/>
       </w:rPr>
       <w:fldChar w:fldCharType="begin"/>
     </w:r>
     <w:r>
       <w:rPr>
-        <w:rFonts w:ascii="Arial" w:hAnsi="Arial" w:eastAsia="Arial"/>
-        <w:color w:val="000000"/>
         <w:sz w:val="19"/>
       </w:rPr>
       <w:instrText xml:space="preserve"> PAGE </w:instrText>
     </w:r>
     <w:r>
       <w:rPr>
-        <w:rFonts w:ascii="Arial" w:hAnsi="Arial" w:eastAsia="Arial"/>
-        <w:color w:val="000000"/>
+        <w:sz w:val="19"/>
+      </w:rPr>
+      <w:fldChar w:fldCharType="separate"/>
+    </w:r>
+    <w:r>
+      <w:rPr>
+        <w:noProof/>
+        <w:sz w:val="19"/>
+      </w:rPr>
+      <w:t>3</w:t>
+    </w:r>
+    <w:r>
+      <w:rPr>
         <w:sz w:val="19"/>
       </w:rPr>
       <w:fldChar w:fldCharType="end"/>
@@ -4694,34 +6173,34 @@
 </w:hdr>
 </file>
 
-<file path=word/header12.xml><?xml version="1.0" encoding="utf-8"?>
-<w:hdr xmlns:m="http://schemas.openxmlformats.org/officeDocument/2006/math" xmlns:mc="http://schemas.openxmlformats.org/markup-compatibility/2006" xmlns:mo="http://schemas.microsoft.com/office/mac/office/2008/main" xmlns:mv="urn:schemas-microsoft-com:mac:vml" xmlns:o="urn:schemas-microsoft-com:office:office" xmlns:r="http://schemas.openxmlformats.org/officeDocument/2006/relationships" xmlns:v="urn:schemas-microsoft-com:vml" xmlns:w10="urn:schemas-microsoft-com:office:word" xmlns:w14="http://schemas.microsoft.com/office/word/2010/wordml" xmlns:w="http://schemas.openxmlformats.org/wordprocessingml/2006/main" xmlns:wne="http://schemas.microsoft.com/office/word/2006/wordml" xmlns:wp14="http://schemas.microsoft.com/office/word/2010/wordprocessingDrawing" xmlns:wp="http://schemas.openxmlformats.org/drawingml/2006/wordprocessingDrawing" xmlns:wpc="http://schemas.microsoft.com/office/word/2010/wordprocessingCanvas" xmlns:wpg="http://schemas.microsoft.com/office/word/2010/wordprocessingGroup" xmlns:wpi="http://schemas.microsoft.com/office/word/2010/wordprocessingInk" xmlns:wps="http://schemas.microsoft.com/office/word/2010/wordprocessingShape" mc:Ignorable="w14 wp14">
+<file path=word/header3.xml><?xml version="1.0" encoding="utf-8"?>
+<w:hdr xmlns:wpc="http://schemas.microsoft.com/office/word/2010/wordprocessingCanvas" xmlns:cx="http://schemas.microsoft.com/office/drawing/2014/chartex" xmlns:cx1="http://schemas.microsoft.com/office/drawing/2015/9/8/chartex" xmlns:cx2="http://schemas.microsoft.com/office/drawing/2015/10/21/chartex" xmlns:cx3="http://schemas.microsoft.com/office/drawing/2016/5/9/chartex" xmlns:cx4="http://schemas.microsoft.com/office/drawing/2016/5/10/chartex" xmlns:cx5="http://schemas.microsoft.com/office/drawing/2016/5/11/chartex" xmlns:cx6="http://schemas.microsoft.com/office/drawing/2016/5/12/chartex" xmlns:cx7="http://schemas.microsoft.com/office/drawing/2016/5/13/chartex" xmlns:cx8="http://schemas.microsoft.com/office/drawing/2016/5/14/chartex" xmlns:mc="http://schemas.openxmlformats.org/markup-compatibility/2006" xmlns:aink="http://schemas.microsoft.com/office/drawing/2016/ink" xmlns:am3d="http://schemas.microsoft.com/office/drawing/2017/model3d" xmlns:o="urn:schemas-microsoft-com:office:office" xmlns:oel="http://schemas.microsoft.com/office/2019/extlst" xmlns:r="http://schemas.openxmlformats.org/officeDocument/2006/relationships" xmlns:m="http://schemas.openxmlformats.org/officeDocument/2006/math" xmlns:v="urn:schemas-microsoft-com:vml" xmlns:wp14="http://schemas.microsoft.com/office/word/2010/wordprocessingDrawing" xmlns:wp="http://schemas.openxmlformats.org/drawingml/2006/wordprocessingDrawing" xmlns:w10="urn:schemas-microsoft-com:office:word" xmlns:w="http://schemas.openxmlformats.org/wordprocessingml/2006/main" xmlns:w14="http://schemas.microsoft.com/office/word/2010/wordml" xmlns:w15="http://schemas.microsoft.com/office/word/2012/wordml" xmlns:w16cex="http://schemas.microsoft.com/office/word/2018/wordml/cex" xmlns:w16cid="http://schemas.microsoft.com/office/word/2016/wordml/cid" xmlns:w16="http://schemas.microsoft.com/office/word/2018/wordml" xmlns:w16du="http://schemas.microsoft.com/office/word/2023/wordml/word16du" xmlns:w16sdtdh="http://schemas.microsoft.com/office/word/2020/wordml/sdtdatahash" xmlns:w16sdtfl="http://schemas.microsoft.com/office/word/2024/wordml/sdtformatlock" xmlns:w16se="http://schemas.microsoft.com/office/word/2015/wordml/symex" xmlns:wpg="http://schemas.microsoft.com/office/word/2010/wordprocessingGroup" xmlns:wpi="http://schemas.microsoft.com/office/word/2010/wordprocessingInk" xmlns:wne="http://schemas.microsoft.com/office/word/2006/wordml" xmlns:wps="http://schemas.microsoft.com/office/word/2010/wordprocessingShape" mc:Ignorable="w14 w15 w16se w16cid w16 w16cex w16sdtdh w16sdtfl w16du wp14">
   <w:p>
     <w:pPr>
-      <w:tabs>
-        <w:tab w:pos="9821" w:val="right"/>
-      </w:tabs>
-      <w:spacing w:after="0"/>
       <w:pBdr>
         <w:bottom w:val="single" w:sz="6" w:space="1" w:color="28558A"/>
       </w:pBdr>
+      <w:tabs>
+        <w:tab w:val="right" w:pos="9821"/>
+      </w:tabs>
+      <w:spacing w:after="0"/>
     </w:pPr>
     <w:r>
       <w:rPr>
-        <w:rFonts w:ascii="Arial" w:hAnsi="Arial" w:eastAsia="Arial"/>
-        <w:color w:val="000000"/>
+        <w:noProof/>
         <w:sz w:val="19"/>
       </w:rPr>
       <w:drawing>
-        <wp:inline xmlns:a="http://schemas.openxmlformats.org/drawingml/2006/main" xmlns:pic="http://schemas.openxmlformats.org/drawingml/2006/picture">
+        <wp:inline distT="0" distB="0" distL="0" distR="0" wp14:anchorId="7B5BB964" wp14:editId="08E420E6">
           <wp:extent cx="109728" cy="105339"/>
-          <wp:docPr id="1" name="Picture 1"/>
+          <wp:effectExtent l="0" t="0" r="0" b="0"/>
+          <wp:docPr id="59758566" name="Picture 1"/>
           <wp:cNvGraphicFramePr>
-            <a:graphicFrameLocks noChangeAspect="1"/>
+            <a:graphicFrameLocks xmlns:a="http://schemas.openxmlformats.org/drawingml/2006/main" noChangeAspect="1"/>
           </wp:cNvGraphicFramePr>
-          <a:graphic>
+          <a:graphic xmlns:a="http://schemas.openxmlformats.org/drawingml/2006/main">
             <a:graphicData uri="http://schemas.openxmlformats.org/drawingml/2006/picture">
-              <pic:pic>
+              <pic:pic xmlns:pic="http://schemas.openxmlformats.org/drawingml/2006/picture">
                 <pic:nvPicPr>
                   <pic:cNvPr id="0" name="image.png"/>
                   <pic:cNvPicPr/>
@@ -4737,7 +6216,9 @@
                     <a:off x="0" y="0"/>
                     <a:ext cx="109728" cy="105339"/>
                   </a:xfrm>
-                  <a:prstGeom prst="rect"/>
+                  <a:prstGeom prst="rect">
+                    <a:avLst/>
+                  </a:prstGeom>
                 </pic:spPr>
               </pic:pic>
             </a:graphicData>
@@ -4747,32 +6228,37 @@
     </w:r>
     <w:r>
       <w:rPr>
-        <w:rFonts w:ascii="Arial" w:hAnsi="Arial" w:eastAsia="Arial"/>
-        <w:color w:val="000000"/>
         <w:sz w:val="19"/>
       </w:rPr>
       <w:tab/>
     </w:r>
     <w:r>
       <w:rPr>
-        <w:rFonts w:ascii="Arial" w:hAnsi="Arial" w:eastAsia="Arial"/>
-        <w:color w:val="000000"/>
         <w:sz w:val="19"/>
       </w:rPr>
       <w:fldChar w:fldCharType="begin"/>
     </w:r>
     <w:r>
       <w:rPr>
-        <w:rFonts w:ascii="Arial" w:hAnsi="Arial" w:eastAsia="Arial"/>
-        <w:color w:val="000000"/>
         <w:sz w:val="19"/>
       </w:rPr>
       <w:instrText xml:space="preserve"> PAGE </w:instrText>
     </w:r>
     <w:r>
       <w:rPr>
-        <w:rFonts w:ascii="Arial" w:hAnsi="Arial" w:eastAsia="Arial"/>
-        <w:color w:val="000000"/>
+        <w:sz w:val="19"/>
+      </w:rPr>
+      <w:fldChar w:fldCharType="separate"/>
+    </w:r>
+    <w:r>
+      <w:rPr>
+        <w:noProof/>
+        <w:sz w:val="19"/>
+      </w:rPr>
+      <w:t>4</w:t>
+    </w:r>
+    <w:r>
+      <w:rPr>
         <w:sz w:val="19"/>
       </w:rPr>
       <w:fldChar w:fldCharType="end"/>
@@ -4781,326 +6267,34 @@
 </w:hdr>
 </file>
 
-<file path=word/header2.xml><?xml version="1.0" encoding="utf-8"?>
+<file path=word/header4.xml><?xml version="1.0" encoding="utf-8"?>
 <w:hdr xmlns:wpc="http://schemas.microsoft.com/office/word/2010/wordprocessingCanvas" xmlns:cx="http://schemas.microsoft.com/office/drawing/2014/chartex" xmlns:cx1="http://schemas.microsoft.com/office/drawing/2015/9/8/chartex" xmlns:cx2="http://schemas.microsoft.com/office/drawing/2015/10/21/chartex" xmlns:cx3="http://schemas.microsoft.com/office/drawing/2016/5/9/chartex" xmlns:cx4="http://schemas.microsoft.com/office/drawing/2016/5/10/chartex" xmlns:cx5="http://schemas.microsoft.com/office/drawing/2016/5/11/chartex" xmlns:cx6="http://schemas.microsoft.com/office/drawing/2016/5/12/chartex" xmlns:cx7="http://schemas.microsoft.com/office/drawing/2016/5/13/chartex" xmlns:cx8="http://schemas.microsoft.com/office/drawing/2016/5/14/chartex" xmlns:mc="http://schemas.openxmlformats.org/markup-compatibility/2006" xmlns:aink="http://schemas.microsoft.com/office/drawing/2016/ink" xmlns:am3d="http://schemas.microsoft.com/office/drawing/2017/model3d" xmlns:o="urn:schemas-microsoft-com:office:office" xmlns:oel="http://schemas.microsoft.com/office/2019/extlst" xmlns:r="http://schemas.openxmlformats.org/officeDocument/2006/relationships" xmlns:m="http://schemas.openxmlformats.org/officeDocument/2006/math" xmlns:v="urn:schemas-microsoft-com:vml" xmlns:wp14="http://schemas.microsoft.com/office/word/2010/wordprocessingDrawing" xmlns:wp="http://schemas.openxmlformats.org/drawingml/2006/wordprocessingDrawing" xmlns:w10="urn:schemas-microsoft-com:office:word" xmlns:w="http://schemas.openxmlformats.org/wordprocessingml/2006/main" xmlns:w14="http://schemas.microsoft.com/office/word/2010/wordml" xmlns:w15="http://schemas.microsoft.com/office/word/2012/wordml" xmlns:w16cex="http://schemas.microsoft.com/office/word/2018/wordml/cex" xmlns:w16cid="http://schemas.microsoft.com/office/word/2016/wordml/cid" xmlns:w16="http://schemas.microsoft.com/office/word/2018/wordml" xmlns:w16du="http://schemas.microsoft.com/office/word/2023/wordml/word16du" xmlns:w16sdtdh="http://schemas.microsoft.com/office/word/2020/wordml/sdtdatahash" xmlns:w16sdtfl="http://schemas.microsoft.com/office/word/2024/wordml/sdtformatlock" xmlns:w16se="http://schemas.microsoft.com/office/word/2015/wordml/symex" xmlns:wpg="http://schemas.microsoft.com/office/word/2010/wordprocessingGroup" xmlns:wpi="http://schemas.microsoft.com/office/word/2010/wordprocessingInk" xmlns:wne="http://schemas.microsoft.com/office/word/2006/wordml" xmlns:wps="http://schemas.microsoft.com/office/word/2010/wordprocessingShape" mc:Ignorable="w14 w15 w16se w16cid w16 w16cex w16sdtdh w16sdtfl w16du wp14">
   <w:p>
     <w:pPr>
-      <w:pStyle w:val="Textoindependiente"/>
-      <w:spacing w:line="14" w:lineRule="auto"/>
-    </w:pPr>
-    <w:r>
-      <w:rPr>
-        <w:noProof/>
-      </w:rPr>
-      <mc:AlternateContent>
-        <mc:Choice Requires="wpg">
-          <w:drawing>
-            <wp:anchor distT="0" distB="0" distL="0" distR="0" simplePos="0" relativeHeight="487501312" behindDoc="1" locked="0" layoutInCell="1" allowOverlap="1" wp14:anchorId="31ADF5B7" wp14:editId="79B838A1">
-              <wp:simplePos x="0" y="0"/>
-              <wp:positionH relativeFrom="page">
-                <wp:posOffset>540005</wp:posOffset>
-              </wp:positionH>
-              <wp:positionV relativeFrom="page">
-                <wp:posOffset>480598</wp:posOffset>
-              </wp:positionV>
-              <wp:extent cx="6692900" cy="115570"/>
-              <wp:effectExtent l="0" t="0" r="0" b="0"/>
-              <wp:wrapNone/>
-              <wp:docPr id="141863240" name="Group 12"/>
-              <wp:cNvGraphicFramePr>
-                <a:graphicFrameLocks xmlns:a="http://schemas.openxmlformats.org/drawingml/2006/main"/>
-              </wp:cNvGraphicFramePr>
-              <a:graphic xmlns:a="http://schemas.openxmlformats.org/drawingml/2006/main">
-                <a:graphicData uri="http://schemas.microsoft.com/office/word/2010/wordprocessingGroup">
-                  <wpg:wgp>
-                    <wpg:cNvGrpSpPr>
-                      <a:grpSpLocks/>
-                    </wpg:cNvGrpSpPr>
-                    <wpg:grpSpPr>
-                      <a:xfrm>
-                        <a:off x="0" y="0"/>
-                        <a:ext cx="6692900" cy="115570"/>
-                        <a:chOff x="0" y="0"/>
-                        <a:chExt cx="6692900" cy="115570"/>
-                      </a:xfrm>
-                    </wpg:grpSpPr>
-                    <wps:wsp>
-                      <wps:cNvPr id="13" name="Graphic 13"/>
-                      <wps:cNvSpPr/>
-                      <wps:spPr>
-                        <a:xfrm>
-                          <a:off x="53994" y="55163"/>
-                          <a:ext cx="6638925" cy="1270"/>
-                        </a:xfrm>
-                        <a:custGeom>
-                          <a:avLst/>
-                          <a:gdLst/>
-                          <a:ahLst/>
-                          <a:cxnLst/>
-                          <a:rect l="l" t="t" r="r" b="b"/>
-                          <a:pathLst>
-                            <a:path w="6638925">
-                              <a:moveTo>
-                                <a:pt x="0" y="0"/>
-                              </a:moveTo>
-                              <a:lnTo>
-                                <a:pt x="6638404" y="0"/>
-                              </a:lnTo>
-                            </a:path>
-                          </a:pathLst>
-                        </a:custGeom>
-                        <a:ln w="9525">
-                          <a:solidFill>
-                            <a:srgbClr val="1D4B63"/>
-                          </a:solidFill>
-                          <a:prstDash val="solid"/>
-                        </a:ln>
-                      </wps:spPr>
-                      <wps:bodyPr wrap="square" lIns="0" tIns="0" rIns="0" bIns="0" rtlCol="0">
-                        <a:prstTxWarp prst="textNoShape">
-                          <a:avLst/>
-                        </a:prstTxWarp>
-                        <a:noAutofit/>
-                      </wps:bodyPr>
-                    </wps:wsp>
-                    <pic:pic xmlns:pic="http://schemas.openxmlformats.org/drawingml/2006/picture">
-                      <pic:nvPicPr>
-                        <pic:cNvPr id="14" name="Image 14"/>
-                        <pic:cNvPicPr/>
-                      </pic:nvPicPr>
-                      <pic:blipFill>
-                        <a:blip r:embed="rId1" cstate="print"/>
-                        <a:stretch>
-                          <a:fillRect/>
-                        </a:stretch>
-                      </pic:blipFill>
-                      <pic:spPr>
-                        <a:xfrm>
-                          <a:off x="0" y="0"/>
-                          <a:ext cx="115189" cy="115201"/>
-                        </a:xfrm>
-                        <a:prstGeom prst="rect">
-                          <a:avLst/>
-                        </a:prstGeom>
-                      </pic:spPr>
-                    </pic:pic>
-                  </wpg:wgp>
-                </a:graphicData>
-              </a:graphic>
-            </wp:anchor>
-          </w:drawing>
-        </mc:Choice>
-        <mc:Fallback>
-          <w:pict>
-            <v:group w14:anchorId="71F37FDF" id="Group 12" o:spid="_x0000_s1026" style="position:absolute;margin-left:42.5pt;margin-top:37.85pt;width:527pt;height:9.1pt;z-index:-15815168;mso-wrap-distance-left:0;mso-wrap-distance-right:0;mso-position-horizontal-relative:page;mso-position-vertical-relative:page" coordsize="66929,1155" o:gfxdata="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">
-              <v:shape id="Graphic 13" o:spid="_x0000_s1027" style="position:absolute;left:539;top:551;width:66390;height:13;visibility:visible;mso-wrap-style:square;v-text-anchor:top" coordsize="6638925,1270" o:gfxdata="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" path="m,l6638404,e" filled="f" strokecolor="#1d4b63">
-                <v:path arrowok="t"/>
-              </v:shape>
-              <v:shapetype id="_x0000_t75" coordsize="21600,21600" o:spt="75" o:preferrelative="t" path="m@4@5l@4@11@9@11@9@5xe" filled="f" stroked="f">
-                <v:stroke joinstyle="miter"/>
-                <v:formulas>
-                  <v:f eqn="if lineDrawn pixelLineWidth 0"/>
-                  <v:f eqn="sum @0 1 0"/>
-                  <v:f eqn="sum 0 0 @1"/>
-                  <v:f eqn="prod @2 1 2"/>
-                  <v:f eqn="prod @3 21600 pixelWidth"/>
-                  <v:f eqn="prod @3 21600 pixelHeight"/>
-                  <v:f eqn="sum @0 0 1"/>
-                  <v:f eqn="prod @6 1 2"/>
-                  <v:f eqn="prod @7 21600 pixelWidth"/>
-                  <v:f eqn="sum @8 21600 0"/>
-                  <v:f eqn="prod @7 21600 pixelHeight"/>
-                  <v:f eqn="sum @10 21600 0"/>
-                </v:formulas>
-                <v:path o:extrusionok="f" gradientshapeok="t" o:connecttype="rect"/>
-                <o:lock v:ext="edit" aspectratio="t"/>
-              </v:shapetype>
-              <v:shape id="Image 14" o:spid="_x0000_s1028" type="#_x0000_t75" style="position:absolute;width:1151;height:1152;visibility:visible;mso-wrap-style:square" o:gfxdata="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">
-                <v:imagedata r:id="rId2" o:title=""/>
-              </v:shape>
-              <w10:wrap anchorx="page" anchory="page"/>
-            </v:group>
-          </w:pict>
-        </mc:Fallback>
-      </mc:AlternateContent>
-    </w:r>
-    <w:r>
-      <w:rPr>
-        <w:noProof/>
-      </w:rPr>
-      <mc:AlternateContent>
-        <mc:Choice Requires="wps">
-          <w:drawing>
-            <wp:anchor distT="0" distB="0" distL="0" distR="0" simplePos="0" relativeHeight="487501824" behindDoc="1" locked="0" layoutInCell="1" allowOverlap="1" wp14:anchorId="2B617FCF" wp14:editId="567103D6">
-              <wp:simplePos x="0" y="0"/>
-              <wp:positionH relativeFrom="page">
-                <wp:posOffset>6883428</wp:posOffset>
-              </wp:positionH>
-              <wp:positionV relativeFrom="page">
-                <wp:posOffset>300499</wp:posOffset>
-              </wp:positionV>
-              <wp:extent cx="400000" cy="230000"/>
-              <wp:effectExtent l="0" t="0" r="0" b="0"/>
-              <wp:wrapNone/>
-              <wp:docPr id="15" name="Textbox 15"/>
-              <wp:cNvGraphicFramePr>
-                <a:graphicFrameLocks xmlns:a="http://schemas.openxmlformats.org/drawingml/2006/main"/>
-              </wp:cNvGraphicFramePr>
-              <a:graphic xmlns:a="http://schemas.openxmlformats.org/drawingml/2006/main">
-                <a:graphicData uri="http://schemas.microsoft.com/office/word/2010/wordprocessingShape">
-                  <wps:wsp>
-                    <wps:cNvSpPr txBox="1">
-                      <a:spLocks/>
-                    </wps:cNvSpPr>
-                    <wps:spPr>
-                      <a:xfrm>
-                        <a:off x="0" y="0"/>
-                        <a:ext cx="400000" cy="230000"/>
-                      </a:xfrm>
-                      <a:prstGeom prst="rect">
-                        <a:avLst/>
-                      </a:prstGeom>
-                    </wps:spPr>
-                    <wps:txbx>
-                      <w:txbxContent>
-                        <w:p>
-                          <w:pPr>
-                            <w:spacing w:line="264" w:lineRule="exact"/>
-                            <w:ind w:left="60"/>
-                          </w:pPr>
-                          <w:r>
-                            <w:rPr>
-                              <w:color w:val="231F20"/>
-                            </w:rPr>
-                            <w:fldChar w:fldCharType="begin"/>
-                          </w:r>
-                          <w:r>
-                            <w:rPr>
-                              <w:color w:val="231F20"/>
-                            </w:rPr>
-                            <w:instrText xml:space="preserve"> PAGE </w:instrText>
-                          </w:r>
-                          <w:r>
-                            <w:rPr>
-                              <w:color w:val="231F20"/>
-                            </w:rPr>
-                            <w:fldChar w:fldCharType="separate"/>
-                          </w:r>
-                          <w:r>
-                            <w:rPr>
-                              <w:color w:val="231F20"/>
-                            </w:rPr>
-                            <w:t>2</w:t>
-                          </w:r>
-                          <w:r>
-                            <w:rPr>
-                              <w:color w:val="231F20"/>
-                            </w:rPr>
-                            <w:fldChar w:fldCharType="end"/>
-                          </w:r>
-                        </w:p>
-                      </w:txbxContent>
-                    </wps:txbx>
-                    <wps:bodyPr wrap="square" lIns="0" tIns="0" rIns="0" bIns="0" rtlCol="0">
-                      <a:noAutofit/>
-                    </wps:bodyPr>
-                  </wps:wsp>
-                </a:graphicData>
-              </a:graphic>
-            </wp:anchor>
-          </w:drawing>
-        </mc:Choice>
-        <mc:Fallback>
-          <w:pict>
-            <v:shapetype w14:anchorId="2B617FCF" id="_x0000_t202" coordsize="21600,21600" o:spt="202" path="m,l,21600r21600,l21600,xe">
-              <v:stroke joinstyle="miter"/>
-              <v:path gradientshapeok="t" o:connecttype="rect"/>
-            </v:shapetype>
-            <v:shape id="Textbox 15" o:spid="_x0000_s1026" type="#_x0000_t202" style="position:absolute;margin-left:542pt;margin-top:23.65pt;width:31.5pt;height:18.1pt;z-index:-15814656;visibility:visible;mso-wrap-style:square;mso-wrap-distance-left:0;mso-wrap-distance-top:0;mso-wrap-distance-right:0;mso-wrap-distance-bottom:0;mso-position-horizontal:absolute;mso-position-horizontal-relative:page;mso-position-vertical:absolute;mso-position-vertical-relative:page;v-text-anchor:top" o:gfxdata="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" filled="f" stroked="f">
-              <v:textbox inset="0,0,0,0">
-                <w:txbxContent>
-                  <w:p>
-                    <w:pPr>
-                      <w:spacing w:line="264" w:lineRule="exact"/>
-                      <w:ind w:left="60"/>
-                    </w:pPr>
-                    <w:r>
-                      <w:rPr>
-                        <w:color w:val="231F20"/>
-                      </w:rPr>
-                      <w:fldChar w:fldCharType="begin"/>
-                    </w:r>
-                    <w:r>
-                      <w:rPr>
-                        <w:color w:val="231F20"/>
-                      </w:rPr>
-                      <w:instrText xml:space="preserve"> PAGE </w:instrText>
-                    </w:r>
-                    <w:r>
-                      <w:rPr>
-                        <w:color w:val="231F20"/>
-                      </w:rPr>
-                      <w:fldChar w:fldCharType="separate"/>
-                    </w:r>
-                    <w:r>
-                      <w:rPr>
-                        <w:color w:val="231F20"/>
-                      </w:rPr>
-                      <w:t>2</w:t>
-                    </w:r>
-                    <w:r>
-                      <w:rPr>
-                        <w:color w:val="231F20"/>
-                      </w:rPr>
-                      <w:fldChar w:fldCharType="end"/>
-                    </w:r>
-                  </w:p>
-                </w:txbxContent>
-              </v:textbox>
-              <w10:wrap anchorx="page" anchory="page"/>
-            </v:shape>
-          </w:pict>
-        </mc:Fallback>
-      </mc:AlternateContent>
-    </w:r>
-  </w:p>
-</w:hdr>
-</file>
-
-<file path=word/header3.xml><?xml version="1.0" encoding="utf-8"?>
-<w:hdr xmlns:wpc="http://schemas.microsoft.com/office/word/2010/wordprocessingCanvas" xmlns:cx="http://schemas.microsoft.com/office/drawing/2014/chartex" xmlns:cx1="http://schemas.microsoft.com/office/drawing/2015/9/8/chartex" xmlns:cx2="http://schemas.microsoft.com/office/drawing/2015/10/21/chartex" xmlns:cx3="http://schemas.microsoft.com/office/drawing/2016/5/9/chartex" xmlns:cx4="http://schemas.microsoft.com/office/drawing/2016/5/10/chartex" xmlns:cx5="http://schemas.microsoft.com/office/drawing/2016/5/11/chartex" xmlns:cx6="http://schemas.microsoft.com/office/drawing/2016/5/12/chartex" xmlns:cx7="http://schemas.microsoft.com/office/drawing/2016/5/13/chartex" xmlns:cx8="http://schemas.microsoft.com/office/drawing/2016/5/14/chartex" xmlns:mc="http://schemas.openxmlformats.org/markup-compatibility/2006" xmlns:aink="http://schemas.microsoft.com/office/drawing/2016/ink" xmlns:am3d="http://schemas.microsoft.com/office/drawing/2017/model3d" xmlns:o="urn:schemas-microsoft-com:office:office" xmlns:oel="http://schemas.microsoft.com/office/2019/extlst" xmlns:r="http://schemas.openxmlformats.org/officeDocument/2006/relationships" xmlns:m="http://schemas.openxmlformats.org/officeDocument/2006/math" xmlns:v="urn:schemas-microsoft-com:vml" xmlns:wp14="http://schemas.microsoft.com/office/word/2010/wordprocessingDrawing" xmlns:wp="http://schemas.openxmlformats.org/drawingml/2006/wordprocessingDrawing" xmlns:w10="urn:schemas-microsoft-com:office:word" xmlns:w="http://schemas.openxmlformats.org/wordprocessingml/2006/main" xmlns:w14="http://schemas.microsoft.com/office/word/2010/wordml" xmlns:w15="http://schemas.microsoft.com/office/word/2012/wordml" xmlns:w16cex="http://schemas.microsoft.com/office/word/2018/wordml/cex" xmlns:w16cid="http://schemas.microsoft.com/office/word/2016/wordml/cid" xmlns:w16="http://schemas.microsoft.com/office/word/2018/wordml" xmlns:w16du="http://schemas.microsoft.com/office/word/2023/wordml/word16du" xmlns:w16sdtdh="http://schemas.microsoft.com/office/word/2020/wordml/sdtdatahash" xmlns:w16sdtfl="http://schemas.microsoft.com/office/word/2024/wordml/sdtformatlock" xmlns:w16se="http://schemas.microsoft.com/office/word/2015/wordml/symex" xmlns:wpg="http://schemas.microsoft.com/office/word/2010/wordprocessingGroup" xmlns:wpi="http://schemas.microsoft.com/office/word/2010/wordprocessingInk" xmlns:wne="http://schemas.microsoft.com/office/word/2006/wordml" xmlns:wps="http://schemas.microsoft.com/office/word/2010/wordprocessingShape" mc:Ignorable="w14 w15 w16se w16cid w16 w16cex w16sdtdh w16sdtfl w16du wp14">
-  <w:p/>
-</w:hdr>
-</file>
-
-<file path=word/header4.xml><?xml version="1.0" encoding="utf-8"?>
-<w:hdr xmlns:m="http://schemas.openxmlformats.org/officeDocument/2006/math" xmlns:mc="http://schemas.openxmlformats.org/markup-compatibility/2006" xmlns:mo="http://schemas.microsoft.com/office/mac/office/2008/main" xmlns:mv="urn:schemas-microsoft-com:mac:vml" xmlns:o="urn:schemas-microsoft-com:office:office" xmlns:r="http://schemas.openxmlformats.org/officeDocument/2006/relationships" xmlns:v="urn:schemas-microsoft-com:vml" xmlns:w10="urn:schemas-microsoft-com:office:word" xmlns:w14="http://schemas.microsoft.com/office/word/2010/wordml" xmlns:w="http://schemas.openxmlformats.org/wordprocessingml/2006/main" xmlns:wne="http://schemas.microsoft.com/office/word/2006/wordml" xmlns:wp14="http://schemas.microsoft.com/office/word/2010/wordprocessingDrawing" xmlns:wp="http://schemas.openxmlformats.org/drawingml/2006/wordprocessingDrawing" xmlns:wpc="http://schemas.microsoft.com/office/word/2010/wordprocessingCanvas" xmlns:wpg="http://schemas.microsoft.com/office/word/2010/wordprocessingGroup" xmlns:wpi="http://schemas.microsoft.com/office/word/2010/wordprocessingInk" xmlns:wps="http://schemas.microsoft.com/office/word/2010/wordprocessingShape" mc:Ignorable="w14 wp14">
-  <w:p>
-    <w:pPr>
-      <w:tabs>
-        <w:tab w:pos="9821" w:val="right"/>
-      </w:tabs>
-      <w:spacing w:after="0"/>
       <w:pBdr>
         <w:bottom w:val="single" w:sz="6" w:space="1" w:color="28558A"/>
       </w:pBdr>
+      <w:tabs>
+        <w:tab w:val="right" w:pos="9821"/>
+      </w:tabs>
+      <w:spacing w:after="0"/>
     </w:pPr>
     <w:r>
       <w:rPr>
-        <w:rFonts w:ascii="Arial" w:hAnsi="Arial" w:eastAsia="Arial"/>
-        <w:color w:val="000000"/>
+        <w:noProof/>
         <w:sz w:val="19"/>
       </w:rPr>
       <w:drawing>
-        <wp:inline xmlns:a="http://schemas.openxmlformats.org/drawingml/2006/main" xmlns:pic="http://schemas.openxmlformats.org/drawingml/2006/picture">
+        <wp:inline distT="0" distB="0" distL="0" distR="0" wp14:anchorId="0E855023" wp14:editId="2B600304">
           <wp:extent cx="109728" cy="105339"/>
-          <wp:docPr id="1" name="Picture 1"/>
+          <wp:effectExtent l="0" t="0" r="0" b="0"/>
+          <wp:docPr id="1583637145" name="Picture 1"/>
           <wp:cNvGraphicFramePr>
-            <a:graphicFrameLocks noChangeAspect="1"/>
+            <a:graphicFrameLocks xmlns:a="http://schemas.openxmlformats.org/drawingml/2006/main" noChangeAspect="1"/>
           </wp:cNvGraphicFramePr>
-          <a:graphic>
+          <a:graphic xmlns:a="http://schemas.openxmlformats.org/drawingml/2006/main">
             <a:graphicData uri="http://schemas.openxmlformats.org/drawingml/2006/picture">
-              <pic:pic>
+              <pic:pic xmlns:pic="http://schemas.openxmlformats.org/drawingml/2006/picture">
                 <pic:nvPicPr>
                   <pic:cNvPr id="0" name="image.png"/>
                   <pic:cNvPicPr/>
@@ -5116,7 +6310,9 @@
                     <a:off x="0" y="0"/>
                     <a:ext cx="109728" cy="105339"/>
                   </a:xfrm>
-                  <a:prstGeom prst="rect"/>
+                  <a:prstGeom prst="rect">
+                    <a:avLst/>
+                  </a:prstGeom>
                 </pic:spPr>
               </pic:pic>
             </a:graphicData>
@@ -5126,32 +6322,37 @@
     </w:r>
     <w:r>
       <w:rPr>
-        <w:rFonts w:ascii="Arial" w:hAnsi="Arial" w:eastAsia="Arial"/>
-        <w:color w:val="000000"/>
         <w:sz w:val="19"/>
       </w:rPr>
       <w:tab/>
     </w:r>
     <w:r>
       <w:rPr>
-        <w:rFonts w:ascii="Arial" w:hAnsi="Arial" w:eastAsia="Arial"/>
-        <w:color w:val="000000"/>
         <w:sz w:val="19"/>
       </w:rPr>
       <w:fldChar w:fldCharType="begin"/>
     </w:r>
     <w:r>
       <w:rPr>
-        <w:rFonts w:ascii="Arial" w:hAnsi="Arial" w:eastAsia="Arial"/>
-        <w:color w:val="000000"/>
         <w:sz w:val="19"/>
       </w:rPr>
       <w:instrText xml:space="preserve"> PAGE </w:instrText>
     </w:r>
     <w:r>
       <w:rPr>
-        <w:rFonts w:ascii="Arial" w:hAnsi="Arial" w:eastAsia="Arial"/>
-        <w:color w:val="000000"/>
+        <w:sz w:val="19"/>
+      </w:rPr>
+      <w:fldChar w:fldCharType="separate"/>
+    </w:r>
+    <w:r>
+      <w:rPr>
+        <w:noProof/>
+        <w:sz w:val="19"/>
+      </w:rPr>
+      <w:t>5</w:t>
+    </w:r>
+    <w:r>
+      <w:rPr>
         <w:sz w:val="19"/>
       </w:rPr>
       <w:fldChar w:fldCharType="end"/>
@@ -5161,33 +6362,33 @@
 </file>
 
 <file path=word/header5.xml><?xml version="1.0" encoding="utf-8"?>
-<w:hdr xmlns:m="http://schemas.openxmlformats.org/officeDocument/2006/math" xmlns:mc="http://schemas.openxmlformats.org/markup-compatibility/2006" xmlns:mo="http://schemas.microsoft.com/office/mac/office/2008/main" xmlns:mv="urn:schemas-microsoft-com:mac:vml" xmlns:o="urn:schemas-microsoft-com:office:office" xmlns:r="http://schemas.openxmlformats.org/officeDocument/2006/relationships" xmlns:v="urn:schemas-microsoft-com:vml" xmlns:w10="urn:schemas-microsoft-com:office:word" xmlns:w14="http://schemas.microsoft.com/office/word/2010/wordml" xmlns:w="http://schemas.openxmlformats.org/wordprocessingml/2006/main" xmlns:wne="http://schemas.microsoft.com/office/word/2006/wordml" xmlns:wp14="http://schemas.microsoft.com/office/word/2010/wordprocessingDrawing" xmlns:wp="http://schemas.openxmlformats.org/drawingml/2006/wordprocessingDrawing" xmlns:wpc="http://schemas.microsoft.com/office/word/2010/wordprocessingCanvas" xmlns:wpg="http://schemas.microsoft.com/office/word/2010/wordprocessingGroup" xmlns:wpi="http://schemas.microsoft.com/office/word/2010/wordprocessingInk" xmlns:wps="http://schemas.microsoft.com/office/word/2010/wordprocessingShape" mc:Ignorable="w14 wp14">
+<w:hdr xmlns:wpc="http://schemas.microsoft.com/office/word/2010/wordprocessingCanvas" xmlns:cx="http://schemas.microsoft.com/office/drawing/2014/chartex" xmlns:cx1="http://schemas.microsoft.com/office/drawing/2015/9/8/chartex" xmlns:cx2="http://schemas.microsoft.com/office/drawing/2015/10/21/chartex" xmlns:cx3="http://schemas.microsoft.com/office/drawing/2016/5/9/chartex" xmlns:cx4="http://schemas.microsoft.com/office/drawing/2016/5/10/chartex" xmlns:cx5="http://schemas.microsoft.com/office/drawing/2016/5/11/chartex" xmlns:cx6="http://schemas.microsoft.com/office/drawing/2016/5/12/chartex" xmlns:cx7="http://schemas.microsoft.com/office/drawing/2016/5/13/chartex" xmlns:cx8="http://schemas.microsoft.com/office/drawing/2016/5/14/chartex" xmlns:mc="http://schemas.openxmlformats.org/markup-compatibility/2006" xmlns:aink="http://schemas.microsoft.com/office/drawing/2016/ink" xmlns:am3d="http://schemas.microsoft.com/office/drawing/2017/model3d" xmlns:o="urn:schemas-microsoft-com:office:office" xmlns:oel="http://schemas.microsoft.com/office/2019/extlst" xmlns:r="http://schemas.openxmlformats.org/officeDocument/2006/relationships" xmlns:m="http://schemas.openxmlformats.org/officeDocument/2006/math" xmlns:v="urn:schemas-microsoft-com:vml" xmlns:wp14="http://schemas.microsoft.com/office/word/2010/wordprocessingDrawing" xmlns:wp="http://schemas.openxmlformats.org/drawingml/2006/wordprocessingDrawing" xmlns:w10="urn:schemas-microsoft-com:office:word" xmlns:w="http://schemas.openxmlformats.org/wordprocessingml/2006/main" xmlns:w14="http://schemas.microsoft.com/office/word/2010/wordml" xmlns:w15="http://schemas.microsoft.com/office/word/2012/wordml" xmlns:w16cex="http://schemas.microsoft.com/office/word/2018/wordml/cex" xmlns:w16cid="http://schemas.microsoft.com/office/word/2016/wordml/cid" xmlns:w16="http://schemas.microsoft.com/office/word/2018/wordml" xmlns:w16du="http://schemas.microsoft.com/office/word/2023/wordml/word16du" xmlns:w16sdtdh="http://schemas.microsoft.com/office/word/2020/wordml/sdtdatahash" xmlns:w16sdtfl="http://schemas.microsoft.com/office/word/2024/wordml/sdtformatlock" xmlns:w16se="http://schemas.microsoft.com/office/word/2015/wordml/symex" xmlns:wpg="http://schemas.microsoft.com/office/word/2010/wordprocessingGroup" xmlns:wpi="http://schemas.microsoft.com/office/word/2010/wordprocessingInk" xmlns:wne="http://schemas.microsoft.com/office/word/2006/wordml" xmlns:wps="http://schemas.microsoft.com/office/word/2010/wordprocessingShape" mc:Ignorable="w14 w15 w16se w16cid w16 w16cex w16sdtdh w16sdtfl w16du wp14">
   <w:p>
     <w:pPr>
-      <w:tabs>
-        <w:tab w:pos="9821" w:val="right"/>
-      </w:tabs>
-      <w:spacing w:after="0"/>
       <w:pBdr>
         <w:bottom w:val="single" w:sz="6" w:space="1" w:color="28558A"/>
       </w:pBdr>
+      <w:tabs>
+        <w:tab w:val="right" w:pos="9821"/>
+      </w:tabs>
+      <w:spacing w:after="0"/>
     </w:pPr>
     <w:r>
       <w:rPr>
-        <w:rFonts w:ascii="Arial" w:hAnsi="Arial" w:eastAsia="Arial"/>
-        <w:color w:val="000000"/>
+        <w:noProof/>
         <w:sz w:val="19"/>
       </w:rPr>
       <w:drawing>
-        <wp:inline xmlns:a="http://schemas.openxmlformats.org/drawingml/2006/main" xmlns:pic="http://schemas.openxmlformats.org/drawingml/2006/picture">
+        <wp:inline distT="0" distB="0" distL="0" distR="0" wp14:anchorId="6F6E00C9" wp14:editId="6A2110C2">
           <wp:extent cx="109728" cy="105339"/>
-          <wp:docPr id="1" name="Picture 1"/>
+          <wp:effectExtent l="0" t="0" r="0" b="0"/>
+          <wp:docPr id="78869373" name="Picture 1"/>
           <wp:cNvGraphicFramePr>
-            <a:graphicFrameLocks noChangeAspect="1"/>
+            <a:graphicFrameLocks xmlns:a="http://schemas.openxmlformats.org/drawingml/2006/main" noChangeAspect="1"/>
           </wp:cNvGraphicFramePr>
-          <a:graphic>
+          <a:graphic xmlns:a="http://schemas.openxmlformats.org/drawingml/2006/main">
             <a:graphicData uri="http://schemas.openxmlformats.org/drawingml/2006/picture">
-              <pic:pic>
+              <pic:pic xmlns:pic="http://schemas.openxmlformats.org/drawingml/2006/picture">
                 <pic:nvPicPr>
                   <pic:cNvPr id="0" name="image.png"/>
                   <pic:cNvPicPr/>
@@ -5203,7 +6404,9 @@
                     <a:off x="0" y="0"/>
                     <a:ext cx="109728" cy="105339"/>
                   </a:xfrm>
-                  <a:prstGeom prst="rect"/>
+                  <a:prstGeom prst="rect">
+                    <a:avLst/>
+                  </a:prstGeom>
                 </pic:spPr>
               </pic:pic>
             </a:graphicData>
@@ -5213,32 +6416,37 @@
     </w:r>
     <w:r>
       <w:rPr>
-        <w:rFonts w:ascii="Arial" w:hAnsi="Arial" w:eastAsia="Arial"/>
-        <w:color w:val="000000"/>
         <w:sz w:val="19"/>
       </w:rPr>
       <w:tab/>
     </w:r>
     <w:r>
       <w:rPr>
-        <w:rFonts w:ascii="Arial" w:hAnsi="Arial" w:eastAsia="Arial"/>
-        <w:color w:val="000000"/>
         <w:sz w:val="19"/>
       </w:rPr>
       <w:fldChar w:fldCharType="begin"/>
     </w:r>
     <w:r>
       <w:rPr>
-        <w:rFonts w:ascii="Arial" w:hAnsi="Arial" w:eastAsia="Arial"/>
-        <w:color w:val="000000"/>
         <w:sz w:val="19"/>
       </w:rPr>
       <w:instrText xml:space="preserve"> PAGE </w:instrText>
     </w:r>
     <w:r>
       <w:rPr>
-        <w:rFonts w:ascii="Arial" w:hAnsi="Arial" w:eastAsia="Arial"/>
-        <w:color w:val="000000"/>
+        <w:sz w:val="19"/>
+      </w:rPr>
+      <w:fldChar w:fldCharType="separate"/>
+    </w:r>
+    <w:r>
+      <w:rPr>
+        <w:noProof/>
+        <w:sz w:val="19"/>
+      </w:rPr>
+      <w:t>6</w:t>
+    </w:r>
+    <w:r>
+      <w:rPr>
         <w:sz w:val="19"/>
       </w:rPr>
       <w:fldChar w:fldCharType="end"/>
@@ -5248,33 +6456,33 @@
 </file>
 
 <file path=word/header6.xml><?xml version="1.0" encoding="utf-8"?>
-<w:hdr xmlns:m="http://schemas.openxmlformats.org/officeDocument/2006/math" xmlns:mc="http://schemas.openxmlformats.org/markup-compatibility/2006" xmlns:mo="http://schemas.microsoft.com/office/mac/office/2008/main" xmlns:mv="urn:schemas-microsoft-com:mac:vml" xmlns:o="urn:schemas-microsoft-com:office:office" xmlns:r="http://schemas.openxmlformats.org/officeDocument/2006/relationships" xmlns:v="urn:schemas-microsoft-com:vml" xmlns:w10="urn:schemas-microsoft-com:office:word" xmlns:w14="http://schemas.microsoft.com/office/word/2010/wordml" xmlns:w="http://schemas.openxmlformats.org/wordprocessingml/2006/main" xmlns:wne="http://schemas.microsoft.com/office/word/2006/wordml" xmlns:wp14="http://schemas.microsoft.com/office/word/2010/wordprocessingDrawing" xmlns:wp="http://schemas.openxmlformats.org/drawingml/2006/wordprocessingDrawing" xmlns:wpc="http://schemas.microsoft.com/office/word/2010/wordprocessingCanvas" xmlns:wpg="http://schemas.microsoft.com/office/word/2010/wordprocessingGroup" xmlns:wpi="http://schemas.microsoft.com/office/word/2010/wordprocessingInk" xmlns:wps="http://schemas.microsoft.com/office/word/2010/wordprocessingShape" mc:Ignorable="w14 wp14">
+<w:hdr xmlns:wpc="http://schemas.microsoft.com/office/word/2010/wordprocessingCanvas" xmlns:cx="http://schemas.microsoft.com/office/drawing/2014/chartex" xmlns:cx1="http://schemas.microsoft.com/office/drawing/2015/9/8/chartex" xmlns:cx2="http://schemas.microsoft.com/office/drawing/2015/10/21/chartex" xmlns:cx3="http://schemas.microsoft.com/office/drawing/2016/5/9/chartex" xmlns:cx4="http://schemas.microsoft.com/office/drawing/2016/5/10/chartex" xmlns:cx5="http://schemas.microsoft.com/office/drawing/2016/5/11/chartex" xmlns:cx6="http://schemas.microsoft.com/office/drawing/2016/5/12/chartex" xmlns:cx7="http://schemas.microsoft.com/office/drawing/2016/5/13/chartex" xmlns:cx8="http://schemas.microsoft.com/office/drawing/2016/5/14/chartex" xmlns:mc="http://schemas.openxmlformats.org/markup-compatibility/2006" xmlns:aink="http://schemas.microsoft.com/office/drawing/2016/ink" xmlns:am3d="http://schemas.microsoft.com/office/drawing/2017/model3d" xmlns:o="urn:schemas-microsoft-com:office:office" xmlns:oel="http://schemas.microsoft.com/office/2019/extlst" xmlns:r="http://schemas.openxmlformats.org/officeDocument/2006/relationships" xmlns:m="http://schemas.openxmlformats.org/officeDocument/2006/math" xmlns:v="urn:schemas-microsoft-com:vml" xmlns:wp14="http://schemas.microsoft.com/office/word/2010/wordprocessingDrawing" xmlns:wp="http://schemas.openxmlformats.org/drawingml/2006/wordprocessingDrawing" xmlns:w10="urn:schemas-microsoft-com:office:word" xmlns:w="http://schemas.openxmlformats.org/wordprocessingml/2006/main" xmlns:w14="http://schemas.microsoft.com/office/word/2010/wordml" xmlns:w15="http://schemas.microsoft.com/office/word/2012/wordml" xmlns:w16cex="http://schemas.microsoft.com/office/word/2018/wordml/cex" xmlns:w16cid="http://schemas.microsoft.com/office/word/2016/wordml/cid" xmlns:w16="http://schemas.microsoft.com/office/word/2018/wordml" xmlns:w16du="http://schemas.microsoft.com/office/word/2023/wordml/word16du" xmlns:w16sdtdh="http://schemas.microsoft.com/office/word/2020/wordml/sdtdatahash" xmlns:w16sdtfl="http://schemas.microsoft.com/office/word/2024/wordml/sdtformatlock" xmlns:w16se="http://schemas.microsoft.com/office/word/2015/wordml/symex" xmlns:wpg="http://schemas.microsoft.com/office/word/2010/wordprocessingGroup" xmlns:wpi="http://schemas.microsoft.com/office/word/2010/wordprocessingInk" xmlns:wne="http://schemas.microsoft.com/office/word/2006/wordml" xmlns:wps="http://schemas.microsoft.com/office/word/2010/wordprocessingShape" mc:Ignorable="w14 w15 w16se w16cid w16 w16cex w16sdtdh w16sdtfl w16du wp14">
   <w:p>
     <w:pPr>
-      <w:tabs>
-        <w:tab w:pos="9821" w:val="right"/>
-      </w:tabs>
-      <w:spacing w:after="0"/>
       <w:pBdr>
         <w:bottom w:val="single" w:sz="6" w:space="1" w:color="28558A"/>
       </w:pBdr>
+      <w:tabs>
+        <w:tab w:val="right" w:pos="9821"/>
+      </w:tabs>
+      <w:spacing w:after="0"/>
     </w:pPr>
     <w:r>
       <w:rPr>
-        <w:rFonts w:ascii="Arial" w:hAnsi="Arial" w:eastAsia="Arial"/>
-        <w:color w:val="000000"/>
+        <w:noProof/>
         <w:sz w:val="19"/>
       </w:rPr>
       <w:drawing>
-        <wp:inline xmlns:a="http://schemas.openxmlformats.org/drawingml/2006/main" xmlns:pic="http://schemas.openxmlformats.org/drawingml/2006/picture">
+        <wp:inline distT="0" distB="0" distL="0" distR="0" wp14:anchorId="1136BC5D" wp14:editId="7BE4FD6B">
           <wp:extent cx="109728" cy="105339"/>
-          <wp:docPr id="1" name="Picture 1"/>
+          <wp:effectExtent l="0" t="0" r="0" b="0"/>
+          <wp:docPr id="1161247439" name="Picture 1"/>
           <wp:cNvGraphicFramePr>
-            <a:graphicFrameLocks noChangeAspect="1"/>
+            <a:graphicFrameLocks xmlns:a="http://schemas.openxmlformats.org/drawingml/2006/main" noChangeAspect="1"/>
           </wp:cNvGraphicFramePr>
-          <a:graphic>
+          <a:graphic xmlns:a="http://schemas.openxmlformats.org/drawingml/2006/main">
             <a:graphicData uri="http://schemas.openxmlformats.org/drawingml/2006/picture">
-              <pic:pic>
+              <pic:pic xmlns:pic="http://schemas.openxmlformats.org/drawingml/2006/picture">
                 <pic:nvPicPr>
                   <pic:cNvPr id="0" name="image.png"/>
                   <pic:cNvPicPr/>
@@ -5290,7 +6498,9 @@
                     <a:off x="0" y="0"/>
                     <a:ext cx="109728" cy="105339"/>
                   </a:xfrm>
-                  <a:prstGeom prst="rect"/>
+                  <a:prstGeom prst="rect">
+                    <a:avLst/>
+                  </a:prstGeom>
                 </pic:spPr>
               </pic:pic>
             </a:graphicData>
@@ -5300,32 +6510,37 @@
     </w:r>
     <w:r>
       <w:rPr>
-        <w:rFonts w:ascii="Arial" w:hAnsi="Arial" w:eastAsia="Arial"/>
-        <w:color w:val="000000"/>
         <w:sz w:val="19"/>
       </w:rPr>
       <w:tab/>
     </w:r>
     <w:r>
       <w:rPr>
-        <w:rFonts w:ascii="Arial" w:hAnsi="Arial" w:eastAsia="Arial"/>
-        <w:color w:val="000000"/>
         <w:sz w:val="19"/>
       </w:rPr>
       <w:fldChar w:fldCharType="begin"/>
     </w:r>
     <w:r>
       <w:rPr>
-        <w:rFonts w:ascii="Arial" w:hAnsi="Arial" w:eastAsia="Arial"/>
-        <w:color w:val="000000"/>
         <w:sz w:val="19"/>
       </w:rPr>
       <w:instrText xml:space="preserve"> PAGE </w:instrText>
     </w:r>
     <w:r>
       <w:rPr>
-        <w:rFonts w:ascii="Arial" w:hAnsi="Arial" w:eastAsia="Arial"/>
-        <w:color w:val="000000"/>
+        <w:sz w:val="19"/>
+      </w:rPr>
+      <w:fldChar w:fldCharType="separate"/>
+    </w:r>
+    <w:r>
+      <w:rPr>
+        <w:noProof/>
+        <w:sz w:val="19"/>
+      </w:rPr>
+      <w:t>7</w:t>
+    </w:r>
+    <w:r>
+      <w:rPr>
         <w:sz w:val="19"/>
       </w:rPr>
       <w:fldChar w:fldCharType="end"/>
@@ -5335,33 +6550,33 @@
 </file>
 
 <file path=word/header7.xml><?xml version="1.0" encoding="utf-8"?>
-<w:hdr xmlns:m="http://schemas.openxmlformats.org/officeDocument/2006/math" xmlns:mc="http://schemas.openxmlformats.org/markup-compatibility/2006" xmlns:mo="http://schemas.microsoft.com/office/mac/office/2008/main" xmlns:mv="urn:schemas-microsoft-com:mac:vml" xmlns:o="urn:schemas-microsoft-com:office:office" xmlns:r="http://schemas.openxmlformats.org/officeDocument/2006/relationships" xmlns:v="urn:schemas-microsoft-com:vml" xmlns:w10="urn:schemas-microsoft-com:office:word" xmlns:w14="http://schemas.microsoft.com/office/word/2010/wordml" xmlns:w="http://schemas.openxmlformats.org/wordprocessingml/2006/main" xmlns:wne="http://schemas.microsoft.com/office/word/2006/wordml" xmlns:wp14="http://schemas.microsoft.com/office/word/2010/wordprocessingDrawing" xmlns:wp="http://schemas.openxmlformats.org/drawingml/2006/wordprocessingDrawing" xmlns:wpc="http://schemas.microsoft.com/office/word/2010/wordprocessingCanvas" xmlns:wpg="http://schemas.microsoft.com/office/word/2010/wordprocessingGroup" xmlns:wpi="http://schemas.microsoft.com/office/word/2010/wordprocessingInk" xmlns:wps="http://schemas.microsoft.com/office/word/2010/wordprocessingShape" mc:Ignorable="w14 wp14">
+<w:hdr xmlns:wpc="http://schemas.microsoft.com/office/word/2010/wordprocessingCanvas" xmlns:cx="http://schemas.microsoft.com/office/drawing/2014/chartex" xmlns:cx1="http://schemas.microsoft.com/office/drawing/2015/9/8/chartex" xmlns:cx2="http://schemas.microsoft.com/office/drawing/2015/10/21/chartex" xmlns:cx3="http://schemas.microsoft.com/office/drawing/2016/5/9/chartex" xmlns:cx4="http://schemas.microsoft.com/office/drawing/2016/5/10/chartex" xmlns:cx5="http://schemas.microsoft.com/office/drawing/2016/5/11/chartex" xmlns:cx6="http://schemas.microsoft.com/office/drawing/2016/5/12/chartex" xmlns:cx7="http://schemas.microsoft.com/office/drawing/2016/5/13/chartex" xmlns:cx8="http://schemas.microsoft.com/office/drawing/2016/5/14/chartex" xmlns:mc="http://schemas.openxmlformats.org/markup-compatibility/2006" xmlns:aink="http://schemas.microsoft.com/office/drawing/2016/ink" xmlns:am3d="http://schemas.microsoft.com/office/drawing/2017/model3d" xmlns:o="urn:schemas-microsoft-com:office:office" xmlns:oel="http://schemas.microsoft.com/office/2019/extlst" xmlns:r="http://schemas.openxmlformats.org/officeDocument/2006/relationships" xmlns:m="http://schemas.openxmlformats.org/officeDocument/2006/math" xmlns:v="urn:schemas-microsoft-com:vml" xmlns:wp14="http://schemas.microsoft.com/office/word/2010/wordprocessingDrawing" xmlns:wp="http://schemas.openxmlformats.org/drawingml/2006/wordprocessingDrawing" xmlns:w10="urn:schemas-microsoft-com:office:word" xmlns:w="http://schemas.openxmlformats.org/wordprocessingml/2006/main" xmlns:w14="http://schemas.microsoft.com/office/word/2010/wordml" xmlns:w15="http://schemas.microsoft.com/office/word/2012/wordml" xmlns:w16cex="http://schemas.microsoft.com/office/word/2018/wordml/cex" xmlns:w16cid="http://schemas.microsoft.com/office/word/2016/wordml/cid" xmlns:w16="http://schemas.microsoft.com/office/word/2018/wordml" xmlns:w16du="http://schemas.microsoft.com/office/word/2023/wordml/word16du" xmlns:w16sdtdh="http://schemas.microsoft.com/office/word/2020/wordml/sdtdatahash" xmlns:w16sdtfl="http://schemas.microsoft.com/office/word/2024/wordml/sdtformatlock" xmlns:w16se="http://schemas.microsoft.com/office/word/2015/wordml/symex" xmlns:wpg="http://schemas.microsoft.com/office/word/2010/wordprocessingGroup" xmlns:wpi="http://schemas.microsoft.com/office/word/2010/wordprocessingInk" xmlns:wne="http://schemas.microsoft.com/office/word/2006/wordml" xmlns:wps="http://schemas.microsoft.com/office/word/2010/wordprocessingShape" mc:Ignorable="w14 w15 w16se w16cid w16 w16cex w16sdtdh w16sdtfl w16du wp14">
   <w:p>
     <w:pPr>
-      <w:tabs>
-        <w:tab w:pos="9821" w:val="right"/>
-      </w:tabs>
-      <w:spacing w:after="0"/>
       <w:pBdr>
         <w:bottom w:val="single" w:sz="6" w:space="1" w:color="28558A"/>
       </w:pBdr>
+      <w:tabs>
+        <w:tab w:val="right" w:pos="9821"/>
+      </w:tabs>
+      <w:spacing w:after="0"/>
     </w:pPr>
     <w:r>
       <w:rPr>
-        <w:rFonts w:ascii="Arial" w:hAnsi="Arial" w:eastAsia="Arial"/>
-        <w:color w:val="000000"/>
+        <w:noProof/>
         <w:sz w:val="19"/>
       </w:rPr>
       <w:drawing>
-        <wp:inline xmlns:a="http://schemas.openxmlformats.org/drawingml/2006/main" xmlns:pic="http://schemas.openxmlformats.org/drawingml/2006/picture">
+        <wp:inline distT="0" distB="0" distL="0" distR="0" wp14:anchorId="6425561A" wp14:editId="07650408">
           <wp:extent cx="109728" cy="105339"/>
-          <wp:docPr id="1" name="Picture 1"/>
+          <wp:effectExtent l="0" t="0" r="0" b="0"/>
+          <wp:docPr id="2038627047" name="Picture 1"/>
           <wp:cNvGraphicFramePr>
-            <a:graphicFrameLocks noChangeAspect="1"/>
+            <a:graphicFrameLocks xmlns:a="http://schemas.openxmlformats.org/drawingml/2006/main" noChangeAspect="1"/>
           </wp:cNvGraphicFramePr>
-          <a:graphic>
+          <a:graphic xmlns:a="http://schemas.openxmlformats.org/drawingml/2006/main">
             <a:graphicData uri="http://schemas.openxmlformats.org/drawingml/2006/picture">
-              <pic:pic>
+              <pic:pic xmlns:pic="http://schemas.openxmlformats.org/drawingml/2006/picture">
                 <pic:nvPicPr>
                   <pic:cNvPr id="0" name="image.png"/>
                   <pic:cNvPicPr/>
@@ -5377,7 +6592,9 @@
                     <a:off x="0" y="0"/>
                     <a:ext cx="109728" cy="105339"/>
                   </a:xfrm>
-                  <a:prstGeom prst="rect"/>
+                  <a:prstGeom prst="rect">
+                    <a:avLst/>
+                  </a:prstGeom>
                 </pic:spPr>
               </pic:pic>
             </a:graphicData>
@@ -5387,32 +6604,37 @@
     </w:r>
     <w:r>
       <w:rPr>
-        <w:rFonts w:ascii="Arial" w:hAnsi="Arial" w:eastAsia="Arial"/>
-        <w:color w:val="000000"/>
         <w:sz w:val="19"/>
       </w:rPr>
       <w:tab/>
     </w:r>
     <w:r>
       <w:rPr>
-        <w:rFonts w:ascii="Arial" w:hAnsi="Arial" w:eastAsia="Arial"/>
-        <w:color w:val="000000"/>
         <w:sz w:val="19"/>
       </w:rPr>
       <w:fldChar w:fldCharType="begin"/>
     </w:r>
     <w:r>
       <w:rPr>
-        <w:rFonts w:ascii="Arial" w:hAnsi="Arial" w:eastAsia="Arial"/>
-        <w:color w:val="000000"/>
         <w:sz w:val="19"/>
       </w:rPr>
       <w:instrText xml:space="preserve"> PAGE </w:instrText>
     </w:r>
     <w:r>
       <w:rPr>
-        <w:rFonts w:ascii="Arial" w:hAnsi="Arial" w:eastAsia="Arial"/>
-        <w:color w:val="000000"/>
+        <w:sz w:val="19"/>
+      </w:rPr>
+      <w:fldChar w:fldCharType="separate"/>
+    </w:r>
+    <w:r>
+      <w:rPr>
+        <w:noProof/>
+        <w:sz w:val="19"/>
+      </w:rPr>
+      <w:t>8</w:t>
+    </w:r>
+    <w:r>
+      <w:rPr>
         <w:sz w:val="19"/>
       </w:rPr>
       <w:fldChar w:fldCharType="end"/>
@@ -5422,33 +6644,33 @@
 </file>
 
 <file path=word/header8.xml><?xml version="1.0" encoding="utf-8"?>
-<w:hdr xmlns:m="http://schemas.openxmlformats.org/officeDocument/2006/math" xmlns:mc="http://schemas.openxmlformats.org/markup-compatibility/2006" xmlns:mo="http://schemas.microsoft.com/office/mac/office/2008/main" xmlns:mv="urn:schemas-microsoft-com:mac:vml" xmlns:o="urn:schemas-microsoft-com:office:office" xmlns:r="http://schemas.openxmlformats.org/officeDocument/2006/relationships" xmlns:v="urn:schemas-microsoft-com:vml" xmlns:w10="urn:schemas-microsoft-com:office:word" xmlns:w14="http://schemas.microsoft.com/office/word/2010/wordml" xmlns:w="http://schemas.openxmlformats.org/wordprocessingml/2006/main" xmlns:wne="http://schemas.microsoft.com/office/word/2006/wordml" xmlns:wp14="http://schemas.microsoft.com/office/word/2010/wordprocessingDrawing" xmlns:wp="http://schemas.openxmlformats.org/drawingml/2006/wordprocessingDrawing" xmlns:wpc="http://schemas.microsoft.com/office/word/2010/wordprocessingCanvas" xmlns:wpg="http://schemas.microsoft.com/office/word/2010/wordprocessingGroup" xmlns:wpi="http://schemas.microsoft.com/office/word/2010/wordprocessingInk" xmlns:wps="http://schemas.microsoft.com/office/word/2010/wordprocessingShape" mc:Ignorable="w14 wp14">
+<w:hdr xmlns:wpc="http://schemas.microsoft.com/office/word/2010/wordprocessingCanvas" xmlns:cx="http://schemas.microsoft.com/office/drawing/2014/chartex" xmlns:cx1="http://schemas.microsoft.com/office/drawing/2015/9/8/chartex" xmlns:cx2="http://schemas.microsoft.com/office/drawing/2015/10/21/chartex" xmlns:cx3="http://schemas.microsoft.com/office/drawing/2016/5/9/chartex" xmlns:cx4="http://schemas.microsoft.com/office/drawing/2016/5/10/chartex" xmlns:cx5="http://schemas.microsoft.com/office/drawing/2016/5/11/chartex" xmlns:cx6="http://schemas.microsoft.com/office/drawing/2016/5/12/chartex" xmlns:cx7="http://schemas.microsoft.com/office/drawing/2016/5/13/chartex" xmlns:cx8="http://schemas.microsoft.com/office/drawing/2016/5/14/chartex" xmlns:mc="http://schemas.openxmlformats.org/markup-compatibility/2006" xmlns:aink="http://schemas.microsoft.com/office/drawing/2016/ink" xmlns:am3d="http://schemas.microsoft.com/office/drawing/2017/model3d" xmlns:o="urn:schemas-microsoft-com:office:office" xmlns:oel="http://schemas.microsoft.com/office/2019/extlst" xmlns:r="http://schemas.openxmlformats.org/officeDocument/2006/relationships" xmlns:m="http://schemas.openxmlformats.org/officeDocument/2006/math" xmlns:v="urn:schemas-microsoft-com:vml" xmlns:wp14="http://schemas.microsoft.com/office/word/2010/wordprocessingDrawing" xmlns:wp="http://schemas.openxmlformats.org/drawingml/2006/wordprocessingDrawing" xmlns:w10="urn:schemas-microsoft-com:office:word" xmlns:w="http://schemas.openxmlformats.org/wordprocessingml/2006/main" xmlns:w14="http://schemas.microsoft.com/office/word/2010/wordml" xmlns:w15="http://schemas.microsoft.com/office/word/2012/wordml" xmlns:w16cex="http://schemas.microsoft.com/office/word/2018/wordml/cex" xmlns:w16cid="http://schemas.microsoft.com/office/word/2016/wordml/cid" xmlns:w16="http://schemas.microsoft.com/office/word/2018/wordml" xmlns:w16du="http://schemas.microsoft.com/office/word/2023/wordml/word16du" xmlns:w16sdtdh="http://schemas.microsoft.com/office/word/2020/wordml/sdtdatahash" xmlns:w16sdtfl="http://schemas.microsoft.com/office/word/2024/wordml/sdtformatlock" xmlns:w16se="http://schemas.microsoft.com/office/word/2015/wordml/symex" xmlns:wpg="http://schemas.microsoft.com/office/word/2010/wordprocessingGroup" xmlns:wpi="http://schemas.microsoft.com/office/word/2010/wordprocessingInk" xmlns:wne="http://schemas.microsoft.com/office/word/2006/wordml" xmlns:wps="http://schemas.microsoft.com/office/word/2010/wordprocessingShape" mc:Ignorable="w14 w15 w16se w16cid w16 w16cex w16sdtdh w16sdtfl w16du wp14">
   <w:p>
     <w:pPr>
-      <w:tabs>
-        <w:tab w:pos="9821" w:val="right"/>
-      </w:tabs>
-      <w:spacing w:after="0"/>
       <w:pBdr>
         <w:bottom w:val="single" w:sz="6" w:space="1" w:color="28558A"/>
       </w:pBdr>
+      <w:tabs>
+        <w:tab w:val="right" w:pos="9821"/>
+      </w:tabs>
+      <w:spacing w:after="0"/>
     </w:pPr>
     <w:r>
       <w:rPr>
-        <w:rFonts w:ascii="Arial" w:hAnsi="Arial" w:eastAsia="Arial"/>
-        <w:color w:val="000000"/>
+        <w:noProof/>
         <w:sz w:val="19"/>
       </w:rPr>
       <w:drawing>
-        <wp:inline xmlns:a="http://schemas.openxmlformats.org/drawingml/2006/main" xmlns:pic="http://schemas.openxmlformats.org/drawingml/2006/picture">
+        <wp:inline distT="0" distB="0" distL="0" distR="0" wp14:anchorId="39066847" wp14:editId="45DB2D81">
           <wp:extent cx="109728" cy="105339"/>
-          <wp:docPr id="1" name="Picture 1"/>
+          <wp:effectExtent l="0" t="0" r="0" b="0"/>
+          <wp:docPr id="1257985579" name="Picture 1"/>
           <wp:cNvGraphicFramePr>
-            <a:graphicFrameLocks noChangeAspect="1"/>
+            <a:graphicFrameLocks xmlns:a="http://schemas.openxmlformats.org/drawingml/2006/main" noChangeAspect="1"/>
           </wp:cNvGraphicFramePr>
-          <a:graphic>
+          <a:graphic xmlns:a="http://schemas.openxmlformats.org/drawingml/2006/main">
             <a:graphicData uri="http://schemas.openxmlformats.org/drawingml/2006/picture">
-              <pic:pic>
+              <pic:pic xmlns:pic="http://schemas.openxmlformats.org/drawingml/2006/picture">
                 <pic:nvPicPr>
                   <pic:cNvPr id="0" name="image.png"/>
                   <pic:cNvPicPr/>
@@ -5464,7 +6686,9 @@
                     <a:off x="0" y="0"/>
                     <a:ext cx="109728" cy="105339"/>
                   </a:xfrm>
-                  <a:prstGeom prst="rect"/>
+                  <a:prstGeom prst="rect">
+                    <a:avLst/>
+                  </a:prstGeom>
                 </pic:spPr>
               </pic:pic>
             </a:graphicData>
@@ -5474,32 +6698,37 @@
     </w:r>
     <w:r>
       <w:rPr>
-        <w:rFonts w:ascii="Arial" w:hAnsi="Arial" w:eastAsia="Arial"/>
-        <w:color w:val="000000"/>
         <w:sz w:val="19"/>
       </w:rPr>
       <w:tab/>
     </w:r>
     <w:r>
       <w:rPr>
-        <w:rFonts w:ascii="Arial" w:hAnsi="Arial" w:eastAsia="Arial"/>
-        <w:color w:val="000000"/>
         <w:sz w:val="19"/>
       </w:rPr>
       <w:fldChar w:fldCharType="begin"/>
     </w:r>
     <w:r>
       <w:rPr>
-        <w:rFonts w:ascii="Arial" w:hAnsi="Arial" w:eastAsia="Arial"/>
-        <w:color w:val="000000"/>
         <w:sz w:val="19"/>
       </w:rPr>
       <w:instrText xml:space="preserve"> PAGE </w:instrText>
     </w:r>
     <w:r>
       <w:rPr>
-        <w:rFonts w:ascii="Arial" w:hAnsi="Arial" w:eastAsia="Arial"/>
-        <w:color w:val="000000"/>
+        <w:sz w:val="19"/>
+      </w:rPr>
+      <w:fldChar w:fldCharType="separate"/>
+    </w:r>
+    <w:r>
+      <w:rPr>
+        <w:noProof/>
+        <w:sz w:val="19"/>
+      </w:rPr>
+      <w:t>9</w:t>
+    </w:r>
+    <w:r>
+      <w:rPr>
         <w:sz w:val="19"/>
       </w:rPr>
       <w:fldChar w:fldCharType="end"/>
@@ -5509,33 +6738,33 @@
 </file>
 
 <file path=word/header9.xml><?xml version="1.0" encoding="utf-8"?>
-<w:hdr xmlns:m="http://schemas.openxmlformats.org/officeDocument/2006/math" xmlns:mc="http://schemas.openxmlformats.org/markup-compatibility/2006" xmlns:mo="http://schemas.microsoft.com/office/mac/office/2008/main" xmlns:mv="urn:schemas-microsoft-com:mac:vml" xmlns:o="urn:schemas-microsoft-com:office:office" xmlns:r="http://schemas.openxmlformats.org/officeDocument/2006/relationships" xmlns:v="urn:schemas-microsoft-com:vml" xmlns:w10="urn:schemas-microsoft-com:office:word" xmlns:w14="http://schemas.microsoft.com/office/word/2010/wordml" xmlns:w="http://schemas.openxmlformats.org/wordprocessingml/2006/main" xmlns:wne="http://schemas.microsoft.com/office/word/2006/wordml" xmlns:wp14="http://schemas.microsoft.com/office/word/2010/wordprocessingDrawing" xmlns:wp="http://schemas.openxmlformats.org/drawingml/2006/wordprocessingDrawing" xmlns:wpc="http://schemas.microsoft.com/office/word/2010/wordprocessingCanvas" xmlns:wpg="http://schemas.microsoft.com/office/word/2010/wordprocessingGroup" xmlns:wpi="http://schemas.microsoft.com/office/word/2010/wordprocessingInk" xmlns:wps="http://schemas.microsoft.com/office/word/2010/wordprocessingShape" mc:Ignorable="w14 wp14">
+<w:hdr xmlns:wpc="http://schemas.microsoft.com/office/word/2010/wordprocessingCanvas" xmlns:cx="http://schemas.microsoft.com/office/drawing/2014/chartex" xmlns:cx1="http://schemas.microsoft.com/office/drawing/2015/9/8/chartex" xmlns:cx2="http://schemas.microsoft.com/office/drawing/2015/10/21/chartex" xmlns:cx3="http://schemas.microsoft.com/office/drawing/2016/5/9/chartex" xmlns:cx4="http://schemas.microsoft.com/office/drawing/2016/5/10/chartex" xmlns:cx5="http://schemas.microsoft.com/office/drawing/2016/5/11/chartex" xmlns:cx6="http://schemas.microsoft.com/office/drawing/2016/5/12/chartex" xmlns:cx7="http://schemas.microsoft.com/office/drawing/2016/5/13/chartex" xmlns:cx8="http://schemas.microsoft.com/office/drawing/2016/5/14/chartex" xmlns:mc="http://schemas.openxmlformats.org/markup-compatibility/2006" xmlns:aink="http://schemas.microsoft.com/office/drawing/2016/ink" xmlns:am3d="http://schemas.microsoft.com/office/drawing/2017/model3d" xmlns:o="urn:schemas-microsoft-com:office:office" xmlns:oel="http://schemas.microsoft.com/office/2019/extlst" xmlns:r="http://schemas.openxmlformats.org/officeDocument/2006/relationships" xmlns:m="http://schemas.openxmlformats.org/officeDocument/2006/math" xmlns:v="urn:schemas-microsoft-com:vml" xmlns:wp14="http://schemas.microsoft.com/office/word/2010/wordprocessingDrawing" xmlns:wp="http://schemas.openxmlformats.org/drawingml/2006/wordprocessingDrawing" xmlns:w10="urn:schemas-microsoft-com:office:word" xmlns:w="http://schemas.openxmlformats.org/wordprocessingml/2006/main" xmlns:w14="http://schemas.microsoft.com/office/word/2010/wordml" xmlns:w15="http://schemas.microsoft.com/office/word/2012/wordml" xmlns:w16cex="http://schemas.microsoft.com/office/word/2018/wordml/cex" xmlns:w16cid="http://schemas.microsoft.com/office/word/2016/wordml/cid" xmlns:w16="http://schemas.microsoft.com/office/word/2018/wordml" xmlns:w16du="http://schemas.microsoft.com/office/word/2023/wordml/word16du" xmlns:w16sdtdh="http://schemas.microsoft.com/office/word/2020/wordml/sdtdatahash" xmlns:w16sdtfl="http://schemas.microsoft.com/office/word/2024/wordml/sdtformatlock" xmlns:w16se="http://schemas.microsoft.com/office/word/2015/wordml/symex" xmlns:wpg="http://schemas.microsoft.com/office/word/2010/wordprocessingGroup" xmlns:wpi="http://schemas.microsoft.com/office/word/2010/wordprocessingInk" xmlns:wne="http://schemas.microsoft.com/office/word/2006/wordml" xmlns:wps="http://schemas.microsoft.com/office/word/2010/wordprocessingShape" mc:Ignorable="w14 w15 w16se w16cid w16 w16cex w16sdtdh w16sdtfl w16du wp14">
   <w:p>
     <w:pPr>
-      <w:tabs>
-        <w:tab w:pos="9821" w:val="right"/>
-      </w:tabs>
-      <w:spacing w:after="0"/>
       <w:pBdr>
         <w:bottom w:val="single" w:sz="6" w:space="1" w:color="28558A"/>
       </w:pBdr>
+      <w:tabs>
+        <w:tab w:val="right" w:pos="9821"/>
+      </w:tabs>
+      <w:spacing w:after="0"/>
     </w:pPr>
     <w:r>
       <w:rPr>
-        <w:rFonts w:ascii="Arial" w:hAnsi="Arial" w:eastAsia="Arial"/>
-        <w:color w:val="000000"/>
+        <w:noProof/>
         <w:sz w:val="19"/>
       </w:rPr>
       <w:drawing>
-        <wp:inline xmlns:a="http://schemas.openxmlformats.org/drawingml/2006/main" xmlns:pic="http://schemas.openxmlformats.org/drawingml/2006/picture">
+        <wp:inline distT="0" distB="0" distL="0" distR="0" wp14:anchorId="58654679" wp14:editId="404D714A">
           <wp:extent cx="109728" cy="105339"/>
-          <wp:docPr id="1" name="Picture 1"/>
+          <wp:effectExtent l="0" t="0" r="0" b="0"/>
+          <wp:docPr id="147277040" name="Picture 1"/>
           <wp:cNvGraphicFramePr>
-            <a:graphicFrameLocks noChangeAspect="1"/>
+            <a:graphicFrameLocks xmlns:a="http://schemas.openxmlformats.org/drawingml/2006/main" noChangeAspect="1"/>
           </wp:cNvGraphicFramePr>
-          <a:graphic>
+          <a:graphic xmlns:a="http://schemas.openxmlformats.org/drawingml/2006/main">
             <a:graphicData uri="http://schemas.openxmlformats.org/drawingml/2006/picture">
-              <pic:pic>
+              <pic:pic xmlns:pic="http://schemas.openxmlformats.org/drawingml/2006/picture">
                 <pic:nvPicPr>
                   <pic:cNvPr id="0" name="image.png"/>
                   <pic:cNvPicPr/>
@@ -5551,7 +6780,9 @@
                     <a:off x="0" y="0"/>
                     <a:ext cx="109728" cy="105339"/>
                   </a:xfrm>
-                  <a:prstGeom prst="rect"/>
+                  <a:prstGeom prst="rect">
+                    <a:avLst/>
+                  </a:prstGeom>
                 </pic:spPr>
               </pic:pic>
             </a:graphicData>
@@ -5561,32 +6792,37 @@
     </w:r>
     <w:r>
       <w:rPr>
-        <w:rFonts w:ascii="Arial" w:hAnsi="Arial" w:eastAsia="Arial"/>
-        <w:color w:val="000000"/>
         <w:sz w:val="19"/>
       </w:rPr>
       <w:tab/>
     </w:r>
     <w:r>
       <w:rPr>
-        <w:rFonts w:ascii="Arial" w:hAnsi="Arial" w:eastAsia="Arial"/>
-        <w:color w:val="000000"/>
         <w:sz w:val="19"/>
       </w:rPr>
       <w:fldChar w:fldCharType="begin"/>
     </w:r>
     <w:r>
       <w:rPr>
-        <w:rFonts w:ascii="Arial" w:hAnsi="Arial" w:eastAsia="Arial"/>
-        <w:color w:val="000000"/>
         <w:sz w:val="19"/>
       </w:rPr>
       <w:instrText xml:space="preserve"> PAGE </w:instrText>
     </w:r>
     <w:r>
       <w:rPr>
-        <w:rFonts w:ascii="Arial" w:hAnsi="Arial" w:eastAsia="Arial"/>
-        <w:color w:val="000000"/>
+        <w:sz w:val="19"/>
+      </w:rPr>
+      <w:fldChar w:fldCharType="separate"/>
+    </w:r>
+    <w:r>
+      <w:rPr>
+        <w:noProof/>
+        <w:sz w:val="19"/>
+      </w:rPr>
+      <w:t>10</w:t>
+    </w:r>
+    <w:r>
+      <w:rPr>
         <w:sz w:val="19"/>
       </w:rPr>
       <w:fldChar w:fldCharType="end"/>
@@ -6318,6 +7554,63 @@
     </w:lvl>
   </w:abstractNum>
   <w:abstractNum w:abstractNumId="7" w15:restartNumberingAfterBreak="0">
+    <w:nsid w:val="64F268F6"/>
+    <w:multiLevelType w:val="hybridMultilevel"/>
+    <w:tmpl w:val="F07C54C0"/>
+    <w:lvl w:ilvl="0" w:tplc="A7FACC8A">
+      <w:start w:val="1"/>
+      <w:numFmt w:val="bullet"/>
+      <w:lvlText w:val="•"/>
+      <w:lvlJc w:val="left"/>
+      <w:pPr>
+        <w:ind w:left="357" w:hanging="357"/>
+      </w:pPr>
+      <w:rPr>
+        <w:rFonts w:ascii="Arial" w:hAnsi="Arial"/>
+      </w:rPr>
+    </w:lvl>
+    <w:lvl w:ilvl="1" w:tplc="4F0E6494">
+      <w:numFmt w:val="decimal"/>
+      <w:lvlText w:val=""/>
+      <w:lvlJc w:val="left"/>
+    </w:lvl>
+    <w:lvl w:ilvl="2" w:tplc="1E1C61AA">
+      <w:numFmt w:val="decimal"/>
+      <w:lvlText w:val=""/>
+      <w:lvlJc w:val="left"/>
+    </w:lvl>
+    <w:lvl w:ilvl="3" w:tplc="5292434A">
+      <w:numFmt w:val="decimal"/>
+      <w:lvlText w:val=""/>
+      <w:lvlJc w:val="left"/>
+    </w:lvl>
+    <w:lvl w:ilvl="4" w:tplc="D786D11E">
+      <w:numFmt w:val="decimal"/>
+      <w:lvlText w:val=""/>
+      <w:lvlJc w:val="left"/>
+    </w:lvl>
+    <w:lvl w:ilvl="5" w:tplc="1974EE86">
+      <w:numFmt w:val="decimal"/>
+      <w:lvlText w:val=""/>
+      <w:lvlJc w:val="left"/>
+    </w:lvl>
+    <w:lvl w:ilvl="6" w:tplc="1AFECEBE">
+      <w:numFmt w:val="decimal"/>
+      <w:lvlText w:val=""/>
+      <w:lvlJc w:val="left"/>
+    </w:lvl>
+    <w:lvl w:ilvl="7" w:tplc="E83CF74E">
+      <w:numFmt w:val="decimal"/>
+      <w:lvlText w:val=""/>
+      <w:lvlJc w:val="left"/>
+    </w:lvl>
+    <w:lvl w:ilvl="8" w:tplc="0032C07E">
+      <w:numFmt w:val="decimal"/>
+      <w:lvlText w:val=""/>
+      <w:lvlJc w:val="left"/>
+    </w:lvl>
+  </w:abstractNum>
+  <w:abstractNum w:abstractNumId="8" w15:restartNumberingAfterBreak="0">
     <w:nsid w:val="7B426CE0"/>
     <w:multiLevelType w:val="hybridMultilevel"/>
     <w:tmpl w:val="13FC1F1E"/>
@@ -6401,21 +7694,6 @@
       <w:pPr>
         <w:ind w:left="6840" w:hanging="180"/>
       </w:pPr>
-    </w:lvl>
-  </w:abstractNum>
-  <w:abstractNum w:abstractNumId="90">
-    <w:multiLevelType w:val="hybridMultilevel"/>
-    <w:lvl w:ilvl="0">
-      <w:start w:val="1"/>
-      <w:numFmt w:val="bullet"/>
-      <w:lvlText w:val="•"/>
-      <w:lvlJc w:val="left"/>
-      <w:pPr>
-        <w:ind w:left="357" w:hanging="357"/>
-      </w:pPr>
-      <w:rPr>
-        <w:rFonts w:ascii="Arial" w:hAnsi="Arial"/>
-      </w:rPr>
     </w:lvl>
   </w:abstractNum>
   <w:num w:numId="1" w16cid:durableId="1792236605">
@@ -6461,7 +7739,7 @@
     <w:abstractNumId w:val="4"/>
   </w:num>
   <w:num w:numId="6" w16cid:durableId="1514028092">
-    <w:abstractNumId w:val="7"/>
+    <w:abstractNumId w:val="8"/>
   </w:num>
   <w:num w:numId="7" w16cid:durableId="701251958">
     <w:abstractNumId w:val="1"/>
@@ -6469,8 +7747,8 @@
   <w:num w:numId="8" w16cid:durableId="92289541">
     <w:abstractNumId w:val="6"/>
   </w:num>
-  <w:num w:numId="90">
-    <w:abstractNumId w:val="90"/>
+  <w:num w:numId="9" w16cid:durableId="1995983927">
+    <w:abstractNumId w:val="7"/>
   </w:num>
 </w:numbering>
 </file>
@@ -6879,9 +8157,7 @@
       <w:spacing w:after="120" w:line="276" w:lineRule="auto"/>
     </w:pPr>
     <w:rPr>
-      <w:rFonts w:ascii="Arial" w:hAnsi="Arial"/>
       <w:color w:val="000000"/>
-      <w:sz w:val="22"/>
       <w:lang w:val="es-CL"/>
     </w:rPr>
   </w:style>
@@ -6900,10 +8176,7 @@
       <w:outlineLvl w:val="0"/>
     </w:pPr>
     <w:rPr>
-      <w:rFonts w:ascii="Arial" w:hAnsi="Arial"/>
       <w:b/>
-      <w:color w:val="000000"/>
-      <w:sz w:val="22"/>
     </w:rPr>
   </w:style>
   <w:style w:type="paragraph" w:styleId="Ttulo2">
@@ -6923,10 +8196,7 @@
       <w:outlineLvl w:val="1"/>
     </w:pPr>
     <w:rPr>
-      <w:rFonts w:ascii="Arial" w:hAnsi="Arial"/>
       <w:b/>
-      <w:color w:val="000000"/>
-      <w:sz w:val="22"/>
     </w:rPr>
   </w:style>
   <w:style w:type="character" w:default="1" w:styleId="Fuentedeprrafopredeter">
@@ -6988,11 +8258,8 @@
       <w:ind w:left="113"/>
     </w:pPr>
     <w:rPr>
-      <w:rFonts w:ascii="Arial" w:hAnsi="Arial"/>
       <w:b/>
       <w:bCs/>
-      <w:color w:val="000000"/>
-      <w:sz w:val="22"/>
     </w:rPr>
   </w:style>
   <w:style w:type="paragraph" w:styleId="Prrafodelista">
@@ -7142,9 +8409,6 @@
     <w:pPr>
       <w:spacing w:after="100"/>
     </w:pPr>
-    <w:rPr>
-      <w:color w:val="000000"/>
-    </w:rPr>
   </w:style>
   <w:style w:type="paragraph" w:styleId="TDC2">
     <w:name w:val="toc 2"/>
@@ -7158,9 +8422,6 @@
       <w:spacing w:after="100"/>
       <w:ind w:left="216"/>
     </w:pPr>
-    <w:rPr>
-      <w:color w:val="000000"/>
-    </w:rPr>
   </w:style>
   <w:style w:type="character" w:styleId="Hipervnculo">
     <w:name w:val="Hyperlink"/>
@@ -7602,10 +8863,6 @@
 </file>
 
 <file path=customXml/item1.xml><?xml version="1.0" encoding="utf-8"?>
-<b:Sources xmlns:b="http://schemas.openxmlformats.org/officeDocument/2006/bibliography" xmlns="http://schemas.openxmlformats.org/officeDocument/2006/bibliography" SelectedStyle="\APASixthEditionOfficeOnline.xsl" StyleName="APA" Version="6"/>
-</file>
-
-<file path=customXml/item2.xml><?xml version="1.0" encoding="utf-8"?>
 <p:properties xmlns:p="http://schemas.microsoft.com/office/2006/metadata/properties" xmlns:xsi="http://www.w3.org/2001/XMLSchema-instance" xmlns:pc="http://schemas.microsoft.com/office/infopath/2007/PartnerControls">
   <documentManagement>
     <_ApprovalAssignedTo xmlns="0a2fff00-f002-44e7-b50c-b90cb65110b9">
@@ -7634,7 +8891,7 @@
 </p:properties>
 </file>
 
-<file path=customXml/item3.xml><?xml version="1.0" encoding="utf-8"?>
+<file path=customXml/item2.xml><?xml version="1.0" encoding="utf-8"?>
 <ct:contentTypeSchema xmlns:ct="http://schemas.microsoft.com/office/2006/metadata/contentType" xmlns:ma="http://schemas.microsoft.com/office/2006/metadata/properties/metaAttributes" ct:_="" ma:_="" ma:contentTypeName="Documento" ma:contentTypeID="0x010100E4D0EA28D091FE4192BEFA8519B37564" ma:contentTypeVersion="7" ma:contentTypeDescription="Crear nuevo documento." ma:contentTypeScope="" ma:versionID="8260c90b1ed25191c73397d710d0b300">
   <xsd:schema xmlns:xsd="http://www.w3.org/2001/XMLSchema" xmlns:xs="http://www.w3.org/2001/XMLSchema" xmlns:p="http://schemas.microsoft.com/office/2006/metadata/properties" xmlns:ns2="0a2fff00-f002-44e7-b50c-b90cb65110b9" targetNamespace="http://schemas.microsoft.com/office/2006/metadata/properties" ma:root="true" ma:fieldsID="0fcc4b40ac5a1efab0a1fc825461417d" ns2:_="">
     <xsd:import namespace="0a2fff00-f002-44e7-b50c-b90cb65110b9"/>
@@ -7838,6 +9095,10 @@
 </ct:contentTypeSchema>
 </file>
 
+<file path=customXml/item3.xml><?xml version="1.0" encoding="utf-8"?>
+<b:Sources xmlns:b="http://schemas.openxmlformats.org/officeDocument/2006/bibliography" xmlns="http://schemas.openxmlformats.org/officeDocument/2006/bibliography" SelectedStyle="\APASixthEditionOfficeOnline.xsl" StyleName="APA" Version="6"/>
+</file>
+
 <file path=customXml/item4.xml><?xml version="1.0" encoding="utf-8"?>
 <?mso-contentType ?>
 <FormTemplates xmlns="http://schemas.microsoft.com/sharepoint/v3/contenttype/forms">
@@ -7848,14 +9109,6 @@
 </file>
 
 <file path=customXml/itemProps1.xml><?xml version="1.0" encoding="utf-8"?>
-<ds:datastoreItem xmlns:ds="http://schemas.openxmlformats.org/officeDocument/2006/customXml" ds:itemID="{FACB83BB-458E-4CCB-91D7-35CFBA93934D}">
-  <ds:schemaRefs>
-    <ds:schemaRef ds:uri="http://schemas.openxmlformats.org/officeDocument/2006/bibliography"/>
-  </ds:schemaRefs>
-</ds:datastoreItem>
-</file>
-
-<file path=customXml/itemProps2.xml><?xml version="1.0" encoding="utf-8"?>
 <ds:datastoreItem xmlns:ds="http://schemas.openxmlformats.org/officeDocument/2006/customXml" ds:itemID="{662F60C8-4BC5-4139-BE63-6954D22D77BD}">
   <ds:schemaRefs>
     <ds:schemaRef ds:uri="http://schemas.microsoft.com/office/2006/metadata/properties"/>
@@ -7865,7 +9118,7 @@
 </ds:datastoreItem>
 </file>
 
-<file path=customXml/itemProps3.xml><?xml version="1.0" encoding="utf-8"?>
+<file path=customXml/itemProps2.xml><?xml version="1.0" encoding="utf-8"?>
 <ds:datastoreItem xmlns:ds="http://schemas.openxmlformats.org/officeDocument/2006/customXml" ds:itemID="{CE4EBACF-5594-46F9-A2CF-C5555F399E1E}">
   <ds:schemaRefs>
     <ds:schemaRef ds:uri="http://schemas.microsoft.com/office/2006/metadata/contentType"/>
@@ -7883,6 +9136,14 @@
 </ds:datastoreItem>
 </file>
 
+<file path=customXml/itemProps3.xml><?xml version="1.0" encoding="utf-8"?>
+<ds:datastoreItem xmlns:ds="http://schemas.openxmlformats.org/officeDocument/2006/customXml" ds:itemID="{FACB83BB-458E-4CCB-91D7-35CFBA93934D}">
+  <ds:schemaRefs>
+    <ds:schemaRef ds:uri="http://schemas.openxmlformats.org/officeDocument/2006/bibliography"/>
+  </ds:schemaRefs>
+</ds:datastoreItem>
+</file>
+
 <file path=customXml/itemProps4.xml><?xml version="1.0" encoding="utf-8"?>
 <ds:datastoreItem xmlns:ds="http://schemas.openxmlformats.org/officeDocument/2006/customXml" ds:itemID="{084C26D9-49C9-4ADB-A387-DA6079798921}">
   <ds:schemaRefs>

--- a/docs/informe_final_f4_grupo_5.docx
+++ b/docs/informe_final_f4_grupo_5.docx
@@ -4,7 +4,7 @@
   <w:body>
     <w:p>
       <w:pPr>
-        <w:ind w:left="3566"/>
+        <w:ind w:left="3600" w:hanging="34"/>
       </w:pPr>
       <w:r>
         <w:rPr>
@@ -935,8 +935,13 @@
       <w:pPr>
         <w:jc w:val="center"/>
       </w:pPr>
-      <w:r>
-        <w:t>Nayadeth Garrido Ibáñez</w:t>
+      <w:proofErr w:type="spellStart"/>
+      <w:r>
+        <w:t>Nayadeth</w:t>
+      </w:r>
+      <w:proofErr w:type="spellEnd"/>
+      <w:r>
+        <w:t xml:space="preserve"> Garrido Ibáñez</w:t>
       </w:r>
     </w:p>
     <w:p>
@@ -975,6 +980,7 @@
         <w:spacing w:after="200"/>
       </w:pPr>
       <w:r>
+        <w:lastRenderedPageBreak/>
         <w:t>Índice de contenidos</w:t>
       </w:r>
     </w:p>
@@ -984,7 +990,7 @@
         <w:tabs>
           <w:tab w:val="right" w:leader="dot" w:pos="9926"/>
         </w:tabs>
-        <w:spacing w:after="80" w:before="80"/>
+        <w:spacing w:before="80" w:after="80"/>
       </w:pPr>
       <w:r>
         <w:fldChar w:fldCharType="begin"/>
@@ -998,10 +1004,10 @@
       <w:hyperlink w:anchor="_Toc900101" w:history="1">
         <w:r>
           <w:rPr>
-            <w:noProof/>
             <w:b/>
-          </w:rPr>
-          <w:t xml:space="preserve">1. Introducción y contextualización</w:t>
+            <w:noProof/>
+          </w:rPr>
+          <w:t>1. Introducción y contextualización</w:t>
         </w:r>
         <w:r>
           <w:rPr>
@@ -1029,13 +1035,19 @@
             <w:noProof/>
             <w:webHidden/>
           </w:rPr>
+        </w:r>
+        <w:r>
+          <w:rPr>
+            <w:noProof/>
+            <w:webHidden/>
+          </w:rPr>
           <w:fldChar w:fldCharType="separate"/>
         </w:r>
         <w:r>
           <w:rPr>
-            <w:noProof/>
-            <w:webHidden/>
             <w:b/>
+            <w:noProof/>
+            <w:webHidden/>
           </w:rPr>
           <w:t>3</w:t>
         </w:r>
@@ -1054,15 +1066,15 @@
         <w:tabs>
           <w:tab w:val="right" w:leader="dot" w:pos="9926"/>
         </w:tabs>
-        <w:spacing w:after="80" w:before="80"/>
+        <w:spacing w:before="80" w:after="80"/>
       </w:pPr>
       <w:hyperlink w:anchor="_Toc900102" w:history="1">
         <w:r>
           <w:rPr>
-            <w:noProof/>
             <w:b/>
-          </w:rPr>
-          <w:t xml:space="preserve">2. Problema, objetivos e hipótesis</w:t>
+            <w:noProof/>
+          </w:rPr>
+          <w:t>2. Problema, objetivos e hipótesis</w:t>
         </w:r>
         <w:r>
           <w:rPr>
@@ -1090,13 +1102,19 @@
             <w:noProof/>
             <w:webHidden/>
           </w:rPr>
+        </w:r>
+        <w:r>
+          <w:rPr>
+            <w:noProof/>
+            <w:webHidden/>
+          </w:rPr>
           <w:fldChar w:fldCharType="separate"/>
         </w:r>
         <w:r>
           <w:rPr>
-            <w:noProof/>
-            <w:webHidden/>
             <w:b/>
+            <w:noProof/>
+            <w:webHidden/>
           </w:rPr>
           <w:t>3</w:t>
         </w:r>
@@ -1115,15 +1133,15 @@
         <w:tabs>
           <w:tab w:val="right" w:leader="dot" w:pos="9926"/>
         </w:tabs>
-        <w:spacing w:after="80" w:before="80"/>
+        <w:spacing w:before="80" w:after="80"/>
       </w:pPr>
       <w:hyperlink w:anchor="_Toc900103" w:history="1">
         <w:r>
           <w:rPr>
-            <w:noProof/>
             <w:b/>
-          </w:rPr>
-          <w:t xml:space="preserve">3. Metodología del desarrollo técnico</w:t>
+            <w:noProof/>
+          </w:rPr>
+          <w:t>3. Metodología del desarrollo técnico</w:t>
         </w:r>
         <w:r>
           <w:rPr>
@@ -1151,13 +1169,19 @@
             <w:noProof/>
             <w:webHidden/>
           </w:rPr>
+        </w:r>
+        <w:r>
+          <w:rPr>
+            <w:noProof/>
+            <w:webHidden/>
+          </w:rPr>
           <w:fldChar w:fldCharType="separate"/>
         </w:r>
         <w:r>
           <w:rPr>
-            <w:noProof/>
-            <w:webHidden/>
             <w:b/>
+            <w:noProof/>
+            <w:webHidden/>
           </w:rPr>
           <w:t>3</w:t>
         </w:r>
@@ -1183,7 +1207,7 @@
           <w:rPr>
             <w:noProof/>
           </w:rPr>
-          <w:t xml:space="preserve">3.1 Integración de las fases F1-F4</w:t>
+          <w:t>3.1 Integración de las fases F1-F4</w:t>
         </w:r>
         <w:r>
           <w:rPr>
@@ -1205,6 +1229,12 @@
             <w:webHidden/>
           </w:rPr>
           <w:instrText xml:space="preserve"> PAGEREF _Toc900104 \h </w:instrText>
+        </w:r>
+        <w:r>
+          <w:rPr>
+            <w:noProof/>
+            <w:webHidden/>
+          </w:rPr>
         </w:r>
         <w:r>
           <w:rPr>
@@ -1242,7 +1272,7 @@
           <w:rPr>
             <w:noProof/>
           </w:rPr>
-          <w:t xml:space="preserve">3.2 Herramientas, reproducibilidad y control de versiones</w:t>
+          <w:t>3.2 Herramientas, reproducibilidad y control de versiones</w:t>
         </w:r>
         <w:r>
           <w:rPr>
@@ -1264,6 +1294,12 @@
             <w:webHidden/>
           </w:rPr>
           <w:instrText xml:space="preserve"> PAGEREF _Toc900105 \h </w:instrText>
+        </w:r>
+        <w:r>
+          <w:rPr>
+            <w:noProof/>
+            <w:webHidden/>
+          </w:rPr>
         </w:r>
         <w:r>
           <w:rPr>
@@ -1301,7 +1337,7 @@
           <w:rPr>
             <w:noProof/>
           </w:rPr>
-          <w:t xml:space="preserve">3.3 Eficiencia, validación y programación orientada a objetos</w:t>
+          <w:t>3.3 Eficiencia, validación y programación orientada a objetos</w:t>
         </w:r>
         <w:r>
           <w:rPr>
@@ -1323,6 +1359,12 @@
             <w:webHidden/>
           </w:rPr>
           <w:instrText xml:space="preserve"> PAGEREF _Toc900106 \h </w:instrText>
+        </w:r>
+        <w:r>
+          <w:rPr>
+            <w:noProof/>
+            <w:webHidden/>
+          </w:rPr>
         </w:r>
         <w:r>
           <w:rPr>
@@ -1353,15 +1395,15 @@
         <w:tabs>
           <w:tab w:val="right" w:leader="dot" w:pos="9926"/>
         </w:tabs>
-        <w:spacing w:after="80" w:before="80"/>
+        <w:spacing w:before="80" w:after="80"/>
       </w:pPr>
       <w:hyperlink w:anchor="_Toc900107" w:history="1">
         <w:r>
           <w:rPr>
-            <w:noProof/>
             <w:b/>
-          </w:rPr>
-          <w:t xml:space="preserve">4. Resultados y discusión</w:t>
+            <w:noProof/>
+          </w:rPr>
+          <w:t>4. Resultados y discusión</w:t>
         </w:r>
         <w:r>
           <w:rPr>
@@ -1389,13 +1431,19 @@
             <w:noProof/>
             <w:webHidden/>
           </w:rPr>
+        </w:r>
+        <w:r>
+          <w:rPr>
+            <w:noProof/>
+            <w:webHidden/>
+          </w:rPr>
           <w:fldChar w:fldCharType="separate"/>
         </w:r>
         <w:r>
           <w:rPr>
-            <w:noProof/>
-            <w:webHidden/>
             <w:b/>
+            <w:noProof/>
+            <w:webHidden/>
           </w:rPr>
           <w:t>6</w:t>
         </w:r>
@@ -1421,7 +1469,7 @@
           <w:rPr>
             <w:noProof/>
           </w:rPr>
-          <w:t xml:space="preserve">4.1 Resultados por tamaño de proveedor</w:t>
+          <w:t>4.1 Resultados por tamaño de proveedor</w:t>
         </w:r>
         <w:r>
           <w:rPr>
@@ -1443,6 +1491,12 @@
             <w:webHidden/>
           </w:rPr>
           <w:instrText xml:space="preserve"> PAGEREF _Toc900108 \h </w:instrText>
+        </w:r>
+        <w:r>
+          <w:rPr>
+            <w:noProof/>
+            <w:webHidden/>
+          </w:rPr>
         </w:r>
         <w:r>
           <w:rPr>
@@ -1480,7 +1534,7 @@
           <w:rPr>
             <w:noProof/>
           </w:rPr>
-          <w:t xml:space="preserve">4.2 Resultados por tipo de licitación</w:t>
+          <w:t>4.2 Resultados por tipo de licitación</w:t>
         </w:r>
         <w:r>
           <w:rPr>
@@ -1502,6 +1556,12 @@
             <w:webHidden/>
           </w:rPr>
           <w:instrText xml:space="preserve"> PAGEREF _Toc900109 \h </w:instrText>
+        </w:r>
+        <w:r>
+          <w:rPr>
+            <w:noProof/>
+            <w:webHidden/>
+          </w:rPr>
         </w:r>
         <w:r>
           <w:rPr>
@@ -1539,7 +1599,7 @@
           <w:rPr>
             <w:noProof/>
           </w:rPr>
-          <w:t xml:space="preserve">4.3 Plazos de cierre y discusión</w:t>
+          <w:t>4.3 Plazos de cierre y discusión</w:t>
         </w:r>
         <w:r>
           <w:rPr>
@@ -1561,6 +1621,12 @@
             <w:webHidden/>
           </w:rPr>
           <w:instrText xml:space="preserve"> PAGEREF _Toc900110 \h </w:instrText>
+        </w:r>
+        <w:r>
+          <w:rPr>
+            <w:noProof/>
+            <w:webHidden/>
+          </w:rPr>
         </w:r>
         <w:r>
           <w:rPr>
@@ -1591,15 +1657,15 @@
         <w:tabs>
           <w:tab w:val="right" w:leader="dot" w:pos="9926"/>
         </w:tabs>
-        <w:spacing w:after="80" w:before="80"/>
+        <w:spacing w:before="80" w:after="80"/>
       </w:pPr>
       <w:hyperlink w:anchor="_Toc900111" w:history="1">
         <w:r>
           <w:rPr>
-            <w:noProof/>
             <w:b/>
-          </w:rPr>
-          <w:t xml:space="preserve">5. Conclusiones y recomendaciones</w:t>
+            <w:noProof/>
+          </w:rPr>
+          <w:t>5. Conclusiones y recomendaciones</w:t>
         </w:r>
         <w:r>
           <w:rPr>
@@ -1627,13 +1693,19 @@
             <w:noProof/>
             <w:webHidden/>
           </w:rPr>
+        </w:r>
+        <w:r>
+          <w:rPr>
+            <w:noProof/>
+            <w:webHidden/>
+          </w:rPr>
           <w:fldChar w:fldCharType="separate"/>
         </w:r>
         <w:r>
           <w:rPr>
-            <w:noProof/>
-            <w:webHidden/>
             <w:b/>
+            <w:noProof/>
+            <w:webHidden/>
           </w:rPr>
           <w:t>8</w:t>
         </w:r>
@@ -1652,15 +1724,15 @@
         <w:tabs>
           <w:tab w:val="right" w:leader="dot" w:pos="9926"/>
         </w:tabs>
-        <w:spacing w:after="80" w:before="80"/>
+        <w:spacing w:before="80" w:after="80"/>
       </w:pPr>
       <w:hyperlink w:anchor="_Toc900112" w:history="1">
         <w:r>
           <w:rPr>
-            <w:noProof/>
             <w:b/>
-          </w:rPr>
-          <w:t xml:space="preserve">6. Trazabilidad de mejoras</w:t>
+            <w:noProof/>
+          </w:rPr>
+          <w:t>6. Trazabilidad de mejoras</w:t>
         </w:r>
         <w:r>
           <w:rPr>
@@ -1688,13 +1760,19 @@
             <w:noProof/>
             <w:webHidden/>
           </w:rPr>
+        </w:r>
+        <w:r>
+          <w:rPr>
+            <w:noProof/>
+            <w:webHidden/>
+          </w:rPr>
           <w:fldChar w:fldCharType="separate"/>
         </w:r>
         <w:r>
           <w:rPr>
-            <w:noProof/>
-            <w:webHidden/>
             <w:b/>
+            <w:noProof/>
+            <w:webHidden/>
           </w:rPr>
           <w:t>9</w:t>
         </w:r>
@@ -1713,15 +1791,15 @@
         <w:tabs>
           <w:tab w:val="right" w:leader="dot" w:pos="9926"/>
         </w:tabs>
-        <w:spacing w:after="80" w:before="80"/>
+        <w:spacing w:before="80" w:after="80"/>
       </w:pPr>
       <w:hyperlink w:anchor="_Toc900113" w:history="1">
         <w:r>
           <w:rPr>
-            <w:noProof/>
             <w:b/>
-          </w:rPr>
-          <w:t xml:space="preserve">7. Bibliografía</w:t>
+            <w:noProof/>
+          </w:rPr>
+          <w:t>7. Bibliografía</w:t>
         </w:r>
         <w:r>
           <w:rPr>
@@ -1749,13 +1827,19 @@
             <w:noProof/>
             <w:webHidden/>
           </w:rPr>
+        </w:r>
+        <w:r>
+          <w:rPr>
+            <w:noProof/>
+            <w:webHidden/>
+          </w:rPr>
           <w:fldChar w:fldCharType="separate"/>
         </w:r>
         <w:r>
           <w:rPr>
-            <w:noProof/>
-            <w:webHidden/>
             <w:b/>
+            <w:noProof/>
+            <w:webHidden/>
           </w:rPr>
           <w:t>9</w:t>
         </w:r>
@@ -1781,25 +1865,46 @@
         <w:pStyle w:val="Ttulo11"/>
         <w:keepLines/>
         <w:spacing w:before="240"/>
-      </w:pPr>
-      <w:bookmarkStart w:id="101" w:name="_Toc900101"/>
-      <w:r>
+        <w:rPr>
+          <w:lang w:val="es-CL"/>
+        </w:rPr>
+      </w:pPr>
+      <w:bookmarkStart w:id="0" w:name="_Toc900101"/>
+      <w:r>
+        <w:rPr>
+          <w:lang w:val="es-CL"/>
+        </w:rPr>
+        <w:lastRenderedPageBreak/>
         <w:t>1. Introducción y contextualización</w:t>
       </w:r>
-      <w:bookmarkEnd w:id="101"/>
-    </w:p>
-    <w:p>
-      <w:pPr>
-        <w:spacing w:after="120"/>
+      <w:bookmarkEnd w:id="0"/>
+    </w:p>
+    <w:p>
+      <w:pPr>
         <w:jc w:val="both"/>
       </w:pPr>
       <w:r>
-        <w:t>Este informe integra las cuatro fases del proyecto de análisis de ofertas en licitaciones públicas del sector Salud, de acuerdo con los lineamientos de la Fase 4 del curso (Universidad Andrés Bello, 2026a, 2026b). El trabajo utiliza el reporte de Datos Abiertos de ChileCompra de marzo de 2026, compuesto por 44.226 ofertas y 74 variables (ChileCompra, s. f.). La unidad de observación es una oferta asociada a un ítem; por ello, una misma licitación puede aparecer varias veces. El análisis describe diferencias en la proporción de ofertas ganadoras y en los plazos de cierre, con un flujo reproducible que conserva el archivo original, valida cada transformación y comunica los resultados mediante tres visualizaciones.</w:t>
-      </w:r>
-    </w:p>
-    <w:p>
-      <w:pPr>
-        <w:spacing w:after="120"/>
+        <w:t xml:space="preserve">Este informe integra las cuatro fases del proyecto de análisis de ofertas en licitaciones públicas del sector Salud, de acuerdo con los lineamientos de la Fase 4 del curso (Universidad Andrés Bello, 2026a, 2026b). El trabajo utiliza el reporte de Datos Abiertos de </w:t>
+      </w:r>
+      <w:proofErr w:type="spellStart"/>
+      <w:r>
+        <w:t>ChileCompra</w:t>
+      </w:r>
+      <w:proofErr w:type="spellEnd"/>
+      <w:r>
+        <w:t xml:space="preserve"> de marzo de 2026, compuesto por 44.226 ofertas y 74 variables (</w:t>
+      </w:r>
+      <w:proofErr w:type="spellStart"/>
+      <w:r>
+        <w:t>ChileCompra</w:t>
+      </w:r>
+      <w:proofErr w:type="spellEnd"/>
+      <w:r>
+        <w:t>, s. f.). La unidad de observación es una oferta asociada a un ítem; por ello, una misma licitación puede aparecer varias veces. El análisis describe diferencias en la proporción de ofertas ganadoras y en los plazos de cierre, con un flujo reproducible que conserva el archivo original, valida cada transformación y comunica los resultados mediante tres visualizaciones.</w:t>
+      </w:r>
+    </w:p>
+    <w:p>
+      <w:pPr>
         <w:jc w:val="both"/>
       </w:pPr>
       <w:r>
@@ -1811,16 +1916,21 @@
         <w:pStyle w:val="Ttulo11"/>
         <w:keepLines/>
         <w:spacing w:before="240"/>
-      </w:pPr>
-      <w:bookmarkStart w:id="102" w:name="_Toc900102"/>
-      <w:r>
+        <w:rPr>
+          <w:lang w:val="es-CL"/>
+        </w:rPr>
+      </w:pPr>
+      <w:bookmarkStart w:id="1" w:name="_Toc900102"/>
+      <w:r>
+        <w:rPr>
+          <w:lang w:val="es-CL"/>
+        </w:rPr>
         <w:t>2. Problema, objetivos e hipótesis</w:t>
       </w:r>
-      <w:bookmarkEnd w:id="102"/>
-    </w:p>
-    <w:p>
-      <w:pPr>
-        <w:spacing w:after="120"/>
+      <w:bookmarkEnd w:id="1"/>
+    </w:p>
+    <w:p>
+      <w:pPr>
         <w:jc w:val="both"/>
       </w:pPr>
       <w:r>
@@ -1835,7 +1945,6 @@
     </w:p>
     <w:p>
       <w:pPr>
-        <w:spacing w:after="120"/>
         <w:jc w:val="both"/>
       </w:pPr>
       <w:r>
@@ -1850,7 +1959,6 @@
     </w:p>
     <w:p>
       <w:pPr>
-        <w:spacing w:after="120"/>
         <w:jc w:val="both"/>
       </w:pPr>
       <w:r>
@@ -1865,7 +1973,6 @@
     </w:p>
     <w:p>
       <w:pPr>
-        <w:spacing w:after="120"/>
         <w:jc w:val="both"/>
       </w:pPr>
       <w:r>
@@ -1880,7 +1987,6 @@
     </w:p>
     <w:p>
       <w:pPr>
-        <w:spacing w:after="120"/>
         <w:jc w:val="both"/>
       </w:pPr>
       <w:r>
@@ -1890,7 +1996,15 @@
         <w:t>Alcance y supuestos.</w:t>
       </w:r>
       <w:r>
-        <w:t xml:space="preserve"> El análisis es descriptivo, cubre un mes y un sector, y no demuestra causalidad. Se supone que las etiquetas de resultado y tipo de licitación reflejan el registro administrativo; las fechas del año 1900, usadas como valor de relleno en el registro, no se interpretan como fechas reales; y la categoría NoClasificado se conserva para no asignar un tamaño empresarial sin evidencia.</w:t>
+        <w:t xml:space="preserve"> El análisis es descriptivo, cubre un mes y un sector, y no demuestra causalidad. Se supone que las etiquetas de resultado y tipo de licitación reflejan el registro administrativo; las fechas del año 1900, usadas como valor de relleno en el registro, no se interpretan como fechas reales; y la categoría </w:t>
+      </w:r>
+      <w:proofErr w:type="spellStart"/>
+      <w:r>
+        <w:t>NoClasificado</w:t>
+      </w:r>
+      <w:proofErr w:type="spellEnd"/>
+      <w:r>
+        <w:t xml:space="preserve"> se conserva para no asignar un tamaño empresarial sin evidencia.</w:t>
       </w:r>
     </w:p>
     <w:p>
@@ -1898,28 +2012,39 @@
         <w:pStyle w:val="Ttulo11"/>
         <w:keepLines/>
         <w:spacing w:before="240"/>
-      </w:pPr>
-      <w:bookmarkStart w:id="103" w:name="_Toc900103"/>
-      <w:r>
+        <w:rPr>
+          <w:lang w:val="es-CL"/>
+        </w:rPr>
+      </w:pPr>
+      <w:bookmarkStart w:id="2" w:name="_Toc900103"/>
+      <w:r>
+        <w:rPr>
+          <w:lang w:val="es-CL"/>
+        </w:rPr>
         <w:t>3. Metodología del desarrollo técnico</w:t>
       </w:r>
-      <w:bookmarkEnd w:id="103"/>
+      <w:bookmarkEnd w:id="2"/>
     </w:p>
     <w:p>
       <w:pPr>
         <w:pStyle w:val="Ttulo21"/>
         <w:keepLines/>
         <w:spacing w:before="160"/>
-      </w:pPr>
-      <w:bookmarkStart w:id="104" w:name="_Toc900104"/>
-      <w:r>
+        <w:rPr>
+          <w:lang w:val="es-CL"/>
+        </w:rPr>
+      </w:pPr>
+      <w:bookmarkStart w:id="3" w:name="_Toc900104"/>
+      <w:r>
+        <w:rPr>
+          <w:lang w:val="es-CL"/>
+        </w:rPr>
         <w:t>3.1 Integración de las fases F1-F4</w:t>
       </w:r>
-      <w:bookmarkEnd w:id="104"/>
-    </w:p>
-    <w:p>
-      <w:pPr>
-        <w:spacing w:after="120"/>
+      <w:bookmarkEnd w:id="3"/>
+    </w:p>
+    <w:p>
+      <w:pPr>
         <w:jc w:val="both"/>
       </w:pPr>
       <w:r>
@@ -1930,12 +2055,17 @@
       <w:pPr>
         <w:pStyle w:val="Descripcin1"/>
         <w:keepNext/>
-        <w:spacing w:after="0" w:before="120"/>
+        <w:spacing w:before="120" w:after="0"/>
+        <w:rPr>
+          <w:lang w:val="es-CL"/>
+        </w:rPr>
       </w:pPr>
       <w:r>
         <w:rPr>
           <w:b/>
-        </w:rPr>
+          <w:lang w:val="es-CL"/>
+        </w:rPr>
+        <w:lastRenderedPageBreak/>
         <w:t>Tabla 1</w:t>
       </w:r>
     </w:p>
@@ -1944,10 +2074,14 @@
         <w:pStyle w:val="Descripcin1"/>
         <w:keepNext/>
         <w:spacing w:after="80"/>
+        <w:rPr>
+          <w:lang w:val="es-CL"/>
+        </w:rPr>
       </w:pPr>
       <w:r>
         <w:rPr>
           <w:i/>
+          <w:lang w:val="es-CL"/>
         </w:rPr>
         <w:t>Síntesis metodológica de las fases del proyecto</w:t>
       </w:r>
@@ -1957,7 +2091,7 @@
         <w:tblStyle w:val="Tablaconcuadrcula1clara-nfasis1"/>
         <w:tblW w:w="9936" w:type="dxa"/>
         <w:tblLayout w:type="fixed"/>
-        <w:tblLook w:firstColumn="0" w:firstRow="1" w:lastColumn="0" w:lastRow="0" w:noHBand="0" w:noVBand="1" w:val="04A0"/>
+        <w:tblLook w:val="0420" w:firstRow="1" w:lastRow="0" w:firstColumn="0" w:lastColumn="0" w:noHBand="0" w:noVBand="1"/>
       </w:tblPr>
       <w:tblGrid>
         <w:gridCol w:w="795"/>
@@ -1966,6 +2100,7 @@
       </w:tblGrid>
       <w:tr>
         <w:trPr>
+          <w:cnfStyle w:val="100000000000" w:firstRow="1" w:lastRow="0" w:firstColumn="0" w:lastColumn="0" w:oddVBand="0" w:evenVBand="0" w:oddHBand="0" w:evenHBand="0" w:firstRowFirstColumn="0" w:firstRowLastColumn="0" w:lastRowFirstColumn="0" w:lastRowLastColumn="0"/>
           <w:tblHeader/>
         </w:trPr>
         <w:tc>
@@ -1982,9 +2117,7 @@
             </w:pPr>
             <w:r>
               <w:rPr>
-                <w:b/>
                 <w:color w:val="FFFFFF"/>
-                <w:sz w:val="22"/>
               </w:rPr>
               <w:t>Fase</w:t>
             </w:r>
@@ -2004,9 +2137,7 @@
             </w:pPr>
             <w:r>
               <w:rPr>
-                <w:b/>
                 <w:color w:val="FFFFFF"/>
-                <w:sz w:val="22"/>
               </w:rPr>
               <w:t>Trabajo realizado</w:t>
             </w:r>
@@ -2026,9 +2157,7 @@
             </w:pPr>
             <w:r>
               <w:rPr>
-                <w:b/>
                 <w:color w:val="FFFFFF"/>
-                <w:sz w:val="22"/>
               </w:rPr>
               <w:t>Evidencia principal</w:t>
             </w:r>
@@ -2051,9 +2180,6 @@
               <w:jc w:val="center"/>
             </w:pPr>
             <w:r>
-              <w:rPr>
-                <w:sz w:val="22"/>
-              </w:rPr>
               <w:t>F1</w:t>
             </w:r>
           </w:p>
@@ -2067,12 +2193,8 @@
             <w:pPr>
               <w:keepNext/>
               <w:spacing w:before="40" w:after="40" w:line="240" w:lineRule="auto"/>
-              <w:jc w:val="left"/>
             </w:pPr>
             <w:r>
-              <w:rPr>
-                <w:sz w:val="22"/>
-              </w:rPr>
               <w:t>Definición del problema, unidad de análisis, fuente y entorno reproducible.</w:t>
             </w:r>
           </w:p>
@@ -2086,12 +2208,8 @@
             <w:pPr>
               <w:keepNext/>
               <w:spacing w:before="40" w:after="40" w:line="240" w:lineRule="auto"/>
-              <w:jc w:val="left"/>
             </w:pPr>
             <w:r>
-              <w:rPr>
-                <w:sz w:val="22"/>
-              </w:rPr>
               <w:t>F1_Definición.ipynb</w:t>
             </w:r>
           </w:p>
@@ -2114,9 +2232,6 @@
               <w:jc w:val="center"/>
             </w:pPr>
             <w:r>
-              <w:rPr>
-                <w:sz w:val="22"/>
-              </w:rPr>
               <w:t>F2</w:t>
             </w:r>
           </w:p>
@@ -2131,12 +2246,8 @@
             <w:pPr>
               <w:keepNext/>
               <w:spacing w:before="40" w:after="40" w:line="240" w:lineRule="auto"/>
-              <w:jc w:val="left"/>
             </w:pPr>
             <w:r>
-              <w:rPr>
-                <w:sz w:val="22"/>
-              </w:rPr>
               <w:t>Exploración de 74 variables; limpieza, fechas, categorías, variables derivadas y validación.</w:t>
             </w:r>
           </w:p>
@@ -2151,12 +2262,8 @@
             <w:pPr>
               <w:keepNext/>
               <w:spacing w:before="40" w:after="40" w:line="240" w:lineRule="auto"/>
-              <w:jc w:val="left"/>
             </w:pPr>
             <w:r>
-              <w:rPr>
-                <w:sz w:val="22"/>
-              </w:rPr>
               <w:t>F2_Preprocesamiento.ipynb</w:t>
             </w:r>
           </w:p>
@@ -2178,9 +2285,6 @@
               <w:jc w:val="center"/>
             </w:pPr>
             <w:r>
-              <w:rPr>
-                <w:sz w:val="22"/>
-              </w:rPr>
               <w:t>F3</w:t>
             </w:r>
           </w:p>
@@ -2194,12 +2298,8 @@
             <w:pPr>
               <w:keepNext/>
               <w:spacing w:before="40" w:after="40" w:line="240" w:lineRule="auto"/>
-              <w:jc w:val="left"/>
             </w:pPr>
             <w:r>
-              <w:rPr>
-                <w:sz w:val="22"/>
-              </w:rPr>
               <w:t>Separación modular, POO, cuatro algoritmos equivalentes, pruebas y mediciones.</w:t>
             </w:r>
           </w:p>
@@ -2213,19 +2313,9 @@
             <w:pPr>
               <w:keepNext/>
               <w:spacing w:before="40" w:after="40" w:line="240" w:lineRule="auto"/>
-              <w:jc w:val="left"/>
             </w:pPr>
             <w:r>
-              <w:rPr>
-                <w:sz w:val="22"/>
-              </w:rPr>
-              <w:t>F3_Algoritmos.ipynb</w:t>
-            </w:r>
-            <w:r>
-              <w:rPr>
-                <w:sz w:val="22"/>
-              </w:rPr>
-              <w:t>, 29 pruebas</w:t>
+              <w:t>F3_Algoritmos.ipynb, 29 pruebas</w:t>
             </w:r>
           </w:p>
         </w:tc>
@@ -2247,9 +2337,6 @@
               <w:jc w:val="center"/>
             </w:pPr>
             <w:r>
-              <w:rPr>
-                <w:sz w:val="22"/>
-              </w:rPr>
               <w:t>F4</w:t>
             </w:r>
           </w:p>
@@ -2264,12 +2351,8 @@
             <w:pPr>
               <w:keepNext/>
               <w:spacing w:before="40" w:after="40" w:line="240" w:lineRule="auto"/>
-              <w:jc w:val="left"/>
             </w:pPr>
             <w:r>
-              <w:rPr>
-                <w:sz w:val="22"/>
-              </w:rPr>
               <w:t>Reutilización del flujo validado, tres gráficos, interpretación y comunicación final.</w:t>
             </w:r>
           </w:p>
@@ -2284,19 +2367,9 @@
             <w:pPr>
               <w:keepNext/>
               <w:spacing w:before="40" w:after="40" w:line="240" w:lineRule="auto"/>
-              <w:jc w:val="left"/>
             </w:pPr>
             <w:r>
-              <w:rPr>
-                <w:sz w:val="22"/>
-              </w:rPr>
-              <w:t>F4_Comunicacion.ipynb</w:t>
-            </w:r>
-            <w:r>
-              <w:rPr>
-                <w:sz w:val="22"/>
-              </w:rPr>
-              <w:t>, 10 pruebas</w:t>
+              <w:t>F4_Comunicacion.ipynb, 10 pruebas</w:t>
             </w:r>
           </w:p>
         </w:tc>
@@ -2307,51 +2380,58 @@
         <w:pStyle w:val="Descripcin1"/>
         <w:spacing w:before="60" w:after="200"/>
         <w:jc w:val="both"/>
+        <w:rPr>
+          <w:lang w:val="es-CL"/>
+        </w:rPr>
       </w:pPr>
       <w:r>
         <w:rPr>
           <w:i/>
-          <w:sz w:val="22"/>
+          <w:lang w:val="es-CL"/>
         </w:rPr>
         <w:t xml:space="preserve">Nota. </w:t>
       </w:r>
       <w:r>
         <w:rPr>
-          <w:sz w:val="22"/>
+          <w:lang w:val="es-CL"/>
         </w:rPr>
         <w:t>Elaboración propia a partir de los notebooks y verificadores del repositorio.</w:t>
       </w:r>
     </w:p>
     <w:p>
       <w:pPr>
-        <w:spacing w:after="120"/>
         <w:jc w:val="both"/>
       </w:pPr>
       <w:r>
         <w:t xml:space="preserve">En F2 se eliminaron únicamente tres columnas completamente vacías; 7.613 valores del año 1900 en la fecha estimada de evaluación se convirtieron en valores ausentes; se normalizaron espacios en categorías; y se calcularon </w:t>
       </w:r>
+      <w:proofErr w:type="spellStart"/>
       <w:r>
         <w:t>oferta_ganadora</w:t>
       </w:r>
+      <w:proofErr w:type="spellEnd"/>
       <w:r>
         <w:t xml:space="preserve">, </w:t>
       </w:r>
+      <w:proofErr w:type="spellStart"/>
       <w:r>
         <w:t>licitacion_adjudicada</w:t>
       </w:r>
+      <w:proofErr w:type="spellEnd"/>
       <w:r>
         <w:t xml:space="preserve"> y </w:t>
       </w:r>
+      <w:proofErr w:type="spellStart"/>
       <w:r>
         <w:t>plazo_cierre_dias</w:t>
       </w:r>
+      <w:proofErr w:type="spellEnd"/>
       <w:r>
         <w:t>, siguiendo las prácticas de preparación de datos con pandas descritas por McKinney (2022). No se imputaron los faltantes parciales, porque las variables del análisis estaban completas, ni se escalaron variables, porque no se entrenó un modelo que lo requiriera. Las 44.226 filas se conservaron.</w:t>
       </w:r>
     </w:p>
     <w:p>
       <w:pPr>
-        <w:spacing w:after="120"/>
         <w:jc w:val="both"/>
       </w:pPr>
       <w:r>
@@ -2365,15 +2445,24 @@
           <w:left w:val="single" w:sz="12" w:space="6" w:color="1F497D"/>
         </w:pBdr>
         <w:shd w:val="clear" w:color="auto" w:fill="F2F5F8"/>
-        <w:spacing w:after="0" w:before="0" w:line="240" w:lineRule="auto"/>
+        <w:spacing w:after="0" w:line="240" w:lineRule="auto"/>
         <w:ind w:left="280" w:right="120"/>
       </w:pPr>
       <w:r>
-        <w:rPr>
-          <w:color w:val="111827"/>
-          <w:sz w:val="22"/>
-        </w:rPr>
-        <w:t>lector = LectorCSV(contrato, columnas=COLUMNAS_ANALISIS, tipos=TIPOS_ANALISIS)</w:t>
+        <w:t xml:space="preserve">lector = </w:t>
+      </w:r>
+      <w:proofErr w:type="spellStart"/>
+      <w:proofErr w:type="gramStart"/>
+      <w:r>
+        <w:t>LectorCSV</w:t>
+      </w:r>
+      <w:proofErr w:type="spellEnd"/>
+      <w:r>
+        <w:t>(</w:t>
+      </w:r>
+      <w:proofErr w:type="gramEnd"/>
+      <w:r>
+        <w:t>contrato, columnas=COLUMNAS_ANALISIS, tipos=TIPOS_ANALISIS)</w:t>
       </w:r>
     </w:p>
     <w:p>
@@ -2383,15 +2472,29 @@
           <w:left w:val="single" w:sz="12" w:space="6" w:color="1F497D"/>
         </w:pBdr>
         <w:shd w:val="clear" w:color="auto" w:fill="F2F5F8"/>
-        <w:spacing w:after="0" w:before="0" w:line="240" w:lineRule="auto"/>
+        <w:spacing w:after="0" w:line="240" w:lineRule="auto"/>
         <w:ind w:left="280" w:right="120"/>
       </w:pPr>
       <w:r>
-        <w:rPr>
-          <w:color w:val="111827"/>
-          <w:sz w:val="22"/>
-        </w:rPr>
-        <w:t>raw = lector.leer(ruta)                                 # valida el contrato de columnas</w:t>
+        <w:t xml:space="preserve">raw = </w:t>
+      </w:r>
+      <w:proofErr w:type="spellStart"/>
+      <w:proofErr w:type="gramStart"/>
+      <w:r>
+        <w:t>lector.leer</w:t>
+      </w:r>
+      <w:proofErr w:type="spellEnd"/>
+      <w:proofErr w:type="gramEnd"/>
+      <w:r>
+        <w:t>(</w:t>
+      </w:r>
+      <w:proofErr w:type="gramStart"/>
+      <w:r>
+        <w:t xml:space="preserve">ruta)   </w:t>
+      </w:r>
+      <w:proofErr w:type="gramEnd"/>
+      <w:r>
+        <w:t xml:space="preserve">                              # valida el contrato de columnas</w:t>
       </w:r>
     </w:p>
     <w:p>
@@ -2401,15 +2504,35 @@
           <w:left w:val="single" w:sz="12" w:space="6" w:color="1F497D"/>
         </w:pBdr>
         <w:shd w:val="clear" w:color="auto" w:fill="F2F5F8"/>
-        <w:spacing w:after="0" w:before="0" w:line="240" w:lineRule="auto"/>
+        <w:spacing w:after="0" w:line="240" w:lineRule="auto"/>
         <w:ind w:left="280" w:right="120"/>
       </w:pPr>
       <w:r>
-        <w:rPr>
-          <w:color w:val="111827"/>
-          <w:sz w:val="22"/>
-        </w:rPr>
-        <w:t>datos = LimpiadorLicitaciones().limpiar(raw)            # no modifica la entrada</w:t>
+        <w:t xml:space="preserve">datos = </w:t>
+      </w:r>
+      <w:proofErr w:type="spellStart"/>
+      <w:r>
+        <w:t>LimpiadorLicitaciones</w:t>
+      </w:r>
+      <w:proofErr w:type="spellEnd"/>
+      <w:r>
+        <w:t>(</w:t>
+      </w:r>
+      <w:proofErr w:type="gramStart"/>
+      <w:r>
+        <w:t>).limpiar</w:t>
+      </w:r>
+      <w:proofErr w:type="gramEnd"/>
+      <w:r>
+        <w:t>(</w:t>
+      </w:r>
+      <w:proofErr w:type="gramStart"/>
+      <w:r>
+        <w:t xml:space="preserve">raw)   </w:t>
+      </w:r>
+      <w:proofErr w:type="gramEnd"/>
+      <w:r>
+        <w:t xml:space="preserve">         # no modifica la entrada</w:t>
       </w:r>
     </w:p>
     <w:p>
@@ -2419,15 +2542,37 @@
           <w:left w:val="single" w:sz="12" w:space="6" w:color="1F497D"/>
         </w:pBdr>
         <w:shd w:val="clear" w:color="auto" w:fill="F2F5F8"/>
-        <w:spacing w:after="0" w:before="0" w:line="240" w:lineRule="auto"/>
+        <w:spacing w:after="0" w:line="240" w:lineRule="auto"/>
         <w:ind w:left="280" w:right="120"/>
       </w:pPr>
-      <w:r>
-        <w:rPr>
-          <w:color w:val="111827"/>
-          <w:sz w:val="22"/>
-        </w:rPr>
-        <w:t>ValidadorDatasetProcesado().validar(datos, len(raw))    # seis reglas de calidad</w:t>
+      <w:proofErr w:type="spellStart"/>
+      <w:proofErr w:type="gramStart"/>
+      <w:r>
+        <w:t>ValidadorDatasetProcesado</w:t>
+      </w:r>
+      <w:proofErr w:type="spellEnd"/>
+      <w:r>
+        <w:t>().validar</w:t>
+      </w:r>
+      <w:proofErr w:type="gramEnd"/>
+      <w:r>
+        <w:t xml:space="preserve">(datos, </w:t>
+      </w:r>
+      <w:proofErr w:type="spellStart"/>
+      <w:r>
+        <w:t>len</w:t>
+      </w:r>
+      <w:proofErr w:type="spellEnd"/>
+      <w:r>
+        <w:t>(raw</w:t>
+      </w:r>
+      <w:proofErr w:type="gramStart"/>
+      <w:r>
+        <w:t xml:space="preserve">))   </w:t>
+      </w:r>
+      <w:proofErr w:type="gramEnd"/>
+      <w:r>
+        <w:t xml:space="preserve"> # seis reglas de calidad</w:t>
       </w:r>
     </w:p>
     <w:p>
@@ -2437,38 +2582,102 @@
           <w:left w:val="single" w:sz="12" w:space="6" w:color="1F497D"/>
         </w:pBdr>
         <w:shd w:val="clear" w:color="auto" w:fill="F2F5F8"/>
-        <w:spacing w:after="0" w:before="0" w:line="240" w:lineRule="auto"/>
+        <w:spacing w:after="0" w:line="240" w:lineRule="auto"/>
         <w:ind w:left="280" w:right="120"/>
       </w:pPr>
       <w:r>
-        <w:rPr>
-          <w:color w:val="111827"/>
-          <w:sz w:val="22"/>
-        </w:rPr>
-        <w:t>tabla = tabla_proporciones_agrupada(datos, "TamanoProveedor")</w:t>
-      </w:r>
-    </w:p>
-    <w:p>
-      <w:pPr>
-        <w:keepNext w:val="0"/>
+        <w:t xml:space="preserve">tabla = </w:t>
+      </w:r>
+      <w:proofErr w:type="spellStart"/>
+      <w:r>
+        <w:t>tabla_proporciones_</w:t>
+      </w:r>
+      <w:proofErr w:type="gramStart"/>
+      <w:r>
+        <w:t>agrupada</w:t>
+      </w:r>
+      <w:proofErr w:type="spellEnd"/>
+      <w:r>
+        <w:t>(</w:t>
+      </w:r>
+      <w:proofErr w:type="gramEnd"/>
+      <w:r>
+        <w:t>datos, "</w:t>
+      </w:r>
+      <w:proofErr w:type="spellStart"/>
+      <w:r>
+        <w:t>TamanoProveedor</w:t>
+      </w:r>
+      <w:proofErr w:type="spellEnd"/>
+      <w:r>
+        <w:t>")</w:t>
+      </w:r>
+    </w:p>
+    <w:p>
+      <w:pPr>
         <w:pBdr>
           <w:left w:val="single" w:sz="12" w:space="6" w:color="1F497D"/>
         </w:pBdr>
         <w:shd w:val="clear" w:color="auto" w:fill="F2F5F8"/>
-        <w:spacing w:after="160" w:before="0" w:line="240" w:lineRule="auto"/>
+        <w:spacing w:after="160" w:line="240" w:lineRule="auto"/>
         <w:ind w:left="280" w:right="120"/>
       </w:pPr>
-      <w:r>
-        <w:rPr>
-          <w:color w:val="111827"/>
-          <w:sz w:val="22"/>
-        </w:rPr>
-        <w:t>pd.testing.assert_frame_equal(tabla, tabla_proporciones(datos, "TamanoProveedor"))</w:t>
-      </w:r>
-    </w:p>
-    <w:p>
-      <w:pPr>
-        <w:spacing w:after="120"/>
+      <w:proofErr w:type="spellStart"/>
+      <w:proofErr w:type="gramStart"/>
+      <w:r>
+        <w:t>pd.testing</w:t>
+      </w:r>
+      <w:proofErr w:type="gramEnd"/>
+      <w:r>
+        <w:t>.assert_</w:t>
+      </w:r>
+      <w:proofErr w:type="gramStart"/>
+      <w:r>
+        <w:t>frame</w:t>
+      </w:r>
+      <w:proofErr w:type="gramEnd"/>
+      <w:r>
+        <w:t>_</w:t>
+      </w:r>
+      <w:proofErr w:type="gramStart"/>
+      <w:r>
+        <w:t>equal</w:t>
+      </w:r>
+      <w:proofErr w:type="spellEnd"/>
+      <w:r>
+        <w:t>(</w:t>
+      </w:r>
+      <w:proofErr w:type="gramEnd"/>
+      <w:r>
+        <w:t xml:space="preserve">tabla, </w:t>
+      </w:r>
+      <w:proofErr w:type="spellStart"/>
+      <w:r>
+        <w:t>tabla_</w:t>
+      </w:r>
+      <w:proofErr w:type="gramStart"/>
+      <w:r>
+        <w:t>proporciones</w:t>
+      </w:r>
+      <w:proofErr w:type="spellEnd"/>
+      <w:r>
+        <w:t>(</w:t>
+      </w:r>
+      <w:proofErr w:type="gramEnd"/>
+      <w:r>
+        <w:t>datos, "</w:t>
+      </w:r>
+      <w:proofErr w:type="spellStart"/>
+      <w:r>
+        <w:t>TamanoProveedor</w:t>
+      </w:r>
+      <w:proofErr w:type="spellEnd"/>
+      <w:r>
+        <w:t>"))</w:t>
+      </w:r>
+    </w:p>
+    <w:p>
+      <w:pPr>
         <w:jc w:val="both"/>
       </w:pPr>
       <w:r>
@@ -2480,81 +2689,207 @@
         <w:pStyle w:val="Ttulo21"/>
         <w:keepLines/>
         <w:spacing w:before="160"/>
-      </w:pPr>
-      <w:bookmarkStart w:id="105" w:name="_Toc900105"/>
-      <w:r>
+        <w:rPr>
+          <w:lang w:val="es-CL"/>
+        </w:rPr>
+      </w:pPr>
+      <w:bookmarkStart w:id="4" w:name="_Toc900105"/>
+      <w:r>
+        <w:rPr>
+          <w:lang w:val="es-CL"/>
+        </w:rPr>
         <w:t>3.2 Herramientas, reproducibilidad y control de versiones</w:t>
       </w:r>
-      <w:bookmarkEnd w:id="105"/>
-    </w:p>
-    <w:p>
-      <w:pPr>
-        <w:spacing w:after="120"/>
+      <w:bookmarkEnd w:id="4"/>
+    </w:p>
+    <w:p>
+      <w:pPr>
         <w:jc w:val="both"/>
       </w:pPr>
       <w:r>
-        <w:t xml:space="preserve">El proyecto combina Python, NumPy, pandas, Jupyter, </w:t>
-      </w:r>
+        <w:t xml:space="preserve">El proyecto combina Python, </w:t>
+      </w:r>
+      <w:proofErr w:type="spellStart"/>
+      <w:r>
+        <w:t>NumPy</w:t>
+      </w:r>
+      <w:proofErr w:type="spellEnd"/>
+      <w:r>
+        <w:t xml:space="preserve">, pandas, </w:t>
+      </w:r>
+      <w:proofErr w:type="spellStart"/>
+      <w:r>
+        <w:t>Jupyter</w:t>
+      </w:r>
+      <w:proofErr w:type="spellEnd"/>
+      <w:r>
+        <w:t xml:space="preserve">, </w:t>
+      </w:r>
+      <w:proofErr w:type="spellStart"/>
       <w:r>
         <w:t>unittest</w:t>
       </w:r>
-      <w:r>
-        <w:t xml:space="preserve">, Matplotlib (Hunter, 2007) y Seaborn (Waskom, 2021). El archivo </w:t>
-      </w:r>
-      <w:r>
-        <w:t>requirements.txt</w:t>
-      </w:r>
-      <w:r>
-        <w:t xml:space="preserve"> fija NumPy 2.3.5 y pandas 3.0.1 y declara el resto de las dependencias; el entorno se crea con </w:t>
-      </w:r>
+      <w:proofErr w:type="spellEnd"/>
+      <w:r>
+        <w:t xml:space="preserve">, </w:t>
+      </w:r>
+      <w:proofErr w:type="spellStart"/>
+      <w:r>
+        <w:t>Matplotlib</w:t>
+      </w:r>
+      <w:proofErr w:type="spellEnd"/>
+      <w:r>
+        <w:t xml:space="preserve"> (Hunter, 2007) y Seaborn (Waskom, 2021)</w:t>
+      </w:r>
+      <w:r>
+        <w:t xml:space="preserve"> para el análisis, </w:t>
+      </w:r>
+      <w:r>
+        <w:t>y Git con GitHub para el control de versiones y la colaboración</w:t>
+      </w:r>
+      <w:r>
+        <w:t xml:space="preserve">. El archivo requirements.txt fija </w:t>
+      </w:r>
+      <w:proofErr w:type="spellStart"/>
+      <w:r>
+        <w:t>NumPy</w:t>
+      </w:r>
+      <w:proofErr w:type="spellEnd"/>
+      <w:r>
+        <w:t xml:space="preserve"> 2.3.5 y pandas 3.0.1 y declara el resto de las dependencias; el entorno se crea con </w:t>
+      </w:r>
+      <w:proofErr w:type="spellStart"/>
       <w:r>
         <w:t>venv</w:t>
       </w:r>
-      <w:r>
-        <w:t xml:space="preserve">. Los verificadores ejecutan cada notebook en un kernel nuevo y guardan en </w:t>
-      </w:r>
-      <w:r>
-        <w:t>evidencias/</w:t>
-      </w:r>
-      <w:r>
-        <w:t xml:space="preserve"> la fecha, la versión de Python, el número de celdas, los errores y la huella del notebook, en línea con las recomendaciones de reproducibilidad de Samuel y Mietchen (2024). F1 y F2 se verificaron con Python 3.12.14, F3 con 3.11.15 y F4 con 3.14.7, sin cambios en los resultados. El CSV original permanece versionado y los derivados reproducibles quedan fuera de Git para no duplicar archivos grandes.</w:t>
-      </w:r>
-    </w:p>
-    <w:p>
-      <w:pPr>
-        <w:spacing w:after="120"/>
+      <w:proofErr w:type="spellEnd"/>
+      <w:r>
+        <w:t xml:space="preserve">. Los verificadores ejecutan cada notebook en un </w:t>
+      </w:r>
+      <w:proofErr w:type="spellStart"/>
+      <w:r>
+        <w:t>kernel</w:t>
+      </w:r>
+      <w:proofErr w:type="spellEnd"/>
+      <w:r>
+        <w:t xml:space="preserve"> nuevo y guardan en evidencias/ la fecha, la versión de Python, el número de celdas, los errores y la huella del notebook, en línea con las recomendaciones de reproducibilidad de Samuel y </w:t>
+      </w:r>
+      <w:proofErr w:type="spellStart"/>
+      <w:r>
+        <w:t>Mietchen</w:t>
+      </w:r>
+      <w:proofErr w:type="spellEnd"/>
+      <w:r>
+        <w:t xml:space="preserve"> (2024). F1 y F2 se verificaron con Python 3.12.14, F3 con 3.11.15 y F4 con 3.14.7, sin cambios en los resultados. El CSV original permanece versionado y los derivados reproducibles quedan fuera de Git para no duplicar archivos grandes.</w:t>
+      </w:r>
+    </w:p>
+    <w:p>
+      <w:pPr>
         <w:jc w:val="both"/>
       </w:pPr>
       <w:r>
-        <w:t xml:space="preserve">El repositorio tiene una carpeta por fase (F1 a F4), el código común en </w:t>
-      </w:r>
-      <w:r>
-        <w:t>src/</w:t>
-      </w:r>
-      <w:r>
-        <w:t xml:space="preserve"> y un README con instrucciones de instalación y ejecución. El trabajo se integra en la rama </w:t>
-      </w:r>
-      <w:r>
-        <w:t>desarrollo</w:t>
-      </w:r>
-      <w:r>
-        <w:t xml:space="preserve"> y pasa a </w:t>
-      </w:r>
+        <w:t xml:space="preserve">El control de versiones se gestionó con Git y el repositorio se aloja en GitHub (github.com/vbravo29/mcdi500-licitaciones-salud). El repositorio tiene una carpeta por fase (F1 a F4), el código común en </w:t>
+      </w:r>
+      <w:proofErr w:type="spellStart"/>
+      <w:r>
+        <w:t>src</w:t>
+      </w:r>
+      <w:proofErr w:type="spellEnd"/>
+      <w:r>
+        <w:t>/ y un README</w:t>
+      </w:r>
+      <w:r>
+        <w:t xml:space="preserve"> con instrucciones de instalación y ejecución. </w:t>
+      </w:r>
+      <w:r>
+        <w:t xml:space="preserve">El trabajo se </w:t>
+      </w:r>
+      <w:r>
+        <w:lastRenderedPageBreak/>
+        <w:t xml:space="preserve">integra en la rama desarrollo y pasa a </w:t>
+      </w:r>
+      <w:proofErr w:type="spellStart"/>
       <w:r>
         <w:t>main</w:t>
       </w:r>
-      <w:r>
-        <w:t xml:space="preserve"> mediante pull request. El historial supera los 60 commits y registra aportes de los tres integrantes: Mauricio Cid en la lectura configurable y sus mediciones; Nayadeth Garrido en el núcleo POO de limpieza y validación y en los informes; y Víctor Bravo en los algoritmos, las mediciones y las visualizaciones. El archivo </w:t>
-      </w:r>
-      <w:r>
-        <w:t>.mailmap</w:t>
-      </w:r>
+      <w:proofErr w:type="spellEnd"/>
+      <w:r>
+        <w:t xml:space="preserve"> mediante </w:t>
+      </w:r>
+      <w:proofErr w:type="spellStart"/>
+      <w:r>
+        <w:t>pull</w:t>
+      </w:r>
+      <w:proofErr w:type="spellEnd"/>
+      <w:r>
+        <w:t xml:space="preserve"> </w:t>
+      </w:r>
+      <w:proofErr w:type="spellStart"/>
+      <w:r>
+        <w:t>request</w:t>
+      </w:r>
+      <w:proofErr w:type="spellEnd"/>
+      <w:r>
+        <w:t xml:space="preserve"> en GitHub, lo que deja un registro revisable de cada integración. El archivo docs/changelog.md vincula cada mejora con su </w:t>
+      </w:r>
+      <w:proofErr w:type="spellStart"/>
+      <w:r>
+        <w:t>commit</w:t>
+      </w:r>
+      <w:proofErr w:type="spellEnd"/>
+      <w:r>
+        <w:t xml:space="preserve">. El historial supera los 60 </w:t>
+      </w:r>
+      <w:proofErr w:type="spellStart"/>
+      <w:r>
+        <w:t>commits</w:t>
+      </w:r>
+      <w:proofErr w:type="spellEnd"/>
+      <w:r>
+        <w:t xml:space="preserve"> y registra aportes de los tres integrantes: Mauricio Cid en la lectura configurable y sus mediciones; </w:t>
+      </w:r>
+      <w:proofErr w:type="spellStart"/>
+      <w:r>
+        <w:t>Nayadeth</w:t>
+      </w:r>
+      <w:proofErr w:type="spellEnd"/>
+      <w:r>
+        <w:t xml:space="preserve"> Garrido en el núcleo POO de limpieza y validación y en los informes; y Víctor Bravo en los algoritmos, las mediciones y las visualizaciones. El </w:t>
+      </w:r>
+      <w:proofErr w:type="gramStart"/>
+      <w:r>
+        <w:t>archivo .</w:t>
+      </w:r>
+      <w:proofErr w:type="spellStart"/>
+      <w:r>
+        <w:t>mailmap</w:t>
+      </w:r>
+      <w:proofErr w:type="spellEnd"/>
+      <w:proofErr w:type="gramEnd"/>
       <w:r>
         <w:t xml:space="preserve"> consolida las identidades y </w:t>
       </w:r>
-      <w:r>
-        <w:t>git shortlog -sn</w:t>
-      </w:r>
+      <w:proofErr w:type="spellStart"/>
+      <w:r>
+        <w:t>git</w:t>
+      </w:r>
+      <w:proofErr w:type="spellEnd"/>
+      <w:r>
+        <w:t xml:space="preserve"> </w:t>
+      </w:r>
+      <w:proofErr w:type="spellStart"/>
+      <w:r>
+        <w:t>shortlog</w:t>
+      </w:r>
+      <w:proofErr w:type="spellEnd"/>
+      <w:r>
+        <w:t xml:space="preserve"> -</w:t>
+      </w:r>
+      <w:proofErr w:type="spellStart"/>
+      <w:r>
+        <w:t>sn</w:t>
+      </w:r>
+      <w:proofErr w:type="spellEnd"/>
       <w:r>
         <w:t xml:space="preserve"> muestra los aportes por integrante.</w:t>
       </w:r>
@@ -2564,31 +2899,77 @@
         <w:pStyle w:val="Ttulo21"/>
         <w:keepLines/>
         <w:spacing w:before="160"/>
-      </w:pPr>
-      <w:bookmarkStart w:id="106" w:name="_Toc900106"/>
-      <w:r>
+        <w:rPr>
+          <w:lang w:val="es-CL"/>
+        </w:rPr>
+      </w:pPr>
+      <w:bookmarkStart w:id="5" w:name="_Toc900106"/>
+      <w:r>
+        <w:rPr>
+          <w:lang w:val="es-CL"/>
+        </w:rPr>
         <w:t>3.3 Eficiencia, validación y programación orientada a objetos</w:t>
       </w:r>
-      <w:bookmarkEnd w:id="106"/>
-    </w:p>
-    <w:p>
-      <w:pPr>
-        <w:spacing w:after="120"/>
+      <w:bookmarkEnd w:id="5"/>
+    </w:p>
+    <w:p>
+      <w:pPr>
         <w:jc w:val="both"/>
       </w:pPr>
       <w:r>
         <w:t xml:space="preserve">Se compararon cuatro implementaciones equivalentes mediante </w:t>
       </w:r>
+      <w:proofErr w:type="spellStart"/>
       <w:r>
         <w:t>timeit</w:t>
       </w:r>
-      <w:r>
-        <w:t>: la referencia F2, una iterativa, una recursiva por división y conquista (Cormen et al., 2022) y una agrupada con pandas. Las pruebas usaron muestras de 100, 1.000, 10.000 y 44.226 filas, siete rondas de tres ejecuciones y orden alternado. En el conjunto completo, la variante agrupada alcanzó medianas de 19,02 ms por tamaño de proveedor y 20,96 ms por tipo de licitación, aproximadamente 1,16 veces más rápida que la referencia. El cambio más importante fue leer solo siete de 74 columnas: el flujo completo bajó de 1.199 a 506 ms y el DataFrame leído de 195,7 a 8,9 MiB. Estas cifras corresponden al equipo y a las versiones registradas, y no se pueden generalizar a otros entornos (Python Software Foundation, s. f.-a, s. f.-b; The pandas development team, s. f.-a, s. f.-b).</w:t>
-      </w:r>
-    </w:p>
-    <w:p>
-      <w:pPr>
-        <w:spacing w:after="120"/>
+      <w:proofErr w:type="spellEnd"/>
+      <w:r>
+        <w:t>: la referencia F2, una iterativa, una recursiva por división y conquista (</w:t>
+      </w:r>
+      <w:proofErr w:type="spellStart"/>
+      <w:r>
+        <w:t>Cormen</w:t>
+      </w:r>
+      <w:proofErr w:type="spellEnd"/>
+      <w:r>
+        <w:t xml:space="preserve"> et al., 2022) y una agrupada con pandas. Las pruebas usaron muestras de 100, 1.000, 10.000 y 44.226 filas, siete rondas de tres ejecuciones y orden alternado. En el conjunto completo, la variante agrupada alcanzó medianas de 19,02 ms por tamaño de proveedor y 20,96 ms por tipo de licitación, aproximadamente 1,16 veces más rápida que la referencia. El cambio más importante fue leer solo siete de 74 columnas: el flujo completo bajó de 1.199 a 506 ms y el </w:t>
+      </w:r>
+      <w:proofErr w:type="spellStart"/>
+      <w:r>
+        <w:t>DataFrame</w:t>
+      </w:r>
+      <w:proofErr w:type="spellEnd"/>
+      <w:r>
+        <w:t xml:space="preserve"> leído de 195,7 a 8,9 MiB. Estas cifras corresponden al equipo y a las versiones registradas, y no se pueden generalizar a otros entornos (Python Software </w:t>
+      </w:r>
+      <w:proofErr w:type="spellStart"/>
+      <w:r>
+        <w:t>Foundation</w:t>
+      </w:r>
+      <w:proofErr w:type="spellEnd"/>
+      <w:r>
+        <w:t xml:space="preserve">, s. f.-a, s. f.-b; The pandas </w:t>
+      </w:r>
+      <w:proofErr w:type="spellStart"/>
+      <w:r>
+        <w:t>development</w:t>
+      </w:r>
+      <w:proofErr w:type="spellEnd"/>
+      <w:r>
+        <w:t xml:space="preserve"> </w:t>
+      </w:r>
+      <w:proofErr w:type="spellStart"/>
+      <w:r>
+        <w:t>team</w:t>
+      </w:r>
+      <w:proofErr w:type="spellEnd"/>
+      <w:r>
+        <w:t>, s. f.-a, s. f.-b).</w:t>
+      </w:r>
+    </w:p>
+    <w:p>
+      <w:pPr>
         <w:jc w:val="both"/>
       </w:pPr>
       <w:r>
@@ -2602,15 +2983,48 @@
           <w:left w:val="single" w:sz="12" w:space="6" w:color="1F497D"/>
         </w:pBdr>
         <w:shd w:val="clear" w:color="auto" w:fill="F2F5F8"/>
-        <w:spacing w:after="0" w:before="0" w:line="240" w:lineRule="auto"/>
+        <w:spacing w:after="0" w:line="240" w:lineRule="auto"/>
         <w:ind w:left="280" w:right="120"/>
       </w:pPr>
-      <w:r>
-        <w:rPr>
-          <w:color w:val="111827"/>
-          <w:sz w:val="22"/>
-        </w:rPr>
-        <w:t>def _contar_dividiendo(grupos, codigos, inicio, fin, bloque_base):</w:t>
+      <w:proofErr w:type="spellStart"/>
+      <w:r>
+        <w:t>def</w:t>
+      </w:r>
+      <w:proofErr w:type="spellEnd"/>
+      <w:r>
+        <w:t xml:space="preserve"> _</w:t>
+      </w:r>
+      <w:proofErr w:type="spellStart"/>
+      <w:r>
+        <w:t>contar_</w:t>
+      </w:r>
+      <w:proofErr w:type="gramStart"/>
+      <w:r>
+        <w:t>dividiendo</w:t>
+      </w:r>
+      <w:proofErr w:type="spellEnd"/>
+      <w:r>
+        <w:t>(</w:t>
+      </w:r>
+      <w:proofErr w:type="gramEnd"/>
+      <w:r>
+        <w:t xml:space="preserve">grupos, </w:t>
+      </w:r>
+      <w:proofErr w:type="spellStart"/>
+      <w:r>
+        <w:t>codigos</w:t>
+      </w:r>
+      <w:proofErr w:type="spellEnd"/>
+      <w:r>
+        <w:t xml:space="preserve">, inicio, fin, </w:t>
+      </w:r>
+      <w:proofErr w:type="spellStart"/>
+      <w:r>
+        <w:t>bloque_base</w:t>
+      </w:r>
+      <w:proofErr w:type="spellEnd"/>
+      <w:r>
+        <w:t>):</w:t>
       </w:r>
     </w:p>
     <w:p>
@@ -2620,15 +3034,27 @@
           <w:left w:val="single" w:sz="12" w:space="6" w:color="1F497D"/>
         </w:pBdr>
         <w:shd w:val="clear" w:color="auto" w:fill="F2F5F8"/>
-        <w:spacing w:after="0" w:before="0" w:line="240" w:lineRule="auto"/>
+        <w:spacing w:after="0" w:line="240" w:lineRule="auto"/>
         <w:ind w:left="280" w:right="120"/>
       </w:pPr>
       <w:r>
-        <w:rPr>
-          <w:color w:val="111827"/>
-          <w:sz w:val="22"/>
-        </w:rPr>
-        <w:t xml:space="preserve">    if fin - inicio &lt;= bloque_base:                    # caso base: conteo directo</w:t>
+        <w:t xml:space="preserve">    </w:t>
+      </w:r>
+      <w:proofErr w:type="spellStart"/>
+      <w:r>
+        <w:t>if</w:t>
+      </w:r>
+      <w:proofErr w:type="spellEnd"/>
+      <w:r>
+        <w:t xml:space="preserve"> fin - inicio &lt;= </w:t>
+      </w:r>
+      <w:proofErr w:type="spellStart"/>
+      <w:r>
+        <w:t>bloque_base</w:t>
+      </w:r>
+      <w:proofErr w:type="spellEnd"/>
+      <w:r>
+        <w:t>:                    # caso base: conteo directo</w:t>
       </w:r>
     </w:p>
     <w:p>
@@ -2638,15 +3064,43 @@
           <w:left w:val="single" w:sz="12" w:space="6" w:color="1F497D"/>
         </w:pBdr>
         <w:shd w:val="clear" w:color="auto" w:fill="F2F5F8"/>
-        <w:spacing w:after="0" w:before="0" w:line="240" w:lineRule="auto"/>
+        <w:spacing w:after="0" w:line="240" w:lineRule="auto"/>
         <w:ind w:left="280" w:right="120"/>
       </w:pPr>
       <w:r>
-        <w:rPr>
-          <w:color w:val="111827"/>
-          <w:sz w:val="22"/>
-        </w:rPr>
-        <w:t xml:space="preserve">        return _contar_rango(grupos, codigos, inicio, fin)</w:t>
+        <w:t xml:space="preserve">        </w:t>
+      </w:r>
+      <w:proofErr w:type="spellStart"/>
+      <w:r>
+        <w:t>return</w:t>
+      </w:r>
+      <w:proofErr w:type="spellEnd"/>
+      <w:r>
+        <w:t xml:space="preserve"> _</w:t>
+      </w:r>
+      <w:proofErr w:type="spellStart"/>
+      <w:r>
+        <w:t>contar_</w:t>
+      </w:r>
+      <w:proofErr w:type="gramStart"/>
+      <w:r>
+        <w:t>rango</w:t>
+      </w:r>
+      <w:proofErr w:type="spellEnd"/>
+      <w:r>
+        <w:t>(</w:t>
+      </w:r>
+      <w:proofErr w:type="gramEnd"/>
+      <w:r>
+        <w:t xml:space="preserve">grupos, </w:t>
+      </w:r>
+      <w:proofErr w:type="spellStart"/>
+      <w:r>
+        <w:t>codigos</w:t>
+      </w:r>
+      <w:proofErr w:type="spellEnd"/>
+      <w:r>
+        <w:t>, inicio, fin)</w:t>
       </w:r>
     </w:p>
     <w:p>
@@ -2656,14 +3110,10 @@
           <w:left w:val="single" w:sz="12" w:space="6" w:color="1F497D"/>
         </w:pBdr>
         <w:shd w:val="clear" w:color="auto" w:fill="F2F5F8"/>
-        <w:spacing w:after="0" w:before="0" w:line="240" w:lineRule="auto"/>
+        <w:spacing w:after="0" w:line="240" w:lineRule="auto"/>
         <w:ind w:left="280" w:right="120"/>
       </w:pPr>
       <w:r>
-        <w:rPr>
-          <w:color w:val="111827"/>
-          <w:sz w:val="22"/>
-        </w:rPr>
         <w:t xml:space="preserve">    medio = (inicio + fin) // 2</w:t>
       </w:r>
     </w:p>
@@ -2674,15 +3124,43 @@
           <w:left w:val="single" w:sz="12" w:space="6" w:color="1F497D"/>
         </w:pBdr>
         <w:shd w:val="clear" w:color="auto" w:fill="F2F5F8"/>
-        <w:spacing w:after="0" w:before="0" w:line="240" w:lineRule="auto"/>
+        <w:spacing w:after="0" w:line="240" w:lineRule="auto"/>
         <w:ind w:left="280" w:right="120"/>
       </w:pPr>
       <w:r>
-        <w:rPr>
-          <w:color w:val="111827"/>
-          <w:sz w:val="22"/>
-        </w:rPr>
-        <w:t xml:space="preserve">    izquierda = _contar_dividiendo(grupos, codigos, inicio, medio, bloque_base)</w:t>
+        <w:t xml:space="preserve">    izquierda = _</w:t>
+      </w:r>
+      <w:proofErr w:type="spellStart"/>
+      <w:r>
+        <w:t>contar_</w:t>
+      </w:r>
+      <w:proofErr w:type="gramStart"/>
+      <w:r>
+        <w:t>dividiendo</w:t>
+      </w:r>
+      <w:proofErr w:type="spellEnd"/>
+      <w:r>
+        <w:t>(</w:t>
+      </w:r>
+      <w:proofErr w:type="gramEnd"/>
+      <w:r>
+        <w:t xml:space="preserve">grupos, </w:t>
+      </w:r>
+      <w:proofErr w:type="spellStart"/>
+      <w:r>
+        <w:t>codigos</w:t>
+      </w:r>
+      <w:proofErr w:type="spellEnd"/>
+      <w:r>
+        <w:t xml:space="preserve">, inicio, medio, </w:t>
+      </w:r>
+      <w:proofErr w:type="spellStart"/>
+      <w:r>
+        <w:t>bloque_base</w:t>
+      </w:r>
+      <w:proofErr w:type="spellEnd"/>
+      <w:r>
+        <w:t>)</w:t>
       </w:r>
     </w:p>
     <w:p>
@@ -2692,15 +3170,43 @@
           <w:left w:val="single" w:sz="12" w:space="6" w:color="1F497D"/>
         </w:pBdr>
         <w:shd w:val="clear" w:color="auto" w:fill="F2F5F8"/>
-        <w:spacing w:after="0" w:before="0" w:line="240" w:lineRule="auto"/>
+        <w:spacing w:after="0" w:line="240" w:lineRule="auto"/>
         <w:ind w:left="280" w:right="120"/>
       </w:pPr>
       <w:r>
-        <w:rPr>
-          <w:color w:val="111827"/>
-          <w:sz w:val="22"/>
-        </w:rPr>
-        <w:t xml:space="preserve">    derecha = _contar_dividiendo(grupos, codigos, medio, fin, bloque_base)</w:t>
+        <w:t xml:space="preserve">    derecha = _</w:t>
+      </w:r>
+      <w:proofErr w:type="spellStart"/>
+      <w:r>
+        <w:t>contar_</w:t>
+      </w:r>
+      <w:proofErr w:type="gramStart"/>
+      <w:r>
+        <w:t>dividiendo</w:t>
+      </w:r>
+      <w:proofErr w:type="spellEnd"/>
+      <w:r>
+        <w:t>(</w:t>
+      </w:r>
+      <w:proofErr w:type="gramEnd"/>
+      <w:r>
+        <w:t xml:space="preserve">grupos, </w:t>
+      </w:r>
+      <w:proofErr w:type="spellStart"/>
+      <w:r>
+        <w:t>codigos</w:t>
+      </w:r>
+      <w:proofErr w:type="spellEnd"/>
+      <w:r>
+        <w:t xml:space="preserve">, medio, fin, </w:t>
+      </w:r>
+      <w:proofErr w:type="spellStart"/>
+      <w:r>
+        <w:t>bloque_base</w:t>
+      </w:r>
+      <w:proofErr w:type="spellEnd"/>
+      <w:r>
+        <w:t>)</w:t>
       </w:r>
     </w:p>
     <w:p>
@@ -2710,15 +3216,29 @@
           <w:left w:val="single" w:sz="12" w:space="6" w:color="1F497D"/>
         </w:pBdr>
         <w:shd w:val="clear" w:color="auto" w:fill="F2F5F8"/>
-        <w:spacing w:after="0" w:before="0" w:line="240" w:lineRule="auto"/>
+        <w:spacing w:after="0" w:line="240" w:lineRule="auto"/>
         <w:ind w:left="280" w:right="120"/>
       </w:pPr>
       <w:r>
-        <w:rPr>
-          <w:color w:val="111827"/>
-          <w:sz w:val="22"/>
-        </w:rPr>
-        <w:t xml:space="preserve">    for grupo, valores in derecha.items():             # combina los conteos parciales</w:t>
+        <w:t xml:space="preserve">    </w:t>
+      </w:r>
+      <w:proofErr w:type="spellStart"/>
+      <w:r>
+        <w:t>for</w:t>
+      </w:r>
+      <w:proofErr w:type="spellEnd"/>
+      <w:r>
+        <w:t xml:space="preserve"> grupo, valores in </w:t>
+      </w:r>
+      <w:proofErr w:type="spellStart"/>
+      <w:proofErr w:type="gramStart"/>
+      <w:r>
+        <w:t>derecha.items</w:t>
+      </w:r>
+      <w:proofErr w:type="spellEnd"/>
+      <w:proofErr w:type="gramEnd"/>
+      <w:r>
+        <w:t>():             # combina los conteos parciales</w:t>
       </w:r>
     </w:p>
     <w:p>
@@ -2728,15 +3248,21 @@
           <w:left w:val="single" w:sz="12" w:space="6" w:color="1F497D"/>
         </w:pBdr>
         <w:shd w:val="clear" w:color="auto" w:fill="F2F5F8"/>
-        <w:spacing w:after="0" w:before="0" w:line="240" w:lineRule="auto"/>
+        <w:spacing w:after="0" w:line="240" w:lineRule="auto"/>
         <w:ind w:left="280" w:right="120"/>
       </w:pPr>
       <w:r>
-        <w:rPr>
-          <w:color w:val="111827"/>
-          <w:sz w:val="22"/>
-        </w:rPr>
-        <w:t xml:space="preserve">        acumulado = izquierda.setdefault(grupo, [0, 0, 0])</w:t>
+        <w:t xml:space="preserve">        acumulado = </w:t>
+      </w:r>
+      <w:proofErr w:type="spellStart"/>
+      <w:proofErr w:type="gramStart"/>
+      <w:r>
+        <w:t>izquierda.setdefault</w:t>
+      </w:r>
+      <w:proofErr w:type="spellEnd"/>
+      <w:proofErr w:type="gramEnd"/>
+      <w:r>
+        <w:t>(grupo, [0, 0, 0])</w:t>
       </w:r>
     </w:p>
     <w:p>
@@ -2746,15 +3272,32 @@
           <w:left w:val="single" w:sz="12" w:space="6" w:color="1F497D"/>
         </w:pBdr>
         <w:shd w:val="clear" w:color="auto" w:fill="F2F5F8"/>
-        <w:spacing w:after="0" w:before="0" w:line="240" w:lineRule="auto"/>
+        <w:spacing w:after="0" w:line="240" w:lineRule="auto"/>
         <w:ind w:left="280" w:right="120"/>
       </w:pPr>
       <w:r>
-        <w:rPr>
-          <w:color w:val="111827"/>
-          <w:sz w:val="22"/>
-        </w:rPr>
-        <w:t xml:space="preserve">        for i in range(3):</w:t>
+        <w:t xml:space="preserve">        </w:t>
+      </w:r>
+      <w:proofErr w:type="spellStart"/>
+      <w:r>
+        <w:t>for</w:t>
+      </w:r>
+      <w:proofErr w:type="spellEnd"/>
+      <w:r>
+        <w:t xml:space="preserve"> i in </w:t>
+      </w:r>
+      <w:proofErr w:type="spellStart"/>
+      <w:proofErr w:type="gramStart"/>
+      <w:r>
+        <w:t>range</w:t>
+      </w:r>
+      <w:proofErr w:type="spellEnd"/>
+      <w:r>
+        <w:t>(</w:t>
+      </w:r>
+      <w:proofErr w:type="gramEnd"/>
+      <w:r>
+        <w:t>3):</w:t>
       </w:r>
     </w:p>
     <w:p>
@@ -2764,38 +3307,36 @@
           <w:left w:val="single" w:sz="12" w:space="6" w:color="1F497D"/>
         </w:pBdr>
         <w:shd w:val="clear" w:color="auto" w:fill="F2F5F8"/>
-        <w:spacing w:after="0" w:before="0" w:line="240" w:lineRule="auto"/>
+        <w:spacing w:after="0" w:line="240" w:lineRule="auto"/>
         <w:ind w:left="280" w:right="120"/>
       </w:pPr>
       <w:r>
-        <w:rPr>
-          <w:color w:val="111827"/>
-          <w:sz w:val="22"/>
-        </w:rPr>
         <w:t xml:space="preserve">            acumulado[i] += valores[i]</w:t>
       </w:r>
     </w:p>
     <w:p>
       <w:pPr>
-        <w:keepNext w:val="0"/>
         <w:pBdr>
           <w:left w:val="single" w:sz="12" w:space="6" w:color="1F497D"/>
         </w:pBdr>
         <w:shd w:val="clear" w:color="auto" w:fill="F2F5F8"/>
-        <w:spacing w:after="160" w:before="0" w:line="240" w:lineRule="auto"/>
+        <w:spacing w:after="160" w:line="240" w:lineRule="auto"/>
         <w:ind w:left="280" w:right="120"/>
       </w:pPr>
       <w:r>
-        <w:rPr>
-          <w:color w:val="111827"/>
-          <w:sz w:val="22"/>
-        </w:rPr>
-        <w:t xml:space="preserve">    return izquierda</w:t>
-      </w:r>
-    </w:p>
-    <w:p>
-      <w:pPr>
-        <w:spacing w:after="120"/>
+        <w:t xml:space="preserve">    </w:t>
+      </w:r>
+      <w:proofErr w:type="spellStart"/>
+      <w:r>
+        <w:t>return</w:t>
+      </w:r>
+      <w:proofErr w:type="spellEnd"/>
+      <w:r>
+        <w:t xml:space="preserve"> izquierda</w:t>
+      </w:r>
+    </w:p>
+    <w:p>
+      <w:pPr>
         <w:jc w:val="both"/>
       </w:pPr>
       <w:r>
@@ -2806,12 +3347,17 @@
       <w:pPr>
         <w:pStyle w:val="Descripcin1"/>
         <w:keepNext/>
-        <w:spacing w:after="0" w:before="120"/>
+        <w:spacing w:before="120" w:after="0"/>
+        <w:rPr>
+          <w:lang w:val="es-CL"/>
+        </w:rPr>
       </w:pPr>
       <w:r>
         <w:rPr>
           <w:b/>
-        </w:rPr>
+          <w:lang w:val="es-CL"/>
+        </w:rPr>
+        <w:lastRenderedPageBreak/>
         <w:t>Tabla 2</w:t>
       </w:r>
     </w:p>
@@ -2820,10 +3366,14 @@
         <w:pStyle w:val="Descripcin1"/>
         <w:keepNext/>
         <w:spacing w:after="80"/>
+        <w:rPr>
+          <w:lang w:val="es-CL"/>
+        </w:rPr>
       </w:pPr>
       <w:r>
         <w:rPr>
           <w:i/>
+          <w:lang w:val="es-CL"/>
         </w:rPr>
         <w:t>Arquitectura, principios orientados a objetos y verificación</w:t>
       </w:r>
@@ -2833,7 +3383,7 @@
         <w:tblStyle w:val="Tablaconcuadrcula1clara-nfasis1"/>
         <w:tblW w:w="9936" w:type="dxa"/>
         <w:tblLayout w:type="fixed"/>
-        <w:tblLook w:firstColumn="0" w:firstRow="1" w:lastColumn="0" w:lastRow="0" w:noHBand="0" w:noVBand="1" w:val="04A0"/>
+        <w:tblLook w:val="0420" w:firstRow="1" w:lastRow="0" w:firstColumn="0" w:lastColumn="0" w:noHBand="0" w:noVBand="1"/>
       </w:tblPr>
       <w:tblGrid>
         <w:gridCol w:w="1590"/>
@@ -2842,6 +3392,7 @@
       </w:tblGrid>
       <w:tr>
         <w:trPr>
+          <w:cnfStyle w:val="100000000000" w:firstRow="1" w:lastRow="0" w:firstColumn="0" w:lastColumn="0" w:oddVBand="0" w:evenVBand="0" w:oddHBand="0" w:evenHBand="0" w:firstRowFirstColumn="0" w:firstRowLastColumn="0" w:lastRowFirstColumn="0" w:lastRowLastColumn="0"/>
           <w:tblHeader/>
         </w:trPr>
         <w:tc>
@@ -2858,9 +3409,7 @@
             </w:pPr>
             <w:r>
               <w:rPr>
-                <w:b/>
                 <w:color w:val="FFFFFF"/>
-                <w:sz w:val="22"/>
               </w:rPr>
               <w:t>Componente</w:t>
             </w:r>
@@ -2880,9 +3429,7 @@
             </w:pPr>
             <w:r>
               <w:rPr>
-                <w:b/>
                 <w:color w:val="FFFFFF"/>
-                <w:sz w:val="22"/>
               </w:rPr>
               <w:t>Decisión de diseño</w:t>
             </w:r>
@@ -2902,9 +3449,7 @@
             </w:pPr>
             <w:r>
               <w:rPr>
-                <w:b/>
                 <w:color w:val="FFFFFF"/>
-                <w:sz w:val="22"/>
               </w:rPr>
               <w:t>Comprobación</w:t>
             </w:r>
@@ -2924,12 +3469,8 @@
             <w:pPr>
               <w:keepNext/>
               <w:spacing w:before="40" w:after="40" w:line="240" w:lineRule="auto"/>
-              <w:jc w:val="left"/>
             </w:pPr>
             <w:r>
-              <w:rPr>
-                <w:sz w:val="22"/>
-              </w:rPr>
               <w:t>Lectura</w:t>
             </w:r>
           </w:p>
@@ -2943,30 +3484,21 @@
             <w:pPr>
               <w:keepNext/>
               <w:spacing w:before="40" w:after="40" w:line="240" w:lineRule="auto"/>
-              <w:jc w:val="left"/>
             </w:pPr>
+            <w:proofErr w:type="spellStart"/>
             <w:r>
-              <w:rPr>
-                <w:sz w:val="22"/>
-              </w:rPr>
               <w:t>LectorDatos</w:t>
             </w:r>
+            <w:proofErr w:type="spellEnd"/>
             <w:r>
-              <w:rPr>
-                <w:sz w:val="22"/>
-              </w:rPr>
               <w:t xml:space="preserve"> define el contrato y </w:t>
             </w:r>
+            <w:proofErr w:type="spellStart"/>
             <w:r>
-              <w:rPr>
-                <w:sz w:val="22"/>
-              </w:rPr>
               <w:t>LectorCSV</w:t>
             </w:r>
+            <w:proofErr w:type="spellEnd"/>
             <w:r>
-              <w:rPr>
-                <w:sz w:val="22"/>
-              </w:rPr>
               <w:t xml:space="preserve"> implementa la lectura.</w:t>
             </w:r>
           </w:p>
@@ -2980,12 +3512,8 @@
             <w:pPr>
               <w:keepNext/>
               <w:spacing w:before="40" w:after="40" w:line="240" w:lineRule="auto"/>
-              <w:jc w:val="left"/>
             </w:pPr>
             <w:r>
-              <w:rPr>
-                <w:sz w:val="22"/>
-              </w:rPr>
               <w:t>Herencia y polimorfismo.</w:t>
             </w:r>
           </w:p>
@@ -3005,12 +3533,8 @@
             <w:pPr>
               <w:keepNext/>
               <w:spacing w:before="40" w:after="40" w:line="240" w:lineRule="auto"/>
-              <w:jc w:val="left"/>
             </w:pPr>
             <w:r>
-              <w:rPr>
-                <w:sz w:val="22"/>
-              </w:rPr>
               <w:t>Limpieza</w:t>
             </w:r>
           </w:p>
@@ -3025,18 +3549,13 @@
             <w:pPr>
               <w:keepNext/>
               <w:spacing w:before="40" w:after="40" w:line="240" w:lineRule="auto"/>
-              <w:jc w:val="left"/>
             </w:pPr>
+            <w:proofErr w:type="spellStart"/>
             <w:r>
-              <w:rPr>
-                <w:sz w:val="22"/>
-              </w:rPr>
               <w:t>LimpiadorLicitaciones</w:t>
             </w:r>
+            <w:proofErr w:type="spellEnd"/>
             <w:r>
-              <w:rPr>
-                <w:sz w:val="22"/>
-              </w:rPr>
               <w:t xml:space="preserve"> coordina transformaciones y protege su resumen interno.</w:t>
             </w:r>
           </w:p>
@@ -3051,12 +3570,8 @@
             <w:pPr>
               <w:keepNext/>
               <w:spacing w:before="40" w:after="40" w:line="240" w:lineRule="auto"/>
-              <w:jc w:val="left"/>
             </w:pPr>
             <w:r>
-              <w:rPr>
-                <w:sz w:val="22"/>
-              </w:rPr>
               <w:t>La copia devuelta no altera el estado.</w:t>
             </w:r>
           </w:p>
@@ -3075,12 +3590,8 @@
             <w:pPr>
               <w:keepNext/>
               <w:spacing w:before="40" w:after="40" w:line="240" w:lineRule="auto"/>
-              <w:jc w:val="left"/>
             </w:pPr>
             <w:r>
-              <w:rPr>
-                <w:sz w:val="22"/>
-              </w:rPr>
               <w:t>Validación</w:t>
             </w:r>
           </w:p>
@@ -3094,18 +3605,13 @@
             <w:pPr>
               <w:keepNext/>
               <w:spacing w:before="40" w:after="40" w:line="240" w:lineRule="auto"/>
-              <w:jc w:val="left"/>
             </w:pPr>
+            <w:proofErr w:type="spellStart"/>
             <w:r>
-              <w:rPr>
-                <w:sz w:val="22"/>
-              </w:rPr>
               <w:t>ReglaValidacion</w:t>
             </w:r>
+            <w:proofErr w:type="spellEnd"/>
             <w:r>
-              <w:rPr>
-                <w:sz w:val="22"/>
-              </w:rPr>
               <w:t xml:space="preserve"> permite reglas intercambiables; el validador las compone.</w:t>
             </w:r>
           </w:p>
@@ -3119,12 +3625,8 @@
             <w:pPr>
               <w:keepNext/>
               <w:spacing w:before="40" w:after="40" w:line="240" w:lineRule="auto"/>
-              <w:jc w:val="left"/>
             </w:pPr>
             <w:r>
-              <w:rPr>
-                <w:sz w:val="22"/>
-              </w:rPr>
               <w:t>Lista vacía rechazada; casos de error cubiertos.</w:t>
             </w:r>
           </w:p>
@@ -3144,12 +3646,8 @@
             <w:pPr>
               <w:keepNext/>
               <w:spacing w:before="40" w:after="40" w:line="240" w:lineRule="auto"/>
-              <w:jc w:val="left"/>
             </w:pPr>
             <w:r>
-              <w:rPr>
-                <w:sz w:val="22"/>
-              </w:rPr>
               <w:t>Análisis</w:t>
             </w:r>
           </w:p>
@@ -3164,12 +3662,8 @@
             <w:pPr>
               <w:keepNext/>
               <w:spacing w:before="40" w:after="40" w:line="240" w:lineRule="auto"/>
-              <w:jc w:val="left"/>
             </w:pPr>
             <w:r>
-              <w:rPr>
-                <w:sz w:val="22"/>
-              </w:rPr>
               <w:t>Cuatro funciones con los mismos parámetros, intercambiables entre sí.</w:t>
             </w:r>
           </w:p>
@@ -3184,12 +3678,8 @@
             <w:pPr>
               <w:keepNext/>
               <w:spacing w:before="40" w:after="40" w:line="240" w:lineRule="auto"/>
-              <w:jc w:val="left"/>
             </w:pPr>
             <w:r>
-              <w:rPr>
-                <w:sz w:val="22"/>
-              </w:rPr>
               <w:t>Mismo resultado que F2 antes de medir.</w:t>
             </w:r>
           </w:p>
@@ -3201,56 +3691,68 @@
         <w:pStyle w:val="Descripcin1"/>
         <w:spacing w:before="60" w:after="200"/>
         <w:jc w:val="both"/>
+        <w:rPr>
+          <w:lang w:val="es-CL"/>
+        </w:rPr>
       </w:pPr>
       <w:r>
         <w:rPr>
           <w:i/>
-          <w:sz w:val="22"/>
+          <w:lang w:val="es-CL"/>
         </w:rPr>
         <w:t xml:space="preserve">Nota. </w:t>
       </w:r>
       <w:r>
         <w:rPr>
-          <w:sz w:val="22"/>
+          <w:lang w:val="es-CL"/>
         </w:rPr>
         <w:t>La suite de F3 contiene 29 pruebas y F4 añade 10 pruebas de visualización; las 39 finalizaron correctamente.</w:t>
       </w:r>
     </w:p>
     <w:p>
       <w:pPr>
-        <w:spacing w:after="120"/>
         <w:jc w:val="both"/>
       </w:pPr>
       <w:r>
         <w:t xml:space="preserve">La herencia aparece en las interfaces abstractas </w:t>
       </w:r>
+      <w:proofErr w:type="spellStart"/>
       <w:r>
         <w:t>LectorDatos</w:t>
       </w:r>
+      <w:proofErr w:type="spellEnd"/>
       <w:r>
         <w:t xml:space="preserve"> y </w:t>
       </w:r>
+      <w:proofErr w:type="spellStart"/>
       <w:r>
         <w:t>ReglaValidacion</w:t>
       </w:r>
+      <w:proofErr w:type="spellEnd"/>
       <w:r>
         <w:t xml:space="preserve">, definidas con el módulo </w:t>
       </w:r>
+      <w:proofErr w:type="spellStart"/>
       <w:r>
         <w:t>abc</w:t>
       </w:r>
-      <w:r>
-        <w:t xml:space="preserve"> (Python Software Foundation, s. f.-c). El polimorfismo permite que el validador invoque </w:t>
-      </w:r>
-      <w:r>
-        <w:t>validar</w:t>
-      </w:r>
-      <w:r>
-        <w:t xml:space="preserve"> sin conocer la regla concreta, y el encapsulamiento impide que una modificación externa del resumen del limpiador cambie su estado. Separar lectura, limpieza y validación en clases con una sola responsabilidad sigue los criterios de diseño de Lott y Phillips (2021). El validador distingue </w:t>
-      </w:r>
+      <w:proofErr w:type="spellEnd"/>
+      <w:r>
+        <w:t xml:space="preserve"> (Python Software </w:t>
+      </w:r>
+      <w:proofErr w:type="spellStart"/>
+      <w:r>
+        <w:t>Foundation</w:t>
+      </w:r>
+      <w:proofErr w:type="spellEnd"/>
+      <w:r>
+        <w:t xml:space="preserve">, s. f.-c). El polimorfismo permite que el validador invoque validar sin conocer la regla concreta, y el encapsulamiento impide que una modificación externa del resumen del limpiador cambie su estado. Separar lectura, limpieza y validación en clases con una sola responsabilidad sigue los criterios de diseño de Lott y Phillips (2021). El validador distingue </w:t>
+      </w:r>
+      <w:proofErr w:type="spellStart"/>
       <w:r>
         <w:t>None</w:t>
       </w:r>
+      <w:proofErr w:type="spellEnd"/>
       <w:r>
         <w:t>, que selecciona las reglas predeterminadas, de una lista vacía, que produce un error explícito.</w:t>
       </w:r>
@@ -3260,26 +3762,25 @@
         <w:pStyle w:val="Ttulo11"/>
         <w:keepLines/>
         <w:spacing w:before="240"/>
-      </w:pPr>
-      <w:bookmarkStart w:id="107" w:name="_Toc900107"/>
-      <w:r>
+        <w:rPr>
+          <w:lang w:val="es-CL"/>
+        </w:rPr>
+      </w:pPr>
+      <w:bookmarkStart w:id="6" w:name="_Toc900107"/>
+      <w:r>
+        <w:rPr>
+          <w:lang w:val="es-CL"/>
+        </w:rPr>
         <w:t>4. Resultados y discusión</w:t>
       </w:r>
-      <w:bookmarkEnd w:id="107"/>
-    </w:p>
-    <w:p>
-      <w:pPr>
-        <w:spacing w:after="120"/>
+      <w:bookmarkEnd w:id="6"/>
+    </w:p>
+    <w:p>
+      <w:pPr>
         <w:jc w:val="both"/>
       </w:pPr>
       <w:r>
-        <w:t xml:space="preserve">Las tablas de F4 se construyeron con 44.025 ofertas válidas pertenecientes a procesos adjudicados. Cada porcentaje utiliza su propio grupo como denominador. Las figuras se generan en </w:t>
-      </w:r>
-      <w:r>
-        <w:t>F4/F4_Comunicacion.ipynb</w:t>
-      </w:r>
-      <w:r>
-        <w:t>.</w:t>
+        <w:t>Las tablas de F4 se construyeron con 44.025 ofertas válidas pertenecientes a procesos adjudicados. Cada porcentaje utiliza su propio grupo como denominador. Las figuras se generan en F4/F4_Comunicacion.ipynb.</w:t>
       </w:r>
     </w:p>
     <w:p>
@@ -3287,22 +3788,32 @@
         <w:pStyle w:val="Ttulo21"/>
         <w:keepLines/>
         <w:spacing w:before="160"/>
-      </w:pPr>
-      <w:bookmarkStart w:id="108" w:name="_Toc900108"/>
-      <w:r>
+        <w:rPr>
+          <w:lang w:val="es-CL"/>
+        </w:rPr>
+      </w:pPr>
+      <w:bookmarkStart w:id="7" w:name="_Toc900108"/>
+      <w:r>
+        <w:rPr>
+          <w:lang w:val="es-CL"/>
+        </w:rPr>
         <w:t>4.1 Resultados por tamaño de proveedor</w:t>
       </w:r>
-      <w:bookmarkEnd w:id="108"/>
+      <w:bookmarkEnd w:id="7"/>
     </w:p>
     <w:p>
       <w:pPr>
         <w:pStyle w:val="Descripcin1"/>
         <w:keepNext/>
-        <w:spacing w:after="0" w:before="120"/>
+        <w:spacing w:before="120" w:after="0"/>
+        <w:rPr>
+          <w:lang w:val="es-CL"/>
+        </w:rPr>
       </w:pPr>
       <w:r>
         <w:rPr>
           <w:b/>
+          <w:lang w:val="es-CL"/>
         </w:rPr>
         <w:t>Figura 1</w:t>
       </w:r>
@@ -3312,10 +3823,14 @@
         <w:pStyle w:val="Descripcin1"/>
         <w:keepNext/>
         <w:spacing w:after="80"/>
+        <w:rPr>
+          <w:lang w:val="es-CL"/>
+        </w:rPr>
       </w:pPr>
       <w:r>
         <w:rPr>
           <w:i/>
+          <w:lang w:val="es-CL"/>
         </w:rPr>
         <w:t>Proporción de ofertas ganadoras según el tamaño del proveedor</w:t>
       </w:r>
@@ -3327,22 +3842,26 @@
         <w:jc w:val="center"/>
       </w:pPr>
       <w:r>
+        <w:rPr>
+          <w:noProof/>
+        </w:rPr>
         <w:drawing>
-          <wp:inline xmlns:a="http://schemas.openxmlformats.org/drawingml/2006/main" xmlns:pic="http://schemas.openxmlformats.org/drawingml/2006/picture">
+          <wp:inline distT="0" distB="0" distL="0" distR="0" wp14:anchorId="1F0CC9B5" wp14:editId="48A2DE00">
             <wp:extent cx="4754880" cy="2627697"/>
+            <wp:effectExtent l="0" t="0" r="0" b="0"/>
             <wp:docPr id="12" name="Picture 12"/>
             <wp:cNvGraphicFramePr>
-              <a:graphicFrameLocks noChangeAspect="1"/>
+              <a:graphicFrameLocks xmlns:a="http://schemas.openxmlformats.org/drawingml/2006/main" noChangeAspect="1"/>
             </wp:cNvGraphicFramePr>
-            <a:graphic>
+            <a:graphic xmlns:a="http://schemas.openxmlformats.org/drawingml/2006/main">
               <a:graphicData uri="http://schemas.openxmlformats.org/drawingml/2006/picture">
-                <pic:pic>
+                <pic:pic xmlns:pic="http://schemas.openxmlformats.org/drawingml/2006/picture">
                   <pic:nvPicPr>
                     <pic:cNvPr id="0" name="grafico1_tamano_proveedor.png"/>
                     <pic:cNvPicPr/>
                   </pic:nvPicPr>
                   <pic:blipFill>
-                    <a:blip r:embed="rId41"/>
+                    <a:blip r:embed="rId22"/>
                     <a:stretch>
                       <a:fillRect/>
                     </a:stretch>
@@ -3352,7 +3871,9 @@
                       <a:off x="0" y="0"/>
                       <a:ext cx="4754880" cy="2627697"/>
                     </a:xfrm>
-                    <a:prstGeom prst="rect"/>
+                    <a:prstGeom prst="rect">
+                      <a:avLst/>
+                    </a:prstGeom>
                   </pic:spPr>
                 </pic:pic>
               </a:graphicData>
@@ -3366,24 +3887,47 @@
         <w:pStyle w:val="Descripcin1"/>
         <w:spacing w:before="60" w:after="200"/>
         <w:jc w:val="both"/>
+        <w:rPr>
+          <w:lang w:val="es-CL"/>
+        </w:rPr>
       </w:pPr>
       <w:r>
         <w:rPr>
           <w:i/>
-          <w:sz w:val="22"/>
+          <w:lang w:val="es-CL"/>
         </w:rPr>
         <w:t xml:space="preserve">Nota. </w:t>
       </w:r>
       <w:r>
         <w:rPr>
-          <w:sz w:val="22"/>
-        </w:rPr>
-        <w:t>Elaboración propia a partir de Datos Abiertos de ChileCompra, marzo de 2026. n = ofertas válidas de cada grupo en procesos adjudicados.</w:t>
-      </w:r>
-    </w:p>
-    <w:p>
-      <w:pPr>
-        <w:spacing w:after="120"/>
+          <w:lang w:val="es-CL"/>
+        </w:rPr>
+        <w:t xml:space="preserve">Elaboración propia a partir de Datos Abiertos de </w:t>
+      </w:r>
+      <w:proofErr w:type="spellStart"/>
+      <w:r>
+        <w:rPr>
+          <w:lang w:val="es-CL"/>
+        </w:rPr>
+        <w:t>ChileCompra</w:t>
+      </w:r>
+      <w:proofErr w:type="spellEnd"/>
+      <w:r>
+        <w:rPr>
+          <w:lang w:val="es-CL"/>
+        </w:rPr>
+        <w:t xml:space="preserve">, marzo de 2026. n = ofertas válidas </w:t>
+      </w:r>
+      <w:r>
+        <w:rPr>
+          <w:lang w:val="es-CL"/>
+        </w:rPr>
+        <w:lastRenderedPageBreak/>
+        <w:t>de cada grupo en procesos adjudicados.</w:t>
+      </w:r>
+    </w:p>
+    <w:p>
+      <w:pPr>
         <w:jc w:val="both"/>
       </w:pPr>
       <w:r>
@@ -3395,22 +3939,32 @@
         <w:pStyle w:val="Ttulo21"/>
         <w:keepLines/>
         <w:spacing w:before="160"/>
-      </w:pPr>
-      <w:bookmarkStart w:id="109" w:name="_Toc900109"/>
-      <w:r>
+        <w:rPr>
+          <w:lang w:val="es-CL"/>
+        </w:rPr>
+      </w:pPr>
+      <w:bookmarkStart w:id="8" w:name="_Toc900109"/>
+      <w:r>
+        <w:rPr>
+          <w:lang w:val="es-CL"/>
+        </w:rPr>
         <w:t>4.2 Resultados por tipo de licitación</w:t>
       </w:r>
-      <w:bookmarkEnd w:id="109"/>
+      <w:bookmarkEnd w:id="8"/>
     </w:p>
     <w:p>
       <w:pPr>
         <w:pStyle w:val="Descripcin1"/>
         <w:keepNext/>
-        <w:spacing w:after="0" w:before="120"/>
+        <w:spacing w:before="120" w:after="0"/>
+        <w:rPr>
+          <w:lang w:val="es-CL"/>
+        </w:rPr>
       </w:pPr>
       <w:r>
         <w:rPr>
           <w:b/>
+          <w:lang w:val="es-CL"/>
         </w:rPr>
         <w:t>Figura 2</w:t>
       </w:r>
@@ -3420,10 +3974,14 @@
         <w:pStyle w:val="Descripcin1"/>
         <w:keepNext/>
         <w:spacing w:after="80"/>
+        <w:rPr>
+          <w:lang w:val="es-CL"/>
+        </w:rPr>
       </w:pPr>
       <w:r>
         <w:rPr>
           <w:i/>
+          <w:lang w:val="es-CL"/>
         </w:rPr>
         <w:t>Proporción de ofertas ganadoras según el tipo de licitación</w:t>
       </w:r>
@@ -3435,22 +3993,26 @@
         <w:jc w:val="center"/>
       </w:pPr>
       <w:r>
+        <w:rPr>
+          <w:noProof/>
+        </w:rPr>
         <w:drawing>
-          <wp:inline xmlns:a="http://schemas.openxmlformats.org/drawingml/2006/main" xmlns:pic="http://schemas.openxmlformats.org/drawingml/2006/picture">
+          <wp:inline distT="0" distB="0" distL="0" distR="0" wp14:anchorId="2B2B7726" wp14:editId="3D86BBC8">
             <wp:extent cx="4754880" cy="3253339"/>
+            <wp:effectExtent l="0" t="0" r="0" b="0"/>
             <wp:docPr id="13" name="Picture 13"/>
             <wp:cNvGraphicFramePr>
-              <a:graphicFrameLocks noChangeAspect="1"/>
+              <a:graphicFrameLocks xmlns:a="http://schemas.openxmlformats.org/drawingml/2006/main" noChangeAspect="1"/>
             </wp:cNvGraphicFramePr>
-            <a:graphic>
+            <a:graphic xmlns:a="http://schemas.openxmlformats.org/drawingml/2006/main">
               <a:graphicData uri="http://schemas.openxmlformats.org/drawingml/2006/picture">
-                <pic:pic>
+                <pic:pic xmlns:pic="http://schemas.openxmlformats.org/drawingml/2006/picture">
                   <pic:nvPicPr>
                     <pic:cNvPr id="0" name="grafico2_tipo_licitacion.png"/>
                     <pic:cNvPicPr/>
                   </pic:nvPicPr>
                   <pic:blipFill>
-                    <a:blip r:embed="rId42"/>
+                    <a:blip r:embed="rId23"/>
                     <a:stretch>
                       <a:fillRect/>
                     </a:stretch>
@@ -3460,7 +4022,9 @@
                       <a:off x="0" y="0"/>
                       <a:ext cx="4754880" cy="3253339"/>
                     </a:xfrm>
-                    <a:prstGeom prst="rect"/>
+                    <a:prstGeom prst="rect">
+                      <a:avLst/>
+                    </a:prstGeom>
                   </pic:spPr>
                 </pic:pic>
               </a:graphicData>
@@ -3474,24 +4038,40 @@
         <w:pStyle w:val="Descripcin1"/>
         <w:spacing w:before="60" w:after="200"/>
         <w:jc w:val="both"/>
+        <w:rPr>
+          <w:lang w:val="es-CL"/>
+        </w:rPr>
       </w:pPr>
       <w:r>
         <w:rPr>
           <w:i/>
-          <w:sz w:val="22"/>
+          <w:lang w:val="es-CL"/>
         </w:rPr>
         <w:t xml:space="preserve">Nota. </w:t>
       </w:r>
       <w:r>
         <w:rPr>
-          <w:sz w:val="22"/>
-        </w:rPr>
-        <w:t>Elaboración propia a partir de Datos Abiertos de ChileCompra, marzo de 2026. Los tipos con menos de 100 ofertas se muestran en un tono más claro.</w:t>
-      </w:r>
-    </w:p>
-    <w:p>
-      <w:pPr>
-        <w:spacing w:after="120"/>
+          <w:lang w:val="es-CL"/>
+        </w:rPr>
+        <w:t xml:space="preserve">Elaboración propia a partir de Datos Abiertos de </w:t>
+      </w:r>
+      <w:proofErr w:type="spellStart"/>
+      <w:r>
+        <w:rPr>
+          <w:lang w:val="es-CL"/>
+        </w:rPr>
+        <w:t>ChileCompra</w:t>
+      </w:r>
+      <w:proofErr w:type="spellEnd"/>
+      <w:r>
+        <w:rPr>
+          <w:lang w:val="es-CL"/>
+        </w:rPr>
+        <w:t>, marzo de 2026. Los tipos con menos de 100 ofertas se muestran en un tono más claro.</w:t>
+      </w:r>
+    </w:p>
+    <w:p>
+      <w:pPr>
         <w:jc w:val="both"/>
       </w:pPr>
       <w:r>
@@ -3503,22 +4083,33 @@
         <w:pStyle w:val="Ttulo21"/>
         <w:keepLines/>
         <w:spacing w:before="160"/>
-      </w:pPr>
-      <w:bookmarkStart w:id="110" w:name="_Toc900110"/>
-      <w:r>
+        <w:rPr>
+          <w:lang w:val="es-CL"/>
+        </w:rPr>
+      </w:pPr>
+      <w:bookmarkStart w:id="9" w:name="_Toc900110"/>
+      <w:r>
+        <w:rPr>
+          <w:lang w:val="es-CL"/>
+        </w:rPr>
+        <w:lastRenderedPageBreak/>
         <w:t>4.3 Plazos de cierre y discusión</w:t>
       </w:r>
-      <w:bookmarkEnd w:id="110"/>
+      <w:bookmarkEnd w:id="9"/>
     </w:p>
     <w:p>
       <w:pPr>
         <w:pStyle w:val="Descripcin1"/>
         <w:keepNext/>
-        <w:spacing w:after="0" w:before="120"/>
+        <w:spacing w:before="120" w:after="0"/>
+        <w:rPr>
+          <w:lang w:val="es-CL"/>
+        </w:rPr>
       </w:pPr>
       <w:r>
         <w:rPr>
           <w:b/>
+          <w:lang w:val="es-CL"/>
         </w:rPr>
         <w:t>Figura 3</w:t>
       </w:r>
@@ -3528,10 +4119,14 @@
         <w:pStyle w:val="Descripcin1"/>
         <w:keepNext/>
         <w:spacing w:after="80"/>
+        <w:rPr>
+          <w:lang w:val="es-CL"/>
+        </w:rPr>
       </w:pPr>
       <w:r>
         <w:rPr>
           <w:i/>
+          <w:lang w:val="es-CL"/>
         </w:rPr>
         <w:t>Distribución del plazo de cierre según el tipo de licitación</w:t>
       </w:r>
@@ -3543,22 +4138,26 @@
         <w:jc w:val="center"/>
       </w:pPr>
       <w:r>
+        <w:rPr>
+          <w:noProof/>
+        </w:rPr>
         <w:drawing>
-          <wp:inline xmlns:a="http://schemas.openxmlformats.org/drawingml/2006/main" xmlns:pic="http://schemas.openxmlformats.org/drawingml/2006/picture">
+          <wp:inline distT="0" distB="0" distL="0" distR="0" wp14:anchorId="74DEAC5D" wp14:editId="1D875B48">
             <wp:extent cx="4754880" cy="3340929"/>
+            <wp:effectExtent l="0" t="0" r="0" b="0"/>
             <wp:docPr id="14" name="Picture 14"/>
             <wp:cNvGraphicFramePr>
-              <a:graphicFrameLocks noChangeAspect="1"/>
+              <a:graphicFrameLocks xmlns:a="http://schemas.openxmlformats.org/drawingml/2006/main" noChangeAspect="1"/>
             </wp:cNvGraphicFramePr>
-            <a:graphic>
+            <a:graphic xmlns:a="http://schemas.openxmlformats.org/drawingml/2006/main">
               <a:graphicData uri="http://schemas.openxmlformats.org/drawingml/2006/picture">
-                <pic:pic>
+                <pic:pic xmlns:pic="http://schemas.openxmlformats.org/drawingml/2006/picture">
                   <pic:nvPicPr>
                     <pic:cNvPr id="0" name="grafico3_plazo_cierre.png"/>
                     <pic:cNvPicPr/>
                   </pic:nvPicPr>
                   <pic:blipFill>
-                    <a:blip r:embed="rId43"/>
+                    <a:blip r:embed="rId24"/>
                     <a:stretch>
                       <a:fillRect/>
                     </a:stretch>
@@ -3568,7 +4167,9 @@
                       <a:off x="0" y="0"/>
                       <a:ext cx="4754880" cy="3340929"/>
                     </a:xfrm>
-                    <a:prstGeom prst="rect"/>
+                    <a:prstGeom prst="rect">
+                      <a:avLst/>
+                    </a:prstGeom>
                   </pic:spPr>
                 </pic:pic>
               </a:graphicData>
@@ -3582,24 +4183,26 @@
         <w:pStyle w:val="Descripcin1"/>
         <w:spacing w:before="60" w:after="200"/>
         <w:jc w:val="both"/>
+        <w:rPr>
+          <w:lang w:val="es-CL"/>
+        </w:rPr>
       </w:pPr>
       <w:r>
         <w:rPr>
           <w:i/>
-          <w:sz w:val="22"/>
+          <w:lang w:val="es-CL"/>
         </w:rPr>
         <w:t xml:space="preserve">Nota. </w:t>
       </w:r>
       <w:r>
         <w:rPr>
-          <w:sz w:val="22"/>
+          <w:lang w:val="es-CL"/>
         </w:rPr>
         <w:t>Elaboración propia a partir de 1.864 licitaciones únicas. Los tipos con menos de 30 procesos se muestran como puntos individuales.</w:t>
       </w:r>
     </w:p>
     <w:p>
       <w:pPr>
-        <w:spacing w:after="120"/>
         <w:jc w:val="both"/>
       </w:pPr>
       <w:r>
@@ -3608,7 +4211,6 @@
     </w:p>
     <w:p>
       <w:pPr>
-        <w:spacing w:after="120"/>
         <w:jc w:val="both"/>
       </w:pPr>
       <w:r>
@@ -3620,9 +4222,11 @@
       <w:r>
         <w:t xml:space="preserve"> El conjunto cubre un solo mes y el sector Salud: no permite observar tendencias temporales ni generalizar a todo el sistema. Los porcentajes por oferta dan mayor peso a licitaciones con más ítems u oferentes; 3.379 ofertas válidas no tienen tamaño de proveedor clasificado; y no se controlan monto ofertado, producto, institución compradora u otras variables. El principal riesgo es leer la diferencia entre tamaños como una ventaja causal. En términos técnicos, las mediciones dependen del equipo y de la caché, y </w:t>
       </w:r>
+      <w:proofErr w:type="spellStart"/>
       <w:r>
         <w:t>tracemalloc</w:t>
       </w:r>
+      <w:proofErr w:type="spellEnd"/>
       <w:r>
         <w:t xml:space="preserve"> no representa toda la memoria del proceso.</w:t>
       </w:r>
@@ -3632,16 +4236,21 @@
         <w:pStyle w:val="Ttulo11"/>
         <w:keepLines/>
         <w:spacing w:before="240"/>
-      </w:pPr>
-      <w:bookmarkStart w:id="111" w:name="_Toc900111"/>
-      <w:r>
+        <w:rPr>
+          <w:lang w:val="es-CL"/>
+        </w:rPr>
+      </w:pPr>
+      <w:bookmarkStart w:id="10" w:name="_Toc900111"/>
+      <w:r>
+        <w:rPr>
+          <w:lang w:val="es-CL"/>
+        </w:rPr>
         <w:t>5. Conclusiones y recomendaciones</w:t>
       </w:r>
-      <w:bookmarkEnd w:id="111"/>
-    </w:p>
-    <w:p>
-      <w:pPr>
-        <w:spacing w:after="120"/>
+      <w:bookmarkEnd w:id="10"/>
+    </w:p>
+    <w:p>
+      <w:pPr>
         <w:jc w:val="both"/>
       </w:pPr>
       <w:r>
@@ -3650,20 +4259,39 @@
     </w:p>
     <w:p>
       <w:pPr>
-        <w:spacing w:after="120"/>
         <w:jc w:val="both"/>
       </w:pPr>
       <w:r>
+        <w:lastRenderedPageBreak/>
         <w:t>La principal mejora técnica no provino solo de cambiar el algoritmo, sino de reducir los datos que ingresan al cálculo. Leer siete columnas con tipos definidos disminuyó el tiempo total y la memoria sin modificar los resultados. La variante agrupada resultó apropiada para el volumen completo, mientras que las alternativas iterativa y recursiva fueron competitivas en muestras pequeñas. Esta evidencia justifica la elección para este caso, no una regla general.</w:t>
       </w:r>
     </w:p>
     <w:p>
       <w:pPr>
-        <w:spacing w:after="120"/>
         <w:jc w:val="both"/>
       </w:pPr>
       <w:r>
-        <w:t>Como reflexión del equipo, separar lectura, limpieza y validación en clases facilitó repartir el trabajo y probar cada parte por separado, y medir antes de optimizar evitó decisiones basadas en intuición. Como mejora futura se recomienda ampliar el período de observación, comparar sectores, analizar por licitación además de por oferta, incorporar variables de monto y producto, y repetir las mediciones en otros equipos.</w:t>
+        <w:t xml:space="preserve">Como reflexión del equipo, separar lectura, limpieza y validación en clases facilitó repartir el trabajo y probar cada parte por separado, y medir antes de optimizar evitó decisiones basadas en intuición. La reducción de columnas descrita en la sección 3.3 muestra que definir con precisión qué datos requiere el análisis es tan importante como elegir el algoritmo. En términos de escalabilidad, todas las alternativas son lineales respecto del número de filas, por lo que el tiempo crece en proporción al volumen de datos; reducir las columnas disminuye el costo de cada fila procesada y permite ampliar el período o sumar sectores sin cambiar la arquitectura. En un entorno empresarial, esta eficiencia tiene un efecto directo en los costos: menos memoria y menos tiempo de cómputo significan una infraestructura más económica, sobre todo en servicios en la nube que cobran por uso. El beneficio aumenta cuando el análisis es recurrente, por </w:t>
+      </w:r>
+      <w:r>
+        <w:t>ejemplo,</w:t>
+      </w:r>
+      <w:r>
+        <w:t xml:space="preserve"> si se repite con cada reporte mensual de </w:t>
+      </w:r>
+      <w:proofErr w:type="spellStart"/>
+      <w:r>
+        <w:t>ChileCompra</w:t>
+      </w:r>
+      <w:proofErr w:type="spellEnd"/>
+      <w:r>
+        <w:t>, porque el ahorro de cada ejecución se acumula y el diseño modular permite automatizar el proceso sin rehacer el código.</w:t>
+      </w:r>
+      <w:r>
+        <w:t xml:space="preserve"> </w:t>
+      </w:r>
+      <w:r>
+        <w:t>Como mejora futura se recomienda ampliar el período de observación, comparar sectores, analizar por licitación además de por oferta, incorporar variables de monto y producto, y repetir las mediciones en otros equipos.</w:t>
       </w:r>
     </w:p>
     <w:p>
@@ -3671,37 +4299,48 @@
         <w:pStyle w:val="Ttulo11"/>
         <w:keepLines/>
         <w:spacing w:before="240"/>
-      </w:pPr>
-      <w:bookmarkStart w:id="112" w:name="_Toc900112"/>
-      <w:r>
+        <w:rPr>
+          <w:lang w:val="es-CL"/>
+        </w:rPr>
+      </w:pPr>
+      <w:bookmarkStart w:id="11" w:name="_Toc900112"/>
+      <w:r>
+        <w:rPr>
+          <w:lang w:val="es-CL"/>
+        </w:rPr>
         <w:t>6. Trazabilidad de mejoras</w:t>
       </w:r>
-      <w:bookmarkEnd w:id="112"/>
-    </w:p>
-    <w:p>
-      <w:pPr>
-        <w:spacing w:after="120"/>
+      <w:bookmarkEnd w:id="11"/>
+    </w:p>
+    <w:p>
+      <w:pPr>
         <w:jc w:val="both"/>
       </w:pPr>
       <w:r>
-        <w:t xml:space="preserve">La Tabla 3 relaciona las observaciones recibidas en las evaluaciones anteriores con las acciones aplicadas. El archivo </w:t>
-      </w:r>
-      <w:r>
-        <w:t>changelog.md</w:t>
-      </w:r>
-      <w:r>
-        <w:t xml:space="preserve"> del repositorio registra la fecha, la descripción, el commit y la justificación técnica de cada cambio.</w:t>
+        <w:t xml:space="preserve">La Tabla 3 relaciona las observaciones recibidas en las evaluaciones anteriores con las acciones aplicadas. El archivo changelog.md del repositorio registra la fecha, la descripción, el </w:t>
+      </w:r>
+      <w:proofErr w:type="spellStart"/>
+      <w:r>
+        <w:t>commit</w:t>
+      </w:r>
+      <w:proofErr w:type="spellEnd"/>
+      <w:r>
+        <w:t xml:space="preserve"> y la justificación técnica de cada cambio.</w:t>
       </w:r>
     </w:p>
     <w:p>
       <w:pPr>
         <w:pStyle w:val="Descripcin1"/>
         <w:keepNext/>
-        <w:spacing w:after="0" w:before="120"/>
+        <w:spacing w:before="120" w:after="0"/>
+        <w:rPr>
+          <w:lang w:val="es-CL"/>
+        </w:rPr>
       </w:pPr>
       <w:r>
         <w:rPr>
           <w:b/>
+          <w:lang w:val="es-CL"/>
         </w:rPr>
         <w:t>Tabla 3</w:t>
       </w:r>
@@ -3711,10 +4350,14 @@
         <w:pStyle w:val="Descripcin1"/>
         <w:keepNext/>
         <w:spacing w:after="80"/>
+        <w:rPr>
+          <w:lang w:val="es-CL"/>
+        </w:rPr>
       </w:pPr>
       <w:r>
         <w:rPr>
           <w:i/>
+          <w:lang w:val="es-CL"/>
         </w:rPr>
         <w:t>Observaciones recibidas y acciones incorporadas</w:t>
       </w:r>
@@ -3724,7 +4367,7 @@
         <w:tblStyle w:val="Tablaconcuadrcula1clara-nfasis1"/>
         <w:tblW w:w="9936" w:type="dxa"/>
         <w:tblLayout w:type="fixed"/>
-        <w:tblLook w:firstColumn="0" w:firstRow="1" w:lastColumn="0" w:lastRow="0" w:noHBand="0" w:noVBand="1" w:val="04A0"/>
+        <w:tblLook w:val="0420" w:firstRow="1" w:lastRow="0" w:firstColumn="0" w:lastColumn="0" w:noHBand="0" w:noVBand="1"/>
       </w:tblPr>
       <w:tblGrid>
         <w:gridCol w:w="3875"/>
@@ -3733,6 +4376,7 @@
       </w:tblGrid>
       <w:tr>
         <w:trPr>
+          <w:cnfStyle w:val="100000000000" w:firstRow="1" w:lastRow="0" w:firstColumn="0" w:lastColumn="0" w:oddVBand="0" w:evenVBand="0" w:oddHBand="0" w:evenHBand="0" w:firstRowFirstColumn="0" w:firstRowLastColumn="0" w:lastRowFirstColumn="0" w:lastRowLastColumn="0"/>
           <w:tblHeader/>
         </w:trPr>
         <w:tc>
@@ -3749,9 +4393,7 @@
             </w:pPr>
             <w:r>
               <w:rPr>
-                <w:b/>
                 <w:color w:val="FFFFFF"/>
-                <w:sz w:val="22"/>
               </w:rPr>
               <w:t>Observación</w:t>
             </w:r>
@@ -3771,12 +4413,18 @@
             </w:pPr>
             <w:r>
               <w:rPr>
-                <w:b/>
                 <w:color w:val="FFFFFF"/>
-                <w:sz w:val="22"/>
               </w:rPr>
-              <w:t>Acción y commit</w:t>
+              <w:t xml:space="preserve">Acción y </w:t>
             </w:r>
+            <w:proofErr w:type="spellStart"/>
+            <w:r>
+              <w:rPr>
+                <w:color w:val="FFFFFF"/>
+              </w:rPr>
+              <w:t>commit</w:t>
+            </w:r>
+            <w:proofErr w:type="spellEnd"/>
           </w:p>
         </w:tc>
         <w:tc>
@@ -3793,9 +4441,7 @@
             </w:pPr>
             <w:r>
               <w:rPr>
-                <w:b/>
                 <w:color w:val="FFFFFF"/>
-                <w:sz w:val="22"/>
               </w:rPr>
               <w:t>Impacto</w:t>
             </w:r>
@@ -3815,25 +4461,25 @@
             <w:pPr>
               <w:keepNext/>
               <w:spacing w:before="40" w:after="40" w:line="240" w:lineRule="auto"/>
-              <w:jc w:val="left"/>
             </w:pPr>
             <w:r>
-              <w:rPr>
-                <w:sz w:val="22"/>
-              </w:rPr>
-              <w:t xml:space="preserve">La carpeta </w:t>
+              <w:t>La carpeta data/</w:t>
             </w:r>
+            <w:proofErr w:type="spellStart"/>
             <w:r>
-              <w:rPr>
-                <w:sz w:val="22"/>
-              </w:rPr>
-              <w:t>data/processed</w:t>
+              <w:t>processed</w:t>
             </w:r>
+            <w:proofErr w:type="spellEnd"/>
             <w:r>
-              <w:rPr>
-                <w:sz w:val="22"/>
-              </w:rPr>
-              <w:t xml:space="preserve"> estaba vacía y el informe afirmaba que contenía el dataset.</w:t>
+              <w:t xml:space="preserve"> estaba vacía y el informe afirmaba que contenía el </w:t>
+            </w:r>
+            <w:proofErr w:type="spellStart"/>
+            <w:r>
+              <w:t>dataset</w:t>
+            </w:r>
+            <w:proofErr w:type="spellEnd"/>
+            <w:r>
+              <w:t>.</w:t>
             </w:r>
           </w:p>
         </w:tc>
@@ -3846,12 +4492,8 @@
             <w:pPr>
               <w:keepNext/>
               <w:spacing w:before="40" w:after="40" w:line="240" w:lineRule="auto"/>
-              <w:jc w:val="left"/>
             </w:pPr>
             <w:r>
-              <w:rPr>
-                <w:sz w:val="22"/>
-              </w:rPr>
               <w:t>El README declara que los derivados se regeneran con F2 e informa sus huellas SHA-256 (48e62d3).</w:t>
             </w:r>
           </w:p>
@@ -3865,12 +4507,8 @@
             <w:pPr>
               <w:keepNext/>
               <w:spacing w:before="40" w:after="40" w:line="240" w:lineRule="auto"/>
-              <w:jc w:val="left"/>
             </w:pPr>
             <w:r>
-              <w:rPr>
-                <w:sz w:val="22"/>
-              </w:rPr>
               <w:t>Documentación coherente con el repositorio.</w:t>
             </w:r>
           </w:p>
@@ -3890,12 +4528,8 @@
             <w:pPr>
               <w:keepNext/>
               <w:spacing w:before="40" w:after="40" w:line="240" w:lineRule="auto"/>
-              <w:jc w:val="left"/>
             </w:pPr>
             <w:r>
-              <w:rPr>
-                <w:sz w:val="22"/>
-              </w:rPr>
               <w:t>La portada indicaba MCDIA500 y no incluía el enlace al repositorio.</w:t>
             </w:r>
           </w:p>
@@ -3910,12 +4544,8 @@
             <w:pPr>
               <w:keepNext/>
               <w:spacing w:before="40" w:after="40" w:line="240" w:lineRule="auto"/>
-              <w:jc w:val="left"/>
             </w:pPr>
             <w:r>
-              <w:rPr>
-                <w:sz w:val="22"/>
-              </w:rPr>
               <w:t>Código corregido y enlace en la portada (ab661e4).</w:t>
             </w:r>
           </w:p>
@@ -3930,12 +4560,8 @@
             <w:pPr>
               <w:keepNext/>
               <w:spacing w:before="40" w:after="40" w:line="240" w:lineRule="auto"/>
-              <w:jc w:val="left"/>
             </w:pPr>
             <w:r>
-              <w:rPr>
-                <w:sz w:val="22"/>
-              </w:rPr>
               <w:t>Presentación formal correcta.</w:t>
             </w:r>
           </w:p>
@@ -3954,12 +4580,8 @@
             <w:pPr>
               <w:keepNext/>
               <w:spacing w:before="40" w:after="40" w:line="240" w:lineRule="auto"/>
-              <w:jc w:val="left"/>
             </w:pPr>
             <w:r>
-              <w:rPr>
-                <w:sz w:val="22"/>
-              </w:rPr>
               <w:t>Una misma persona aparecía con varias identidades en Git.</w:t>
             </w:r>
           </w:p>
@@ -3973,24 +4595,18 @@
             <w:pPr>
               <w:keepNext/>
               <w:spacing w:before="40" w:after="40" w:line="240" w:lineRule="auto"/>
-              <w:jc w:val="left"/>
             </w:pPr>
+            <w:proofErr w:type="gramStart"/>
             <w:r>
-              <w:rPr>
-                <w:sz w:val="22"/>
-              </w:rPr>
-              <w:t xml:space="preserve">Archivo </w:t>
+              <w:t>Archivo .</w:t>
             </w:r>
+            <w:proofErr w:type="spellStart"/>
             <w:r>
-              <w:rPr>
-                <w:sz w:val="22"/>
-              </w:rPr>
-              <w:t>.mailmap</w:t>
+              <w:t>mailmap</w:t>
             </w:r>
+            <w:proofErr w:type="spellEnd"/>
+            <w:proofErr w:type="gramEnd"/>
             <w:r>
-              <w:rPr>
-                <w:sz w:val="22"/>
-              </w:rPr>
               <w:t xml:space="preserve"> (87b1526, 9135329).</w:t>
             </w:r>
           </w:p>
@@ -4004,12 +4620,8 @@
             <w:pPr>
               <w:keepNext/>
               <w:spacing w:before="40" w:after="40" w:line="240" w:lineRule="auto"/>
-              <w:jc w:val="left"/>
             </w:pPr>
             <w:r>
-              <w:rPr>
-                <w:sz w:val="22"/>
-              </w:rPr>
               <w:t>Autoría trazable por integrante.</w:t>
             </w:r>
           </w:p>
@@ -4029,12 +4641,8 @@
             <w:pPr>
               <w:keepNext/>
               <w:spacing w:before="40" w:after="40" w:line="240" w:lineRule="auto"/>
-              <w:jc w:val="left"/>
             </w:pPr>
             <w:r>
-              <w:rPr>
-                <w:sz w:val="22"/>
-              </w:rPr>
               <w:t>Las funciones de F2 podían reorganizarse en clases.</w:t>
             </w:r>
           </w:p>
@@ -4049,12 +4657,8 @@
             <w:pPr>
               <w:keepNext/>
               <w:spacing w:before="40" w:after="40" w:line="240" w:lineRule="auto"/>
-              <w:jc w:val="left"/>
             </w:pPr>
             <w:r>
-              <w:rPr>
-                <w:sz w:val="22"/>
-              </w:rPr>
               <w:t>Contrato, lector, limpiador y validador (8087c45, 189f251).</w:t>
             </w:r>
           </w:p>
@@ -4069,12 +4673,8 @@
             <w:pPr>
               <w:keepNext/>
               <w:spacing w:before="40" w:after="40" w:line="240" w:lineRule="auto"/>
-              <w:jc w:val="left"/>
             </w:pPr>
             <w:r>
-              <w:rPr>
-                <w:sz w:val="22"/>
-              </w:rPr>
               <w:t>Modularidad y pruebas por componente.</w:t>
             </w:r>
           </w:p>
@@ -4093,12 +4693,8 @@
             <w:pPr>
               <w:keepNext/>
               <w:spacing w:before="40" w:after="40" w:line="240" w:lineRule="auto"/>
-              <w:jc w:val="left"/>
             </w:pPr>
             <w:r>
-              <w:rPr>
-                <w:sz w:val="22"/>
-              </w:rPr>
               <w:t>Convenía medir la lectura con selección de columnas y tipos.</w:t>
             </w:r>
           </w:p>
@@ -4112,12 +4708,8 @@
             <w:pPr>
               <w:keepNext/>
               <w:spacing w:before="40" w:after="40" w:line="240" w:lineRule="auto"/>
-              <w:jc w:val="left"/>
             </w:pPr>
             <w:r>
-              <w:rPr>
-                <w:sz w:val="22"/>
-              </w:rPr>
               <w:t>Lectura configurable y mediciones (7f66d24, 7a0ead5).</w:t>
             </w:r>
           </w:p>
@@ -4131,12 +4723,8 @@
             <w:pPr>
               <w:keepNext/>
               <w:spacing w:before="40" w:after="40" w:line="240" w:lineRule="auto"/>
-              <w:jc w:val="left"/>
             </w:pPr>
             <w:r>
-              <w:rPr>
-                <w:sz w:val="22"/>
-              </w:rPr>
               <w:t>Flujo 2,4 veces más rápido y 95 % menos memoria.</w:t>
             </w:r>
           </w:p>
@@ -4156,12 +4744,8 @@
             <w:pPr>
               <w:keepNext/>
               <w:spacing w:before="40" w:after="40" w:line="240" w:lineRule="auto"/>
-              <w:jc w:val="left"/>
             </w:pPr>
             <w:r>
-              <w:rPr>
-                <w:sz w:val="22"/>
-              </w:rPr>
               <w:t>Los notebooks mostraban pocos resultados intermedios.</w:t>
             </w:r>
           </w:p>
@@ -4176,12 +4760,8 @@
             <w:pPr>
               <w:keepNext/>
               <w:spacing w:before="40" w:after="40" w:line="240" w:lineRule="auto"/>
-              <w:jc w:val="left"/>
             </w:pPr>
             <w:r>
-              <w:rPr>
-                <w:sz w:val="22"/>
-              </w:rPr>
               <w:t>Notebooks F3 y F4 con un resultado por celda (e41c1fd, 5da8f2a).</w:t>
             </w:r>
           </w:p>
@@ -4196,12 +4776,8 @@
             <w:pPr>
               <w:keepNext/>
               <w:spacing w:before="40" w:after="40" w:line="240" w:lineRule="auto"/>
-              <w:jc w:val="left"/>
             </w:pPr>
             <w:r>
-              <w:rPr>
-                <w:sz w:val="22"/>
-              </w:rPr>
               <w:t>Resultados verificables paso a paso.</w:t>
             </w:r>
           </w:p>
@@ -4213,19 +4789,36 @@
         <w:pStyle w:val="Descripcin1"/>
         <w:spacing w:before="60" w:after="200"/>
         <w:jc w:val="both"/>
+        <w:rPr>
+          <w:lang w:val="es-CL"/>
+        </w:rPr>
       </w:pPr>
       <w:r>
         <w:rPr>
           <w:i/>
-          <w:sz w:val="22"/>
+          <w:lang w:val="es-CL"/>
         </w:rPr>
         <w:t xml:space="preserve">Nota. </w:t>
       </w:r>
       <w:r>
         <w:rPr>
-          <w:sz w:val="22"/>
-        </w:rPr>
-        <w:t>Los commits citados pueden consultarse en el historial del repositorio.</w:t>
+          <w:lang w:val="es-CL"/>
+        </w:rPr>
+        <w:t xml:space="preserve">Los </w:t>
+      </w:r>
+      <w:proofErr w:type="spellStart"/>
+      <w:r>
+        <w:rPr>
+          <w:lang w:val="es-CL"/>
+        </w:rPr>
+        <w:t>commits</w:t>
+      </w:r>
+      <w:proofErr w:type="spellEnd"/>
+      <w:r>
+        <w:rPr>
+          <w:lang w:val="es-CL"/>
+        </w:rPr>
+        <w:t xml:space="preserve"> citados pueden consultarse en el historial del repositorio.</w:t>
       </w:r>
     </w:p>
     <w:p>
@@ -4233,21 +4826,35 @@
         <w:pStyle w:val="Ttulo11"/>
         <w:keepLines/>
         <w:spacing w:before="240"/>
-      </w:pPr>
-      <w:bookmarkStart w:id="113" w:name="_Toc900113"/>
-      <w:r>
+        <w:rPr>
+          <w:lang w:val="es-CL"/>
+        </w:rPr>
+      </w:pPr>
+      <w:bookmarkStart w:id="12" w:name="_Toc900113"/>
+      <w:r>
+        <w:rPr>
+          <w:lang w:val="es-CL"/>
+        </w:rPr>
+        <w:lastRenderedPageBreak/>
         <w:t>7. Bibliografía</w:t>
       </w:r>
-      <w:bookmarkEnd w:id="113"/>
+      <w:bookmarkEnd w:id="12"/>
     </w:p>
     <w:p>
       <w:pPr>
         <w:spacing w:after="160"/>
         <w:ind w:left="720" w:hanging="720"/>
-        <w:jc w:val="left"/>
-      </w:pPr>
-      <w:r>
-        <w:t xml:space="preserve">ChileCompra. (s. f.). </w:t>
+        <w:rPr>
+          <w:lang w:val="en-US"/>
+        </w:rPr>
+      </w:pPr>
+      <w:proofErr w:type="spellStart"/>
+      <w:r>
+        <w:t>ChileCompra</w:t>
+      </w:r>
+      <w:proofErr w:type="spellEnd"/>
+      <w:r>
+        <w:t xml:space="preserve">. (s. f.). </w:t>
       </w:r>
       <w:r>
         <w:rPr>
@@ -4256,17 +4863,15 @@
         <w:t>Datos abiertos del sistema de compras públicas</w:t>
       </w:r>
       <w:r>
-        <w:t>.</w:t>
-      </w:r>
-      <w:r>
-        <w:t xml:space="preserve"> </w:t>
-      </w:r>
-      <w:hyperlink r:id="rId44" w:history="1">
+        <w:t xml:space="preserve">. </w:t>
+      </w:r>
+      <w:hyperlink r:id="rId25" w:history="1">
         <w:r>
           <w:rPr>
             <w:rStyle w:val="Hipervnculo"/>
-          </w:rPr>
-          <w:t xml:space="preserve">https://datos-abiertos.chilecompra.cl/descargas</w:t>
+            <w:lang w:val="en-US"/>
+          </w:rPr>
+          <w:t>https://datos-abiertos.chilecompra.cl/descargas</w:t>
         </w:r>
       </w:hyperlink>
     </w:p>
@@ -4274,18 +4879,49 @@
       <w:pPr>
         <w:spacing w:after="160"/>
         <w:ind w:left="720" w:hanging="720"/>
-        <w:jc w:val="left"/>
-      </w:pPr>
-      <w:r>
-        <w:t xml:space="preserve">Cormen, T. H., Leiserson, C. E., Rivest, R. L., &amp; Stein, C. (2022). </w:t>
+        <w:rPr>
+          <w:lang w:val="en-US"/>
+        </w:rPr>
+      </w:pPr>
+      <w:proofErr w:type="spellStart"/>
+      <w:r>
+        <w:rPr>
+          <w:lang w:val="en-US"/>
+        </w:rPr>
+        <w:t>Cormen</w:t>
+      </w:r>
+      <w:proofErr w:type="spellEnd"/>
+      <w:r>
+        <w:rPr>
+          <w:lang w:val="en-US"/>
+        </w:rPr>
+        <w:t xml:space="preserve">, T. H., </w:t>
+      </w:r>
+      <w:proofErr w:type="spellStart"/>
+      <w:r>
+        <w:rPr>
+          <w:lang w:val="en-US"/>
+        </w:rPr>
+        <w:t>Leiserson</w:t>
+      </w:r>
+      <w:proofErr w:type="spellEnd"/>
+      <w:r>
+        <w:rPr>
+          <w:lang w:val="en-US"/>
+        </w:rPr>
+        <w:t xml:space="preserve">, C. E., Rivest, R. L., &amp; Stein, C. (2022). </w:t>
       </w:r>
       <w:r>
         <w:rPr>
           <w:i/>
+          <w:lang w:val="en-US"/>
         </w:rPr>
         <w:t>Introduction to algorithms</w:t>
       </w:r>
       <w:r>
+        <w:rPr>
+          <w:lang w:val="en-US"/>
+        </w:rPr>
         <w:t xml:space="preserve"> (4.ª ed.). MIT Press.</w:t>
       </w:r>
     </w:p>
@@ -4293,29 +4929,36 @@
       <w:pPr>
         <w:spacing w:after="160"/>
         <w:ind w:left="720" w:hanging="720"/>
-        <w:jc w:val="left"/>
-      </w:pPr>
-      <w:r>
+        <w:rPr>
+          <w:lang w:val="en-US"/>
+        </w:rPr>
+      </w:pPr>
+      <w:r>
+        <w:rPr>
+          <w:lang w:val="en-US"/>
+        </w:rPr>
         <w:t xml:space="preserve">Hunter, J. D. (2007). Matplotlib: A 2D graphics environment. </w:t>
       </w:r>
       <w:r>
         <w:rPr>
           <w:i/>
+          <w:lang w:val="en-US"/>
         </w:rPr>
         <w:t>Computing in Science &amp; Engineering, 9</w:t>
       </w:r>
       <w:r>
-        <w:t>(3), 90–95.</w:t>
-      </w:r>
-      <w:r>
-        <w:t xml:space="preserve"> </w:t>
-      </w:r>
-      <w:hyperlink r:id="rId45" w:history="1">
+        <w:rPr>
+          <w:lang w:val="en-US"/>
+        </w:rPr>
+        <w:t xml:space="preserve">(3), 90–95. </w:t>
+      </w:r>
+      <w:hyperlink r:id="rId26" w:history="1">
         <w:r>
           <w:rPr>
             <w:rStyle w:val="Hipervnculo"/>
-          </w:rPr>
-          <w:t xml:space="preserve">https://doi.org/10.1109/MCSE.2007.55</w:t>
+            <w:lang w:val="en-US"/>
+          </w:rPr>
+          <w:t>https://doi.org/10.1109/MCSE.2007.55</w:t>
         </w:r>
       </w:hyperlink>
     </w:p>
@@ -4323,37 +4966,69 @@
       <w:pPr>
         <w:spacing w:after="160"/>
         <w:ind w:left="720" w:hanging="720"/>
-        <w:jc w:val="left"/>
-      </w:pPr>
-      <w:r>
+        <w:rPr>
+          <w:lang w:val="en-US"/>
+        </w:rPr>
+      </w:pPr>
+      <w:r>
+        <w:rPr>
+          <w:lang w:val="en-US"/>
+        </w:rPr>
         <w:t xml:space="preserve">Lott, S. F., &amp; Phillips, D. (2021). </w:t>
       </w:r>
       <w:r>
         <w:rPr>
           <w:i/>
+          <w:lang w:val="en-US"/>
         </w:rPr>
         <w:t>Python object-oriented programming: Build robust and maintainable object-oriented Python applications and libraries</w:t>
       </w:r>
       <w:r>
-        <w:t xml:space="preserve"> (4.ª ed.). Packt Publishing.</w:t>
+        <w:rPr>
+          <w:lang w:val="en-US"/>
+        </w:rPr>
+        <w:t xml:space="preserve"> (4.ª ed.). </w:t>
+      </w:r>
+      <w:proofErr w:type="spellStart"/>
+      <w:r>
+        <w:rPr>
+          <w:lang w:val="en-US"/>
+        </w:rPr>
+        <w:t>Packt</w:t>
+      </w:r>
+      <w:proofErr w:type="spellEnd"/>
+      <w:r>
+        <w:rPr>
+          <w:lang w:val="en-US"/>
+        </w:rPr>
+        <w:t xml:space="preserve"> Publishing.</w:t>
       </w:r>
     </w:p>
     <w:p>
       <w:pPr>
         <w:spacing w:after="160"/>
         <w:ind w:left="720" w:hanging="720"/>
-        <w:jc w:val="left"/>
-      </w:pPr>
-      <w:r>
+        <w:rPr>
+          <w:lang w:val="en-US"/>
+        </w:rPr>
+      </w:pPr>
+      <w:r>
+        <w:rPr>
+          <w:lang w:val="en-US"/>
+        </w:rPr>
         <w:t xml:space="preserve">McKinney, W. (2022). </w:t>
       </w:r>
       <w:r>
         <w:rPr>
           <w:i/>
+          <w:lang w:val="en-US"/>
         </w:rPr>
         <w:t>Python for data analysis: Data wrangling with pandas, NumPy, and Jupyter</w:t>
       </w:r>
       <w:r>
+        <w:rPr>
+          <w:lang w:val="en-US"/>
+        </w:rPr>
         <w:t xml:space="preserve"> (3.ª ed.). O’Reilly Media.</w:t>
       </w:r>
     </w:p>
@@ -4361,29 +5036,45 @@
       <w:pPr>
         <w:spacing w:after="160"/>
         <w:ind w:left="720" w:hanging="720"/>
-        <w:jc w:val="left"/>
-      </w:pPr>
-      <w:r>
+        <w:rPr>
+          <w:lang w:val="en-US"/>
+        </w:rPr>
+      </w:pPr>
+      <w:r>
+        <w:rPr>
+          <w:lang w:val="en-US"/>
+        </w:rPr>
         <w:t xml:space="preserve">Python Software Foundation. (s. f.-a). </w:t>
       </w:r>
+      <w:proofErr w:type="spellStart"/>
       <w:r>
         <w:rPr>
           <w:i/>
-        </w:rPr>
-        <w:t>timeit — Measure execution time of small code snippets</w:t>
-      </w:r>
-      <w:r>
-        <w:t>. Python 3 documentation.</w:t>
-      </w:r>
-      <w:r>
-        <w:t xml:space="preserve"> </w:t>
-      </w:r>
-      <w:hyperlink r:id="rId46" w:history="1">
+          <w:lang w:val="en-US"/>
+        </w:rPr>
+        <w:t>timeit</w:t>
+      </w:r>
+      <w:proofErr w:type="spellEnd"/>
+      <w:r>
+        <w:rPr>
+          <w:i/>
+          <w:lang w:val="en-US"/>
+        </w:rPr>
+        <w:t xml:space="preserve"> — Measure execution time of small code snippets</w:t>
+      </w:r>
+      <w:r>
+        <w:rPr>
+          <w:lang w:val="en-US"/>
+        </w:rPr>
+        <w:t xml:space="preserve">. Python 3 documentation. </w:t>
+      </w:r>
+      <w:hyperlink r:id="rId27" w:history="1">
         <w:r>
           <w:rPr>
             <w:rStyle w:val="Hipervnculo"/>
-          </w:rPr>
-          <w:t xml:space="preserve">https://docs.python.org/3/library/timeit.html</w:t>
+            <w:lang w:val="en-US"/>
+          </w:rPr>
+          <w:t>https://docs.python.org/3/library/timeit.html</w:t>
         </w:r>
       </w:hyperlink>
     </w:p>
@@ -4391,29 +5082,45 @@
       <w:pPr>
         <w:spacing w:after="160"/>
         <w:ind w:left="720" w:hanging="720"/>
-        <w:jc w:val="left"/>
-      </w:pPr>
-      <w:r>
+        <w:rPr>
+          <w:lang w:val="en-US"/>
+        </w:rPr>
+      </w:pPr>
+      <w:r>
+        <w:rPr>
+          <w:lang w:val="en-US"/>
+        </w:rPr>
         <w:t xml:space="preserve">Python Software Foundation. (s. f.-b). </w:t>
       </w:r>
+      <w:proofErr w:type="spellStart"/>
       <w:r>
         <w:rPr>
           <w:i/>
-        </w:rPr>
-        <w:t>tracemalloc — Trace memory allocations</w:t>
-      </w:r>
-      <w:r>
-        <w:t>. Python 3 documentation.</w:t>
-      </w:r>
-      <w:r>
-        <w:t xml:space="preserve"> </w:t>
-      </w:r>
-      <w:hyperlink r:id="rId47" w:history="1">
+          <w:lang w:val="en-US"/>
+        </w:rPr>
+        <w:t>tracemalloc</w:t>
+      </w:r>
+      <w:proofErr w:type="spellEnd"/>
+      <w:r>
+        <w:rPr>
+          <w:i/>
+          <w:lang w:val="en-US"/>
+        </w:rPr>
+        <w:t xml:space="preserve"> — Trace memory allocations</w:t>
+      </w:r>
+      <w:r>
+        <w:rPr>
+          <w:lang w:val="en-US"/>
+        </w:rPr>
+        <w:t xml:space="preserve">. Python 3 documentation. </w:t>
+      </w:r>
+      <w:hyperlink r:id="rId28" w:history="1">
         <w:r>
           <w:rPr>
             <w:rStyle w:val="Hipervnculo"/>
-          </w:rPr>
-          <w:t xml:space="preserve">https://docs.python.org/3/library/tracemalloc.html</w:t>
+            <w:lang w:val="en-US"/>
+          </w:rPr>
+          <w:t>https://docs.python.org/3/library/tracemalloc.html</w:t>
         </w:r>
       </w:hyperlink>
     </w:p>
@@ -4421,29 +5128,45 @@
       <w:pPr>
         <w:spacing w:after="160"/>
         <w:ind w:left="720" w:hanging="720"/>
-        <w:jc w:val="left"/>
-      </w:pPr>
-      <w:r>
+        <w:rPr>
+          <w:lang w:val="en-US"/>
+        </w:rPr>
+      </w:pPr>
+      <w:r>
+        <w:rPr>
+          <w:lang w:val="en-US"/>
+        </w:rPr>
         <w:t xml:space="preserve">Python Software Foundation. (s. f.-c). </w:t>
       </w:r>
+      <w:proofErr w:type="spellStart"/>
       <w:r>
         <w:rPr>
           <w:i/>
-        </w:rPr>
-        <w:t>abc — Abstract base classes</w:t>
-      </w:r>
-      <w:r>
-        <w:t>. Python 3 documentation.</w:t>
-      </w:r>
-      <w:r>
-        <w:t xml:space="preserve"> </w:t>
-      </w:r>
-      <w:hyperlink r:id="rId48" w:history="1">
+          <w:lang w:val="en-US"/>
+        </w:rPr>
+        <w:t>abc</w:t>
+      </w:r>
+      <w:proofErr w:type="spellEnd"/>
+      <w:r>
+        <w:rPr>
+          <w:i/>
+          <w:lang w:val="en-US"/>
+        </w:rPr>
+        <w:t xml:space="preserve"> — Abstract base classes</w:t>
+      </w:r>
+      <w:r>
+        <w:rPr>
+          <w:lang w:val="en-US"/>
+        </w:rPr>
+        <w:t xml:space="preserve">. Python 3 documentation. </w:t>
+      </w:r>
+      <w:hyperlink r:id="rId29" w:history="1">
         <w:r>
           <w:rPr>
             <w:rStyle w:val="Hipervnculo"/>
-          </w:rPr>
-          <w:t xml:space="preserve">https://docs.python.org/3/library/abc.html</w:t>
+            <w:lang w:val="en-US"/>
+          </w:rPr>
+          <w:t>https://docs.python.org/3/library/abc.html</w:t>
         </w:r>
       </w:hyperlink>
     </w:p>
@@ -4451,29 +5174,73 @@
       <w:pPr>
         <w:spacing w:after="160"/>
         <w:ind w:left="720" w:hanging="720"/>
-        <w:jc w:val="left"/>
-      </w:pPr>
-      <w:r>
-        <w:t xml:space="preserve">Samuel, S., &amp; Mietchen, D. (2024). Computational reproducibility of Jupyter notebooks from biomedical publications. </w:t>
-      </w:r>
+        <w:rPr>
+          <w:lang w:val="en-US"/>
+        </w:rPr>
+      </w:pPr>
+      <w:r>
+        <w:rPr>
+          <w:lang w:val="en-US"/>
+        </w:rPr>
+        <w:t xml:space="preserve">Samuel, S., &amp; </w:t>
+      </w:r>
+      <w:proofErr w:type="spellStart"/>
+      <w:r>
+        <w:rPr>
+          <w:lang w:val="en-US"/>
+        </w:rPr>
+        <w:t>Mietchen</w:t>
+      </w:r>
+      <w:proofErr w:type="spellEnd"/>
+      <w:r>
+        <w:rPr>
+          <w:lang w:val="en-US"/>
+        </w:rPr>
+        <w:t xml:space="preserve">, D. (2024). Computational reproducibility of Jupyter notebooks from biomedical publications. </w:t>
+      </w:r>
+      <w:proofErr w:type="spellStart"/>
       <w:r>
         <w:rPr>
           <w:i/>
-        </w:rPr>
-        <w:t>GigaScience, 13</w:t>
-      </w:r>
-      <w:r>
-        <w:t>, Artículo giad113.</w:t>
-      </w:r>
-      <w:r>
-        <w:t xml:space="preserve"> </w:t>
-      </w:r>
-      <w:hyperlink r:id="rId49" w:history="1">
+          <w:lang w:val="en-US"/>
+        </w:rPr>
+        <w:t>GigaScience</w:t>
+      </w:r>
+      <w:proofErr w:type="spellEnd"/>
+      <w:r>
+        <w:rPr>
+          <w:i/>
+          <w:lang w:val="en-US"/>
+        </w:rPr>
+        <w:t>, 13</w:t>
+      </w:r>
+      <w:r>
+        <w:rPr>
+          <w:lang w:val="en-US"/>
+        </w:rPr>
+        <w:t xml:space="preserve">, </w:t>
+      </w:r>
+      <w:proofErr w:type="spellStart"/>
+      <w:r>
+        <w:rPr>
+          <w:lang w:val="en-US"/>
+        </w:rPr>
+        <w:t>Artículo</w:t>
+      </w:r>
+      <w:proofErr w:type="spellEnd"/>
+      <w:r>
+        <w:rPr>
+          <w:lang w:val="en-US"/>
+        </w:rPr>
+        <w:t xml:space="preserve"> giad113. </w:t>
+      </w:r>
+      <w:hyperlink r:id="rId30" w:history="1">
         <w:r>
           <w:rPr>
             <w:rStyle w:val="Hipervnculo"/>
-          </w:rPr>
-          <w:t xml:space="preserve">https://doi.org/10.1093/gigascience/giad113</w:t>
+            <w:lang w:val="en-US"/>
+          </w:rPr>
+          <w:t>https://doi.org/10.1093/gigascience/giad113</w:t>
         </w:r>
       </w:hyperlink>
     </w:p>
@@ -4481,29 +5248,64 @@
       <w:pPr>
         <w:spacing w:after="160"/>
         <w:ind w:left="720" w:hanging="720"/>
-        <w:jc w:val="left"/>
-      </w:pPr>
-      <w:r>
-        <w:t xml:space="preserve">The pandas development team. (s. f.-a). </w:t>
-      </w:r>
+      </w:pPr>
+      <w:r>
+        <w:rPr>
+          <w:lang w:val="en-US"/>
+        </w:rPr>
+        <w:t xml:space="preserve">The </w:t>
+      </w:r>
+      <w:proofErr w:type="gramStart"/>
+      <w:r>
+        <w:rPr>
+          <w:lang w:val="en-US"/>
+        </w:rPr>
+        <w:t>pandas</w:t>
+      </w:r>
+      <w:proofErr w:type="gramEnd"/>
+      <w:r>
+        <w:rPr>
+          <w:lang w:val="en-US"/>
+        </w:rPr>
+        <w:t xml:space="preserve"> development team. (s. f.-a). </w:t>
+      </w:r>
+      <w:proofErr w:type="spellStart"/>
+      <w:proofErr w:type="gramStart"/>
       <w:r>
         <w:rPr>
           <w:i/>
+          <w:lang w:val="en-US"/>
         </w:rPr>
         <w:t>pandas.DataFrame.groupby</w:t>
       </w:r>
-      <w:r>
-        <w:t>. pandas documentation.</w:t>
-      </w:r>
-      <w:r>
-        <w:t xml:space="preserve"> </w:t>
-      </w:r>
-      <w:hyperlink r:id="rId50" w:history="1">
+      <w:proofErr w:type="spellEnd"/>
+      <w:proofErr w:type="gramEnd"/>
+      <w:r>
+        <w:rPr>
+          <w:lang w:val="en-US"/>
+        </w:rPr>
+        <w:t xml:space="preserve">. </w:t>
+      </w:r>
+      <w:proofErr w:type="gramStart"/>
+      <w:r>
+        <w:rPr>
+          <w:lang w:val="en-US"/>
+        </w:rPr>
+        <w:t>pandas</w:t>
+      </w:r>
+      <w:proofErr w:type="gramEnd"/>
+      <w:r>
+        <w:rPr>
+          <w:lang w:val="en-US"/>
+        </w:rPr>
+        <w:t xml:space="preserve"> documentation. </w:t>
+      </w:r>
+      <w:hyperlink r:id="rId31" w:history="1">
         <w:r>
           <w:rPr>
             <w:rStyle w:val="Hipervnculo"/>
           </w:rPr>
-          <w:t xml:space="preserve">https://pandas.pydata.org/docs/reference/api/pandas.DataFrame.groupby.html</w:t>
+          <w:t>https://pandas.pydata.org/docs/reference/api/pandas.DataFrame.groupby.html</w:t>
         </w:r>
       </w:hyperlink>
     </w:p>
@@ -4511,29 +5313,71 @@
       <w:pPr>
         <w:spacing w:after="160"/>
         <w:ind w:left="720" w:hanging="720"/>
-        <w:jc w:val="left"/>
-      </w:pPr>
-      <w:r>
-        <w:t xml:space="preserve">The pandas development team. (s. f.-b). </w:t>
-      </w:r>
+      </w:pPr>
+      <w:r>
+        <w:rPr>
+          <w:lang w:val="en-US"/>
+        </w:rPr>
+        <w:t xml:space="preserve">The </w:t>
+      </w:r>
+      <w:proofErr w:type="gramStart"/>
+      <w:r>
+        <w:rPr>
+          <w:lang w:val="en-US"/>
+        </w:rPr>
+        <w:t>pandas</w:t>
+      </w:r>
+      <w:proofErr w:type="gramEnd"/>
+      <w:r>
+        <w:rPr>
+          <w:lang w:val="en-US"/>
+        </w:rPr>
+        <w:t xml:space="preserve"> development team. (s. f.-b). </w:t>
+      </w:r>
+      <w:proofErr w:type="spellStart"/>
+      <w:proofErr w:type="gramStart"/>
       <w:r>
         <w:rPr>
           <w:i/>
-        </w:rPr>
-        <w:t>pandas.read_csv</w:t>
-      </w:r>
-      <w:r>
-        <w:t>. pandas documentation.</w:t>
-      </w:r>
-      <w:r>
-        <w:t xml:space="preserve"> </w:t>
-      </w:r>
-      <w:hyperlink r:id="rId51" w:history="1">
+          <w:lang w:val="en-US"/>
+        </w:rPr>
+        <w:t>pandas.read</w:t>
+      </w:r>
+      <w:proofErr w:type="gramEnd"/>
+      <w:r>
+        <w:rPr>
+          <w:i/>
+          <w:lang w:val="en-US"/>
+        </w:rPr>
+        <w:t>_csv</w:t>
+      </w:r>
+      <w:proofErr w:type="spellEnd"/>
+      <w:r>
+        <w:rPr>
+          <w:lang w:val="en-US"/>
+        </w:rPr>
+        <w:t xml:space="preserve">. </w:t>
+      </w:r>
+      <w:proofErr w:type="gramStart"/>
+      <w:r>
+        <w:rPr>
+          <w:lang w:val="en-US"/>
+        </w:rPr>
+        <w:t>pandas</w:t>
+      </w:r>
+      <w:proofErr w:type="gramEnd"/>
+      <w:r>
+        <w:rPr>
+          <w:lang w:val="en-US"/>
+        </w:rPr>
+        <w:t xml:space="preserve"> documentation. </w:t>
+      </w:r>
+      <w:hyperlink r:id="rId32" w:history="1">
         <w:r>
           <w:rPr>
             <w:rStyle w:val="Hipervnculo"/>
           </w:rPr>
-          <w:t xml:space="preserve">https://pandas.pydata.org/docs/reference/api/pandas.read_csv.html</w:t>
+          <w:t>https://pandas.pydata.org/docs/reference/api/pandas.read_csv.html</w:t>
         </w:r>
       </w:hyperlink>
     </w:p>
@@ -4541,7 +5385,6 @@
       <w:pPr>
         <w:spacing w:after="160"/>
         <w:ind w:left="720" w:hanging="720"/>
-        <w:jc w:val="left"/>
       </w:pPr>
       <w:r>
         <w:t xml:space="preserve">Universidad Andrés Bello. (2026a). </w:t>
@@ -4553,14 +5396,24 @@
         <w:t>Fase 4: Presentación y comunicación del proyecto</w:t>
       </w:r>
       <w:r>
-        <w:t xml:space="preserve"> [Material del curso MCDI500]. Canvas UNAB.</w:t>
+        <w:t xml:space="preserve"> [Material del curso MCDI500]. </w:t>
+      </w:r>
+      <w:proofErr w:type="spellStart"/>
+      <w:r>
+        <w:t>Canvas</w:t>
+      </w:r>
+      <w:proofErr w:type="spellEnd"/>
+      <w:r>
+        <w:t xml:space="preserve"> UNAB.</w:t>
       </w:r>
     </w:p>
     <w:p>
       <w:pPr>
         <w:spacing w:after="160"/>
         <w:ind w:left="720" w:hanging="720"/>
-        <w:jc w:val="left"/>
+        <w:rPr>
+          <w:lang w:val="en-US"/>
+        </w:rPr>
       </w:pPr>
       <w:r>
         <w:t xml:space="preserve">Universidad Andrés Bello. (2026b). </w:t>
@@ -4572,46 +5425,71 @@
         <w:t>Sumativa 3: Proyecto final integrador Fase 4 – Análisis, reproducibilidad y comunicación de resultados</w:t>
       </w:r>
       <w:r>
-        <w:t xml:space="preserve"> [Pauta y rúbrica del curso MCDI500]. Canvas UNAB.</w:t>
+        <w:t xml:space="preserve"> [Pauta y rúbrica del curso MCDI500]. </w:t>
+      </w:r>
+      <w:r>
+        <w:rPr>
+          <w:lang w:val="en-US"/>
+        </w:rPr>
+        <w:t>Canvas UNAB.</w:t>
       </w:r>
     </w:p>
     <w:p>
       <w:pPr>
         <w:spacing w:after="160"/>
         <w:ind w:left="720" w:hanging="720"/>
-        <w:jc w:val="left"/>
-      </w:pPr>
-      <w:r>
+      </w:pPr>
+      <w:r>
+        <w:rPr>
+          <w:lang w:val="en-US"/>
+        </w:rPr>
         <w:t xml:space="preserve">Waskom, M. L. (2021). seaborn: Statistical data visualization. </w:t>
       </w:r>
       <w:r>
         <w:rPr>
           <w:i/>
-        </w:rPr>
-        <w:t>Journal of Open Source Software, 6</w:t>
-      </w:r>
-      <w:r>
-        <w:t>(60), 3021.</w:t>
-      </w:r>
-      <w:r>
-        <w:t xml:space="preserve"> </w:t>
-      </w:r>
-      <w:hyperlink r:id="rId52" w:history="1">
+          <w:lang w:val="en-US"/>
+        </w:rPr>
+        <w:t xml:space="preserve">Journal of </w:t>
+      </w:r>
+      <w:proofErr w:type="gramStart"/>
+      <w:r>
+        <w:rPr>
+          <w:i/>
+          <w:lang w:val="en-US"/>
+        </w:rPr>
+        <w:t>Open Source</w:t>
+      </w:r>
+      <w:proofErr w:type="gramEnd"/>
+      <w:r>
+        <w:rPr>
+          <w:i/>
+          <w:lang w:val="en-US"/>
+        </w:rPr>
+        <w:t xml:space="preserve"> Software, 6</w:t>
+      </w:r>
+      <w:r>
+        <w:rPr>
+          <w:lang w:val="en-US"/>
+        </w:rPr>
+        <w:t xml:space="preserve">(60), 3021. </w:t>
+      </w:r>
+      <w:hyperlink r:id="rId33" w:history="1">
         <w:r>
           <w:rPr>
             <w:rStyle w:val="Hipervnculo"/>
           </w:rPr>
-          <w:t xml:space="preserve">https://doi.org/10.21105/joss.03021</w:t>
+          <w:t>https://doi.org/10.21105/joss.03021</w:t>
         </w:r>
       </w:hyperlink>
     </w:p>
     <w:sectPr>
-      <w:headerReference w:type="even" r:id="rId33"/>
-      <w:headerReference w:type="default" r:id="rId34"/>
-      <w:footerReference w:type="even" r:id="rId35"/>
-      <w:footerReference w:type="default" r:id="rId36"/>
-      <w:headerReference w:type="first" r:id="rId37"/>
-      <w:footerReference w:type="first" r:id="rId38"/>
+      <w:headerReference w:type="even" r:id="rId34"/>
+      <w:headerReference w:type="default" r:id="rId35"/>
+      <w:footerReference w:type="even" r:id="rId36"/>
+      <w:footerReference w:type="default" r:id="rId37"/>
+      <w:headerReference w:type="first" r:id="rId38"/>
+      <w:footerReference w:type="first" r:id="rId39"/>
       <w:pgSz w:w="12240" w:h="15840"/>
       <w:pgMar w:top="1152" w:right="1152" w:bottom="1296" w:left="1152" w:header="432" w:footer="576" w:gutter="0"/>
       <w:cols w:space="720"/>
@@ -4994,7 +5872,7 @@
                     </wps:wsp>
                     <pic:pic xmlns:pic="http://schemas.openxmlformats.org/drawingml/2006/picture">
                       <pic:nvPicPr>
-                        <pic:cNvPr id="14" name="Image 14"/>
+                        <pic:cNvPr id="1675231486" name="Image 14"/>
                         <pic:cNvPicPr/>
                       </pic:nvPicPr>
                       <pic:blipFill>
@@ -5350,6 +6228,63 @@
     </w:lvl>
   </w:abstractNum>
   <w:abstractNum w:abstractNumId="1" w15:restartNumberingAfterBreak="0">
+    <w:nsid w:val="0CC33A4B"/>
+    <w:multiLevelType w:val="hybridMultilevel"/>
+    <w:tmpl w:val="43188014"/>
+    <w:lvl w:ilvl="0" w:tplc="E3C0D450">
+      <w:start w:val="1"/>
+      <w:numFmt w:val="bullet"/>
+      <w:lvlText w:val="•"/>
+      <w:lvlJc w:val="left"/>
+      <w:pPr>
+        <w:ind w:left="357" w:hanging="357"/>
+      </w:pPr>
+      <w:rPr>
+        <w:rFonts w:ascii="Arial" w:hAnsi="Arial"/>
+      </w:rPr>
+    </w:lvl>
+    <w:lvl w:ilvl="1" w:tplc="A55667C6">
+      <w:numFmt w:val="decimal"/>
+      <w:lvlText w:val=""/>
+      <w:lvlJc w:val="left"/>
+    </w:lvl>
+    <w:lvl w:ilvl="2" w:tplc="75500CAC">
+      <w:numFmt w:val="decimal"/>
+      <w:lvlText w:val=""/>
+      <w:lvlJc w:val="left"/>
+    </w:lvl>
+    <w:lvl w:ilvl="3" w:tplc="6352BF6A">
+      <w:numFmt w:val="decimal"/>
+      <w:lvlText w:val=""/>
+      <w:lvlJc w:val="left"/>
+    </w:lvl>
+    <w:lvl w:ilvl="4" w:tplc="C58AF496">
+      <w:numFmt w:val="decimal"/>
+      <w:lvlText w:val=""/>
+      <w:lvlJc w:val="left"/>
+    </w:lvl>
+    <w:lvl w:ilvl="5" w:tplc="E6AC10FE">
+      <w:numFmt w:val="decimal"/>
+      <w:lvlText w:val=""/>
+      <w:lvlJc w:val="left"/>
+    </w:lvl>
+    <w:lvl w:ilvl="6" w:tplc="5DA8516E">
+      <w:numFmt w:val="decimal"/>
+      <w:lvlText w:val=""/>
+      <w:lvlJc w:val="left"/>
+    </w:lvl>
+    <w:lvl w:ilvl="7" w:tplc="5BDC8752">
+      <w:numFmt w:val="decimal"/>
+      <w:lvlText w:val=""/>
+      <w:lvlJc w:val="left"/>
+    </w:lvl>
+    <w:lvl w:ilvl="8" w:tplc="D74AB8D2">
+      <w:numFmt w:val="decimal"/>
+      <w:lvlText w:val=""/>
+      <w:lvlJc w:val="left"/>
+    </w:lvl>
+  </w:abstractNum>
+  <w:abstractNum w:abstractNumId="2" w15:restartNumberingAfterBreak="0">
     <w:nsid w:val="116E5B54"/>
     <w:multiLevelType w:val="hybridMultilevel"/>
     <w:tmpl w:val="A3B278C8"/>
@@ -5441,7 +6376,7 @@
       </w:pPr>
     </w:lvl>
   </w:abstractNum>
-  <w:abstractNum w:abstractNumId="2" w15:restartNumberingAfterBreak="0">
+  <w:abstractNum w:abstractNumId="3" w15:restartNumberingAfterBreak="0">
     <w:nsid w:val="25317EF4"/>
     <w:multiLevelType w:val="hybridMultilevel"/>
     <w:tmpl w:val="E1F63A20"/>
@@ -5564,7 +6499,7 @@
       </w:rPr>
     </w:lvl>
   </w:abstractNum>
-  <w:abstractNum w:abstractNumId="3" w15:restartNumberingAfterBreak="0">
+  <w:abstractNum w:abstractNumId="4" w15:restartNumberingAfterBreak="0">
     <w:nsid w:val="2C090DB3"/>
     <w:multiLevelType w:val="hybridMultilevel"/>
     <w:tmpl w:val="901ACB7A"/>
@@ -5654,7 +6589,7 @@
       </w:pPr>
     </w:lvl>
   </w:abstractNum>
-  <w:abstractNum w:abstractNumId="4" w15:restartNumberingAfterBreak="0">
+  <w:abstractNum w:abstractNumId="5" w15:restartNumberingAfterBreak="0">
     <w:nsid w:val="44D03387"/>
     <w:multiLevelType w:val="hybridMultilevel"/>
     <w:tmpl w:val="84563E42"/>
@@ -5745,7 +6680,7 @@
       </w:pPr>
     </w:lvl>
   </w:abstractNum>
-  <w:abstractNum w:abstractNumId="5" w15:restartNumberingAfterBreak="0">
+  <w:abstractNum w:abstractNumId="6" w15:restartNumberingAfterBreak="0">
     <w:nsid w:val="4CE53233"/>
     <w:multiLevelType w:val="hybridMultilevel"/>
     <w:tmpl w:val="78A4D17C"/>
@@ -5835,7 +6770,7 @@
       </w:pPr>
     </w:lvl>
   </w:abstractNum>
-  <w:abstractNum w:abstractNumId="6" w15:restartNumberingAfterBreak="0">
+  <w:abstractNum w:abstractNumId="7" w15:restartNumberingAfterBreak="0">
     <w:nsid w:val="62385089"/>
     <w:multiLevelType w:val="hybridMultilevel"/>
     <w:tmpl w:val="E3AE1850"/>
@@ -5924,7 +6859,7 @@
       </w:pPr>
     </w:lvl>
   </w:abstractNum>
-  <w:abstractNum w:abstractNumId="7" w15:restartNumberingAfterBreak="0">
+  <w:abstractNum w:abstractNumId="8" w15:restartNumberingAfterBreak="0">
     <w:nsid w:val="7B426CE0"/>
     <w:multiLevelType w:val="hybridMultilevel"/>
     <w:tmpl w:val="13FC1F1E"/>
@@ -6010,29 +6945,14 @@
       </w:pPr>
     </w:lvl>
   </w:abstractNum>
-  <w:abstractNum w:abstractNumId="90">
-    <w:multiLevelType w:val="hybridMultilevel"/>
-    <w:lvl w:ilvl="0">
-      <w:start w:val="1"/>
-      <w:numFmt w:val="bullet"/>
-      <w:lvlText w:val="•"/>
-      <w:lvlJc w:val="left"/>
-      <w:pPr>
-        <w:ind w:left="357" w:hanging="357"/>
-      </w:pPr>
-      <w:rPr>
-        <w:rFonts w:ascii="Arial" w:hAnsi="Arial"/>
-      </w:rPr>
-    </w:lvl>
-  </w:abstractNum>
   <w:num w:numId="1" w16cid:durableId="1792236605">
-    <w:abstractNumId w:val="2"/>
+    <w:abstractNumId w:val="3"/>
   </w:num>
   <w:num w:numId="2" w16cid:durableId="1182664394">
     <w:abstractNumId w:val="0"/>
   </w:num>
   <w:num w:numId="3" w16cid:durableId="25719447">
-    <w:abstractNumId w:val="5"/>
+    <w:abstractNumId w:val="6"/>
     <w:lvlOverride w:ilvl="0">
       <w:startOverride w:val="1"/>
     </w:lvlOverride>
@@ -6062,22 +6982,22 @@
     </w:lvlOverride>
   </w:num>
   <w:num w:numId="4" w16cid:durableId="1739790130">
-    <w:abstractNumId w:val="3"/>
+    <w:abstractNumId w:val="4"/>
   </w:num>
   <w:num w:numId="5" w16cid:durableId="114713531">
-    <w:abstractNumId w:val="4"/>
+    <w:abstractNumId w:val="5"/>
   </w:num>
   <w:num w:numId="6" w16cid:durableId="1514028092">
+    <w:abstractNumId w:val="8"/>
+  </w:num>
+  <w:num w:numId="7" w16cid:durableId="701251958">
+    <w:abstractNumId w:val="2"/>
+  </w:num>
+  <w:num w:numId="8" w16cid:durableId="92289541">
     <w:abstractNumId w:val="7"/>
   </w:num>
-  <w:num w:numId="7" w16cid:durableId="701251958">
+  <w:num w:numId="9" w16cid:durableId="332991927">
     <w:abstractNumId w:val="1"/>
-  </w:num>
-  <w:num w:numId="8" w16cid:durableId="92289541">
-    <w:abstractNumId w:val="6"/>
-  </w:num>
-  <w:num w:numId="90">
-    <w:abstractNumId w:val="90"/>
   </w:num>
 </w:numbering>
 </file>
@@ -6533,7 +7453,6 @@
   <w:style w:type="character" w:default="1" w:styleId="Fuentedeprrafopredeter">
     <w:name w:val="Default Paragraph Font"/>
     <w:uiPriority w:val="1"/>
-    <w:semiHidden/>
     <w:unhideWhenUsed/>
   </w:style>
   <w:style w:type="table" w:default="1" w:styleId="Tablanormal">
@@ -7201,10 +8120,6 @@
 </file>
 
 <file path=customXml/item1.xml><?xml version="1.0" encoding="utf-8"?>
-<b:Sources xmlns:b="http://schemas.openxmlformats.org/officeDocument/2006/bibliography" xmlns="http://schemas.openxmlformats.org/officeDocument/2006/bibliography" SelectedStyle="\APASixthEditionOfficeOnline.xsl" StyleName="APA" Version="6"/>
-</file>
-
-<file path=customXml/item2.xml><?xml version="1.0" encoding="utf-8"?>
 <p:properties xmlns:p="http://schemas.microsoft.com/office/2006/metadata/properties" xmlns:xsi="http://www.w3.org/2001/XMLSchema-instance" xmlns:pc="http://schemas.microsoft.com/office/infopath/2007/PartnerControls">
   <documentManagement>
     <_ApprovalAssignedTo xmlns="0a2fff00-f002-44e7-b50c-b90cb65110b9">
@@ -7231,6 +8146,15 @@
     </_ApprovalSentBy>
   </documentManagement>
 </p:properties>
+</file>
+
+<file path=customXml/item2.xml><?xml version="1.0" encoding="utf-8"?>
+<?mso-contentType ?>
+<FormTemplates xmlns="http://schemas.microsoft.com/sharepoint/v3/contenttype/forms">
+  <Display>DocumentLibraryForm</Display>
+  <Edit>DocumentLibraryForm</Edit>
+  <New>DocumentLibraryForm</New>
+</FormTemplates>
 </file>
 
 <file path=customXml/item3.xml><?xml version="1.0" encoding="utf-8"?>
@@ -7438,28 +8362,23 @@
 </file>
 
 <file path=customXml/item4.xml><?xml version="1.0" encoding="utf-8"?>
-<?mso-contentType ?>
-<FormTemplates xmlns="http://schemas.microsoft.com/sharepoint/v3/contenttype/forms">
-  <Display>DocumentLibraryForm</Display>
-  <Edit>DocumentLibraryForm</Edit>
-  <New>DocumentLibraryForm</New>
-</FormTemplates>
+<b:Sources xmlns:b="http://schemas.openxmlformats.org/officeDocument/2006/bibliography" xmlns="http://schemas.openxmlformats.org/officeDocument/2006/bibliography" SelectedStyle="\APASixthEditionOfficeOnline.xsl" StyleName="APA" Version="6"/>
 </file>
 
 <file path=customXml/itemProps1.xml><?xml version="1.0" encoding="utf-8"?>
-<ds:datastoreItem xmlns:ds="http://schemas.openxmlformats.org/officeDocument/2006/customXml" ds:itemID="{FACB83BB-458E-4CCB-91D7-35CFBA93934D}">
+<ds:datastoreItem xmlns:ds="http://schemas.openxmlformats.org/officeDocument/2006/customXml" ds:itemID="{662F60C8-4BC5-4139-BE63-6954D22D77BD}">
   <ds:schemaRefs>
-    <ds:schemaRef ds:uri="http://schemas.openxmlformats.org/officeDocument/2006/bibliography"/>
+    <ds:schemaRef ds:uri="http://schemas.microsoft.com/office/2006/metadata/properties"/>
+    <ds:schemaRef ds:uri="http://schemas.microsoft.com/office/infopath/2007/PartnerControls"/>
+    <ds:schemaRef ds:uri="0a2fff00-f002-44e7-b50c-b90cb65110b9"/>
   </ds:schemaRefs>
 </ds:datastoreItem>
 </file>
 
 <file path=customXml/itemProps2.xml><?xml version="1.0" encoding="utf-8"?>
-<ds:datastoreItem xmlns:ds="http://schemas.openxmlformats.org/officeDocument/2006/customXml" ds:itemID="{662F60C8-4BC5-4139-BE63-6954D22D77BD}">
+<ds:datastoreItem xmlns:ds="http://schemas.openxmlformats.org/officeDocument/2006/customXml" ds:itemID="{084C26D9-49C9-4ADB-A387-DA6079798921}">
   <ds:schemaRefs>
-    <ds:schemaRef ds:uri="http://schemas.microsoft.com/office/2006/metadata/properties"/>
-    <ds:schemaRef ds:uri="http://schemas.microsoft.com/office/infopath/2007/PartnerControls"/>
-    <ds:schemaRef ds:uri="0a2fff00-f002-44e7-b50c-b90cb65110b9"/>
+    <ds:schemaRef ds:uri="http://schemas.microsoft.com/sharepoint/v3/contenttype/forms"/>
   </ds:schemaRefs>
 </ds:datastoreItem>
 </file>
@@ -7483,9 +8402,9 @@
 </file>
 
 <file path=customXml/itemProps4.xml><?xml version="1.0" encoding="utf-8"?>
-<ds:datastoreItem xmlns:ds="http://schemas.openxmlformats.org/officeDocument/2006/customXml" ds:itemID="{084C26D9-49C9-4ADB-A387-DA6079798921}">
+<ds:datastoreItem xmlns:ds="http://schemas.openxmlformats.org/officeDocument/2006/customXml" ds:itemID="{FACB83BB-458E-4CCB-91D7-35CFBA93934D}">
   <ds:schemaRefs>
-    <ds:schemaRef ds:uri="http://schemas.microsoft.com/sharepoint/v3/contenttype/forms"/>
+    <ds:schemaRef ds:uri="http://schemas.openxmlformats.org/officeDocument/2006/bibliography"/>
   </ds:schemaRefs>
 </ds:datastoreItem>
 </file>